--- a/药衡智析_增量源码交接/public_source_candidate/07_交付/delivery_20260921/六味地黄胶囊_2026-06.docx
+++ b/药衡智析_增量源码交接/public_source_candidate/07_交付/delivery_20260921/六味地黄胶囊_2026-06.docx
@@ -135,7 +135,7 @@
         <ns0:keepLines/>
         <ns0:pageBreakBefore ns0:val="0"/>
         <ns0:widowControl/>
-        <ns0:spacing ns0:after="0" ns0:line="240" ns0:lineRule="auto" ns0:before="0"/>
+        <ns0:spacing ns0:after="20" ns0:line="312" ns0:lineRule="auto" ns0:before="20"/>
         <ns0:ind ns0:firstLine="420"/>
         <ns0:jc ns0:val="left"/>
         <ns0:wordWrap ns0:val="0"/>
@@ -145,9 +145,9 @@
           <ns0:rFonts ns0:ascii="Noto Sans SC" ns0:hAnsi="Noto Sans SC" ns0:eastAsia="Noto Sans SC"/>
           <ns0:b ns0:val="0"/>
           <ns0:color ns0:val="202D33"/>
-          <ns0:sz ns0:val="18"/>
+          <ns0:sz ns0:val="21"/>
         </ns0:rPr>
-        <ns0:t xml:space="preserve">　一、基本信息　·　第1页</ns0:t>
+        <ns0:t xml:space="preserve">　一、封面与基本信息</ns0:t>
       </ns0:r>
     </ns0:p>
     <ns0:p>
@@ -156,7 +156,7 @@
         <ns0:keepLines/>
         <ns0:pageBreakBefore ns0:val="0"/>
         <ns0:widowControl/>
-        <ns0:spacing ns0:after="0" ns0:line="240" ns0:lineRule="auto" ns0:before="0"/>
+        <ns0:spacing ns0:after="20" ns0:line="312" ns0:lineRule="auto" ns0:before="20"/>
         <ns0:ind ns0:firstLine="420"/>
         <ns0:jc ns0:val="left"/>
         <ns0:wordWrap ns0:val="0"/>
@@ -166,9 +166,9 @@
           <ns0:rFonts ns0:ascii="Noto Sans SC" ns0:hAnsi="Noto Sans SC" ns0:eastAsia="Noto Sans SC"/>
           <ns0:b ns0:val="0"/>
           <ns0:color ns0:val="202D33"/>
-          <ns0:sz ns0:val="18"/>
+          <ns0:sz ns0:val="21"/>
         </ns0:rPr>
-        <ns0:t xml:space="preserve">　二、总成本概览　·　第1页</ns0:t>
+        <ns0:t xml:space="preserve">　二、总成本概览　·　第2页</ns0:t>
       </ns0:r>
     </ns0:p>
     <ns0:p>
@@ -177,7 +177,7 @@
         <ns0:keepLines/>
         <ns0:pageBreakBefore ns0:val="0"/>
         <ns0:widowControl/>
-        <ns0:spacing ns0:after="0" ns0:line="240" ns0:lineRule="auto" ns0:before="0"/>
+        <ns0:spacing ns0:after="20" ns0:line="312" ns0:lineRule="auto" ns0:before="20"/>
         <ns0:ind ns0:firstLine="420"/>
         <ns0:jc ns0:val="left"/>
         <ns0:wordWrap ns0:val="0"/>
@@ -187,9 +187,9 @@
           <ns0:rFonts ns0:ascii="Noto Sans SC" ns0:hAnsi="Noto Sans SC" ns0:eastAsia="Noto Sans SC"/>
           <ns0:b ns0:val="0"/>
           <ns0:color ns0:val="202D33"/>
-          <ns0:sz ns0:val="18"/>
+          <ns0:sz ns0:val="21"/>
         </ns0:rPr>
-        <ns0:t xml:space="preserve">　三、要素明细　·　第2页</ns0:t>
+        <ns0:t xml:space="preserve">　　2.1 核心指标一览</ns0:t>
       </ns0:r>
     </ns0:p>
     <ns0:p>
@@ -198,7 +198,7 @@
         <ns0:keepLines/>
         <ns0:pageBreakBefore ns0:val="0"/>
         <ns0:widowControl/>
-        <ns0:spacing ns0:after="0" ns0:line="240" ns0:lineRule="auto" ns0:before="0"/>
+        <ns0:spacing ns0:after="20" ns0:line="312" ns0:lineRule="auto" ns0:before="20"/>
         <ns0:ind ns0:firstLine="420"/>
         <ns0:jc ns0:val="left"/>
         <ns0:wordWrap ns0:val="0"/>
@@ -208,9 +208,9 @@
           <ns0:rFonts ns0:ascii="Noto Sans SC" ns0:hAnsi="Noto Sans SC" ns0:eastAsia="Noto Sans SC"/>
           <ns0:b ns0:val="0"/>
           <ns0:color ns0:val="202D33"/>
-          <ns0:sz ns0:val="18"/>
+          <ns0:sz ns0:val="21"/>
         </ns0:rPr>
-        <ns0:t xml:space="preserve">　四、专项分析　·　第4页</ns0:t>
+        <ns0:t xml:space="preserve">　　2.2 成本结构</ns0:t>
       </ns0:r>
     </ns0:p>
     <ns0:p>
@@ -219,7 +219,7 @@
         <ns0:keepLines/>
         <ns0:pageBreakBefore ns0:val="0"/>
         <ns0:widowControl/>
-        <ns0:spacing ns0:after="0" ns0:line="240" ns0:lineRule="auto" ns0:before="0"/>
+        <ns0:spacing ns0:after="20" ns0:line="312" ns0:lineRule="auto" ns0:before="20"/>
         <ns0:ind ns0:firstLine="420"/>
         <ns0:jc ns0:val="left"/>
         <ns0:wordWrap ns0:val="0"/>
@@ -229,9 +229,9 @@
           <ns0:rFonts ns0:ascii="Noto Sans SC" ns0:hAnsi="Noto Sans SC" ns0:eastAsia="Noto Sans SC"/>
           <ns0:b ns0:val="0"/>
           <ns0:color ns0:val="202D33"/>
-          <ns0:sz ns0:val="18"/>
+          <ns0:sz ns0:val="21"/>
         </ns0:rPr>
-        <ns0:t xml:space="preserve">　五、对标分析　·　第5页</ns0:t>
+        <ns0:t xml:space="preserve">　三、成本要素明细分析</ns0:t>
       </ns0:r>
     </ns0:p>
     <ns0:p>
@@ -240,7 +240,7 @@
         <ns0:keepLines/>
         <ns0:pageBreakBefore ns0:val="0"/>
         <ns0:widowControl/>
-        <ns0:spacing ns0:after="0" ns0:line="240" ns0:lineRule="auto" ns0:before="0"/>
+        <ns0:spacing ns0:after="20" ns0:line="312" ns0:lineRule="auto" ns0:before="20"/>
         <ns0:ind ns0:firstLine="420"/>
         <ns0:jc ns0:val="left"/>
         <ns0:wordWrap ns0:val="0"/>
@@ -250,9 +250,9 @@
           <ns0:rFonts ns0:ascii="Noto Sans SC" ns0:hAnsi="Noto Sans SC" ns0:eastAsia="Noto Sans SC"/>
           <ns0:b ns0:val="0"/>
           <ns0:color ns0:val="202D33"/>
-          <ns0:sz ns0:val="18"/>
+          <ns0:sz ns0:val="21"/>
         </ns0:rPr>
-        <ns0:t xml:space="preserve">　六、总结与建议　·　第6页</ns0:t>
+        <ns0:t xml:space="preserve">　　3.1 直接材料分析</ns0:t>
       </ns0:r>
     </ns0:p>
     <ns0:p>
@@ -261,7 +261,365 @@
         <ns0:keepLines/>
         <ns0:pageBreakBefore ns0:val="0"/>
         <ns0:widowControl/>
-        <ns0:spacing ns0:line="331" ns0:lineRule="auto" ns0:before="200" ns0:after="100"/>
+        <ns0:spacing ns0:after="20" ns0:line="312" ns0:lineRule="auto" ns0:before="20"/>
+        <ns0:ind ns0:firstLine="420"/>
+        <ns0:jc ns0:val="left"/>
+        <ns0:wordWrap ns0:val="0"/>
+      </ns0:pPr>
+      <ns0:r>
+        <ns0:rPr>
+          <ns0:rFonts ns0:ascii="Noto Sans SC" ns0:hAnsi="Noto Sans SC" ns0:eastAsia="Noto Sans SC"/>
+          <ns0:b ns0:val="0"/>
+          <ns0:color ns0:val="202D33"/>
+          <ns0:sz ns0:val="21"/>
+        </ns0:rPr>
+        <ns0:t xml:space="preserve">　　3.1.1 原材料成本明细</ns0:t>
+      </ns0:r>
+    </ns0:p>
+    <ns0:p>
+      <ns0:pPr>
+        <ns0:keepNext/>
+        <ns0:keepLines/>
+        <ns0:pageBreakBefore ns0:val="0"/>
+        <ns0:widowControl/>
+        <ns0:spacing ns0:after="20" ns0:line="312" ns0:lineRule="auto" ns0:before="20"/>
+        <ns0:ind ns0:firstLine="420"/>
+        <ns0:jc ns0:val="left"/>
+        <ns0:wordWrap ns0:val="0"/>
+      </ns0:pPr>
+      <ns0:r>
+        <ns0:rPr>
+          <ns0:rFonts ns0:ascii="Noto Sans SC" ns0:hAnsi="Noto Sans SC" ns0:eastAsia="Noto Sans SC"/>
+          <ns0:b ns0:val="0"/>
+          <ns0:color ns0:val="202D33"/>
+          <ns0:sz ns0:val="21"/>
+        </ns0:rPr>
+        <ns0:t xml:space="preserve">　　3.1.2 材料成本变动归因</ns0:t>
+      </ns0:r>
+    </ns0:p>
+    <ns0:p>
+      <ns0:pPr>
+        <ns0:keepNext/>
+        <ns0:keepLines/>
+        <ns0:pageBreakBefore ns0:val="0"/>
+        <ns0:widowControl/>
+        <ns0:spacing ns0:after="20" ns0:line="312" ns0:lineRule="auto" ns0:before="20"/>
+        <ns0:ind ns0:firstLine="420"/>
+        <ns0:jc ns0:val="left"/>
+        <ns0:wordWrap ns0:val="0"/>
+      </ns0:pPr>
+      <ns0:r>
+        <ns0:rPr>
+          <ns0:rFonts ns0:ascii="Noto Sans SC" ns0:hAnsi="Noto Sans SC" ns0:eastAsia="Noto Sans SC"/>
+          <ns0:b ns0:val="0"/>
+          <ns0:color ns0:val="202D33"/>
+          <ns0:sz ns0:val="21"/>
+        </ns0:rPr>
+        <ns0:t xml:space="preserve">　　3.2 直接人工分析</ns0:t>
+      </ns0:r>
+    </ns0:p>
+    <ns0:p>
+      <ns0:pPr>
+        <ns0:keepNext/>
+        <ns0:keepLines/>
+        <ns0:pageBreakBefore ns0:val="0"/>
+        <ns0:widowControl/>
+        <ns0:spacing ns0:after="20" ns0:line="312" ns0:lineRule="auto" ns0:before="20"/>
+        <ns0:ind ns0:firstLine="420"/>
+        <ns0:jc ns0:val="left"/>
+        <ns0:wordWrap ns0:val="0"/>
+      </ns0:pPr>
+      <ns0:r>
+        <ns0:rPr>
+          <ns0:rFonts ns0:ascii="Noto Sans SC" ns0:hAnsi="Noto Sans SC" ns0:eastAsia="Noto Sans SC"/>
+          <ns0:b ns0:val="0"/>
+          <ns0:color ns0:val="202D33"/>
+          <ns0:sz ns0:val="21"/>
+        </ns0:rPr>
+        <ns0:t xml:space="preserve">　　3.3 制造费用分析</ns0:t>
+      </ns0:r>
+    </ns0:p>
+    <ns0:p>
+      <ns0:pPr>
+        <ns0:keepNext/>
+        <ns0:keepLines/>
+        <ns0:pageBreakBefore ns0:val="0"/>
+        <ns0:widowControl/>
+        <ns0:spacing ns0:after="20" ns0:line="312" ns0:lineRule="auto" ns0:before="20"/>
+        <ns0:ind ns0:firstLine="420"/>
+        <ns0:jc ns0:val="left"/>
+        <ns0:wordWrap ns0:val="0"/>
+      </ns0:pPr>
+      <ns0:r>
+        <ns0:rPr>
+          <ns0:rFonts ns0:ascii="Noto Sans SC" ns0:hAnsi="Noto Sans SC" ns0:eastAsia="Noto Sans SC"/>
+          <ns0:b ns0:val="0"/>
+          <ns0:color ns0:val="202D33"/>
+          <ns0:sz ns0:val="21"/>
+        </ns0:rPr>
+        <ns0:t xml:space="preserve">　四、重点产品专项分析 — 六味地黄胶囊</ns0:t>
+      </ns0:r>
+    </ns0:p>
+    <ns0:p>
+      <ns0:pPr>
+        <ns0:keepNext/>
+        <ns0:keepLines/>
+        <ns0:pageBreakBefore ns0:val="0"/>
+        <ns0:widowControl/>
+        <ns0:spacing ns0:after="20" ns0:line="312" ns0:lineRule="auto" ns0:before="20"/>
+        <ns0:ind ns0:firstLine="420"/>
+        <ns0:jc ns0:val="left"/>
+        <ns0:wordWrap ns0:val="0"/>
+      </ns0:pPr>
+      <ns0:r>
+        <ns0:rPr>
+          <ns0:rFonts ns0:ascii="Noto Sans SC" ns0:hAnsi="Noto Sans SC" ns0:eastAsia="Noto Sans SC"/>
+          <ns0:b ns0:val="0"/>
+          <ns0:color ns0:val="202D33"/>
+          <ns0:sz ns0:val="21"/>
+        </ns0:rPr>
+        <ns0:t xml:space="preserve">　　4.1 可用期间单位成本趋势（截至 2026-06，共 6 个月）</ns0:t>
+      </ns0:r>
+    </ns0:p>
+    <ns0:p>
+      <ns0:pPr>
+        <ns0:keepNext/>
+        <ns0:keepLines/>
+        <ns0:pageBreakBefore ns0:val="0"/>
+        <ns0:widowControl/>
+        <ns0:spacing ns0:after="20" ns0:line="312" ns0:lineRule="auto" ns0:before="20"/>
+        <ns0:ind ns0:firstLine="420"/>
+        <ns0:jc ns0:val="left"/>
+        <ns0:wordWrap ns0:val="0"/>
+      </ns0:pPr>
+      <ns0:r>
+        <ns0:rPr>
+          <ns0:rFonts ns0:ascii="Noto Sans SC" ns0:hAnsi="Noto Sans SC" ns0:eastAsia="Noto Sans SC"/>
+          <ns0:b ns0:val="0"/>
+          <ns0:color ns0:val="202D33"/>
+          <ns0:sz ns0:val="21"/>
+        </ns0:rPr>
+        <ns0:t xml:space="preserve">　　4.2 成本异常点排查</ns0:t>
+      </ns0:r>
+    </ns0:p>
+    <ns0:p>
+      <ns0:pPr>
+        <ns0:keepNext/>
+        <ns0:keepLines/>
+        <ns0:pageBreakBefore ns0:val="0"/>
+        <ns0:widowControl/>
+        <ns0:spacing ns0:after="20" ns0:line="312" ns0:lineRule="auto" ns0:before="20"/>
+        <ns0:ind ns0:firstLine="420"/>
+        <ns0:jc ns0:val="left"/>
+        <ns0:wordWrap ns0:val="0"/>
+      </ns0:pPr>
+      <ns0:r>
+        <ns0:rPr>
+          <ns0:rFonts ns0:ascii="Noto Sans SC" ns0:hAnsi="Noto Sans SC" ns0:eastAsia="Noto Sans SC"/>
+          <ns0:b ns0:val="0"/>
+          <ns0:color ns0:val="202D33"/>
+          <ns0:sz ns0:val="21"/>
+        </ns0:rPr>
+        <ns0:t xml:space="preserve">　　4.3 关键原材料市场价格跟踪</ns0:t>
+      </ns0:r>
+    </ns0:p>
+    <ns0:p>
+      <ns0:pPr>
+        <ns0:keepNext/>
+        <ns0:keepLines/>
+        <ns0:pageBreakBefore ns0:val="0"/>
+        <ns0:widowControl/>
+        <ns0:spacing ns0:after="20" ns0:line="312" ns0:lineRule="auto" ns0:before="20"/>
+        <ns0:ind ns0:firstLine="420"/>
+        <ns0:jc ns0:val="left"/>
+        <ns0:wordWrap ns0:val="0"/>
+      </ns0:pPr>
+      <ns0:r>
+        <ns0:rPr>
+          <ns0:rFonts ns0:ascii="Noto Sans SC" ns0:hAnsi="Noto Sans SC" ns0:eastAsia="Noto Sans SC"/>
+          <ns0:b ns0:val="0"/>
+          <ns0:color ns0:val="202D33"/>
+          <ns0:sz ns0:val="21"/>
+        </ns0:rPr>
+        <ns0:t xml:space="preserve">　五、对标分析　·　第7页</ns0:t>
+      </ns0:r>
+    </ns0:p>
+    <ns0:p>
+      <ns0:pPr>
+        <ns0:keepNext/>
+        <ns0:keepLines/>
+        <ns0:pageBreakBefore ns0:val="0"/>
+        <ns0:widowControl/>
+        <ns0:spacing ns0:after="20" ns0:line="312" ns0:lineRule="auto" ns0:before="20"/>
+        <ns0:ind ns0:firstLine="420"/>
+        <ns0:jc ns0:val="left"/>
+        <ns0:wordWrap ns0:val="0"/>
+      </ns0:pPr>
+      <ns0:r>
+        <ns0:rPr>
+          <ns0:rFonts ns0:ascii="Noto Sans SC" ns0:hAnsi="Noto Sans SC" ns0:eastAsia="Noto Sans SC"/>
+          <ns0:b ns0:val="0"/>
+          <ns0:color ns0:val="202D33"/>
+          <ns0:sz ns0:val="21"/>
+        </ns0:rPr>
+        <ns0:t xml:space="preserve">　　5.1 差异总览</ns0:t>
+      </ns0:r>
+    </ns0:p>
+    <ns0:p>
+      <ns0:pPr>
+        <ns0:keepNext/>
+        <ns0:keepLines/>
+        <ns0:pageBreakBefore ns0:val="0"/>
+        <ns0:widowControl/>
+        <ns0:spacing ns0:after="20" ns0:line="312" ns0:lineRule="auto" ns0:before="20"/>
+        <ns0:ind ns0:firstLine="420"/>
+        <ns0:jc ns0:val="left"/>
+        <ns0:wordWrap ns0:val="0"/>
+      </ns0:pPr>
+      <ns0:r>
+        <ns0:rPr>
+          <ns0:rFonts ns0:ascii="Noto Sans SC" ns0:hAnsi="Noto Sans SC" ns0:eastAsia="Noto Sans SC"/>
+          <ns0:b ns0:val="0"/>
+          <ns0:color ns0:val="202D33"/>
+          <ns0:sz ns0:val="21"/>
+        </ns0:rPr>
+        <ns0:t xml:space="preserve">　　5.2 差异结构拆解</ns0:t>
+      </ns0:r>
+    </ns0:p>
+    <ns0:p>
+      <ns0:pPr>
+        <ns0:keepNext/>
+        <ns0:keepLines/>
+        <ns0:pageBreakBefore ns0:val="0"/>
+        <ns0:widowControl/>
+        <ns0:spacing ns0:after="20" ns0:line="312" ns0:lineRule="auto" ns0:before="20"/>
+        <ns0:ind ns0:firstLine="420"/>
+        <ns0:jc ns0:val="left"/>
+        <ns0:wordWrap ns0:val="0"/>
+      </ns0:pPr>
+      <ns0:r>
+        <ns0:rPr>
+          <ns0:rFonts ns0:ascii="Noto Sans SC" ns0:hAnsi="Noto Sans SC" ns0:eastAsia="Noto Sans SC"/>
+          <ns0:b ns0:val="0"/>
+          <ns0:color ns0:val="202D33"/>
+          <ns0:sz ns0:val="21"/>
+        </ns0:rPr>
+        <ns0:t xml:space="preserve">　　5.3 差异归因分析</ns0:t>
+      </ns0:r>
+    </ns0:p>
+    <ns0:p>
+      <ns0:pPr>
+        <ns0:keepNext/>
+        <ns0:keepLines/>
+        <ns0:pageBreakBefore ns0:val="0"/>
+        <ns0:widowControl/>
+        <ns0:spacing ns0:after="20" ns0:line="312" ns0:lineRule="auto" ns0:before="20"/>
+        <ns0:ind ns0:firstLine="420"/>
+        <ns0:jc ns0:val="left"/>
+        <ns0:wordWrap ns0:val="0"/>
+      </ns0:pPr>
+      <ns0:r>
+        <ns0:rPr>
+          <ns0:rFonts ns0:ascii="Noto Sans SC" ns0:hAnsi="Noto Sans SC" ns0:eastAsia="Noto Sans SC"/>
+          <ns0:b ns0:val="0"/>
+          <ns0:color ns0:val="202D33"/>
+          <ns0:sz ns0:val="21"/>
+        </ns0:rPr>
+        <ns0:t xml:space="preserve">　六、总结与建议　·　第7页</ns0:t>
+      </ns0:r>
+    </ns0:p>
+    <ns0:p>
+      <ns0:pPr>
+        <ns0:keepNext/>
+        <ns0:keepLines/>
+        <ns0:pageBreakBefore ns0:val="0"/>
+        <ns0:widowControl/>
+        <ns0:spacing ns0:after="20" ns0:line="312" ns0:lineRule="auto" ns0:before="20"/>
+        <ns0:ind ns0:firstLine="420"/>
+        <ns0:jc ns0:val="left"/>
+        <ns0:wordWrap ns0:val="0"/>
+      </ns0:pPr>
+      <ns0:r>
+        <ns0:rPr>
+          <ns0:rFonts ns0:ascii="Noto Sans SC" ns0:hAnsi="Noto Sans SC" ns0:eastAsia="Noto Sans SC"/>
+          <ns0:b ns0:val="0"/>
+          <ns0:color ns0:val="202D33"/>
+          <ns0:sz ns0:val="21"/>
+        </ns0:rPr>
+        <ns0:t xml:space="preserve">　　6.1 本月成本管理亮点</ns0:t>
+      </ns0:r>
+    </ns0:p>
+    <ns0:p>
+      <ns0:pPr>
+        <ns0:keepNext/>
+        <ns0:keepLines/>
+        <ns0:pageBreakBefore ns0:val="0"/>
+        <ns0:widowControl/>
+        <ns0:spacing ns0:after="20" ns0:line="312" ns0:lineRule="auto" ns0:before="20"/>
+        <ns0:ind ns0:firstLine="420"/>
+        <ns0:jc ns0:val="left"/>
+        <ns0:wordWrap ns0:val="0"/>
+      </ns0:pPr>
+      <ns0:r>
+        <ns0:rPr>
+          <ns0:rFonts ns0:ascii="Noto Sans SC" ns0:hAnsi="Noto Sans SC" ns0:eastAsia="Noto Sans SC"/>
+          <ns0:b ns0:val="0"/>
+          <ns0:color ns0:val="202D33"/>
+          <ns0:sz ns0:val="21"/>
+        </ns0:rPr>
+        <ns0:t xml:space="preserve">　　6.2 需关注的问题</ns0:t>
+      </ns0:r>
+    </ns0:p>
+    <ns0:p>
+      <ns0:pPr>
+        <ns0:keepNext/>
+        <ns0:keepLines/>
+        <ns0:pageBreakBefore ns0:val="0"/>
+        <ns0:widowControl/>
+        <ns0:spacing ns0:after="20" ns0:line="312" ns0:lineRule="auto" ns0:before="20"/>
+        <ns0:ind ns0:firstLine="420"/>
+        <ns0:jc ns0:val="left"/>
+        <ns0:wordWrap ns0:val="0"/>
+      </ns0:pPr>
+      <ns0:r>
+        <ns0:rPr>
+          <ns0:rFonts ns0:ascii="Noto Sans SC" ns0:hAnsi="Noto Sans SC" ns0:eastAsia="Noto Sans SC"/>
+          <ns0:b ns0:val="0"/>
+          <ns0:color ns0:val="202D33"/>
+          <ns0:sz ns0:val="21"/>
+        </ns0:rPr>
+        <ns0:t xml:space="preserve">　　6.3 改进建议</ns0:t>
+      </ns0:r>
+    </ns0:p>
+    <ns0:p>
+      <ns0:pPr>
+        <ns0:keepNext/>
+        <ns0:keepLines/>
+        <ns0:pageBreakBefore ns0:val="0"/>
+        <ns0:widowControl/>
+        <ns0:spacing ns0:after="20" ns0:line="312" ns0:lineRule="auto" ns0:before="20"/>
+        <ns0:ind ns0:firstLine="420"/>
+        <ns0:jc ns0:val="left"/>
+        <ns0:wordWrap ns0:val="0"/>
+      </ns0:pPr>
+      <ns0:r>
+        <ns0:rPr>
+          <ns0:rFonts ns0:ascii="Noto Sans SC" ns0:hAnsi="Noto Sans SC" ns0:eastAsia="Noto Sans SC"/>
+          <ns0:b ns0:val="0"/>
+          <ns0:color ns0:val="202D33"/>
+          <ns0:sz ns0:val="21"/>
+        </ns0:rPr>
+        <ns0:t xml:space="preserve">　　6.4 整改任务清单（自动生成）</ns0:t>
+      </ns0:r>
+    </ns0:p>
+    <ns0:p>
+      <ns0:bookmarkStart ns0:id="31000" ns0:name="YH_SEC_0"/>
+      <ns0:pPr>
+        <ns0:keepNext/>
+        <ns0:keepLines/>
+        <ns0:pageBreakBefore ns0:val="0"/>
+        <ns0:widowControl/>
+        <ns0:spacing ns0:line="331" ns0:lineRule="auto" ns0:before="240" ns0:after="120"/>
         <ns0:jc ns0:val="left"/>
         <ns0:outlineLvl ns0:val="1"/>
         <ns0:wordWrap ns0:val="0"/>
@@ -275,6 +633,7 @@
         </ns0:rPr>
         <ns0:t>一、封面与基本信息</ns0:t>
       </ns0:r>
+      <ns0:bookmarkEnd ns0:id="31000"/>
     </ns0:p>
     <ns0:tbl>
       <ns0:tblPr>
@@ -313,7 +672,7 @@
               <ns0:pageBreakBefore ns0:val="0"/>
               <ns0:widowControl/>
               <ns0:spacing ns0:line="276" ns0:lineRule="auto" ns0:before="0" ns0:after="60"/>
-              <ns0:jc ns0:val="left"/>
+              <ns0:jc ns0:val="center"/>
               <ns0:wordWrap ns0:val="0"/>
             </ns0:pPr>
             <ns0:r>
@@ -341,7 +700,7 @@
               <ns0:pageBreakBefore ns0:val="0"/>
               <ns0:widowControl/>
               <ns0:spacing ns0:line="276" ns0:lineRule="auto" ns0:before="0" ns0:after="60"/>
-              <ns0:jc ns0:val="left"/>
+              <ns0:jc ns0:val="center"/>
               <ns0:wordWrap ns0:val="0"/>
             </ns0:pPr>
             <ns0:r>
@@ -824,12 +1183,13 @@
       </ns0:tr>
     </ns0:tbl>
     <ns0:p>
+      <ns0:bookmarkStart ns0:id="31001" ns0:name="YH_SEC_1"/>
       <ns0:pPr>
         <ns0:keepNext/>
         <ns0:keepLines/>
         <ns0:pageBreakBefore ns0:val="0"/>
         <ns0:widowControl/>
-        <ns0:spacing ns0:line="331" ns0:lineRule="auto" ns0:before="200" ns0:after="100"/>
+        <ns0:spacing ns0:line="331" ns0:lineRule="auto" ns0:before="240" ns0:after="120"/>
         <ns0:jc ns0:val="left"/>
         <ns0:outlineLvl ns0:val="1"/>
         <ns0:wordWrap ns0:val="0"/>
@@ -843,14 +1203,16 @@
         </ns0:rPr>
         <ns0:t>二、总成本概览</ns0:t>
       </ns0:r>
+      <ns0:bookmarkEnd ns0:id="31001"/>
     </ns0:p>
     <ns0:p>
+      <ns0:bookmarkStart ns0:id="31002" ns0:name="YH_SEC_2"/>
       <ns0:pPr>
         <ns0:keepNext/>
         <ns0:keepLines/>
         <ns0:pageBreakBefore ns0:val="0"/>
         <ns0:widowControl/>
-        <ns0:spacing ns0:line="331" ns0:lineRule="auto" ns0:before="200" ns0:after="100"/>
+        <ns0:spacing ns0:line="331" ns0:lineRule="auto" ns0:before="240" ns0:after="120"/>
         <ns0:jc ns0:val="left"/>
         <ns0:outlineLvl ns0:val="2"/>
         <ns0:wordWrap ns0:val="0"/>
@@ -864,6 +1226,7 @@
         </ns0:rPr>
         <ns0:t>2.1 核心指标一览</ns0:t>
       </ns0:r>
+      <ns0:bookmarkEnd ns0:id="31002"/>
     </ns0:p>
     <ns0:tbl>
       <ns0:tblPr>
@@ -908,7 +1271,7 @@
               <ns0:pageBreakBefore ns0:val="0"/>
               <ns0:widowControl/>
               <ns0:spacing ns0:line="276" ns0:lineRule="auto" ns0:before="0" ns0:after="60"/>
-              <ns0:jc ns0:val="left"/>
+              <ns0:jc ns0:val="center"/>
               <ns0:wordWrap ns0:val="0"/>
             </ns0:pPr>
             <ns0:r>
@@ -936,7 +1299,7 @@
               <ns0:pageBreakBefore ns0:val="0"/>
               <ns0:widowControl/>
               <ns0:spacing ns0:line="276" ns0:lineRule="auto" ns0:before="0" ns0:after="60"/>
-              <ns0:jc ns0:val="left"/>
+              <ns0:jc ns0:val="center"/>
               <ns0:wordWrap ns0:val="0"/>
             </ns0:pPr>
             <ns0:r>
@@ -964,7 +1327,7 @@
               <ns0:pageBreakBefore ns0:val="0"/>
               <ns0:widowControl/>
               <ns0:spacing ns0:line="276" ns0:lineRule="auto" ns0:before="0" ns0:after="60"/>
-              <ns0:jc ns0:val="left"/>
+              <ns0:jc ns0:val="center"/>
               <ns0:wordWrap ns0:val="0"/>
             </ns0:pPr>
             <ns0:r>
@@ -992,7 +1355,7 @@
               <ns0:pageBreakBefore ns0:val="0"/>
               <ns0:widowControl/>
               <ns0:spacing ns0:line="276" ns0:lineRule="auto" ns0:before="0" ns0:after="60"/>
-              <ns0:jc ns0:val="left"/>
+              <ns0:jc ns0:val="center"/>
               <ns0:wordWrap ns0:val="0"/>
             </ns0:pPr>
             <ns0:r>
@@ -1020,7 +1383,7 @@
               <ns0:pageBreakBefore ns0:val="0"/>
               <ns0:widowControl/>
               <ns0:spacing ns0:line="276" ns0:lineRule="auto" ns0:before="0" ns0:after="60"/>
-              <ns0:jc ns0:val="left"/>
+              <ns0:jc ns0:val="center"/>
               <ns0:wordWrap ns0:val="0"/>
             </ns0:pPr>
             <ns0:r>
@@ -1048,7 +1411,7 @@
               <ns0:pageBreakBefore ns0:val="0"/>
               <ns0:widowControl/>
               <ns0:spacing ns0:line="276" ns0:lineRule="auto" ns0:before="0" ns0:after="60"/>
-              <ns0:jc ns0:val="left"/>
+              <ns0:jc ns0:val="center"/>
               <ns0:wordWrap ns0:val="0"/>
             </ns0:pPr>
             <ns0:r>
@@ -1076,7 +1439,7 @@
               <ns0:pageBreakBefore ns0:val="0"/>
               <ns0:widowControl/>
               <ns0:spacing ns0:line="276" ns0:lineRule="auto" ns0:before="0" ns0:after="60"/>
-              <ns0:jc ns0:val="left"/>
+              <ns0:jc ns0:val="center"/>
               <ns0:wordWrap ns0:val="0"/>
             </ns0:pPr>
             <ns0:r>
@@ -1104,7 +1467,7 @@
               <ns0:pageBreakBefore ns0:val="0"/>
               <ns0:widowControl/>
               <ns0:spacing ns0:line="276" ns0:lineRule="auto" ns0:before="0" ns0:after="60"/>
-              <ns0:jc ns0:val="left"/>
+              <ns0:jc ns0:val="center"/>
               <ns0:wordWrap ns0:val="0"/>
             </ns0:pPr>
             <ns0:r>
@@ -2483,12 +2846,13 @@
       </ns0:tr>
     </ns0:tbl>
     <ns0:p>
+      <ns0:bookmarkStart ns0:id="31003" ns0:name="YH_SEC_3"/>
       <ns0:pPr>
         <ns0:keepNext/>
         <ns0:keepLines/>
-        <ns0:pageBreakBefore ns0:val="0"/>
+        <ns0:pageBreakBefore/>
         <ns0:widowControl/>
-        <ns0:spacing ns0:line="331" ns0:lineRule="auto" ns0:before="200" ns0:after="100"/>
+        <ns0:spacing ns0:line="331" ns0:lineRule="auto" ns0:before="240" ns0:after="120"/>
         <ns0:jc ns0:val="left"/>
         <ns0:outlineLvl ns0:val="2"/>
         <ns0:wordWrap ns0:val="0"/>
@@ -2502,6 +2866,7 @@
         </ns0:rPr>
         <ns0:t>2.2 成本结构</ns0:t>
       </ns0:r>
+      <ns0:bookmarkEnd ns0:id="31003"/>
     </ns0:p>
     <ns0:p>
       <ns0:pPr>
@@ -2520,7 +2885,7 @@
           <ns0:color ns0:val="5A6B70"/>
           <ns0:sz ns0:val="17"/>
         </ns0:rPr>
-        <ns0:t>图｜六味地黄胶囊 · 中药一厂 · 2026-06｜上期至本期单位成本变动（负向=下降）</ns0:t>
+        <ns0:t>图｜六味地黄胶囊 · 中药一厂 · 2026-06｜上期至本期单位成本变动（零线双区：负向柱在零线下）</ns0:t>
       </ns0:r>
     </ns0:p>
     <ns0:p>
@@ -2543,7 +2908,7 @@
         </ns0:rPr>
         <ns0:drawing>
           <wp:inline xmlns:wp="http://schemas.openxmlformats.org/drawingml/2006/wordprocessingDrawing" xmlns:a="http://schemas.openxmlformats.org/drawingml/2006/main" xmlns:pic="http://schemas.openxmlformats.org/drawingml/2006/picture">
-            <wp:extent cx="6120000" cy="2026463"/>
+            <wp:extent cx="6120000" cy="2595010"/>
             <wp:docPr id="3" name="Picture 3"/>
             <wp:cNvGraphicFramePr>
               <a:graphicFrameLocks noChangeAspect="1"/>
@@ -2564,7 +2929,7 @@
                   <pic:spPr>
                     <a:xfrm>
                       <a:off x="0" y="0"/>
-                      <a:ext cx="6120000" cy="2026463"/>
+                      <a:ext cx="6120000" cy="2595010"/>
                     </a:xfrm>
                     <a:prstGeom prst="rect"/>
                   </pic:spPr>
@@ -2687,7 +3052,7 @@
               <ns0:pageBreakBefore ns0:val="0"/>
               <ns0:widowControl/>
               <ns0:spacing ns0:line="276" ns0:lineRule="auto" ns0:before="0" ns0:after="60"/>
-              <ns0:jc ns0:val="left"/>
+              <ns0:jc ns0:val="center"/>
               <ns0:wordWrap ns0:val="0"/>
             </ns0:pPr>
             <ns0:r>
@@ -2715,7 +3080,7 @@
               <ns0:pageBreakBefore ns0:val="0"/>
               <ns0:widowControl/>
               <ns0:spacing ns0:line="276" ns0:lineRule="auto" ns0:before="0" ns0:after="60"/>
-              <ns0:jc ns0:val="left"/>
+              <ns0:jc ns0:val="center"/>
               <ns0:wordWrap ns0:val="0"/>
             </ns0:pPr>
             <ns0:r>
@@ -2743,7 +3108,7 @@
               <ns0:pageBreakBefore ns0:val="0"/>
               <ns0:widowControl/>
               <ns0:spacing ns0:line="276" ns0:lineRule="auto" ns0:before="0" ns0:after="60"/>
-              <ns0:jc ns0:val="left"/>
+              <ns0:jc ns0:val="center"/>
               <ns0:wordWrap ns0:val="0"/>
             </ns0:pPr>
             <ns0:r>
@@ -2771,7 +3136,7 @@
               <ns0:pageBreakBefore ns0:val="0"/>
               <ns0:widowControl/>
               <ns0:spacing ns0:line="276" ns0:lineRule="auto" ns0:before="0" ns0:after="60"/>
-              <ns0:jc ns0:val="left"/>
+              <ns0:jc ns0:val="center"/>
               <ns0:wordWrap ns0:val="0"/>
             </ns0:pPr>
             <ns0:r>
@@ -2799,7 +3164,7 @@
               <ns0:pageBreakBefore ns0:val="0"/>
               <ns0:widowControl/>
               <ns0:spacing ns0:line="276" ns0:lineRule="auto" ns0:before="0" ns0:after="60"/>
-              <ns0:jc ns0:val="left"/>
+              <ns0:jc ns0:val="center"/>
               <ns0:wordWrap ns0:val="0"/>
             </ns0:pPr>
             <ns0:r>
@@ -3386,12 +3751,13 @@
       </ns0:tr>
     </ns0:tbl>
     <ns0:p>
+      <ns0:bookmarkStart ns0:id="31004" ns0:name="YH_SEC_4"/>
       <ns0:pPr>
         <ns0:keepNext/>
         <ns0:keepLines/>
         <ns0:pageBreakBefore ns0:val="0"/>
         <ns0:widowControl/>
-        <ns0:spacing ns0:line="331" ns0:lineRule="auto" ns0:before="200" ns0:after="100"/>
+        <ns0:spacing ns0:line="331" ns0:lineRule="auto" ns0:before="240" ns0:after="120"/>
         <ns0:jc ns0:val="left"/>
         <ns0:outlineLvl ns0:val="1"/>
         <ns0:wordWrap ns0:val="0"/>
@@ -3405,14 +3771,16 @@
         </ns0:rPr>
         <ns0:t>三、成本要素明细分析</ns0:t>
       </ns0:r>
+      <ns0:bookmarkEnd ns0:id="31004"/>
     </ns0:p>
     <ns0:p>
+      <ns0:bookmarkStart ns0:id="31005" ns0:name="YH_SEC_5"/>
       <ns0:pPr>
         <ns0:keepNext/>
         <ns0:keepLines/>
         <ns0:pageBreakBefore ns0:val="0"/>
         <ns0:widowControl/>
-        <ns0:spacing ns0:line="331" ns0:lineRule="auto" ns0:before="200" ns0:after="100"/>
+        <ns0:spacing ns0:line="331" ns0:lineRule="auto" ns0:before="240" ns0:after="120"/>
         <ns0:jc ns0:val="left"/>
         <ns0:outlineLvl ns0:val="2"/>
         <ns0:wordWrap ns0:val="0"/>
@@ -3426,14 +3794,16 @@
         </ns0:rPr>
         <ns0:t>3.1 直接材料分析</ns0:t>
       </ns0:r>
+      <ns0:bookmarkEnd ns0:id="31005"/>
     </ns0:p>
     <ns0:p>
+      <ns0:bookmarkStart ns0:id="31006" ns0:name="YH_SEC_6"/>
       <ns0:pPr>
         <ns0:keepNext/>
         <ns0:keepLines/>
         <ns0:pageBreakBefore ns0:val="0"/>
         <ns0:widowControl/>
-        <ns0:spacing ns0:line="331" ns0:lineRule="auto" ns0:before="200" ns0:after="100"/>
+        <ns0:spacing ns0:line="331" ns0:lineRule="auto" ns0:before="240" ns0:after="120"/>
         <ns0:jc ns0:val="left"/>
         <ns0:outlineLvl ns0:val="3"/>
         <ns0:wordWrap ns0:val="0"/>
@@ -3447,6 +3817,7 @@
         </ns0:rPr>
         <ns0:t>3.1.1 原材料成本明细</ns0:t>
       </ns0:r>
+      <ns0:bookmarkEnd ns0:id="31006"/>
     </ns0:p>
     <ns0:p>
       <ns0:bookmarkStart ns0:id="10240" ns0:name="YH_c282ade0_240"/>
@@ -3501,7 +3872,7 @@
               <ns0:pageBreakBefore ns0:val="0"/>
               <ns0:widowControl/>
               <ns0:spacing ns0:line="276" ns0:lineRule="auto" ns0:before="0" ns0:after="60"/>
-              <ns0:jc ns0:val="left"/>
+              <ns0:jc ns0:val="center"/>
               <ns0:wordWrap ns0:val="0"/>
             </ns0:pPr>
             <ns0:r>
@@ -3528,7 +3899,7 @@
               <ns0:pageBreakBefore ns0:val="0"/>
               <ns0:widowControl/>
               <ns0:spacing ns0:line="276" ns0:lineRule="auto" ns0:before="0" ns0:after="60"/>
-              <ns0:jc ns0:val="left"/>
+              <ns0:jc ns0:val="center"/>
               <ns0:wordWrap ns0:val="0"/>
             </ns0:pPr>
             <ns0:r>
@@ -3555,7 +3926,7 @@
               <ns0:pageBreakBefore ns0:val="0"/>
               <ns0:widowControl/>
               <ns0:spacing ns0:line="276" ns0:lineRule="auto" ns0:before="0" ns0:after="60"/>
-              <ns0:jc ns0:val="left"/>
+              <ns0:jc ns0:val="center"/>
               <ns0:wordWrap ns0:val="0"/>
             </ns0:pPr>
             <ns0:r>
@@ -3582,7 +3953,7 @@
               <ns0:pageBreakBefore ns0:val="0"/>
               <ns0:widowControl/>
               <ns0:spacing ns0:line="276" ns0:lineRule="auto" ns0:before="0" ns0:after="60"/>
-              <ns0:jc ns0:val="left"/>
+              <ns0:jc ns0:val="center"/>
               <ns0:wordWrap ns0:val="0"/>
             </ns0:pPr>
             <ns0:r>
@@ -4471,12 +4842,13 @@
       </ns0:tr>
     </ns0:tbl>
     <ns0:p>
+      <ns0:bookmarkStart ns0:id="31007" ns0:name="YH_SEC_7"/>
       <ns0:pPr>
         <ns0:keepNext/>
         <ns0:keepLines/>
         <ns0:pageBreakBefore ns0:val="0"/>
         <ns0:widowControl/>
-        <ns0:spacing ns0:line="331" ns0:lineRule="auto" ns0:before="200" ns0:after="100"/>
+        <ns0:spacing ns0:line="331" ns0:lineRule="auto" ns0:before="240" ns0:after="120"/>
         <ns0:jc ns0:val="left"/>
         <ns0:outlineLvl ns0:val="3"/>
         <ns0:wordWrap ns0:val="0"/>
@@ -4490,6 +4862,7 @@
         </ns0:rPr>
         <ns0:t>3.1.2 材料成本变动归因</ns0:t>
       </ns0:r>
+      <ns0:bookmarkEnd ns0:id="31007"/>
     </ns0:p>
     <ns0:p>
       <ns0:bookmarkStart ns0:id="10242" ns0:name="YH_c282ade0_242"/>
@@ -4510,21 +4883,26 @@
           <ns0:color ns0:val="202D33"/>
           <ns0:sz ns0:val="21"/>
         </ns0:rPr>
-        <ns0:t xml:space="preserve">直接材料每盒 1﻿2﻿.﻿4﻿9﻿ ﻿元，比上期变动 -﻿0﻿.﻿4﻿0﻿ ﻿元，占单位成本变动的 7﻿6﻿.﻿9﻿2﻿%。
-山茱萸：3.00 → 2﻿.﻿8﻿8﻿ ﻿元﻿/﻿盒，变动 -﻿0﻿.﻿1﻿2﻿ ﻿元﻿/﻿盒，占材料增量 3﻿0﻿.﻿0﻿0﻿%；熟地黄：3.72 → 3﻿.﻿6﻿2﻿ ﻿元﻿/﻿盒，变动 -﻿0﻿.﻿1﻿0﻿ ﻿元﻿/﻿盒，占材料增量 2﻿5﻿.﻿0﻿0﻿%；山药：1.58 → 1﻿.﻿5﻿3﻿ ﻿元﻿/﻿盒，变动 -﻿0﻿.﻿0﻿5﻿ ﻿元﻿/﻿盒，占材料增量 1﻿2﻿.﻿5﻿0﻿%；茯苓：1.28 → 1﻿.﻿2﻿3﻿ ﻿元﻿/﻿盒，变动 -﻿0﻿.﻿0﻿5﻿ ﻿元﻿/﻿盒，占材料增量 1﻿2﻿.﻿5﻿0﻿%。 单位消耗成本同时受价格和实耗影响；需采购入库单、批次领退料及合格产出记录，才能分别核验价格与耗量。
-山茱萸的市场行情与本期材料单位成本变动方向一致，可能通过采购价格传导到每盒材料成本；尚不能排除耗用变化的影响，可能性排序高于单耗变化。若采购价为长协价则行情传导会被截断，需核对合同定价方式。行情依据见引文。
-提取收率变化可能影响每盒材料耗用；现有工艺文档给出控制要求，尚不能证明本期实际收率下降。需将批次投料和合格产出与上期对照核查。
-直接材料总成本口径：本期4﻿3﻿7﻿1﻿5﻿0﻿.﻿0﻿0﻿元，基期5﻿1﻿5﻿6﻿0﻿0﻿.﻿0﻿0﻿元，环比-﻿1﻿5﻿.﻿2﻿2﻿%。熟地黄、山茱萸等主要药材采购价回落，可能带动直接材料单位成本环比下降，此方向与配方文档所述山茱萸大小年波动明显、库存周期性强的特点同向，可能性中等。山茱萸与熟地黄本期单位成本环比均有下降，可能来自采购批次价格或投料收率改善，尚缺同期采购与批生产明细佐证。</ns0:t>
+        <ns0:t xml:space="preserve">直接材料每盒 1﻿2﻿.﻿4﻿9﻿ ﻿元，比上期变动 -﻿0﻿.﻿4﻿0﻿ ﻿元，占单位成本变动的 7﻿6﻿.﻿9﻿2﻿%。</ns0:t>
+        <ns0:br/>
+        <ns0:t xml:space="preserve">山茱萸：3.00 → 2﻿.﻿8﻿8﻿ ﻿元﻿/﻿盒，变动 -﻿0﻿.﻿1﻿2﻿ ﻿元﻿/﻿盒，占材料增量 3﻿0﻿.﻿0﻿0﻿%；熟地黄：3.72 → 3﻿.﻿6﻿2﻿ ﻿元﻿/﻿盒，变动 -﻿0﻿.﻿1﻿0﻿ ﻿元﻿/﻿盒，占材料增量 2﻿5﻿.﻿0﻿0﻿%；山药：1.58 → 1﻿.﻿5﻿3﻿ ﻿元﻿/﻿盒，变动 -﻿0﻿.﻿0﻿5﻿ ﻿元﻿/﻿盒，占材料增量 1﻿2﻿.﻿5﻿0﻿%；茯苓：1.28 → 1﻿.﻿2﻿3﻿ ﻿元﻿/﻿盒，变动 -﻿0﻿.﻿0﻿5﻿ ﻿元﻿/﻿盒，占材料增量 1﻿2﻿.﻿5﻿0﻿%。 单位消耗成本同时受价格和实耗影响；需采购入库单、批次领退料及合格产出记录，才能分别核验价格与耗量。</ns0:t>
+        <ns0:br/>
+        <ns0:t xml:space="preserve">山茱萸的市场行情与本期材料单位成本变动方向一致，可能通过采购价格传导到每盒材料成本；尚不能排除耗用变化的影响，可能性排序高于单耗变化。若采购价为长协价则行情传导会被截断，需核对合同定价方式。行情依据见引文。</ns0:t>
+        <ns0:br/>
+        <ns0:t xml:space="preserve">提取收率变化可能影响每盒材料耗用；现有工艺文档给出控制要求，尚不能证明本期实际收率下降。需将批次投料和合格产出与上期对照核查。</ns0:t>
+        <ns0:br/>
+        <ns0:t xml:space="preserve">直接材料总成本口径：本期4﻿3﻿7﻿1﻿5﻿0﻿.﻿0﻿0﻿元，基期5﻿1﻿5﻿6﻿0﻿0﻿.﻿0﻿0﻿元，环比-﻿1﻿5﻿.﻿2﻿2﻿%。熟地黄、山茱萸等主要药材采购价回落，可能带动直接材料单位成本环比下降，此方向与配方文档所述山茱萸大小年波动明显、库存周期性强的特点同向，可能性中等。山茱萸与熟地黄本期单位成本环比均有下降，可能来自采购批次价格或投料收率改善，尚缺同期采购与批生产明细佐证。</ns0:t>
       </ns0:r>
       <ns0:bookmarkEnd ns0:id="10242"/>
     </ns0:p>
     <ns0:p>
+      <ns0:bookmarkStart ns0:id="31008" ns0:name="YH_SEC_8"/>
       <ns0:pPr>
         <ns0:keepNext/>
         <ns0:keepLines/>
         <ns0:pageBreakBefore ns0:val="0"/>
         <ns0:widowControl/>
-        <ns0:spacing ns0:line="331" ns0:lineRule="auto" ns0:before="200" ns0:after="100"/>
+        <ns0:spacing ns0:line="331" ns0:lineRule="auto" ns0:before="240" ns0:after="120"/>
         <ns0:jc ns0:val="left"/>
         <ns0:outlineLvl ns0:val="2"/>
         <ns0:wordWrap ns0:val="0"/>
@@ -4538,6 +4916,7 @@
         </ns0:rPr>
         <ns0:t>3.2 直接人工分析</ns0:t>
       </ns0:r>
+      <ns0:bookmarkEnd ns0:id="31008"/>
     </ns0:p>
     <ns0:tbl>
       <ns0:tblPr>
@@ -4579,7 +4958,7 @@
               <ns0:pageBreakBefore ns0:val="0"/>
               <ns0:widowControl/>
               <ns0:spacing ns0:line="276" ns0:lineRule="auto" ns0:before="0" ns0:after="60"/>
-              <ns0:jc ns0:val="left"/>
+              <ns0:jc ns0:val="center"/>
               <ns0:wordWrap ns0:val="0"/>
             </ns0:pPr>
             <ns0:r>
@@ -4607,7 +4986,7 @@
               <ns0:pageBreakBefore ns0:val="0"/>
               <ns0:widowControl/>
               <ns0:spacing ns0:line="276" ns0:lineRule="auto" ns0:before="0" ns0:after="60"/>
-              <ns0:jc ns0:val="left"/>
+              <ns0:jc ns0:val="center"/>
               <ns0:wordWrap ns0:val="0"/>
             </ns0:pPr>
             <ns0:r>
@@ -4635,7 +5014,7 @@
               <ns0:pageBreakBefore ns0:val="0"/>
               <ns0:widowControl/>
               <ns0:spacing ns0:line="276" ns0:lineRule="auto" ns0:before="0" ns0:after="60"/>
-              <ns0:jc ns0:val="left"/>
+              <ns0:jc ns0:val="center"/>
               <ns0:wordWrap ns0:val="0"/>
             </ns0:pPr>
             <ns0:r>
@@ -4663,7 +5042,7 @@
               <ns0:pageBreakBefore ns0:val="0"/>
               <ns0:widowControl/>
               <ns0:spacing ns0:line="276" ns0:lineRule="auto" ns0:before="0" ns0:after="60"/>
-              <ns0:jc ns0:val="left"/>
+              <ns0:jc ns0:val="center"/>
               <ns0:wordWrap ns0:val="0"/>
             </ns0:pPr>
             <ns0:r>
@@ -4691,7 +5070,7 @@
               <ns0:pageBreakBefore ns0:val="0"/>
               <ns0:widowControl/>
               <ns0:spacing ns0:line="276" ns0:lineRule="auto" ns0:before="0" ns0:after="60"/>
-              <ns0:jc ns0:val="left"/>
+              <ns0:jc ns0:val="center"/>
               <ns0:wordWrap ns0:val="0"/>
             </ns0:pPr>
             <ns0:r>
@@ -5314,12 +5693,13 @@
       </ns0:r>
     </ns0:p>
     <ns0:p>
+      <ns0:bookmarkStart ns0:id="31009" ns0:name="YH_SEC_9"/>
       <ns0:pPr>
         <ns0:keepNext/>
         <ns0:keepLines/>
         <ns0:pageBreakBefore ns0:val="0"/>
         <ns0:widowControl/>
-        <ns0:spacing ns0:line="331" ns0:lineRule="auto" ns0:before="200" ns0:after="100"/>
+        <ns0:spacing ns0:line="331" ns0:lineRule="auto" ns0:before="240" ns0:after="120"/>
         <ns0:jc ns0:val="left"/>
         <ns0:outlineLvl ns0:val="2"/>
         <ns0:wordWrap ns0:val="0"/>
@@ -5333,6 +5713,7 @@
         </ns0:rPr>
         <ns0:t>3.3 制造费用分析</ns0:t>
       </ns0:r>
+      <ns0:bookmarkEnd ns0:id="31009"/>
     </ns0:p>
     <ns0:tbl>
       <ns0:tblPr>
@@ -5374,7 +5755,7 @@
               <ns0:pageBreakBefore ns0:val="0"/>
               <ns0:widowControl/>
               <ns0:spacing ns0:line="276" ns0:lineRule="auto" ns0:before="0" ns0:after="60"/>
-              <ns0:jc ns0:val="left"/>
+              <ns0:jc ns0:val="center"/>
               <ns0:wordWrap ns0:val="0"/>
             </ns0:pPr>
             <ns0:r>
@@ -5402,7 +5783,7 @@
               <ns0:pageBreakBefore ns0:val="0"/>
               <ns0:widowControl/>
               <ns0:spacing ns0:line="276" ns0:lineRule="auto" ns0:before="0" ns0:after="60"/>
-              <ns0:jc ns0:val="left"/>
+              <ns0:jc ns0:val="center"/>
               <ns0:wordWrap ns0:val="0"/>
             </ns0:pPr>
             <ns0:r>
@@ -5430,7 +5811,7 @@
               <ns0:pageBreakBefore ns0:val="0"/>
               <ns0:widowControl/>
               <ns0:spacing ns0:line="276" ns0:lineRule="auto" ns0:before="0" ns0:after="60"/>
-              <ns0:jc ns0:val="left"/>
+              <ns0:jc ns0:val="center"/>
               <ns0:wordWrap ns0:val="0"/>
             </ns0:pPr>
             <ns0:r>
@@ -5458,7 +5839,7 @@
               <ns0:pageBreakBefore ns0:val="0"/>
               <ns0:widowControl/>
               <ns0:spacing ns0:line="276" ns0:lineRule="auto" ns0:before="0" ns0:after="60"/>
-              <ns0:jc ns0:val="left"/>
+              <ns0:jc ns0:val="center"/>
               <ns0:wordWrap ns0:val="0"/>
             </ns0:pPr>
             <ns0:r>
@@ -5486,7 +5867,7 @@
               <ns0:pageBreakBefore ns0:val="0"/>
               <ns0:widowControl/>
               <ns0:spacing ns0:line="276" ns0:lineRule="auto" ns0:before="0" ns0:after="60"/>
-              <ns0:jc ns0:val="left"/>
+              <ns0:jc ns0:val="center"/>
               <ns0:wordWrap ns0:val="0"/>
             </ns0:pPr>
             <ns0:r>
@@ -6401,13 +6782,14 @@
       </ns0:r>
     </ns0:p>
     <ns0:p>
+      <ns0:bookmarkStart ns0:id="31010" ns0:name="YH_SEC_10"/>
       <ns0:bookmarkStart ns0:id="10307" ns0:name="YH_c282ade0_307"/>
       <ns0:pPr>
         <ns0:keepNext/>
         <ns0:keepLines/>
         <ns0:pageBreakBefore ns0:val="0"/>
         <ns0:widowControl/>
-        <ns0:spacing ns0:line="331" ns0:lineRule="auto" ns0:before="200" ns0:after="100"/>
+        <ns0:spacing ns0:line="331" ns0:lineRule="auto" ns0:before="240" ns0:after="120"/>
         <ns0:jc ns0:val="left"/>
         <ns0:outlineLvl ns0:val="1"/>
         <ns0:wordWrap ns0:val="0"/>
@@ -6422,14 +6804,16 @@
         <ns0:t xml:space="preserve">四、重点产品专项分析 — 六味地黄胶囊</ns0:t>
       </ns0:r>
       <ns0:bookmarkEnd ns0:id="10307"/>
+      <ns0:bookmarkEnd ns0:id="31010"/>
     </ns0:p>
     <ns0:p>
+      <ns0:bookmarkStart ns0:id="31011" ns0:name="YH_SEC_11"/>
       <ns0:pPr>
         <ns0:keepNext/>
         <ns0:keepLines/>
         <ns0:pageBreakBefore ns0:val="0"/>
         <ns0:widowControl/>
-        <ns0:spacing ns0:line="331" ns0:lineRule="auto" ns0:before="200" ns0:after="100"/>
+        <ns0:spacing ns0:line="331" ns0:lineRule="auto" ns0:before="240" ns0:after="120"/>
         <ns0:jc ns0:val="left"/>
         <ns0:outlineLvl ns0:val="2"/>
         <ns0:wordWrap ns0:val="0"/>
@@ -6443,6 +6827,7 @@
         </ns0:rPr>
         <ns0:t>4.1 可用期间单位成本趋势（截至 2026-06，共 6 个月）</ns0:t>
       </ns0:r>
+      <ns0:bookmarkEnd ns0:id="31011"/>
     </ns0:p>
     <ns0:p>
       <ns0:bookmarkStart ns0:id="10309" ns0:name="YH_c282ade0_309"/>
@@ -6569,7 +6954,7 @@
               <ns0:pageBreakBefore ns0:val="0"/>
               <ns0:widowControl/>
               <ns0:spacing ns0:line="276" ns0:lineRule="auto" ns0:before="0" ns0:after="60"/>
-              <ns0:jc ns0:val="left"/>
+              <ns0:jc ns0:val="center"/>
               <ns0:wordWrap ns0:val="0"/>
             </ns0:pPr>
             <ns0:r>
@@ -6596,7 +6981,7 @@
               <ns0:pageBreakBefore ns0:val="0"/>
               <ns0:widowControl/>
               <ns0:spacing ns0:line="276" ns0:lineRule="auto" ns0:before="0" ns0:after="60"/>
-              <ns0:jc ns0:val="left"/>
+              <ns0:jc ns0:val="center"/>
               <ns0:wordWrap ns0:val="0"/>
             </ns0:pPr>
             <ns0:r>
@@ -6623,7 +7008,7 @@
               <ns0:pageBreakBefore ns0:val="0"/>
               <ns0:widowControl/>
               <ns0:spacing ns0:line="276" ns0:lineRule="auto" ns0:before="0" ns0:after="60"/>
-              <ns0:jc ns0:val="left"/>
+              <ns0:jc ns0:val="center"/>
               <ns0:wordWrap ns0:val="0"/>
             </ns0:pPr>
             <ns0:r>
@@ -6650,7 +7035,7 @@
               <ns0:pageBreakBefore ns0:val="0"/>
               <ns0:widowControl/>
               <ns0:spacing ns0:line="276" ns0:lineRule="auto" ns0:before="0" ns0:after="60"/>
-              <ns0:jc ns0:val="left"/>
+              <ns0:jc ns0:val="center"/>
               <ns0:wordWrap ns0:val="0"/>
             </ns0:pPr>
             <ns0:r>
@@ -7321,12 +7706,13 @@
       </ns0:tr>
     </ns0:tbl>
     <ns0:p>
+      <ns0:bookmarkStart ns0:id="31012" ns0:name="YH_SEC_12"/>
       <ns0:pPr>
         <ns0:keepNext/>
         <ns0:keepLines/>
         <ns0:pageBreakBefore ns0:val="0"/>
         <ns0:widowControl/>
-        <ns0:spacing ns0:line="331" ns0:lineRule="auto" ns0:before="200" ns0:after="100"/>
+        <ns0:spacing ns0:line="331" ns0:lineRule="auto" ns0:before="240" ns0:after="120"/>
         <ns0:jc ns0:val="left"/>
         <ns0:outlineLvl ns0:val="2"/>
         <ns0:wordWrap ns0:val="0"/>
@@ -7340,6 +7726,7 @@
         </ns0:rPr>
         <ns0:t>4.2 成本异常点排查</ns0:t>
       </ns0:r>
+      <ns0:bookmarkEnd ns0:id="31012"/>
     </ns0:p>
     <ns0:p>
       <ns0:bookmarkStart ns0:id="10311" ns0:name="YH_c282ade0_311"/>
@@ -7360,24 +7747,32 @@
           <ns0:color ns0:val="202D33"/>
           <ns0:sz ns0:val="21"/>
         </ns0:rPr>
-        <ns0:t xml:space="preserve">本期产量 3﻿5﻿0﻿0﻿0﻿ ﻿盒，总成本 6﻿1﻿4﻿9﻿5﻿0﻿.﻿0﻿0﻿ ﻿元。 相对预算总成本差额 1﻿6﻿4﻿5﻿0﻿.﻿0﻿0﻿ ﻿元，其中产量影响 0﻿.﻿0﻿0﻿ ﻿元，单位成本影响 1﻿6﻿4﻿5﻿0﻿.﻿0﻿0﻿ ﻿元；不能全部归为效率恶化。
-直接材料的总额环比变动 -﻿1﻿5﻿.﻿2﻿2﻿%；总额同时受产量影响。
-直接人工的总额环比变动 -﻿1﻿4﻿.﻿1﻿5﻿%；总额同时受产量影响。
-制造费用的总额环比变动 -﻿1﻿4﻿.﻿7﻿7﻿%；总额同时受产量影响。
-归因方向评估（按可能性排序；以下均为待证实假设，供业务判断）：
-1. 材料价格传导：山茱萸市场价由上期 56.0 变为 5﻿4﻿.﻿5﻿ ﻿元﻿/﻿k﻿g（安国中药材市场），与材料单位成本变动方向一致，价格传导可能性较高。证实或证伪：核对采购合同单价与市场价的偏离、以及批次库存结构。
-2. 单位耗用变化：投料单耗或提取收率变化会直接改变每盒材料成本，与价格因素叠加。证实或证伪：同批次投料记录与合格产出对照上期，计算单耗变动。
-3. 产量分摊：产量环比下降 5﻿0﻿0﻿0﻿.﻿0﻿0﻿ ﻿盒，折旧、间接人工等偏固定费用按产量分摊时，单位成本会随产量上升。证实或证伪：核对制造费用分配表使用的产量基数是否与实际产量一致。</ns0:t>
+        <ns0:t xml:space="preserve">本期产量 3﻿5﻿0﻿0﻿0﻿ ﻿盒，总成本 6﻿1﻿4﻿9﻿5﻿0﻿.﻿0﻿0﻿ ﻿元。 相对预算总成本差额 1﻿6﻿4﻿5﻿0﻿.﻿0﻿0﻿ ﻿元，其中产量影响 0﻿.﻿0﻿0﻿ ﻿元，单位成本影响 1﻿6﻿4﻿5﻿0﻿.﻿0﻿0﻿ ﻿元；不能全部归为效率恶化。</ns0:t>
+        <ns0:br/>
+        <ns0:t xml:space="preserve">直接材料的总额环比变动 -﻿1﻿5﻿.﻿2﻿2﻿%；总额同时受产量影响。</ns0:t>
+        <ns0:br/>
+        <ns0:t xml:space="preserve">直接人工的总额环比变动 -﻿1﻿4﻿.﻿1﻿5﻿%；总额同时受产量影响。</ns0:t>
+        <ns0:br/>
+        <ns0:t xml:space="preserve">制造费用的总额环比变动 -﻿1﻿4﻿.﻿7﻿7﻿%；总额同时受产量影响。</ns0:t>
+        <ns0:br/>
+        <ns0:t xml:space="preserve">归因方向评估（按可能性排序；以下均为待证实假设，供业务判断）：</ns0:t>
+        <ns0:br/>
+        <ns0:t xml:space="preserve">1. 材料价格传导：山茱萸市场价由上期 56.0 变为 5﻿4﻿.﻿5﻿ ﻿元﻿/﻿k﻿g（安国中药材市场），与材料单位成本变动方向一致，价格传导可能性较高。证实或证伪：核对采购合同单价与市场价的偏离、以及批次库存结构。</ns0:t>
+        <ns0:br/>
+        <ns0:t xml:space="preserve">2. 单位耗用变化：投料单耗或提取收率变化会直接改变每盒材料成本，与价格因素叠加。证实或证伪：同批次投料记录与合格产出对照上期，计算单耗变动。</ns0:t>
+        <ns0:br/>
+        <ns0:t xml:space="preserve">3. 产量分摊：产量环比下降 5﻿0﻿0﻿0﻿.﻿0﻿0﻿ ﻿盒，折旧、间接人工等偏固定费用按产量分摊时，单位成本会随产量上升。证实或证伪：核对制造费用分配表使用的产量基数是否与实际产量一致。</ns0:t>
       </ns0:r>
       <ns0:bookmarkEnd ns0:id="10311"/>
     </ns0:p>
     <ns0:p>
+      <ns0:bookmarkStart ns0:id="31013" ns0:name="YH_SEC_13"/>
       <ns0:pPr>
         <ns0:keepNext/>
         <ns0:keepLines/>
         <ns0:pageBreakBefore ns0:val="0"/>
         <ns0:widowControl/>
-        <ns0:spacing ns0:line="331" ns0:lineRule="auto" ns0:before="200" ns0:after="100"/>
+        <ns0:spacing ns0:line="331" ns0:lineRule="auto" ns0:before="240" ns0:after="120"/>
         <ns0:jc ns0:val="left"/>
         <ns0:outlineLvl ns0:val="2"/>
         <ns0:wordWrap ns0:val="0"/>
@@ -7391,6 +7786,7 @@
         </ns0:rPr>
         <ns0:t>4.3 关键原材料市场价格跟踪</ns0:t>
       </ns0:r>
+      <ns0:bookmarkEnd ns0:id="31013"/>
     </ns0:p>
     <ns0:p>
       <ns0:bookmarkStart ns0:id="10313" ns0:name="YH_c282ade0_313"/>
@@ -7445,7 +7841,7 @@
               <ns0:pageBreakBefore ns0:val="0"/>
               <ns0:widowControl/>
               <ns0:spacing ns0:line="276" ns0:lineRule="auto" ns0:before="0" ns0:after="60"/>
-              <ns0:jc ns0:val="left"/>
+              <ns0:jc ns0:val="center"/>
               <ns0:wordWrap ns0:val="0"/>
             </ns0:pPr>
             <ns0:r>
@@ -7472,7 +7868,7 @@
               <ns0:pageBreakBefore ns0:val="0"/>
               <ns0:widowControl/>
               <ns0:spacing ns0:line="276" ns0:lineRule="auto" ns0:before="0" ns0:after="60"/>
-              <ns0:jc ns0:val="left"/>
+              <ns0:jc ns0:val="center"/>
               <ns0:wordWrap ns0:val="0"/>
             </ns0:pPr>
             <ns0:r>
@@ -7499,7 +7895,7 @@
               <ns0:pageBreakBefore ns0:val="0"/>
               <ns0:widowControl/>
               <ns0:spacing ns0:line="276" ns0:lineRule="auto" ns0:before="0" ns0:after="60"/>
-              <ns0:jc ns0:val="left"/>
+              <ns0:jc ns0:val="center"/>
               <ns0:wordWrap ns0:val="0"/>
             </ns0:pPr>
             <ns0:r>
@@ -7526,7 +7922,7 @@
               <ns0:pageBreakBefore ns0:val="0"/>
               <ns0:widowControl/>
               <ns0:spacing ns0:line="276" ns0:lineRule="auto" ns0:before="0" ns0:after="60"/>
-              <ns0:jc ns0:val="left"/>
+              <ns0:jc ns0:val="center"/>
               <ns0:wordWrap ns0:val="0"/>
             </ns0:pPr>
             <ns0:r>
@@ -8306,12 +8702,13 @@
       </ns0:tr>
     </ns0:tbl>
     <ns0:p>
+      <ns0:bookmarkStart ns0:id="31014" ns0:name="YH_SEC_14"/>
       <ns0:pPr>
         <ns0:keepNext/>
         <ns0:keepLines/>
         <ns0:pageBreakBefore ns0:val="0"/>
         <ns0:widowControl/>
-        <ns0:spacing ns0:line="331" ns0:lineRule="auto" ns0:before="200" ns0:after="100"/>
+        <ns0:spacing ns0:line="331" ns0:lineRule="auto" ns0:before="240" ns0:after="120"/>
         <ns0:jc ns0:val="left"/>
         <ns0:outlineLvl ns0:val="1"/>
         <ns0:wordWrap ns0:val="0"/>
@@ -8325,14 +8722,16 @@
         </ns0:rPr>
         <ns0:t xml:space="preserve">五、对标分析（中药一厂−中药二厂，以中药二厂为分母）</ns0:t>
       </ns0:r>
+      <ns0:bookmarkEnd ns0:id="31014"/>
     </ns0:p>
     <ns0:p>
+      <ns0:bookmarkStart ns0:id="31015" ns0:name="YH_SEC_15"/>
       <ns0:pPr>
         <ns0:keepNext/>
         <ns0:keepLines/>
         <ns0:pageBreakBefore ns0:val="0"/>
         <ns0:widowControl/>
-        <ns0:spacing ns0:line="331" ns0:lineRule="auto" ns0:before="200" ns0:after="100"/>
+        <ns0:spacing ns0:line="331" ns0:lineRule="auto" ns0:before="240" ns0:after="120"/>
         <ns0:jc ns0:val="left"/>
         <ns0:outlineLvl ns0:val="2"/>
         <ns0:wordWrap ns0:val="0"/>
@@ -8346,6 +8745,7 @@
         </ns0:rPr>
         <ns0:t>5.1 差异总览</ns0:t>
       </ns0:r>
+      <ns0:bookmarkEnd ns0:id="31015"/>
     </ns0:p>
     <ns0:p>
       <ns0:bookmarkStart ns0:id="10316" ns0:name="YH_c282ade0_316"/>
@@ -8410,7 +8810,7 @@
         </ns0:rPr>
         <ns0:drawing>
           <wp:inline xmlns:wp="http://schemas.openxmlformats.org/drawingml/2006/wordprocessingDrawing" xmlns:a="http://schemas.openxmlformats.org/drawingml/2006/main" xmlns:pic="http://schemas.openxmlformats.org/drawingml/2006/picture">
-            <wp:extent cx="6120000" cy="1796175"/>
+            <wp:extent cx="6120000" cy="1794983"/>
             <wp:docPr id="4" name="Picture 4"/>
             <wp:cNvGraphicFramePr>
               <a:graphicFrameLocks noChangeAspect="1"/>
@@ -8431,7 +8831,7 @@
                   <pic:spPr>
                     <a:xfrm>
                       <a:off x="0" y="0"/>
-                      <a:ext cx="6120000" cy="1796175"/>
+                      <a:ext cx="6120000" cy="1794983"/>
                     </a:xfrm>
                     <a:prstGeom prst="rect"/>
                   </pic:spPr>
@@ -8473,7 +8873,7 @@
               <ns0:pageBreakBefore ns0:val="0"/>
               <ns0:widowControl/>
               <ns0:spacing ns0:line="276" ns0:lineRule="auto" ns0:before="0" ns0:after="60"/>
-              <ns0:jc ns0:val="left"/>
+              <ns0:jc ns0:val="center"/>
               <ns0:wordWrap ns0:val="0"/>
             </ns0:pPr>
             <ns0:r>
@@ -8500,7 +8900,7 @@
               <ns0:pageBreakBefore ns0:val="0"/>
               <ns0:widowControl/>
               <ns0:spacing ns0:line="276" ns0:lineRule="auto" ns0:before="0" ns0:after="60"/>
-              <ns0:jc ns0:val="left"/>
+              <ns0:jc ns0:val="center"/>
               <ns0:wordWrap ns0:val="0"/>
             </ns0:pPr>
             <ns0:r>
@@ -8527,7 +8927,7 @@
               <ns0:pageBreakBefore ns0:val="0"/>
               <ns0:widowControl/>
               <ns0:spacing ns0:line="276" ns0:lineRule="auto" ns0:before="0" ns0:after="60"/>
-              <ns0:jc ns0:val="left"/>
+              <ns0:jc ns0:val="center"/>
               <ns0:wordWrap ns0:val="0"/>
             </ns0:pPr>
             <ns0:r>
@@ -8554,7 +8954,7 @@
               <ns0:pageBreakBefore ns0:val="0"/>
               <ns0:widowControl/>
               <ns0:spacing ns0:line="276" ns0:lineRule="auto" ns0:before="0" ns0:after="60"/>
-              <ns0:jc ns0:val="left"/>
+              <ns0:jc ns0:val="center"/>
               <ns0:wordWrap ns0:val="0"/>
             </ns0:pPr>
             <ns0:r>
@@ -8581,7 +8981,7 @@
               <ns0:pageBreakBefore ns0:val="0"/>
               <ns0:widowControl/>
               <ns0:spacing ns0:line="276" ns0:lineRule="auto" ns0:before="0" ns0:after="60"/>
-              <ns0:jc ns0:val="left"/>
+              <ns0:jc ns0:val="center"/>
               <ns0:wordWrap ns0:val="0"/>
             </ns0:pPr>
             <ns0:r>
@@ -9138,12 +9538,13 @@
       </ns0:tr>
     </ns0:tbl>
     <ns0:p>
+      <ns0:bookmarkStart ns0:id="31016" ns0:name="YH_SEC_16"/>
       <ns0:pPr>
         <ns0:keepNext/>
         <ns0:keepLines/>
         <ns0:pageBreakBefore ns0:val="0"/>
         <ns0:widowControl/>
-        <ns0:spacing ns0:line="331" ns0:lineRule="auto" ns0:before="200" ns0:after="100"/>
+        <ns0:spacing ns0:line="331" ns0:lineRule="auto" ns0:before="240" ns0:after="120"/>
         <ns0:jc ns0:val="left"/>
         <ns0:outlineLvl ns0:val="2"/>
         <ns0:wordWrap ns0:val="0"/>
@@ -9157,6 +9558,7 @@
         </ns0:rPr>
         <ns0:t>5.2 差异结构拆解</ns0:t>
       </ns0:r>
+      <ns0:bookmarkEnd ns0:id="31016"/>
     </ns0:p>
     <ns0:p>
       <ns0:bookmarkStart ns0:id="10318" ns0:name="YH_c282ade0_318"/>
@@ -9182,12 +9584,13 @@
       <ns0:bookmarkEnd ns0:id="10318"/>
     </ns0:p>
     <ns0:p>
+      <ns0:bookmarkStart ns0:id="31017" ns0:name="YH_SEC_17"/>
       <ns0:pPr>
         <ns0:keepNext/>
         <ns0:keepLines/>
         <ns0:pageBreakBefore ns0:val="0"/>
         <ns0:widowControl/>
-        <ns0:spacing ns0:line="331" ns0:lineRule="auto" ns0:before="200" ns0:after="100"/>
+        <ns0:spacing ns0:line="331" ns0:lineRule="auto" ns0:before="240" ns0:after="120"/>
         <ns0:jc ns0:val="left"/>
         <ns0:outlineLvl ns0:val="2"/>
         <ns0:wordWrap ns0:val="0"/>
@@ -9201,6 +9604,7 @@
         </ns0:rPr>
         <ns0:t>5.3 差异归因分析</ns0:t>
       </ns0:r>
+      <ns0:bookmarkEnd ns0:id="31017"/>
     </ns0:p>
     <ns0:p>
       <ns0:bookmarkStart ns0:id="10320" ns0:name="YH_c282ade0_320"/>
@@ -9226,12 +9630,13 @@
       <ns0:bookmarkEnd ns0:id="10320"/>
     </ns0:p>
     <ns0:p>
+      <ns0:bookmarkStart ns0:id="31018" ns0:name="YH_SEC_18"/>
       <ns0:pPr>
         <ns0:keepNext/>
         <ns0:keepLines/>
         <ns0:pageBreakBefore ns0:val="0"/>
         <ns0:widowControl/>
-        <ns0:spacing ns0:line="331" ns0:lineRule="auto" ns0:before="200" ns0:after="100"/>
+        <ns0:spacing ns0:line="331" ns0:lineRule="auto" ns0:before="240" ns0:after="120"/>
         <ns0:jc ns0:val="left"/>
         <ns0:outlineLvl ns0:val="1"/>
         <ns0:wordWrap ns0:val="0"/>
@@ -9245,14 +9650,16 @@
         </ns0:rPr>
         <ns0:t>六、总结与建议</ns0:t>
       </ns0:r>
+      <ns0:bookmarkEnd ns0:id="31018"/>
     </ns0:p>
     <ns0:p>
+      <ns0:bookmarkStart ns0:id="31019" ns0:name="YH_SEC_19"/>
       <ns0:pPr>
         <ns0:keepNext/>
         <ns0:keepLines/>
         <ns0:pageBreakBefore ns0:val="0"/>
         <ns0:widowControl/>
-        <ns0:spacing ns0:line="331" ns0:lineRule="auto" ns0:before="200" ns0:after="100"/>
+        <ns0:spacing ns0:line="331" ns0:lineRule="auto" ns0:before="240" ns0:after="120"/>
         <ns0:jc ns0:val="left"/>
         <ns0:outlineLvl ns0:val="2"/>
         <ns0:wordWrap ns0:val="0"/>
@@ -9266,6 +9673,7 @@
         </ns0:rPr>
         <ns0:t>6.1 本月成本管理亮点</ns0:t>
       </ns0:r>
+      <ns0:bookmarkEnd ns0:id="31019"/>
     </ns0:p>
     <ns0:p>
       <ns0:bookmarkStart ns0:id="10323" ns0:name="YH_c282ade0_323"/>
@@ -9291,12 +9699,13 @@
       <ns0:bookmarkEnd ns0:id="10323"/>
     </ns0:p>
     <ns0:p>
+      <ns0:bookmarkStart ns0:id="31020" ns0:name="YH_SEC_20"/>
       <ns0:pPr>
         <ns0:keepNext/>
         <ns0:keepLines/>
         <ns0:pageBreakBefore ns0:val="0"/>
         <ns0:widowControl/>
-        <ns0:spacing ns0:line="331" ns0:lineRule="auto" ns0:before="200" ns0:after="100"/>
+        <ns0:spacing ns0:line="331" ns0:lineRule="auto" ns0:before="240" ns0:after="120"/>
         <ns0:jc ns0:val="left"/>
         <ns0:outlineLvl ns0:val="2"/>
         <ns0:wordWrap ns0:val="0"/>
@@ -9310,6 +9719,7 @@
         </ns0:rPr>
         <ns0:t>6.2 需关注的问题</ns0:t>
       </ns0:r>
+      <ns0:bookmarkEnd ns0:id="31020"/>
     </ns0:p>
     <ns0:p>
       <ns0:bookmarkStart ns0:id="10325" ns0:name="YH_c282ade0_325"/>
@@ -9335,12 +9745,13 @@
       <ns0:bookmarkEnd ns0:id="10325"/>
     </ns0:p>
     <ns0:p>
+      <ns0:bookmarkStart ns0:id="31021" ns0:name="YH_SEC_21"/>
       <ns0:pPr>
         <ns0:keepNext/>
         <ns0:keepLines/>
         <ns0:pageBreakBefore ns0:val="0"/>
         <ns0:widowControl/>
-        <ns0:spacing ns0:line="331" ns0:lineRule="auto" ns0:before="200" ns0:after="100"/>
+        <ns0:spacing ns0:line="331" ns0:lineRule="auto" ns0:before="240" ns0:after="120"/>
         <ns0:jc ns0:val="left"/>
         <ns0:outlineLvl ns0:val="2"/>
         <ns0:wordWrap ns0:val="0"/>
@@ -9354,6 +9765,7 @@
         </ns0:rPr>
         <ns0:t>6.3 改进建议</ns0:t>
       </ns0:r>
+      <ns0:bookmarkEnd ns0:id="31021"/>
     </ns0:p>
     <ns0:p>
       <ns0:bookmarkStart ns0:id="10327" ns0:name="YH_c282ade0_327"/>
@@ -9406,7 +9818,7 @@
               <ns0:pageBreakBefore ns0:val="0"/>
               <ns0:widowControl/>
               <ns0:spacing ns0:line="276" ns0:lineRule="auto" ns0:before="0" ns0:after="60"/>
-              <ns0:jc ns0:val="left"/>
+              <ns0:jc ns0:val="center"/>
               <ns0:wordWrap ns0:val="0"/>
             </ns0:pPr>
             <ns0:r>
@@ -9433,7 +9845,7 @@
               <ns0:pageBreakBefore ns0:val="0"/>
               <ns0:widowControl/>
               <ns0:spacing ns0:line="276" ns0:lineRule="auto" ns0:before="0" ns0:after="60"/>
-              <ns0:jc ns0:val="left"/>
+              <ns0:jc ns0:val="center"/>
               <ns0:wordWrap ns0:val="0"/>
             </ns0:pPr>
             <ns0:r>
@@ -9938,12 +10350,13 @@
       </ns0:tr>
     </ns0:tbl>
     <ns0:p>
+      <ns0:bookmarkStart ns0:id="31022" ns0:name="YH_SEC_22"/>
       <ns0:pPr>
         <ns0:keepNext/>
         <ns0:keepLines/>
         <ns0:pageBreakBefore ns0:val="0"/>
         <ns0:widowControl/>
-        <ns0:spacing ns0:line="331" ns0:lineRule="auto" ns0:before="200" ns0:after="100"/>
+        <ns0:spacing ns0:line="331" ns0:lineRule="auto" ns0:before="240" ns0:after="120"/>
         <ns0:jc ns0:val="left"/>
         <ns0:outlineLvl ns0:val="2"/>
         <ns0:wordWrap ns0:val="0"/>
@@ -9957,6 +10370,7 @@
         </ns0:rPr>
         <ns0:t>6.4 整改任务清单（自动生成）</ns0:t>
       </ns0:r>
+      <ns0:bookmarkEnd ns0:id="31022"/>
     </ns0:p>
     <ns0:p>
       <ns0:bookmarkStart ns0:id="10329" ns0:name="YH_c282ade0_329"/>
@@ -10010,7 +10424,7 @@
               <ns0:pageBreakBefore ns0:val="0"/>
               <ns0:widowControl/>
               <ns0:spacing ns0:line="276" ns0:lineRule="auto" ns0:before="0" ns0:after="60"/>
-              <ns0:jc ns0:val="left"/>
+              <ns0:jc ns0:val="center"/>
               <ns0:wordWrap ns0:val="0"/>
             </ns0:pPr>
             <ns0:r>
@@ -10037,7 +10451,7 @@
               <ns0:pageBreakBefore ns0:val="0"/>
               <ns0:widowControl/>
               <ns0:spacing ns0:line="276" ns0:lineRule="auto" ns0:before="0" ns0:after="60"/>
-              <ns0:jc ns0:val="left"/>
+              <ns0:jc ns0:val="center"/>
               <ns0:wordWrap ns0:val="0"/>
             </ns0:pPr>
             <ns0:r>
@@ -10064,7 +10478,7 @@
               <ns0:pageBreakBefore ns0:val="0"/>
               <ns0:widowControl/>
               <ns0:spacing ns0:line="276" ns0:lineRule="auto" ns0:before="0" ns0:after="60"/>
-              <ns0:jc ns0:val="left"/>
+              <ns0:jc ns0:val="center"/>
               <ns0:wordWrap ns0:val="0"/>
             </ns0:pPr>
             <ns0:r>
@@ -10750,7 +11164,7 @@
         <ns0:keepLines/>
         <ns0:pageBreakBefore ns0:val="0"/>
         <ns0:widowControl/>
-        <ns0:spacing ns0:line="331" ns0:lineRule="auto" ns0:before="200" ns0:after="100"/>
+        <ns0:spacing ns0:line="331" ns0:lineRule="auto" ns0:before="240" ns0:after="120"/>
         <ns0:jc ns0:val="left"/>
         <ns0:wordWrap ns0:val="0"/>
       </ns0:pPr>

--- a/药衡智析_增量源码交接/public_source_candidate/07_交付/delivery_20260921/六味地黄胶囊_2026-06.docx
+++ b/药衡智析_增量源码交接/public_source_candidate/07_交付/delivery_20260921/六味地黄胶囊_2026-06.docx
@@ -2,9 +2,3248 @@
 <file path=word/document.xml><?xml version="1.0" encoding="utf-8"?>
 <ns0:document xmlns:ns0="http://schemas.openxmlformats.org/wordprocessingml/2006/main" xmlns:ns1="http://schemas.openxmlformats.org/markup-compatibility/2006" xmlns:ns2="http://schemas.microsoft.com/office/word/2010/wordml" xmlns:ns3="http://schemas.openxmlformats.org/officeDocument/2006/relationships" ns1:Ignorable="w14 w15 wp14">
   <ns0:body>
-    <ns0:p>
+    <ns0:p ns2:paraId="6E951B70">
+      <ns0:bookmarkStart ns0:id="10002" ns0:name="YH_c282ade0_2"/>
       <ns0:pPr>
         <ns0:keepNext/>
+        <ns0:keepLines/>
+        <ns0:pageBreakBefore ns0:val="0"/>
+        <ns0:widowControl/>
+        <ns0:spacing ns0:line="331" ns0:lineRule="auto" ns0:before="0" ns0:after="140"/>
+        <ns0:ind ns0:firstLine="420"/>
+        <ns0:jc ns0:val="left"/>
+        <ns0:rPr>
+          <ns0:rStyle ns0:val="16"/>
+          <ns0:rFonts ns0:hint="default"/>
+          <ns0:b/>
+          <ns0:bCs/>
+          <ns0:sz ns0:val="48"/>
+          <ns0:szCs ns0:val="48"/>
+          <ns0:lang ns0:val="en-US" ns0:eastAsia="zh-CN"/>
+        </ns0:rPr>
+        <ns0:wordWrap ns0:val="0"/>
+      </ns0:pPr>
+      <ns0:r>
+        <ns0:rPr>
+          <ns0:rStyle ns0:val="16"/>
+          <ns0:rFonts ns0:hint="eastAsia" ns0:ascii="Noto Sans SC" ns0:hAnsi="Noto Sans SC" ns0:eastAsia="Noto Sans SC"/>
+          <ns0:b ns0:val="0"/>
+          <ns0:bCs/>
+          <ns0:color ns0:val="202D33"/>
+          <ns0:sz ns0:val="40"/>
+          <ns0:lang ns0:val="en-US" ns0:eastAsia="zh-CN"/>
+        </ns0:rPr>
+        <ns0:t xml:space="preserve">六味地黄胶囊 月度成本分析报告</ns0:t>
+      </ns0:r>
+      <ns0:bookmarkStart ns0:id="13" ns0:name="_GoBack"/>
+      <ns0:bookmarkEnd ns0:id="13"/>
+      <ns0:bookmarkEnd ns0:id="10002"/>
+    </ns0:p>
+    <ns0:p ns2:paraId="67B983A2">
+      <ns0:bookmarkStart ns0:id="10004" ns0:name="YH_c282ade0_4"/>
+      <ns0:pPr>
+        <ns0:keepNext ns0:val="0"/>
+        <ns0:keepLines/>
+        <ns0:pageBreakBefore ns0:val="0"/>
+        <ns0:widowControl/>
+        <ns0:spacing ns0:line="331" ns0:lineRule="auto" ns0:before="0" ns0:after="140"/>
+        <ns0:ind ns0:firstLine="420"/>
+        <ns0:jc ns0:val="left"/>
+        <ns0:rPr>
+          <ns0:rStyle ns0:val="16"/>
+          <ns0:rFonts ns0:hint="eastAsia"/>
+          <ns0:b/>
+          <ns0:bCs/>
+          <ns0:sz ns0:val="48"/>
+          <ns0:szCs ns0:val="48"/>
+        </ns0:rPr>
+        <ns0:wordWrap ns0:val="0"/>
+      </ns0:pPr>
+      <ns0:r>
+        <ns0:rPr>
+          <ns0:rStyle ns0:val="16"/>
+          <ns0:rFonts ns0:hint="eastAsia" ns0:ascii="Noto Sans SC" ns0:hAnsi="Noto Sans SC" ns0:eastAsia="Noto Sans SC"/>
+          <ns0:b ns0:val="0"/>
+          <ns0:bCs/>
+          <ns0:color ns0:val="202D33"/>
+          <ns0:sz ns0:val="21"/>
+        </ns0:rPr>
+        <ns0:t>《</ns0:t>
+      </ns0:r>
+      <ns0:r>
+        <ns0:rPr>
+          <ns0:rStyle ns0:val="16"/>
+          <ns0:rFonts ns0:hint="eastAsia" ns0:ascii="Noto Sans SC" ns0:hAnsi="Noto Sans SC" ns0:eastAsia="Noto Sans SC"/>
+          <ns0:b ns0:val="0"/>
+          <ns0:bCs/>
+          <ns0:color ns0:val="202D33"/>
+          <ns0:sz ns0:val="21"/>
+          <ns0:lang ns0:val="en-US" ns0:eastAsia="zh-CN"/>
+        </ns0:rPr>
+        <ns0:t xml:space="preserve">六味地黄胶囊 月度成本分析报告</ns0:t>
+      </ns0:r>
+      <ns0:r>
+        <ns0:rPr>
+          <ns0:rStyle ns0:val="16"/>
+          <ns0:rFonts ns0:hint="eastAsia" ns0:ascii="Noto Sans SC" ns0:hAnsi="Noto Sans SC" ns0:eastAsia="Noto Sans SC"/>
+          <ns0:b ns0:val="0"/>
+          <ns0:bCs/>
+          <ns0:color ns0:val="202D33"/>
+          <ns0:sz ns0:val="21"/>
+        </ns0:rPr>
+        <ns0:t>》</ns0:t>
+      </ns0:r>
+      <ns0:bookmarkEnd ns0:id="10004"/>
+    </ns0:p>
+    <ns0:p ns2:paraId="67464046">
+      <ns0:pPr>
+        <ns0:keepNext ns0:val="0"/>
+        <ns0:keepLines/>
+        <ns0:pageBreakBefore ns0:val="0"/>
+        <ns0:widowControl/>
+        <ns0:spacing ns0:line="331" ns0:lineRule="auto" ns0:before="0" ns0:after="140"/>
+        <ns0:ind ns0:firstLine="420"/>
+        <ns0:jc ns0:val="left"/>
+        <ns0:rPr>
+          <ns0:b/>
+          <ns0:bCs/>
+          <ns0:color ns0:val="0000FF"/>
+          <ns0:sz ns0:val="48"/>
+          <ns0:szCs ns0:val="48"/>
+        </ns0:rPr>
+        <ns0:wordWrap ns0:val="0"/>
+      </ns0:pPr>
+      <ns0:r>
+        <ns0:rPr>
+          <ns0:rStyle ns0:val="16"/>
+          <ns0:rFonts ns0:hint="eastAsia" ns0:ascii="Noto Sans SC" ns0:hAnsi="Noto Sans SC" ns0:eastAsia="Noto Sans SC"/>
+          <ns0:b ns0:val="0"/>
+          <ns0:bCs/>
+          <ns0:color ns0:val="202D33"/>
+          <ns0:sz ns0:val="21"/>
+        </ns0:rPr>
+        <ns0:t>整体解决方案</ns0:t>
+      </ns0:r>
+    </ns0:p>
+    <ns0:p ns2:paraId="77347557">
+      <ns0:pPr>
+        <ns0:keepNext/>
+        <ns0:keepLines/>
+        <ns0:pageBreakBefore ns0:val="0"/>
+        <ns0:widowControl/>
+        <ns0:spacing ns0:before="0" ns0:after="0" ns0:line="20" ns0:lineRule="exact"/>
+        <ns0:ind ns0:left="0" ns0:firstLine="420"/>
+        <ns0:jc ns0:val="left"/>
+        <ns0:rPr>
+          <ns0:rFonts ns0:hint="eastAsia" ns0:ascii="微软雅黑" ns0:hAnsi="微软雅黑" ns0:eastAsia="微软雅黑" ns0:cs="微软雅黑"/>
+          <ns0:b/>
+          <ns0:sz ns0:val="22"/>
+        </ns0:rPr>
+        <ns0:wordWrap ns0:val="0"/>
+      </ns0:pPr>
+      <ns0:bookmarkStart ns0:id="0" ns0:name="_Toc415912152"/>
+      <ns0:bookmarkStart ns0:id="1" ns0:name="_Toc7317897"/>
+      <ns0:bookmarkStart ns0:id="2" ns0:name="_Toc7318567"/>
+      <ns0:bookmarkStart ns0:id="3" ns0:name="_Toc509606282"/>
+      <ns0:bookmarkStart ns0:id="4" ns0:name="_Toc449934797"/>
+    </ns0:p>
+    <ns0:p ns2:paraId="43612FAD">
+      <ns0:pPr>
+        <ns0:keepNext ns0:val="0"/>
+        <ns0:keepLines/>
+        <ns0:pageBreakBefore ns0:val="0"/>
+        <ns0:widowControl/>
+        <ns0:spacing ns0:before="0" ns0:after="140" ns0:line="331" ns0:lineRule="auto"/>
+        <ns0:ind ns0:left="0" ns0:firstLine="420"/>
+        <ns0:jc ns0:val="left"/>
+        <ns0:rPr>
+          <ns0:rFonts ns0:hint="eastAsia" ns0:ascii="微软雅黑" ns0:hAnsi="微软雅黑" ns0:eastAsia="微软雅黑" ns0:cs="微软雅黑"/>
+        </ns0:rPr>
+        <ns0:wordWrap ns0:val="0"/>
+      </ns0:pPr>
+      <ns0:r>
+        <ns0:rPr>
+          <ns0:rFonts ns0:hint="eastAsia" ns0:ascii="Noto Sans SC" ns0:hAnsi="Noto Sans SC" ns0:eastAsia="Noto Sans SC" ns0:cs="微软雅黑"/>
+          <ns0:b ns0:val="0"/>
+          <ns0:color ns0:val="202D33"/>
+          <ns0:sz ns0:val="21"/>
+        </ns0:rPr>
+        <ns0:t>文件版本： V3.0</ns0:t>
+      </ns0:r>
+    </ns0:p>
+    <ns0:p ns2:paraId="22868FAB">
+      <ns0:bookmarkStart ns0:id="10015" ns0:name="YH_c282ade0_15"/>
+      <ns0:pPr>
+        <ns0:keepNext ns0:val="0"/>
+        <ns0:keepLines/>
+        <ns0:pageBreakBefore ns0:val="0"/>
+        <ns0:widowControl/>
+        <ns0:spacing ns0:before="0" ns0:after="140" ns0:line="331" ns0:lineRule="auto"/>
+        <ns0:ind ns0:left="0" ns0:firstLine="420"/>
+        <ns0:jc ns0:val="left"/>
+        <ns0:rPr>
+          <ns0:rFonts ns0:hint="eastAsia" ns0:ascii="微软雅黑" ns0:hAnsi="微软雅黑" ns0:eastAsia="微软雅黑" ns0:cs="微软雅黑"/>
+        </ns0:rPr>
+        <ns0:wordWrap ns0:val="0"/>
+      </ns0:pPr>
+      <ns0:r>
+        <ns0:rPr>
+          <ns0:rFonts ns0:hint="eastAsia" ns0:ascii="Noto Sans SC" ns0:hAnsi="Noto Sans SC" ns0:eastAsia="Noto Sans SC" ns0:cs="微软雅黑"/>
+          <ns0:b ns0:val="0"/>
+          <ns0:color ns0:val="202D33"/>
+          <ns0:sz ns0:val="21"/>
+        </ns0:rPr>
+        <ns0:t xml:space="preserve">编制日期： 2026-09-21</ns0:t>
+      </ns0:r>
+      <ns0:r>
+        <ns0:rPr>
+          <ns0:rFonts ns0:hint="eastAsia" ns0:ascii="Noto Sans SC" ns0:hAnsi="Noto Sans SC" ns0:eastAsia="Noto Sans SC" ns0:cs="微软雅黑"/>
+          <ns0:b ns0:val="0"/>
+          <ns0:color ns0:val="202D33"/>
+          <ns0:sz ns0:val="21"/>
+        </ns0:rPr>
+      </ns0:r>
+      <ns0:bookmarkEnd ns0:id="10015"/>
+    </ns0:p>
+    <ns0:p ns2:paraId="6A3D3DEC">
+      <ns0:pPr>
+        <ns0:keepNext ns0:val="0"/>
+        <ns0:keepLines/>
+        <ns0:pageBreakBefore ns0:val="0"/>
+        <ns0:widowControl/>
+        <ns0:spacing ns0:before="0" ns0:after="140" ns0:line="331" ns0:lineRule="auto"/>
+        <ns0:ind ns0:left="0" ns0:firstLine="420"/>
+        <ns0:jc ns0:val="left"/>
+        <ns0:rPr>
+          <ns0:rFonts ns0:hint="eastAsia" ns0:ascii="微软雅黑" ns0:hAnsi="微软雅黑" ns0:eastAsia="微软雅黑" ns0:cs="微软雅黑"/>
+        </ns0:rPr>
+        <ns0:wordWrap ns0:val="0"/>
+      </ns0:pPr>
+      <ns0:r>
+        <ns0:rPr>
+          <ns0:rFonts ns0:hint="eastAsia" ns0:ascii="Noto Sans SC" ns0:hAnsi="Noto Sans SC" ns0:eastAsia="Noto Sans SC" ns0:cs="微软雅黑"/>
+          <ns0:b ns0:val="0"/>
+          <ns0:color ns0:val="202D33"/>
+          <ns0:sz ns0:val="21"/>
+        </ns0:rPr>
+        <ns0:t>编制单位：</ns0:t>
+      </ns0:r>
+      <ns0:r>
+        <ns0:rPr>
+          <ns0:rFonts ns0:hint="eastAsia" ns0:ascii="Noto Sans SC" ns0:hAnsi="Noto Sans SC" ns0:eastAsia="Noto Sans SC" ns0:cs="微软雅黑"/>
+          <ns0:b ns0:val="0"/>
+          <ns0:color ns0:val="202D33"/>
+          <ns0:sz ns0:val="21"/>
+        </ns0:rPr>
+        <ns0:t xml:space="preserve"> 重庆创灵境数字技术有限公司</ns0:t>
+      </ns0:r>
+    </ns0:p>
+    <ns0:p ns2:paraId="5C4525E1">
+      <ns0:pPr>
+        <ns0:keepNext ns0:val="0"/>
+        <ns0:keepLines/>
+        <ns0:pageBreakBefore ns0:val="0"/>
+        <ns0:widowControl/>
+        <ns0:spacing ns0:line="331" ns0:lineRule="auto" ns0:before="0" ns0:after="140"/>
+        <ns0:ind ns0:firstLine="420"/>
+        <ns0:jc ns0:val="left"/>
+        <ns0:rPr>
+          <ns0:rFonts ns0:hint="eastAsia" ns0:ascii="宋体" ns0:hAnsi="宋体"/>
+          <ns0:b/>
+          <ns0:bCs/>
+        </ns0:rPr>
+        <ns0:wordWrap ns0:val="0"/>
+      </ns0:pPr>
+      <ns0:r>
+        <ns0:rPr>
+          <ns0:rFonts ns0:hint="eastAsia" ns0:ascii="Noto Sans SC" ns0:hAnsi="Noto Sans SC" ns0:eastAsia="Noto Sans SC"/>
+          <ns0:b ns0:val="0"/>
+          <ns0:bCs/>
+          <ns0:color ns0:val="202D33"/>
+          <ns0:sz ns0:val="21"/>
+        </ns0:rPr>
+        <ns0:t>文档控制</ns0:t>
+      </ns0:r>
+      <ns0:bookmarkEnd ns0:id="0"/>
+      <ns0:bookmarkEnd ns0:id="1"/>
+      <ns0:bookmarkEnd ns0:id="2"/>
+      <ns0:bookmarkEnd ns0:id="3"/>
+      <ns0:bookmarkEnd ns0:id="4"/>
+      <ns0:bookmarkStart ns0:id="5" ns0:name="_Toc449934798"/>
+      <ns0:bookmarkStart ns0:id="6" ns0:name="_Toc7317898"/>
+      <ns0:bookmarkStart ns0:id="7" ns0:name="_Toc415912153"/>
+      <ns0:bookmarkStart ns0:id="8" ns0:name="_Toc7318568"/>
+    </ns0:p>
+    <ns0:p ns2:paraId="3686E4F6">
+      <ns0:pPr>
+        <ns0:keepNext ns0:val="0"/>
+        <ns0:keepLines/>
+        <ns0:pageBreakBefore ns0:val="0"/>
+        <ns0:widowControl/>
+        <ns0:spacing ns0:line="331" ns0:lineRule="auto" ns0:before="0" ns0:after="140"/>
+        <ns0:ind ns0:firstLine="420"/>
+        <ns0:jc ns0:val="left"/>
+        <ns0:rPr>
+          <ns0:rFonts ns0:hint="eastAsia" ns0:ascii="宋体" ns0:hAnsi="宋体"/>
+          <ns0:b/>
+          <ns0:bCs/>
+        </ns0:rPr>
+        <ns0:wordWrap ns0:val="0"/>
+      </ns0:pPr>
+      <ns0:r>
+        <ns0:rPr>
+          <ns0:rFonts ns0:hint="eastAsia" ns0:ascii="Noto Sans SC" ns0:hAnsi="Noto Sans SC" ns0:eastAsia="Noto Sans SC"/>
+          <ns0:b ns0:val="0"/>
+          <ns0:bCs/>
+          <ns0:color ns0:val="202D33"/>
+          <ns0:sz ns0:val="21"/>
+        </ns0:rPr>
+        <ns0:t>版本记录</ns0:t>
+      </ns0:r>
+      <ns0:bookmarkEnd ns0:id="5"/>
+      <ns0:bookmarkEnd ns0:id="6"/>
+      <ns0:bookmarkEnd ns0:id="7"/>
+      <ns0:bookmarkEnd ns0:id="8"/>
+    </ns0:p>
+    <ns0:tbl>
+      <ns0:tblPr>
+        <ns0:tblStyle ns0:val="11"/>
+        <ns0:tblW ns0:w="7440" ns0:type="dxa"/>
+        <ns0:tblInd ns0:w="453" ns0:type="dxa"/>
+        <ns0:tblBorders>
+          <ns0:top ns0:val="single" ns0:color="auto" ns0:sz="12" ns0:space="0"/>
+          <ns0:left ns0:val="single" ns0:color="auto" ns0:sz="12" ns0:space="0"/>
+          <ns0:bottom ns0:val="single" ns0:color="auto" ns0:sz="12" ns0:space="0"/>
+          <ns0:right ns0:val="single" ns0:color="auto" ns0:sz="12" ns0:space="0"/>
+          <ns0:insideH ns0:val="single" ns0:color="auto" ns0:sz="6" ns0:space="0"/>
+          <ns0:insideV ns0:val="single" ns0:color="auto" ns0:sz="6" ns0:space="0"/>
+        </ns0:tblBorders>
+        <ns0:tblLayout ns0:type="fixed"/>
+        <ns0:tblCellMar>
+          <ns0:top ns0:w="0" ns0:type="dxa"/>
+          <ns0:left ns0:w="96" ns0:type="dxa"/>
+          <ns0:bottom ns0:w="0" ns0:type="dxa"/>
+          <ns0:right ns0:w="96" ns0:type="dxa"/>
+        </ns0:tblCellMar>
+      </ns0:tblPr>
+      <ns0:tblGrid>
+        <ns0:gridCol ns0:w="2452"/>
+        <ns0:gridCol ns0:w="2452"/>
+        <ns0:gridCol ns0:w="2452"/>
+        <ns0:gridCol ns0:w="2452"/>
+      </ns0:tblGrid>
+      <ns0:tr ns2:paraId="56EB3084">
+        <ns0:trPr>
+          <ns0:cantSplit/>
+          <ns0:tblHeader/>
+        </ns0:trPr>
+        <ns0:tc>
+          <ns0:tcPr>
+            <ns0:tcW ns0:w="2452" ns0:type="dxa"/>
+            <ns0:tcBorders>
+              <ns0:top ns0:val="single" ns0:color="auto" ns0:sz="12" ns0:space="0"/>
+              <ns0:bottom ns0:val="single" ns0:color="auto" ns0:sz="2" ns0:space="0"/>
+              <ns0:right ns0:val="single" ns0:color="auto" ns0:sz="2" ns0:space="0"/>
+            </ns0:tcBorders>
+            <ns0:shd ns0:val="clear" ns0:color="auto" ns0:fill="CCCCCC"/>
+            <ns0:noWrap ns0:val="0"/>
+            <ns0:vAlign ns0:val="center"/>
+            <ns0:shd ns0:fill="EAF2F5"/>
+            <ns0:shd ns0:fill="EAF2F5"/>
+          </ns0:tcPr>
+          <ns0:p ns2:paraId="69AD8A79">
+            <ns0:pPr>
+              <ns0:keepNext ns0:val="0"/>
+              <ns0:keepLines/>
+              <ns0:pageBreakBefore ns0:val="0"/>
+              <ns0:widowControl/>
+              <ns0:spacing ns0:line="276" ns0:lineRule="auto" ns0:before="0" ns0:after="60"/>
+              <ns0:jc ns0:val="center"/>
+              <ns0:rPr>
+                <ns0:rFonts ns0:hint="eastAsia" ns0:hAnsi="宋体"/>
+              </ns0:rPr>
+              <ns0:wordWrap ns0:val="0"/>
+            </ns0:pPr>
+            <ns0:r>
+              <ns0:rPr>
+                <ns0:rFonts ns0:hint="eastAsia" ns0:hAnsi="Noto Sans SC" ns0:ascii="Noto Sans SC" ns0:eastAsia="Noto Sans SC"/>
+                <ns0:b/>
+                <ns0:color ns0:val="202D33"/>
+                <ns0:sz ns0:val="19"/>
+              </ns0:rPr>
+              <ns0:t xml:space="preserve"> 日期</ns0:t>
+            </ns0:r>
+          </ns0:p>
+        </ns0:tc>
+        <ns0:tc>
+          <ns0:tcPr>
+            <ns0:tcW ns0:w="2452" ns0:type="dxa"/>
+            <ns0:tcBorders>
+              <ns0:top ns0:val="single" ns0:color="auto" ns0:sz="12" ns0:space="0"/>
+              <ns0:left ns0:val="single" ns0:color="auto" ns0:sz="2" ns0:space="0"/>
+              <ns0:bottom ns0:val="single" ns0:color="auto" ns0:sz="2" ns0:space="0"/>
+              <ns0:right ns0:val="single" ns0:color="auto" ns0:sz="2" ns0:space="0"/>
+            </ns0:tcBorders>
+            <ns0:shd ns0:val="clear" ns0:color="auto" ns0:fill="CCCCCC"/>
+            <ns0:noWrap ns0:val="0"/>
+            <ns0:vAlign ns0:val="center"/>
+            <ns0:shd ns0:fill="EAF2F5"/>
+            <ns0:shd ns0:fill="EAF2F5"/>
+          </ns0:tcPr>
+          <ns0:p ns2:paraId="44193883">
+            <ns0:pPr>
+              <ns0:pStyle ns0:val="17"/>
+              <ns0:keepNext ns0:val="0"/>
+              <ns0:keepLines/>
+              <ns0:pageBreakBefore ns0:val="0"/>
+              <ns0:widowControl/>
+              <ns0:spacing ns0:line="276" ns0:lineRule="auto" ns0:before="0" ns0:after="60"/>
+              <ns0:jc ns0:val="center"/>
+              <ns0:rPr>
+                <ns0:rFonts ns0:hint="eastAsia" ns0:hAnsi="宋体"/>
+                <ns0:sz ns0:val="21"/>
+              </ns0:rPr>
+              <ns0:wordWrap ns0:val="0"/>
+            </ns0:pPr>
+            <ns0:r>
+              <ns0:rPr>
+                <ns0:rFonts ns0:hint="eastAsia" ns0:hAnsi="Noto Sans SC" ns0:ascii="Noto Sans SC" ns0:eastAsia="Noto Sans SC"/>
+                <ns0:b/>
+                <ns0:color ns0:val="202D33"/>
+                <ns0:sz ns0:val="19"/>
+              </ns0:rPr>
+              <ns0:t>作者</ns0:t>
+            </ns0:r>
+          </ns0:p>
+        </ns0:tc>
+        <ns0:tc>
+          <ns0:tcPr>
+            <ns0:tcW ns0:w="2452" ns0:type="dxa"/>
+            <ns0:tcBorders>
+              <ns0:top ns0:val="single" ns0:color="auto" ns0:sz="12" ns0:space="0"/>
+              <ns0:left ns0:val="single" ns0:color="auto" ns0:sz="2" ns0:space="0"/>
+              <ns0:bottom ns0:val="single" ns0:color="auto" ns0:sz="2" ns0:space="0"/>
+              <ns0:right ns0:val="single" ns0:color="auto" ns0:sz="2" ns0:space="0"/>
+            </ns0:tcBorders>
+            <ns0:shd ns0:val="clear" ns0:color="auto" ns0:fill="CCCCCC"/>
+            <ns0:noWrap ns0:val="0"/>
+            <ns0:vAlign ns0:val="center"/>
+            <ns0:shd ns0:fill="EAF2F5"/>
+            <ns0:shd ns0:fill="EAF2F5"/>
+          </ns0:tcPr>
+          <ns0:p ns2:paraId="38CAF851">
+            <ns0:pPr>
+              <ns0:pStyle ns0:val="17"/>
+              <ns0:keepNext ns0:val="0"/>
+              <ns0:keepLines/>
+              <ns0:pageBreakBefore ns0:val="0"/>
+              <ns0:widowControl/>
+              <ns0:spacing ns0:line="276" ns0:lineRule="auto" ns0:before="0" ns0:after="60"/>
+              <ns0:jc ns0:val="center"/>
+              <ns0:rPr>
+                <ns0:rFonts ns0:hint="eastAsia" ns0:hAnsi="宋体"/>
+                <ns0:sz ns0:val="21"/>
+              </ns0:rPr>
+              <ns0:wordWrap ns0:val="0"/>
+            </ns0:pPr>
+            <ns0:r>
+              <ns0:rPr>
+                <ns0:rFonts ns0:hint="eastAsia" ns0:hAnsi="Noto Sans SC" ns0:ascii="Noto Sans SC" ns0:eastAsia="Noto Sans SC"/>
+                <ns0:b/>
+                <ns0:color ns0:val="202D33"/>
+                <ns0:sz ns0:val="19"/>
+              </ns0:rPr>
+              <ns0:t>版本号</ns0:t>
+            </ns0:r>
+          </ns0:p>
+        </ns0:tc>
+        <ns0:tc>
+          <ns0:tcPr>
+            <ns0:tcW ns0:w="2452" ns0:type="dxa"/>
+            <ns0:tcBorders>
+              <ns0:top ns0:val="single" ns0:color="auto" ns0:sz="12" ns0:space="0"/>
+              <ns0:left ns0:val="single" ns0:color="auto" ns0:sz="2" ns0:space="0"/>
+              <ns0:bottom ns0:val="single" ns0:color="auto" ns0:sz="2" ns0:space="0"/>
+            </ns0:tcBorders>
+            <ns0:shd ns0:val="clear" ns0:color="auto" ns0:fill="CCCCCC"/>
+            <ns0:noWrap ns0:val="0"/>
+            <ns0:vAlign ns0:val="center"/>
+            <ns0:shd ns0:fill="EAF2F5"/>
+            <ns0:shd ns0:fill="EAF2F5"/>
+          </ns0:tcPr>
+          <ns0:p ns2:paraId="16720776">
+            <ns0:pPr>
+              <ns0:pStyle ns0:val="17"/>
+              <ns0:keepNext ns0:val="0"/>
+              <ns0:keepLines/>
+              <ns0:pageBreakBefore ns0:val="0"/>
+              <ns0:widowControl/>
+              <ns0:spacing ns0:line="276" ns0:lineRule="auto" ns0:before="0" ns0:after="60"/>
+              <ns0:jc ns0:val="center"/>
+              <ns0:rPr>
+                <ns0:rFonts ns0:hint="eastAsia" ns0:hAnsi="宋体"/>
+                <ns0:sz ns0:val="21"/>
+              </ns0:rPr>
+              <ns0:wordWrap ns0:val="0"/>
+            </ns0:pPr>
+            <ns0:r>
+              <ns0:rPr>
+                <ns0:rFonts ns0:hint="eastAsia" ns0:hAnsi="Noto Sans SC" ns0:ascii="Noto Sans SC" ns0:eastAsia="Noto Sans SC"/>
+                <ns0:b/>
+                <ns0:color ns0:val="202D33"/>
+                <ns0:sz ns0:val="19"/>
+              </ns0:rPr>
+              <ns0:t>版本记录</ns0:t>
+            </ns0:r>
+          </ns0:p>
+        </ns0:tc>
+      </ns0:tr>
+      <ns0:tr ns2:paraId="743A86CA">
+        <ns0:trPr>
+          <ns0:cantSplit/>
+          <ns0:tblHeader/>
+        </ns0:trPr>
+        <ns0:tc>
+          <ns0:tcPr>
+            <ns0:tcW ns0:w="2452" ns0:type="dxa"/>
+            <ns0:tcBorders>
+              <ns0:top ns0:val="single" ns0:color="auto" ns0:sz="2" ns0:space="0"/>
+            </ns0:tcBorders>
+            <ns0:noWrap ns0:val="0"/>
+            <ns0:vAlign ns0:val="center"/>
+          </ns0:tcPr>
+          <ns0:p>
+            <ns0:pPr>
+              <ns0:keepNext ns0:val="0"/>
+              <ns0:keepLines/>
+              <ns0:pageBreakBefore ns0:val="0"/>
+              <ns0:widowControl/>
+              <ns0:spacing ns0:line="276" ns0:lineRule="auto" ns0:before="0" ns0:after="60"/>
+              <ns0:jc ns0:val="left"/>
+              <ns0:wordWrap ns0:val="0"/>
+            </ns0:pPr>
+            <ns0:bookmarkStart ns0:id="10025" ns0:name="YH_c282ade0_25"/>
+            <ns0:r>
+              <ns0:rPr>
+                <ns0:rFonts ns0:ascii="Noto Sans SC" ns0:hAnsi="Noto Sans SC" ns0:eastAsia="Noto Sans SC"/>
+                <ns0:b ns0:val="0"/>
+                <ns0:color ns0:val="202D33"/>
+                <ns0:sz ns0:val="19"/>
+              </ns0:rPr>
+            </ns0:r>
+            <ns0:r>
+              <ns0:rPr>
+                <ns0:rFonts ns0:ascii="Noto Sans SC" ns0:hAnsi="Noto Sans SC" ns0:eastAsia="Noto Sans SC"/>
+                <ns0:b ns0:val="0"/>
+                <ns0:color ns0:val="202D33"/>
+                <ns0:sz ns0:val="19"/>
+              </ns0:rPr>
+              <ns0:t xml:space="preserve">2026-09-21</ns0:t>
+            </ns0:r>
+            <ns0:bookmarkEnd ns0:id="10025"/>
+          </ns0:p>
+        </ns0:tc>
+        <ns0:tc>
+          <ns0:tcPr>
+            <ns0:tcW ns0:w="2452" ns0:type="dxa"/>
+            <ns0:tcBorders>
+              <ns0:top ns0:val="single" ns0:color="auto" ns0:sz="2" ns0:space="0"/>
+            </ns0:tcBorders>
+            <ns0:noWrap ns0:val="0"/>
+            <ns0:vAlign ns0:val="center"/>
+          </ns0:tcPr>
+          <ns0:p>
+            <ns0:pPr>
+              <ns0:keepNext ns0:val="0"/>
+              <ns0:keepLines/>
+              <ns0:pageBreakBefore ns0:val="0"/>
+              <ns0:widowControl/>
+              <ns0:spacing ns0:line="276" ns0:lineRule="auto" ns0:before="0" ns0:after="60"/>
+              <ns0:jc ns0:val="left"/>
+              <ns0:wordWrap ns0:val="0"/>
+            </ns0:pPr>
+            <ns0:r>
+              <ns0:rPr>
+                <ns0:rFonts ns0:ascii="Noto Sans SC" ns0:hAnsi="Noto Sans SC" ns0:eastAsia="Noto Sans SC"/>
+                <ns0:b ns0:val="0"/>
+                <ns0:color ns0:val="202D33"/>
+                <ns0:sz ns0:val="19"/>
+              </ns0:rPr>
+            </ns0:r>
+            <ns0:r>
+              <ns0:rPr>
+                <ns0:rFonts ns0:ascii="Noto Sans SC" ns0:hAnsi="Noto Sans SC" ns0:eastAsia="Noto Sans SC"/>
+                <ns0:b ns0:val="0"/>
+                <ns0:color ns0:val="202D33"/>
+                <ns0:sz ns0:val="19"/>
+              </ns0:rPr>
+              <ns0:t>龚云</ns0:t>
+            </ns0:r>
+          </ns0:p>
+        </ns0:tc>
+        <ns0:tc>
+          <ns0:tcPr>
+            <ns0:tcW ns0:w="2452" ns0:type="dxa"/>
+            <ns0:tcBorders>
+              <ns0:top ns0:val="single" ns0:color="auto" ns0:sz="2" ns0:space="0"/>
+            </ns0:tcBorders>
+            <ns0:noWrap ns0:val="0"/>
+            <ns0:vAlign ns0:val="center"/>
+          </ns0:tcPr>
+          <ns0:p>
+            <ns0:pPr>
+              <ns0:keepNext ns0:val="0"/>
+              <ns0:keepLines/>
+              <ns0:pageBreakBefore ns0:val="0"/>
+              <ns0:widowControl/>
+              <ns0:spacing ns0:line="276" ns0:lineRule="auto" ns0:before="0" ns0:after="60"/>
+              <ns0:jc ns0:val="left"/>
+              <ns0:wordWrap ns0:val="0"/>
+            </ns0:pPr>
+            <ns0:r>
+              <ns0:rPr>
+                <ns0:rFonts ns0:ascii="Noto Sans SC" ns0:hAnsi="Noto Sans SC" ns0:eastAsia="Noto Sans SC"/>
+                <ns0:b ns0:val="0"/>
+                <ns0:color ns0:val="202D33"/>
+                <ns0:sz ns0:val="19"/>
+              </ns0:rPr>
+            </ns0:r>
+            <ns0:r>
+              <ns0:rPr>
+                <ns0:rFonts ns0:ascii="Noto Sans SC" ns0:hAnsi="Noto Sans SC" ns0:eastAsia="Noto Sans SC"/>
+                <ns0:b ns0:val="0"/>
+                <ns0:color ns0:val="202D33"/>
+                <ns0:sz ns0:val="19"/>
+              </ns0:rPr>
+              <ns0:t>V3.0</ns0:t>
+            </ns0:r>
+          </ns0:p>
+        </ns0:tc>
+        <ns0:tc>
+          <ns0:tcPr>
+            <ns0:tcW ns0:w="2452" ns0:type="dxa"/>
+            <ns0:tcBorders>
+              <ns0:top ns0:val="single" ns0:color="auto" ns0:sz="2" ns0:space="0"/>
+            </ns0:tcBorders>
+            <ns0:noWrap ns0:val="0"/>
+            <ns0:vAlign ns0:val="center"/>
+          </ns0:tcPr>
+          <ns0:p>
+            <ns0:pPr>
+              <ns0:keepNext ns0:val="0"/>
+              <ns0:keepLines/>
+              <ns0:pageBreakBefore ns0:val="0"/>
+              <ns0:widowControl/>
+              <ns0:spacing ns0:line="276" ns0:lineRule="auto" ns0:before="0" ns0:after="60"/>
+              <ns0:jc ns0:val="left"/>
+              <ns0:wordWrap ns0:val="0"/>
+            </ns0:pPr>
+            <ns0:r>
+              <ns0:rPr>
+                <ns0:rFonts ns0:ascii="Noto Sans SC" ns0:hAnsi="Noto Sans SC" ns0:eastAsia="Noto Sans SC"/>
+                <ns0:b ns0:val="0"/>
+                <ns0:color ns0:val="202D33"/>
+                <ns0:sz ns0:val="19"/>
+              </ns0:rPr>
+            </ns0:r>
+            <ns0:r>
+              <ns0:rPr>
+                <ns0:rFonts ns0:ascii="Noto Sans SC" ns0:hAnsi="Noto Sans SC" ns0:eastAsia="Noto Sans SC"/>
+                <ns0:b ns0:val="0"/>
+                <ns0:color ns0:val="202D33"/>
+                <ns0:sz ns0:val="19"/>
+              </ns0:rPr>
+              <ns0:t>初版</ns0:t>
+            </ns0:r>
+          </ns0:p>
+        </ns0:tc>
+      </ns0:tr>
+      <ns0:tr ns2:paraId="2005E24F">
+        <ns0:trPr>
+          <ns0:cantSplit/>
+          <ns0:tblHeader/>
+        </ns0:trPr>
+        <ns0:tc>
+          <ns0:tcPr>
+            <ns0:tcW ns0:w="2452" ns0:type="dxa"/>
+            <ns0:shd ns0:val="clear" ns0:color="auto" ns0:fill="auto"/>
+            <ns0:noWrap ns0:val="0"/>
+            <ns0:vAlign ns0:val="center"/>
+          </ns0:tcPr>
+          <ns0:p ns2:paraId="70ECA7FA">
+            <ns0:pPr>
+              <ns0:pStyle ns0:val="18"/>
+              <ns0:keepNext ns0:val="0"/>
+              <ns0:keepLines/>
+              <ns0:pageBreakBefore ns0:val="0"/>
+              <ns0:widowControl/>
+              <ns0:spacing ns0:line="276" ns0:lineRule="auto" ns0:before="0" ns0:after="60"/>
+              <ns0:jc ns0:val="left"/>
+              <ns0:rPr>
+                <ns0:rFonts ns0:hint="default" ns0:ascii="宋体" ns0:hAnsi="宋体" ns0:eastAsia="宋体" ns0:cstheme="minorBidi"/>
+                <ns0:kern ns0:val="0"/>
+                <ns0:sz ns0:val="16"/>
+                <ns0:szCs ns0:val="22"/>
+                <ns0:lang ns0:val="en-US" ns0:eastAsia="zh-CN"/>
+              </ns0:rPr>
+              <ns0:wordWrap ns0:val="0"/>
+            </ns0:pPr>
+          </ns0:p>
+        </ns0:tc>
+        <ns0:tc>
+          <ns0:tcPr>
+            <ns0:tcW ns0:w="2452" ns0:type="dxa"/>
+            <ns0:shd ns0:val="clear" ns0:color="auto" ns0:fill="auto"/>
+            <ns0:noWrap ns0:val="0"/>
+            <ns0:vAlign ns0:val="center"/>
+          </ns0:tcPr>
+          <ns0:p ns2:paraId="36A1C0A0">
+            <ns0:pPr>
+              <ns0:pStyle ns0:val="18"/>
+              <ns0:keepNext ns0:val="0"/>
+              <ns0:keepLines/>
+              <ns0:pageBreakBefore ns0:val="0"/>
+              <ns0:widowControl/>
+              <ns0:spacing ns0:line="276" ns0:lineRule="auto" ns0:before="0" ns0:after="60"/>
+              <ns0:jc ns0:val="left"/>
+              <ns0:rPr>
+                <ns0:rFonts ns0:hint="eastAsia" ns0:ascii="宋体" ns0:hAnsi="宋体" ns0:eastAsia="宋体" ns0:cstheme="minorBidi"/>
+                <ns0:kern ns0:val="0"/>
+                <ns0:sz ns0:val="16"/>
+                <ns0:szCs ns0:val="22"/>
+                <ns0:lang ns0:val="en-US" ns0:eastAsia="zh-CN"/>
+              </ns0:rPr>
+              <ns0:wordWrap ns0:val="0"/>
+            </ns0:pPr>
+          </ns0:p>
+        </ns0:tc>
+        <ns0:tc>
+          <ns0:tcPr>
+            <ns0:tcW ns0:w="2452" ns0:type="dxa"/>
+            <ns0:shd ns0:val="clear" ns0:color="auto" ns0:fill="auto"/>
+            <ns0:noWrap ns0:val="0"/>
+            <ns0:vAlign ns0:val="center"/>
+          </ns0:tcPr>
+          <ns0:p ns2:paraId="1D8485AB">
+            <ns0:pPr>
+              <ns0:pStyle ns0:val="18"/>
+              <ns0:keepNext ns0:val="0"/>
+              <ns0:keepLines/>
+              <ns0:pageBreakBefore ns0:val="0"/>
+              <ns0:widowControl/>
+              <ns0:spacing ns0:line="276" ns0:lineRule="auto" ns0:before="0" ns0:after="60"/>
+              <ns0:jc ns0:val="left"/>
+              <ns0:rPr>
+                <ns0:rFonts ns0:hint="default" ns0:ascii="宋体" ns0:hAnsi="宋体" ns0:eastAsia="宋体" ns0:cstheme="minorBidi"/>
+                <ns0:kern ns0:val="0"/>
+                <ns0:sz ns0:val="16"/>
+                <ns0:szCs ns0:val="22"/>
+                <ns0:lang ns0:val="en-US" ns0:eastAsia="zh-CN"/>
+              </ns0:rPr>
+              <ns0:wordWrap ns0:val="0"/>
+            </ns0:pPr>
+          </ns0:p>
+        </ns0:tc>
+        <ns0:tc>
+          <ns0:tcPr>
+            <ns0:tcW ns0:w="2452" ns0:type="dxa"/>
+            <ns0:shd ns0:val="clear" ns0:color="auto" ns0:fill="auto"/>
+            <ns0:noWrap ns0:val="0"/>
+            <ns0:vAlign ns0:val="center"/>
+          </ns0:tcPr>
+          <ns0:p ns2:paraId="7D01996A">
+            <ns0:pPr>
+              <ns0:pStyle ns0:val="18"/>
+              <ns0:keepNext ns0:val="0"/>
+              <ns0:keepLines/>
+              <ns0:pageBreakBefore ns0:val="0"/>
+              <ns0:widowControl/>
+              <ns0:spacing ns0:line="276" ns0:lineRule="auto" ns0:before="0" ns0:after="60"/>
+              <ns0:jc ns0:val="left"/>
+              <ns0:rPr>
+                <ns0:rFonts ns0:hint="default" ns0:ascii="宋体" ns0:hAnsi="宋体" ns0:eastAsia="宋体" ns0:cstheme="minorBidi"/>
+                <ns0:kern ns0:val="0"/>
+                <ns0:sz ns0:val="16"/>
+                <ns0:szCs ns0:val="22"/>
+                <ns0:lang ns0:val="en-US" ns0:eastAsia="zh-CN"/>
+              </ns0:rPr>
+              <ns0:wordWrap ns0:val="0"/>
+            </ns0:pPr>
+          </ns0:p>
+        </ns0:tc>
+      </ns0:tr>
+      <ns0:tr ns2:paraId="3A5D17AC">
+        <ns0:trPr>
+          <ns0:cantSplit/>
+          <ns0:tblHeader/>
+        </ns0:trPr>
+        <ns0:tc>
+          <ns0:tcPr>
+            <ns0:tcW ns0:w="2452" ns0:type="dxa"/>
+            <ns0:noWrap ns0:val="0"/>
+            <ns0:vAlign ns0:val="center"/>
+          </ns0:tcPr>
+          <ns0:p ns2:paraId="2212FCF9">
+            <ns0:pPr>
+              <ns0:pStyle ns0:val="18"/>
+              <ns0:keepNext ns0:val="0"/>
+              <ns0:keepLines/>
+              <ns0:pageBreakBefore ns0:val="0"/>
+              <ns0:widowControl/>
+              <ns0:spacing ns0:line="276" ns0:lineRule="auto" ns0:before="0" ns0:after="60"/>
+              <ns0:jc ns0:val="left"/>
+              <ns0:rPr>
+                <ns0:rFonts ns0:hAnsi="宋体"/>
+              </ns0:rPr>
+              <ns0:wordWrap ns0:val="0"/>
+            </ns0:pPr>
+          </ns0:p>
+        </ns0:tc>
+        <ns0:tc>
+          <ns0:tcPr>
+            <ns0:tcW ns0:w="2452" ns0:type="dxa"/>
+            <ns0:noWrap ns0:val="0"/>
+            <ns0:vAlign ns0:val="center"/>
+          </ns0:tcPr>
+          <ns0:p ns2:paraId="640C4DAF">
+            <ns0:pPr>
+              <ns0:pStyle ns0:val="18"/>
+              <ns0:keepNext ns0:val="0"/>
+              <ns0:keepLines/>
+              <ns0:pageBreakBefore ns0:val="0"/>
+              <ns0:widowControl/>
+              <ns0:spacing ns0:line="276" ns0:lineRule="auto" ns0:before="0" ns0:after="60"/>
+              <ns0:jc ns0:val="left"/>
+              <ns0:rPr>
+                <ns0:rFonts ns0:hAnsi="宋体"/>
+              </ns0:rPr>
+              <ns0:wordWrap ns0:val="0"/>
+            </ns0:pPr>
+          </ns0:p>
+        </ns0:tc>
+        <ns0:tc>
+          <ns0:tcPr>
+            <ns0:tcW ns0:w="2452" ns0:type="dxa"/>
+            <ns0:noWrap ns0:val="0"/>
+            <ns0:vAlign ns0:val="center"/>
+          </ns0:tcPr>
+          <ns0:p ns2:paraId="13B9F1D6">
+            <ns0:pPr>
+              <ns0:pStyle ns0:val="18"/>
+              <ns0:keepNext ns0:val="0"/>
+              <ns0:keepLines/>
+              <ns0:pageBreakBefore ns0:val="0"/>
+              <ns0:widowControl/>
+              <ns0:spacing ns0:line="276" ns0:lineRule="auto" ns0:before="0" ns0:after="60"/>
+              <ns0:jc ns0:val="left"/>
+              <ns0:rPr>
+                <ns0:rFonts ns0:hAnsi="宋体"/>
+              </ns0:rPr>
+              <ns0:wordWrap ns0:val="0"/>
+            </ns0:pPr>
+          </ns0:p>
+        </ns0:tc>
+        <ns0:tc>
+          <ns0:tcPr>
+            <ns0:tcW ns0:w="2452" ns0:type="dxa"/>
+            <ns0:noWrap ns0:val="0"/>
+            <ns0:vAlign ns0:val="center"/>
+          </ns0:tcPr>
+          <ns0:p ns2:paraId="47D65283">
+            <ns0:pPr>
+              <ns0:pStyle ns0:val="18"/>
+              <ns0:keepNext ns0:val="0"/>
+              <ns0:keepLines/>
+              <ns0:pageBreakBefore ns0:val="0"/>
+              <ns0:widowControl/>
+              <ns0:spacing ns0:line="276" ns0:lineRule="auto" ns0:before="0" ns0:after="60"/>
+              <ns0:jc ns0:val="left"/>
+              <ns0:rPr>
+                <ns0:rFonts ns0:hAnsi="宋体"/>
+              </ns0:rPr>
+              <ns0:wordWrap ns0:val="0"/>
+            </ns0:pPr>
+          </ns0:p>
+        </ns0:tc>
+      </ns0:tr>
+      <ns0:tr ns2:paraId="201518EC">
+        <ns0:trPr>
+          <ns0:cantSplit/>
+          <ns0:tblHeader/>
+        </ns0:trPr>
+        <ns0:tc>
+          <ns0:tcPr>
+            <ns0:tcW ns0:w="2452" ns0:type="dxa"/>
+            <ns0:noWrap ns0:val="0"/>
+            <ns0:vAlign ns0:val="center"/>
+          </ns0:tcPr>
+          <ns0:p ns2:paraId="318F629B">
+            <ns0:pPr>
+              <ns0:pStyle ns0:val="18"/>
+              <ns0:keepNext ns0:val="0"/>
+              <ns0:keepLines/>
+              <ns0:pageBreakBefore ns0:val="0"/>
+              <ns0:widowControl/>
+              <ns0:spacing ns0:line="276" ns0:lineRule="auto" ns0:before="0" ns0:after="60"/>
+              <ns0:jc ns0:val="left"/>
+              <ns0:rPr>
+                <ns0:rFonts ns0:hAnsi="宋体"/>
+              </ns0:rPr>
+              <ns0:wordWrap ns0:val="0"/>
+            </ns0:pPr>
+          </ns0:p>
+        </ns0:tc>
+        <ns0:tc>
+          <ns0:tcPr>
+            <ns0:tcW ns0:w="2452" ns0:type="dxa"/>
+            <ns0:noWrap ns0:val="0"/>
+            <ns0:vAlign ns0:val="center"/>
+          </ns0:tcPr>
+          <ns0:p ns2:paraId="320D3FDB">
+            <ns0:pPr>
+              <ns0:pStyle ns0:val="18"/>
+              <ns0:keepNext ns0:val="0"/>
+              <ns0:keepLines/>
+              <ns0:pageBreakBefore ns0:val="0"/>
+              <ns0:widowControl/>
+              <ns0:spacing ns0:line="276" ns0:lineRule="auto" ns0:before="0" ns0:after="60"/>
+              <ns0:jc ns0:val="left"/>
+              <ns0:rPr>
+                <ns0:rFonts ns0:hAnsi="宋体"/>
+              </ns0:rPr>
+              <ns0:wordWrap ns0:val="0"/>
+            </ns0:pPr>
+          </ns0:p>
+        </ns0:tc>
+        <ns0:tc>
+          <ns0:tcPr>
+            <ns0:tcW ns0:w="2452" ns0:type="dxa"/>
+            <ns0:noWrap ns0:val="0"/>
+            <ns0:vAlign ns0:val="center"/>
+          </ns0:tcPr>
+          <ns0:p ns2:paraId="1C2F60C9">
+            <ns0:pPr>
+              <ns0:pStyle ns0:val="18"/>
+              <ns0:keepNext ns0:val="0"/>
+              <ns0:keepLines/>
+              <ns0:pageBreakBefore ns0:val="0"/>
+              <ns0:widowControl/>
+              <ns0:spacing ns0:line="276" ns0:lineRule="auto" ns0:before="0" ns0:after="60"/>
+              <ns0:jc ns0:val="left"/>
+              <ns0:rPr>
+                <ns0:rFonts ns0:hAnsi="宋体"/>
+              </ns0:rPr>
+              <ns0:wordWrap ns0:val="0"/>
+            </ns0:pPr>
+          </ns0:p>
+        </ns0:tc>
+        <ns0:tc>
+          <ns0:tcPr>
+            <ns0:tcW ns0:w="2452" ns0:type="dxa"/>
+            <ns0:noWrap ns0:val="0"/>
+            <ns0:vAlign ns0:val="center"/>
+          </ns0:tcPr>
+          <ns0:p ns2:paraId="5A8BD8C2">
+            <ns0:pPr>
+              <ns0:pStyle ns0:val="18"/>
+              <ns0:keepNext ns0:val="0"/>
+              <ns0:keepLines/>
+              <ns0:pageBreakBefore ns0:val="0"/>
+              <ns0:widowControl/>
+              <ns0:spacing ns0:line="276" ns0:lineRule="auto" ns0:before="0" ns0:after="60"/>
+              <ns0:jc ns0:val="left"/>
+              <ns0:rPr>
+                <ns0:rFonts ns0:hAnsi="宋体"/>
+              </ns0:rPr>
+              <ns0:wordWrap ns0:val="0"/>
+            </ns0:pPr>
+          </ns0:p>
+        </ns0:tc>
+      </ns0:tr>
+      <ns0:tr ns2:paraId="22ADF9FE">
+        <ns0:trPr>
+          <ns0:cantSplit/>
+          <ns0:tblHeader/>
+        </ns0:trPr>
+        <ns0:tc>
+          <ns0:tcPr>
+            <ns0:tcW ns0:w="2452" ns0:type="dxa"/>
+            <ns0:noWrap ns0:val="0"/>
+            <ns0:vAlign ns0:val="center"/>
+          </ns0:tcPr>
+          <ns0:p ns2:paraId="01DC88BB">
+            <ns0:pPr>
+              <ns0:pStyle ns0:val="18"/>
+              <ns0:keepNext ns0:val="0"/>
+              <ns0:keepLines/>
+              <ns0:pageBreakBefore ns0:val="0"/>
+              <ns0:widowControl/>
+              <ns0:spacing ns0:line="276" ns0:lineRule="auto" ns0:before="0" ns0:after="60"/>
+              <ns0:jc ns0:val="left"/>
+              <ns0:rPr>
+                <ns0:rFonts ns0:hAnsi="宋体"/>
+              </ns0:rPr>
+              <ns0:wordWrap ns0:val="0"/>
+            </ns0:pPr>
+          </ns0:p>
+        </ns0:tc>
+        <ns0:tc>
+          <ns0:tcPr>
+            <ns0:tcW ns0:w="2452" ns0:type="dxa"/>
+            <ns0:noWrap ns0:val="0"/>
+            <ns0:vAlign ns0:val="center"/>
+          </ns0:tcPr>
+          <ns0:p ns2:paraId="43B8E507">
+            <ns0:pPr>
+              <ns0:pStyle ns0:val="18"/>
+              <ns0:keepNext ns0:val="0"/>
+              <ns0:keepLines/>
+              <ns0:pageBreakBefore ns0:val="0"/>
+              <ns0:widowControl/>
+              <ns0:spacing ns0:line="276" ns0:lineRule="auto" ns0:before="0" ns0:after="60"/>
+              <ns0:jc ns0:val="left"/>
+              <ns0:rPr>
+                <ns0:rFonts ns0:hAnsi="宋体"/>
+              </ns0:rPr>
+              <ns0:wordWrap ns0:val="0"/>
+            </ns0:pPr>
+          </ns0:p>
+        </ns0:tc>
+        <ns0:tc>
+          <ns0:tcPr>
+            <ns0:tcW ns0:w="2452" ns0:type="dxa"/>
+            <ns0:noWrap ns0:val="0"/>
+            <ns0:vAlign ns0:val="center"/>
+          </ns0:tcPr>
+          <ns0:p ns2:paraId="3DCCDA11">
+            <ns0:pPr>
+              <ns0:pStyle ns0:val="18"/>
+              <ns0:keepNext ns0:val="0"/>
+              <ns0:keepLines/>
+              <ns0:pageBreakBefore ns0:val="0"/>
+              <ns0:widowControl/>
+              <ns0:spacing ns0:line="276" ns0:lineRule="auto" ns0:before="0" ns0:after="60"/>
+              <ns0:jc ns0:val="left"/>
+              <ns0:rPr>
+                <ns0:rFonts ns0:hAnsi="宋体"/>
+              </ns0:rPr>
+              <ns0:wordWrap ns0:val="0"/>
+            </ns0:pPr>
+          </ns0:p>
+        </ns0:tc>
+        <ns0:tc>
+          <ns0:tcPr>
+            <ns0:tcW ns0:w="2452" ns0:type="dxa"/>
+            <ns0:noWrap ns0:val="0"/>
+            <ns0:vAlign ns0:val="center"/>
+          </ns0:tcPr>
+          <ns0:p ns2:paraId="60ED05B9">
+            <ns0:pPr>
+              <ns0:pStyle ns0:val="18"/>
+              <ns0:keepNext ns0:val="0"/>
+              <ns0:keepLines/>
+              <ns0:pageBreakBefore ns0:val="0"/>
+              <ns0:widowControl/>
+              <ns0:spacing ns0:line="276" ns0:lineRule="auto" ns0:before="0" ns0:after="60"/>
+              <ns0:jc ns0:val="left"/>
+              <ns0:rPr>
+                <ns0:rFonts ns0:hAnsi="宋体"/>
+              </ns0:rPr>
+              <ns0:wordWrap ns0:val="0"/>
+            </ns0:pPr>
+          </ns0:p>
+        </ns0:tc>
+      </ns0:tr>
+      <ns0:tr ns2:paraId="61800C29">
+        <ns0:trPr>
+          <ns0:cantSplit/>
+          <ns0:tblHeader/>
+        </ns0:trPr>
+        <ns0:tc>
+          <ns0:tcPr>
+            <ns0:tcW ns0:w="2452" ns0:type="dxa"/>
+            <ns0:noWrap ns0:val="0"/>
+            <ns0:vAlign ns0:val="center"/>
+          </ns0:tcPr>
+          <ns0:p ns2:paraId="3FD6324B">
+            <ns0:pPr>
+              <ns0:pStyle ns0:val="18"/>
+              <ns0:keepNext ns0:val="0"/>
+              <ns0:keepLines/>
+              <ns0:pageBreakBefore ns0:val="0"/>
+              <ns0:widowControl/>
+              <ns0:spacing ns0:line="276" ns0:lineRule="auto" ns0:before="0" ns0:after="60"/>
+              <ns0:jc ns0:val="left"/>
+              <ns0:rPr>
+                <ns0:rFonts ns0:hAnsi="宋体"/>
+              </ns0:rPr>
+              <ns0:wordWrap ns0:val="0"/>
+            </ns0:pPr>
+          </ns0:p>
+        </ns0:tc>
+        <ns0:tc>
+          <ns0:tcPr>
+            <ns0:tcW ns0:w="2452" ns0:type="dxa"/>
+            <ns0:noWrap ns0:val="0"/>
+            <ns0:vAlign ns0:val="center"/>
+          </ns0:tcPr>
+          <ns0:p ns2:paraId="0EC9459C">
+            <ns0:pPr>
+              <ns0:pStyle ns0:val="18"/>
+              <ns0:keepNext ns0:val="0"/>
+              <ns0:keepLines/>
+              <ns0:pageBreakBefore ns0:val="0"/>
+              <ns0:widowControl/>
+              <ns0:spacing ns0:line="276" ns0:lineRule="auto" ns0:before="0" ns0:after="60"/>
+              <ns0:jc ns0:val="left"/>
+              <ns0:rPr>
+                <ns0:rFonts ns0:hAnsi="宋体"/>
+              </ns0:rPr>
+              <ns0:wordWrap ns0:val="0"/>
+            </ns0:pPr>
+          </ns0:p>
+        </ns0:tc>
+        <ns0:tc>
+          <ns0:tcPr>
+            <ns0:tcW ns0:w="2452" ns0:type="dxa"/>
+            <ns0:noWrap ns0:val="0"/>
+            <ns0:vAlign ns0:val="center"/>
+          </ns0:tcPr>
+          <ns0:p ns2:paraId="4C4AB1B4">
+            <ns0:pPr>
+              <ns0:pStyle ns0:val="18"/>
+              <ns0:keepNext ns0:val="0"/>
+              <ns0:keepLines/>
+              <ns0:pageBreakBefore ns0:val="0"/>
+              <ns0:widowControl/>
+              <ns0:spacing ns0:line="276" ns0:lineRule="auto" ns0:before="0" ns0:after="60"/>
+              <ns0:jc ns0:val="left"/>
+              <ns0:rPr>
+                <ns0:rFonts ns0:hAnsi="宋体"/>
+              </ns0:rPr>
+              <ns0:wordWrap ns0:val="0"/>
+            </ns0:pPr>
+          </ns0:p>
+        </ns0:tc>
+        <ns0:tc>
+          <ns0:tcPr>
+            <ns0:tcW ns0:w="2452" ns0:type="dxa"/>
+            <ns0:noWrap ns0:val="0"/>
+            <ns0:vAlign ns0:val="center"/>
+          </ns0:tcPr>
+          <ns0:p ns2:paraId="7AAD76F2">
+            <ns0:pPr>
+              <ns0:pStyle ns0:val="18"/>
+              <ns0:keepNext ns0:val="0"/>
+              <ns0:keepLines/>
+              <ns0:pageBreakBefore ns0:val="0"/>
+              <ns0:widowControl/>
+              <ns0:spacing ns0:line="276" ns0:lineRule="auto" ns0:before="0" ns0:after="60"/>
+              <ns0:jc ns0:val="left"/>
+              <ns0:rPr>
+                <ns0:rFonts ns0:hAnsi="宋体"/>
+              </ns0:rPr>
+              <ns0:wordWrap ns0:val="0"/>
+            </ns0:pPr>
+          </ns0:p>
+        </ns0:tc>
+      </ns0:tr>
+      <ns0:tr ns2:paraId="7CA34497">
+        <ns0:trPr>
+          <ns0:cantSplit/>
+          <ns0:tblHeader/>
+        </ns0:trPr>
+        <ns0:tc>
+          <ns0:tcPr>
+            <ns0:tcW ns0:w="2452" ns0:type="dxa"/>
+            <ns0:noWrap ns0:val="0"/>
+            <ns0:vAlign ns0:val="center"/>
+          </ns0:tcPr>
+          <ns0:p ns2:paraId="228427E0">
+            <ns0:pPr>
+              <ns0:pStyle ns0:val="18"/>
+              <ns0:keepNext ns0:val="0"/>
+              <ns0:keepLines/>
+              <ns0:pageBreakBefore ns0:val="0"/>
+              <ns0:widowControl/>
+              <ns0:spacing ns0:line="276" ns0:lineRule="auto" ns0:before="0" ns0:after="60"/>
+              <ns0:jc ns0:val="left"/>
+              <ns0:rPr>
+                <ns0:rFonts ns0:hAnsi="宋体"/>
+              </ns0:rPr>
+              <ns0:wordWrap ns0:val="0"/>
+            </ns0:pPr>
+          </ns0:p>
+        </ns0:tc>
+        <ns0:tc>
+          <ns0:tcPr>
+            <ns0:tcW ns0:w="2452" ns0:type="dxa"/>
+            <ns0:noWrap ns0:val="0"/>
+            <ns0:vAlign ns0:val="center"/>
+          </ns0:tcPr>
+          <ns0:p ns2:paraId="6B8DF032">
+            <ns0:pPr>
+              <ns0:pStyle ns0:val="18"/>
+              <ns0:keepNext ns0:val="0"/>
+              <ns0:keepLines/>
+              <ns0:pageBreakBefore ns0:val="0"/>
+              <ns0:widowControl/>
+              <ns0:spacing ns0:line="276" ns0:lineRule="auto" ns0:before="0" ns0:after="60"/>
+              <ns0:jc ns0:val="left"/>
+              <ns0:rPr>
+                <ns0:rFonts ns0:hAnsi="宋体"/>
+              </ns0:rPr>
+              <ns0:wordWrap ns0:val="0"/>
+            </ns0:pPr>
+          </ns0:p>
+        </ns0:tc>
+        <ns0:tc>
+          <ns0:tcPr>
+            <ns0:tcW ns0:w="2452" ns0:type="dxa"/>
+            <ns0:noWrap ns0:val="0"/>
+            <ns0:vAlign ns0:val="center"/>
+          </ns0:tcPr>
+          <ns0:p ns2:paraId="68746AAC">
+            <ns0:pPr>
+              <ns0:pStyle ns0:val="18"/>
+              <ns0:keepNext ns0:val="0"/>
+              <ns0:keepLines/>
+              <ns0:pageBreakBefore ns0:val="0"/>
+              <ns0:widowControl/>
+              <ns0:spacing ns0:line="276" ns0:lineRule="auto" ns0:before="0" ns0:after="60"/>
+              <ns0:jc ns0:val="left"/>
+              <ns0:rPr>
+                <ns0:rFonts ns0:hAnsi="宋体"/>
+              </ns0:rPr>
+              <ns0:wordWrap ns0:val="0"/>
+            </ns0:pPr>
+          </ns0:p>
+        </ns0:tc>
+        <ns0:tc>
+          <ns0:tcPr>
+            <ns0:tcW ns0:w="2452" ns0:type="dxa"/>
+            <ns0:noWrap ns0:val="0"/>
+            <ns0:vAlign ns0:val="center"/>
+          </ns0:tcPr>
+          <ns0:p ns2:paraId="72A3BF59">
+            <ns0:pPr>
+              <ns0:pStyle ns0:val="18"/>
+              <ns0:keepNext ns0:val="0"/>
+              <ns0:keepLines/>
+              <ns0:pageBreakBefore ns0:val="0"/>
+              <ns0:widowControl/>
+              <ns0:spacing ns0:line="276" ns0:lineRule="auto" ns0:before="0" ns0:after="60"/>
+              <ns0:jc ns0:val="left"/>
+              <ns0:rPr>
+                <ns0:rFonts ns0:hAnsi="宋体"/>
+              </ns0:rPr>
+              <ns0:wordWrap ns0:val="0"/>
+            </ns0:pPr>
+          </ns0:p>
+        </ns0:tc>
+      </ns0:tr>
+      <ns0:tr ns2:paraId="1EEDE0F5">
+        <ns0:trPr>
+          <ns0:cantSplit/>
+          <ns0:tblHeader/>
+        </ns0:trPr>
+        <ns0:tc>
+          <ns0:tcPr>
+            <ns0:tcW ns0:w="2452" ns0:type="dxa"/>
+            <ns0:noWrap ns0:val="0"/>
+            <ns0:vAlign ns0:val="center"/>
+          </ns0:tcPr>
+          <ns0:p ns2:paraId="342DE313">
+            <ns0:pPr>
+              <ns0:pStyle ns0:val="18"/>
+              <ns0:keepNext ns0:val="0"/>
+              <ns0:keepLines/>
+              <ns0:pageBreakBefore ns0:val="0"/>
+              <ns0:widowControl/>
+              <ns0:spacing ns0:line="276" ns0:lineRule="auto" ns0:before="0" ns0:after="60"/>
+              <ns0:jc ns0:val="left"/>
+              <ns0:rPr>
+                <ns0:rFonts ns0:hAnsi="宋体"/>
+              </ns0:rPr>
+              <ns0:wordWrap ns0:val="0"/>
+            </ns0:pPr>
+          </ns0:p>
+        </ns0:tc>
+        <ns0:tc>
+          <ns0:tcPr>
+            <ns0:tcW ns0:w="2452" ns0:type="dxa"/>
+            <ns0:noWrap ns0:val="0"/>
+            <ns0:vAlign ns0:val="center"/>
+          </ns0:tcPr>
+          <ns0:p ns2:paraId="3FDAA6E2">
+            <ns0:pPr>
+              <ns0:pStyle ns0:val="18"/>
+              <ns0:keepNext ns0:val="0"/>
+              <ns0:keepLines/>
+              <ns0:pageBreakBefore ns0:val="0"/>
+              <ns0:widowControl/>
+              <ns0:spacing ns0:line="276" ns0:lineRule="auto" ns0:before="0" ns0:after="60"/>
+              <ns0:jc ns0:val="left"/>
+              <ns0:rPr>
+                <ns0:rFonts ns0:hAnsi="宋体"/>
+              </ns0:rPr>
+              <ns0:wordWrap ns0:val="0"/>
+            </ns0:pPr>
+          </ns0:p>
+        </ns0:tc>
+        <ns0:tc>
+          <ns0:tcPr>
+            <ns0:tcW ns0:w="2452" ns0:type="dxa"/>
+            <ns0:noWrap ns0:val="0"/>
+            <ns0:vAlign ns0:val="center"/>
+          </ns0:tcPr>
+          <ns0:p ns2:paraId="3F5539F9">
+            <ns0:pPr>
+              <ns0:pStyle ns0:val="18"/>
+              <ns0:keepNext ns0:val="0"/>
+              <ns0:keepLines/>
+              <ns0:pageBreakBefore ns0:val="0"/>
+              <ns0:widowControl/>
+              <ns0:spacing ns0:line="276" ns0:lineRule="auto" ns0:before="0" ns0:after="60"/>
+              <ns0:jc ns0:val="left"/>
+              <ns0:rPr>
+                <ns0:rFonts ns0:hAnsi="宋体"/>
+              </ns0:rPr>
+              <ns0:wordWrap ns0:val="0"/>
+            </ns0:pPr>
+          </ns0:p>
+        </ns0:tc>
+        <ns0:tc>
+          <ns0:tcPr>
+            <ns0:tcW ns0:w="2452" ns0:type="dxa"/>
+            <ns0:noWrap ns0:val="0"/>
+            <ns0:vAlign ns0:val="center"/>
+          </ns0:tcPr>
+          <ns0:p ns2:paraId="3D34456B">
+            <ns0:pPr>
+              <ns0:pStyle ns0:val="18"/>
+              <ns0:keepNext ns0:val="0"/>
+              <ns0:keepLines/>
+              <ns0:pageBreakBefore ns0:val="0"/>
+              <ns0:widowControl/>
+              <ns0:spacing ns0:line="276" ns0:lineRule="auto" ns0:before="0" ns0:after="60"/>
+              <ns0:jc ns0:val="left"/>
+              <ns0:rPr>
+                <ns0:rFonts ns0:hAnsi="宋体"/>
+              </ns0:rPr>
+              <ns0:wordWrap ns0:val="0"/>
+            </ns0:pPr>
+          </ns0:p>
+        </ns0:tc>
+      </ns0:tr>
+      <ns0:tr ns2:paraId="64559AE2">
+        <ns0:trPr>
+          <ns0:cantSplit/>
+          <ns0:tblHeader/>
+        </ns0:trPr>
+        <ns0:tc>
+          <ns0:tcPr>
+            <ns0:tcW ns0:w="2452" ns0:type="dxa"/>
+            <ns0:noWrap ns0:val="0"/>
+            <ns0:vAlign ns0:val="center"/>
+          </ns0:tcPr>
+          <ns0:p ns2:paraId="1F8720D8">
+            <ns0:pPr>
+              <ns0:pStyle ns0:val="18"/>
+              <ns0:keepNext ns0:val="0"/>
+              <ns0:keepLines/>
+              <ns0:pageBreakBefore ns0:val="0"/>
+              <ns0:widowControl/>
+              <ns0:spacing ns0:line="276" ns0:lineRule="auto" ns0:before="0" ns0:after="60"/>
+              <ns0:jc ns0:val="left"/>
+              <ns0:rPr>
+                <ns0:rFonts ns0:hAnsi="宋体"/>
+              </ns0:rPr>
+              <ns0:wordWrap ns0:val="0"/>
+            </ns0:pPr>
+          </ns0:p>
+        </ns0:tc>
+        <ns0:tc>
+          <ns0:tcPr>
+            <ns0:tcW ns0:w="2452" ns0:type="dxa"/>
+            <ns0:noWrap ns0:val="0"/>
+            <ns0:vAlign ns0:val="center"/>
+          </ns0:tcPr>
+          <ns0:p ns2:paraId="345A15E2">
+            <ns0:pPr>
+              <ns0:pStyle ns0:val="18"/>
+              <ns0:keepNext ns0:val="0"/>
+              <ns0:keepLines/>
+              <ns0:pageBreakBefore ns0:val="0"/>
+              <ns0:widowControl/>
+              <ns0:spacing ns0:line="276" ns0:lineRule="auto" ns0:before="0" ns0:after="60"/>
+              <ns0:jc ns0:val="left"/>
+              <ns0:rPr>
+                <ns0:rFonts ns0:hAnsi="宋体"/>
+              </ns0:rPr>
+              <ns0:wordWrap ns0:val="0"/>
+            </ns0:pPr>
+          </ns0:p>
+        </ns0:tc>
+        <ns0:tc>
+          <ns0:tcPr>
+            <ns0:tcW ns0:w="2452" ns0:type="dxa"/>
+            <ns0:noWrap ns0:val="0"/>
+            <ns0:vAlign ns0:val="center"/>
+          </ns0:tcPr>
+          <ns0:p ns2:paraId="3C17F69F">
+            <ns0:pPr>
+              <ns0:pStyle ns0:val="18"/>
+              <ns0:keepNext ns0:val="0"/>
+              <ns0:keepLines/>
+              <ns0:pageBreakBefore ns0:val="0"/>
+              <ns0:widowControl/>
+              <ns0:spacing ns0:line="276" ns0:lineRule="auto" ns0:before="0" ns0:after="60"/>
+              <ns0:jc ns0:val="left"/>
+              <ns0:rPr>
+                <ns0:rFonts ns0:hAnsi="宋体"/>
+              </ns0:rPr>
+              <ns0:wordWrap ns0:val="0"/>
+            </ns0:pPr>
+          </ns0:p>
+        </ns0:tc>
+        <ns0:tc>
+          <ns0:tcPr>
+            <ns0:tcW ns0:w="2452" ns0:type="dxa"/>
+            <ns0:noWrap ns0:val="0"/>
+            <ns0:vAlign ns0:val="center"/>
+          </ns0:tcPr>
+          <ns0:p ns2:paraId="0A5FD95F">
+            <ns0:pPr>
+              <ns0:pStyle ns0:val="18"/>
+              <ns0:keepNext ns0:val="0"/>
+              <ns0:keepLines/>
+              <ns0:pageBreakBefore ns0:val="0"/>
+              <ns0:widowControl/>
+              <ns0:spacing ns0:line="276" ns0:lineRule="auto" ns0:before="0" ns0:after="60"/>
+              <ns0:jc ns0:val="left"/>
+              <ns0:rPr>
+                <ns0:rFonts ns0:hAnsi="宋体"/>
+              </ns0:rPr>
+              <ns0:wordWrap ns0:val="0"/>
+            </ns0:pPr>
+          </ns0:p>
+        </ns0:tc>
+      </ns0:tr>
+    </ns0:tbl>
+    <ns0:p ns2:paraId="231C34DB">
+      <ns0:pPr>
+        <ns0:keepNext/>
+        <ns0:keepLines/>
+        <ns0:pageBreakBefore ns0:val="0"/>
+        <ns0:widowControl/>
+        <ns0:spacing ns0:before="0" ns0:after="140" ns0:line="331" ns0:lineRule="auto"/>
+        <ns0:ind ns0:firstLine="420"/>
+        <ns0:jc ns0:val="left"/>
+        <ns0:rPr>
+          <ns0:rFonts ns0:hint="eastAsia" ns0:ascii="宋体" ns0:hAnsi="宋体"/>
+          <ns0:b/>
+        </ns0:rPr>
+        <ns0:wordWrap ns0:val="0"/>
+      </ns0:pPr>
+      <ns0:r>
+        <ns0:rPr>
+          <ns0:rFonts ns0:hint="eastAsia" ns0:ascii="Noto Sans SC" ns0:hAnsi="Noto Sans SC" ns0:eastAsia="Noto Sans SC"/>
+          <ns0:b ns0:val="0"/>
+          <ns0:color ns0:val="202D33"/>
+          <ns0:sz ns0:val="21"/>
+        </ns0:rPr>
+        <ns0:t>查阅</ns0:t>
+      </ns0:r>
+    </ns0:p>
+    <ns0:tbl>
+      <ns0:tblPr>
+        <ns0:tblStyle ns0:val="11"/>
+        <ns0:tblW ns0:w="0" ns0:type="auto"/>
+        <ns0:tblInd ns0:w="465" ns0:type="dxa"/>
+        <ns0:tblBorders>
+          <ns0:top ns0:val="single" ns0:color="auto" ns0:sz="12" ns0:space="0"/>
+          <ns0:left ns0:val="single" ns0:color="auto" ns0:sz="12" ns0:space="0"/>
+          <ns0:bottom ns0:val="single" ns0:color="auto" ns0:sz="12" ns0:space="0"/>
+          <ns0:right ns0:val="single" ns0:color="auto" ns0:sz="12" ns0:space="0"/>
+          <ns0:insideH ns0:val="single" ns0:color="auto" ns0:sz="6" ns0:space="0"/>
+          <ns0:insideV ns0:val="single" ns0:color="auto" ns0:sz="6" ns0:space="0"/>
+        </ns0:tblBorders>
+        <ns0:tblLayout ns0:type="fixed"/>
+        <ns0:tblCellMar>
+          <ns0:top ns0:w="0" ns0:type="dxa"/>
+          <ns0:left ns0:w="108" ns0:type="dxa"/>
+          <ns0:bottom ns0:w="0" ns0:type="dxa"/>
+          <ns0:right ns0:w="108" ns0:type="dxa"/>
+        </ns0:tblCellMar>
+      </ns0:tblPr>
+      <ns0:tblGrid>
+        <ns0:gridCol ns0:w="4904"/>
+        <ns0:gridCol ns0:w="4904"/>
+      </ns0:tblGrid>
+      <ns0:tr ns2:paraId="0F6BE266">
+        <ns0:trPr>
+          <ns0:cantSplit/>
+          <ns0:tblHeader/>
+        </ns0:trPr>
+        <ns0:tc>
+          <ns0:tcPr>
+            <ns0:tcW ns0:w="4904" ns0:type="dxa"/>
+            <ns0:tcBorders>
+              <ns0:top ns0:val="single" ns0:color="auto" ns0:sz="12" ns0:space="0"/>
+              <ns0:bottom ns0:val="single" ns0:color="auto" ns0:sz="6" ns0:space="0"/>
+              <ns0:right ns0:val="nil"/>
+            </ns0:tcBorders>
+            <ns0:shd ns0:val="clear" ns0:color="auto" ns0:fill="CCCCCC"/>
+            <ns0:noWrap ns0:val="0"/>
+            <ns0:vAlign ns0:val="center"/>
+            <ns0:shd ns0:fill="EAF2F5"/>
+            <ns0:shd ns0:fill="EAF2F5"/>
+          </ns0:tcPr>
+          <ns0:p ns2:paraId="7C8011D1">
+            <ns0:pPr>
+              <ns0:pStyle ns0:val="17"/>
+              <ns0:keepNext ns0:val="0"/>
+              <ns0:keepLines/>
+              <ns0:pageBreakBefore ns0:val="0"/>
+              <ns0:widowControl/>
+              <ns0:spacing ns0:line="276" ns0:lineRule="auto" ns0:before="0" ns0:after="60"/>
+              <ns0:jc ns0:val="center"/>
+              <ns0:rPr>
+                <ns0:rFonts ns0:hint="eastAsia" ns0:hAnsi="宋体"/>
+                <ns0:sz ns0:val="21"/>
+              </ns0:rPr>
+              <ns0:wordWrap ns0:val="0"/>
+            </ns0:pPr>
+            <ns0:r>
+              <ns0:rPr>
+                <ns0:rFonts ns0:hint="eastAsia" ns0:hAnsi="Noto Sans SC" ns0:ascii="Noto Sans SC" ns0:eastAsia="Noto Sans SC"/>
+                <ns0:b/>
+                <ns0:color ns0:val="202D33"/>
+                <ns0:sz ns0:val="19"/>
+              </ns0:rPr>
+              <ns0:t>名字</ns0:t>
+            </ns0:r>
+          </ns0:p>
+        </ns0:tc>
+        <ns0:tc>
+          <ns0:tcPr>
+            <ns0:tcW ns0:w="4904" ns0:type="dxa"/>
+            <ns0:tcBorders>
+              <ns0:top ns0:val="single" ns0:color="auto" ns0:sz="12" ns0:space="0"/>
+              <ns0:left ns0:val="nil"/>
+              <ns0:bottom ns0:val="single" ns0:color="auto" ns0:sz="6" ns0:space="0"/>
+            </ns0:tcBorders>
+            <ns0:shd ns0:val="clear" ns0:color="auto" ns0:fill="CCCCCC"/>
+            <ns0:noWrap ns0:val="0"/>
+            <ns0:vAlign ns0:val="center"/>
+            <ns0:shd ns0:fill="EAF2F5"/>
+            <ns0:shd ns0:fill="EAF2F5"/>
+          </ns0:tcPr>
+          <ns0:p ns2:paraId="6AA9785E">
+            <ns0:pPr>
+              <ns0:pStyle ns0:val="17"/>
+              <ns0:keepNext ns0:val="0"/>
+              <ns0:keepLines/>
+              <ns0:pageBreakBefore ns0:val="0"/>
+              <ns0:widowControl/>
+              <ns0:spacing ns0:line="276" ns0:lineRule="auto" ns0:before="0" ns0:after="60"/>
+              <ns0:jc ns0:val="center"/>
+              <ns0:rPr>
+                <ns0:rFonts ns0:hint="eastAsia" ns0:hAnsi="宋体"/>
+                <ns0:sz ns0:val="21"/>
+              </ns0:rPr>
+              <ns0:wordWrap ns0:val="0"/>
+            </ns0:pPr>
+            <ns0:r>
+              <ns0:rPr>
+                <ns0:rFonts ns0:hint="eastAsia" ns0:hAnsi="Noto Sans SC" ns0:ascii="Noto Sans SC" ns0:eastAsia="Noto Sans SC"/>
+                <ns0:b/>
+                <ns0:color ns0:val="202D33"/>
+                <ns0:sz ns0:val="19"/>
+              </ns0:rPr>
+              <ns0:t>备注</ns0:t>
+            </ns0:r>
+          </ns0:p>
+        </ns0:tc>
+      </ns0:tr>
+      <ns0:tr ns2:paraId="180E69F8">
+        <ns0:trPr>
+          <ns0:cantSplit/>
+          <ns0:tblHeader/>
+        </ns0:trPr>
+        <ns0:tc>
+          <ns0:tcPr>
+            <ns0:tcW ns0:w="4904" ns0:type="dxa"/>
+            <ns0:tcBorders>
+              <ns0:top ns0:val="nil"/>
+            </ns0:tcBorders>
+            <ns0:noWrap ns0:val="0"/>
+            <ns0:vAlign ns0:val="center"/>
+          </ns0:tcPr>
+          <ns0:p ns2:paraId="365DF85F">
+            <ns0:pPr>
+              <ns0:pStyle ns0:val="18"/>
+              <ns0:keepNext ns0:val="0"/>
+              <ns0:keepLines/>
+              <ns0:pageBreakBefore ns0:val="0"/>
+              <ns0:widowControl/>
+              <ns0:spacing ns0:line="276" ns0:lineRule="auto" ns0:before="0" ns0:after="60"/>
+              <ns0:jc ns0:val="left"/>
+              <ns0:rPr>
+                <ns0:rFonts ns0:hint="eastAsia" ns0:hAnsi="宋体"/>
+              </ns0:rPr>
+              <ns0:wordWrap ns0:val="0"/>
+            </ns0:pPr>
+          </ns0:p>
+        </ns0:tc>
+        <ns0:tc>
+          <ns0:tcPr>
+            <ns0:tcW ns0:w="4904" ns0:type="dxa"/>
+            <ns0:tcBorders>
+              <ns0:top ns0:val="nil"/>
+            </ns0:tcBorders>
+            <ns0:noWrap ns0:val="0"/>
+            <ns0:vAlign ns0:val="center"/>
+          </ns0:tcPr>
+          <ns0:p ns2:paraId="5AFA9847">
+            <ns0:pPr>
+              <ns0:pStyle ns0:val="18"/>
+              <ns0:keepNext ns0:val="0"/>
+              <ns0:keepLines/>
+              <ns0:pageBreakBefore ns0:val="0"/>
+              <ns0:widowControl/>
+              <ns0:spacing ns0:line="276" ns0:lineRule="auto" ns0:before="0" ns0:after="60"/>
+              <ns0:jc ns0:val="left"/>
+              <ns0:rPr>
+                <ns0:rFonts ns0:hAnsi="宋体"/>
+              </ns0:rPr>
+              <ns0:wordWrap ns0:val="0"/>
+            </ns0:pPr>
+          </ns0:p>
+        </ns0:tc>
+      </ns0:tr>
+      <ns0:tr ns2:paraId="625566EF">
+        <ns0:trPr>
+          <ns0:cantSplit/>
+          <ns0:tblHeader/>
+        </ns0:trPr>
+        <ns0:tc>
+          <ns0:tcPr>
+            <ns0:tcW ns0:w="4904" ns0:type="dxa"/>
+            <ns0:noWrap ns0:val="0"/>
+            <ns0:vAlign ns0:val="center"/>
+          </ns0:tcPr>
+          <ns0:p ns2:paraId="665B14E0">
+            <ns0:pPr>
+              <ns0:pStyle ns0:val="18"/>
+              <ns0:keepNext ns0:val="0"/>
+              <ns0:keepLines/>
+              <ns0:pageBreakBefore ns0:val="0"/>
+              <ns0:widowControl/>
+              <ns0:spacing ns0:line="276" ns0:lineRule="auto" ns0:before="0" ns0:after="60"/>
+              <ns0:jc ns0:val="left"/>
+              <ns0:rPr>
+                <ns0:rFonts ns0:hint="eastAsia" ns0:hAnsi="宋体"/>
+              </ns0:rPr>
+              <ns0:wordWrap ns0:val="0"/>
+            </ns0:pPr>
+          </ns0:p>
+        </ns0:tc>
+        <ns0:tc>
+          <ns0:tcPr>
+            <ns0:tcW ns0:w="4904" ns0:type="dxa"/>
+            <ns0:noWrap ns0:val="0"/>
+            <ns0:vAlign ns0:val="center"/>
+          </ns0:tcPr>
+          <ns0:p ns2:paraId="56923780">
+            <ns0:pPr>
+              <ns0:pStyle ns0:val="18"/>
+              <ns0:keepNext ns0:val="0"/>
+              <ns0:keepLines/>
+              <ns0:pageBreakBefore ns0:val="0"/>
+              <ns0:widowControl/>
+              <ns0:spacing ns0:line="276" ns0:lineRule="auto" ns0:before="0" ns0:after="60"/>
+              <ns0:jc ns0:val="left"/>
+              <ns0:rPr>
+                <ns0:rFonts ns0:hAnsi="宋体"/>
+              </ns0:rPr>
+              <ns0:wordWrap ns0:val="0"/>
+            </ns0:pPr>
+          </ns0:p>
+        </ns0:tc>
+      </ns0:tr>
+      <ns0:tr ns2:paraId="45B8A40B">
+        <ns0:trPr>
+          <ns0:cantSplit/>
+          <ns0:tblHeader/>
+        </ns0:trPr>
+        <ns0:tc>
+          <ns0:tcPr>
+            <ns0:tcW ns0:w="4904" ns0:type="dxa"/>
+            <ns0:noWrap ns0:val="0"/>
+            <ns0:vAlign ns0:val="center"/>
+          </ns0:tcPr>
+          <ns0:p ns2:paraId="01AFE105">
+            <ns0:pPr>
+              <ns0:pStyle ns0:val="18"/>
+              <ns0:keepNext ns0:val="0"/>
+              <ns0:keepLines/>
+              <ns0:pageBreakBefore ns0:val="0"/>
+              <ns0:widowControl/>
+              <ns0:spacing ns0:line="276" ns0:lineRule="auto" ns0:before="0" ns0:after="60"/>
+              <ns0:jc ns0:val="left"/>
+              <ns0:rPr>
+                <ns0:rFonts ns0:hint="eastAsia" ns0:hAnsi="宋体"/>
+              </ns0:rPr>
+              <ns0:wordWrap ns0:val="0"/>
+            </ns0:pPr>
+          </ns0:p>
+        </ns0:tc>
+        <ns0:tc>
+          <ns0:tcPr>
+            <ns0:tcW ns0:w="4904" ns0:type="dxa"/>
+            <ns0:noWrap ns0:val="0"/>
+            <ns0:vAlign ns0:val="center"/>
+          </ns0:tcPr>
+          <ns0:p ns2:paraId="5C1DB3D7">
+            <ns0:pPr>
+              <ns0:pStyle ns0:val="18"/>
+              <ns0:keepNext ns0:val="0"/>
+              <ns0:keepLines/>
+              <ns0:pageBreakBefore ns0:val="0"/>
+              <ns0:widowControl/>
+              <ns0:spacing ns0:line="276" ns0:lineRule="auto" ns0:before="0" ns0:after="60"/>
+              <ns0:jc ns0:val="left"/>
+              <ns0:rPr>
+                <ns0:rFonts ns0:hAnsi="宋体"/>
+              </ns0:rPr>
+              <ns0:wordWrap ns0:val="0"/>
+            </ns0:pPr>
+          </ns0:p>
+        </ns0:tc>
+      </ns0:tr>
+      <ns0:tr ns2:paraId="2C7CC3E5">
+        <ns0:trPr>
+          <ns0:cantSplit/>
+          <ns0:tblHeader/>
+        </ns0:trPr>
+        <ns0:tc>
+          <ns0:tcPr>
+            <ns0:tcW ns0:w="4904" ns0:type="dxa"/>
+            <ns0:noWrap ns0:val="0"/>
+            <ns0:vAlign ns0:val="center"/>
+          </ns0:tcPr>
+          <ns0:p ns2:paraId="21C55DBD">
+            <ns0:pPr>
+              <ns0:pStyle ns0:val="18"/>
+              <ns0:keepNext ns0:val="0"/>
+              <ns0:keepLines/>
+              <ns0:pageBreakBefore ns0:val="0"/>
+              <ns0:widowControl/>
+              <ns0:spacing ns0:line="276" ns0:lineRule="auto" ns0:before="0" ns0:after="60"/>
+              <ns0:jc ns0:val="left"/>
+              <ns0:rPr>
+                <ns0:rFonts ns0:hAnsi="宋体"/>
+              </ns0:rPr>
+              <ns0:wordWrap ns0:val="0"/>
+            </ns0:pPr>
+          </ns0:p>
+        </ns0:tc>
+        <ns0:tc>
+          <ns0:tcPr>
+            <ns0:tcW ns0:w="4904" ns0:type="dxa"/>
+            <ns0:noWrap ns0:val="0"/>
+            <ns0:vAlign ns0:val="center"/>
+          </ns0:tcPr>
+          <ns0:p ns2:paraId="2311B1BD">
+            <ns0:pPr>
+              <ns0:pStyle ns0:val="18"/>
+              <ns0:keepNext ns0:val="0"/>
+              <ns0:keepLines/>
+              <ns0:pageBreakBefore ns0:val="0"/>
+              <ns0:widowControl/>
+              <ns0:spacing ns0:line="276" ns0:lineRule="auto" ns0:before="0" ns0:after="60"/>
+              <ns0:jc ns0:val="left"/>
+              <ns0:rPr>
+                <ns0:rFonts ns0:hAnsi="宋体"/>
+              </ns0:rPr>
+              <ns0:wordWrap ns0:val="0"/>
+            </ns0:pPr>
+          </ns0:p>
+        </ns0:tc>
+      </ns0:tr>
+    </ns0:tbl>
+    <ns0:p ns2:paraId="25509D95">
+      <ns0:pPr>
+        <ns0:keepNext/>
+        <ns0:keepLines/>
+        <ns0:pageBreakBefore ns0:val="0"/>
+        <ns0:widowControl/>
+        <ns0:spacing ns0:before="0" ns0:after="140" ns0:line="331" ns0:lineRule="auto"/>
+        <ns0:ind ns0:firstLine="420"/>
+        <ns0:jc ns0:val="left"/>
+        <ns0:rPr>
+          <ns0:rFonts ns0:hint="eastAsia" ns0:hAnsi="宋体"/>
+        </ns0:rPr>
+        <ns0:wordWrap ns0:val="0"/>
+      </ns0:pPr>
+      <ns0:r>
+        <ns0:rPr>
+          <ns0:rFonts ns0:hint="eastAsia" ns0:ascii="Noto Sans SC" ns0:hAnsi="Noto Sans SC" ns0:eastAsia="Noto Sans SC"/>
+          <ns0:b ns0:val="0"/>
+          <ns0:color ns0:val="202D33"/>
+          <ns0:sz ns0:val="21"/>
+        </ns0:rPr>
+        <ns0:t>分发</ns0:t>
+      </ns0:r>
+    </ns0:p>
+    <ns0:tbl>
+      <ns0:tblPr>
+        <ns0:tblStyle ns0:val="11"/>
+        <ns0:tblW ns0:w="0" ns0:type="auto"/>
+        <ns0:tblInd ns0:w="445" ns0:type="dxa"/>
+        <ns0:tblBorders>
+          <ns0:top ns0:val="single" ns0:color="auto" ns0:sz="12" ns0:space="0"/>
+          <ns0:left ns0:val="single" ns0:color="auto" ns0:sz="12" ns0:space="0"/>
+          <ns0:bottom ns0:val="single" ns0:color="auto" ns0:sz="12" ns0:space="0"/>
+          <ns0:right ns0:val="single" ns0:color="auto" ns0:sz="12" ns0:space="0"/>
+          <ns0:insideH ns0:val="single" ns0:color="auto" ns0:sz="6" ns0:space="0"/>
+          <ns0:insideV ns0:val="single" ns0:color="auto" ns0:sz="6" ns0:space="0"/>
+        </ns0:tblBorders>
+        <ns0:tblLayout ns0:type="fixed"/>
+        <ns0:tblCellMar>
+          <ns0:top ns0:w="0" ns0:type="dxa"/>
+          <ns0:left ns0:w="108" ns0:type="dxa"/>
+          <ns0:bottom ns0:w="0" ns0:type="dxa"/>
+          <ns0:right ns0:w="108" ns0:type="dxa"/>
+        </ns0:tblCellMar>
+      </ns0:tblPr>
+      <ns0:tblGrid>
+        <ns0:gridCol ns0:w="3269"/>
+        <ns0:gridCol ns0:w="3269"/>
+        <ns0:gridCol ns0:w="3269"/>
+      </ns0:tblGrid>
+      <ns0:tr ns2:paraId="1C3BF9B9">
+        <ns0:trPr>
+          <ns0:cantSplit/>
+          <ns0:tblHeader/>
+        </ns0:trPr>
+        <ns0:tc>
+          <ns0:tcPr>
+            <ns0:tcW ns0:w="3269" ns0:type="dxa"/>
+            <ns0:tcBorders>
+              <ns0:top ns0:val="single" ns0:color="auto" ns0:sz="12" ns0:space="0"/>
+              <ns0:bottom ns0:val="single" ns0:color="auto" ns0:sz="6" ns0:space="0"/>
+              <ns0:right ns0:val="nil"/>
+            </ns0:tcBorders>
+            <ns0:shd ns0:val="clear" ns0:color="auto" ns0:fill="CCCCCC"/>
+            <ns0:noWrap ns0:val="0"/>
+            <ns0:vAlign ns0:val="center"/>
+            <ns0:shd ns0:fill="EAF2F5"/>
+            <ns0:shd ns0:fill="EAF2F5"/>
+          </ns0:tcPr>
+          <ns0:p ns2:paraId="54D512DD">
+            <ns0:pPr>
+              <ns0:pStyle ns0:val="17"/>
+              <ns0:keepNext ns0:val="0"/>
+              <ns0:keepLines/>
+              <ns0:pageBreakBefore ns0:val="0"/>
+              <ns0:widowControl/>
+              <ns0:spacing ns0:line="276" ns0:lineRule="auto" ns0:before="0" ns0:after="60"/>
+              <ns0:jc ns0:val="center"/>
+              <ns0:rPr>
+                <ns0:rFonts ns0:hAnsi="宋体"/>
+                <ns0:sz ns0:val="21"/>
+              </ns0:rPr>
+              <ns0:wordWrap ns0:val="0"/>
+            </ns0:pPr>
+            <ns0:r>
+              <ns0:rPr>
+                <ns0:rFonts ns0:hint="eastAsia" ns0:hAnsi="Noto Sans SC" ns0:ascii="Noto Sans SC" ns0:eastAsia="Noto Sans SC"/>
+                <ns0:b/>
+                <ns0:color ns0:val="202D33"/>
+                <ns0:sz ns0:val="19"/>
+              </ns0:rPr>
+              <ns0:t>抄送</ns0:t>
+            </ns0:r>
+            <ns0:r>
+              <ns0:rPr>
+                <ns0:rFonts ns0:hAnsi="Noto Sans SC" ns0:ascii="Noto Sans SC" ns0:eastAsia="Noto Sans SC"/>
+                <ns0:b/>
+                <ns0:color ns0:val="202D33"/>
+                <ns0:sz ns0:val="19"/>
+              </ns0:rPr>
+              <ns0:t>.</ns0:t>
+            </ns0:r>
+          </ns0:p>
+        </ns0:tc>
+        <ns0:tc>
+          <ns0:tcPr>
+            <ns0:tcW ns0:w="3269" ns0:type="dxa"/>
+            <ns0:tcBorders>
+              <ns0:top ns0:val="single" ns0:color="auto" ns0:sz="12" ns0:space="0"/>
+              <ns0:left ns0:val="nil"/>
+              <ns0:bottom ns0:val="single" ns0:color="auto" ns0:sz="6" ns0:space="0"/>
+              <ns0:right ns0:val="nil"/>
+            </ns0:tcBorders>
+            <ns0:shd ns0:val="clear" ns0:color="auto" ns0:fill="CCCCCC"/>
+            <ns0:noWrap ns0:val="0"/>
+            <ns0:vAlign ns0:val="center"/>
+            <ns0:shd ns0:fill="EAF2F5"/>
+            <ns0:shd ns0:fill="EAF2F5"/>
+          </ns0:tcPr>
+          <ns0:p ns2:paraId="29B807E6">
+            <ns0:pPr>
+              <ns0:pStyle ns0:val="17"/>
+              <ns0:keepNext ns0:val="0"/>
+              <ns0:keepLines/>
+              <ns0:pageBreakBefore ns0:val="0"/>
+              <ns0:widowControl/>
+              <ns0:spacing ns0:line="276" ns0:lineRule="auto" ns0:before="0" ns0:after="60"/>
+              <ns0:jc ns0:val="center"/>
+              <ns0:rPr>
+                <ns0:rFonts ns0:hint="eastAsia" ns0:hAnsi="宋体"/>
+                <ns0:sz ns0:val="21"/>
+              </ns0:rPr>
+              <ns0:wordWrap ns0:val="0"/>
+            </ns0:pPr>
+            <ns0:r>
+              <ns0:rPr>
+                <ns0:rFonts ns0:hint="eastAsia" ns0:hAnsi="Noto Sans SC" ns0:ascii="Noto Sans SC" ns0:eastAsia="Noto Sans SC"/>
+                <ns0:b/>
+                <ns0:color ns0:val="202D33"/>
+                <ns0:sz ns0:val="19"/>
+              </ns0:rPr>
+              <ns0:t>名字</ns0:t>
+            </ns0:r>
+          </ns0:p>
+        </ns0:tc>
+        <ns0:tc>
+          <ns0:tcPr>
+            <ns0:tcW ns0:w="3269" ns0:type="dxa"/>
+            <ns0:tcBorders>
+              <ns0:top ns0:val="single" ns0:color="auto" ns0:sz="12" ns0:space="0"/>
+              <ns0:left ns0:val="nil"/>
+              <ns0:bottom ns0:val="single" ns0:color="auto" ns0:sz="6" ns0:space="0"/>
+            </ns0:tcBorders>
+            <ns0:shd ns0:val="clear" ns0:color="auto" ns0:fill="CCCCCC"/>
+            <ns0:noWrap ns0:val="0"/>
+            <ns0:vAlign ns0:val="center"/>
+            <ns0:shd ns0:fill="EAF2F5"/>
+            <ns0:shd ns0:fill="EAF2F5"/>
+          </ns0:tcPr>
+          <ns0:p ns2:paraId="0CD354C9">
+            <ns0:pPr>
+              <ns0:pStyle ns0:val="17"/>
+              <ns0:keepNext ns0:val="0"/>
+              <ns0:keepLines/>
+              <ns0:pageBreakBefore ns0:val="0"/>
+              <ns0:widowControl/>
+              <ns0:spacing ns0:line="276" ns0:lineRule="auto" ns0:before="0" ns0:after="60"/>
+              <ns0:jc ns0:val="center"/>
+              <ns0:rPr>
+                <ns0:rFonts ns0:hint="eastAsia" ns0:hAnsi="宋体"/>
+                <ns0:sz ns0:val="21"/>
+              </ns0:rPr>
+              <ns0:wordWrap ns0:val="0"/>
+            </ns0:pPr>
+            <ns0:r>
+              <ns0:rPr>
+                <ns0:rFonts ns0:hint="eastAsia" ns0:hAnsi="Noto Sans SC" ns0:ascii="Noto Sans SC" ns0:eastAsia="Noto Sans SC"/>
+                <ns0:b/>
+                <ns0:color ns0:val="202D33"/>
+                <ns0:sz ns0:val="19"/>
+              </ns0:rPr>
+              <ns0:t>意见</ns0:t>
+            </ns0:r>
+          </ns0:p>
+        </ns0:tc>
+      </ns0:tr>
+      <ns0:tr ns2:paraId="6AA0833E">
+        <ns0:trPr>
+          <ns0:cantSplit/>
+          <ns0:tblHeader/>
+        </ns0:trPr>
+        <ns0:tc>
+          <ns0:tcPr>
+            <ns0:tcW ns0:w="3269" ns0:type="dxa"/>
+            <ns0:tcBorders>
+              <ns0:top ns0:val="nil"/>
+            </ns0:tcBorders>
+            <ns0:noWrap ns0:val="0"/>
+            <ns0:vAlign ns0:val="center"/>
+          </ns0:tcPr>
+          <ns0:p ns2:paraId="6A61276D">
+            <ns0:pPr>
+              <ns0:pStyle ns0:val="18"/>
+              <ns0:keepNext ns0:val="0"/>
+              <ns0:keepLines/>
+              <ns0:pageBreakBefore ns0:val="0"/>
+              <ns0:widowControl/>
+              <ns0:numPr>
+                <ns0:ilvl ns0:val="0"/>
+                <ns0:numId ns0:val="1"/>
+              </ns0:numPr>
+              <ns0:spacing ns0:line="276" ns0:lineRule="auto" ns0:before="0" ns0:after="60"/>
+              <ns0:jc ns0:val="left"/>
+              <ns0:rPr>
+                <ns0:rFonts ns0:hAnsi="宋体"/>
+              </ns0:rPr>
+              <ns0:wordWrap ns0:val="0"/>
+            </ns0:pPr>
+          </ns0:p>
+        </ns0:tc>
+        <ns0:tc>
+          <ns0:tcPr>
+            <ns0:tcW ns0:w="3269" ns0:type="dxa"/>
+            <ns0:tcBorders>
+              <ns0:top ns0:val="nil"/>
+            </ns0:tcBorders>
+            <ns0:noWrap ns0:val="0"/>
+            <ns0:vAlign ns0:val="center"/>
+          </ns0:tcPr>
+          <ns0:p ns2:paraId="49ECFE7D">
+            <ns0:pPr>
+              <ns0:pStyle ns0:val="18"/>
+              <ns0:keepNext ns0:val="0"/>
+              <ns0:keepLines/>
+              <ns0:pageBreakBefore ns0:val="0"/>
+              <ns0:widowControl/>
+              <ns0:spacing ns0:line="276" ns0:lineRule="auto" ns0:before="0" ns0:after="60"/>
+              <ns0:jc ns0:val="left"/>
+              <ns0:rPr>
+                <ns0:rFonts ns0:hint="eastAsia" ns0:hAnsi="宋体"/>
+              </ns0:rPr>
+              <ns0:wordWrap ns0:val="0"/>
+            </ns0:pPr>
+          </ns0:p>
+        </ns0:tc>
+        <ns0:tc>
+          <ns0:tcPr>
+            <ns0:tcW ns0:w="3269" ns0:type="dxa"/>
+            <ns0:tcBorders>
+              <ns0:top ns0:val="nil"/>
+            </ns0:tcBorders>
+            <ns0:noWrap ns0:val="0"/>
+            <ns0:vAlign ns0:val="center"/>
+          </ns0:tcPr>
+          <ns0:p ns2:paraId="7541E47C">
+            <ns0:pPr>
+              <ns0:pStyle ns0:val="18"/>
+              <ns0:keepNext ns0:val="0"/>
+              <ns0:keepLines/>
+              <ns0:pageBreakBefore ns0:val="0"/>
+              <ns0:widowControl/>
+              <ns0:spacing ns0:line="276" ns0:lineRule="auto" ns0:before="0" ns0:after="60"/>
+              <ns0:jc ns0:val="left"/>
+              <ns0:rPr>
+                <ns0:rFonts ns0:hint="eastAsia" ns0:hAnsi="宋体"/>
+              </ns0:rPr>
+              <ns0:wordWrap ns0:val="0"/>
+            </ns0:pPr>
+          </ns0:p>
+        </ns0:tc>
+      </ns0:tr>
+      <ns0:tr ns2:paraId="684AAA82">
+        <ns0:trPr>
+          <ns0:cantSplit/>
+          <ns0:tblHeader/>
+        </ns0:trPr>
+        <ns0:tc>
+          <ns0:tcPr>
+            <ns0:tcW ns0:w="3269" ns0:type="dxa"/>
+            <ns0:noWrap ns0:val="0"/>
+            <ns0:vAlign ns0:val="center"/>
+          </ns0:tcPr>
+          <ns0:p ns2:paraId="529D1FBF">
+            <ns0:pPr>
+              <ns0:pStyle ns0:val="18"/>
+              <ns0:keepNext ns0:val="0"/>
+              <ns0:keepLines/>
+              <ns0:pageBreakBefore ns0:val="0"/>
+              <ns0:widowControl/>
+              <ns0:numPr>
+                <ns0:ilvl ns0:val="0"/>
+                <ns0:numId ns0:val="1"/>
+              </ns0:numPr>
+              <ns0:spacing ns0:line="276" ns0:lineRule="auto" ns0:before="0" ns0:after="60"/>
+              <ns0:jc ns0:val="left"/>
+              <ns0:rPr>
+                <ns0:rFonts ns0:hAnsi="宋体"/>
+              </ns0:rPr>
+              <ns0:wordWrap ns0:val="0"/>
+            </ns0:pPr>
+          </ns0:p>
+        </ns0:tc>
+        <ns0:tc>
+          <ns0:tcPr>
+            <ns0:tcW ns0:w="3269" ns0:type="dxa"/>
+            <ns0:noWrap ns0:val="0"/>
+            <ns0:vAlign ns0:val="center"/>
+          </ns0:tcPr>
+          <ns0:p ns2:paraId="5B4631C5">
+            <ns0:pPr>
+              <ns0:pStyle ns0:val="18"/>
+              <ns0:keepNext ns0:val="0"/>
+              <ns0:keepLines/>
+              <ns0:pageBreakBefore ns0:val="0"/>
+              <ns0:widowControl/>
+              <ns0:spacing ns0:line="276" ns0:lineRule="auto" ns0:before="0" ns0:after="60"/>
+              <ns0:jc ns0:val="left"/>
+              <ns0:rPr>
+                <ns0:rFonts ns0:hint="eastAsia" ns0:hAnsi="宋体"/>
+              </ns0:rPr>
+              <ns0:wordWrap ns0:val="0"/>
+            </ns0:pPr>
+          </ns0:p>
+        </ns0:tc>
+        <ns0:tc>
+          <ns0:tcPr>
+            <ns0:tcW ns0:w="3269" ns0:type="dxa"/>
+            <ns0:noWrap ns0:val="0"/>
+            <ns0:vAlign ns0:val="center"/>
+          </ns0:tcPr>
+          <ns0:p ns2:paraId="295FF64E">
+            <ns0:pPr>
+              <ns0:pStyle ns0:val="18"/>
+              <ns0:keepNext ns0:val="0"/>
+              <ns0:keepLines/>
+              <ns0:pageBreakBefore ns0:val="0"/>
+              <ns0:widowControl/>
+              <ns0:spacing ns0:line="276" ns0:lineRule="auto" ns0:before="0" ns0:after="60"/>
+              <ns0:jc ns0:val="left"/>
+              <ns0:rPr>
+                <ns0:rFonts ns0:hint="eastAsia" ns0:hAnsi="宋体"/>
+              </ns0:rPr>
+              <ns0:wordWrap ns0:val="0"/>
+            </ns0:pPr>
+          </ns0:p>
+        </ns0:tc>
+      </ns0:tr>
+      <ns0:tr ns2:paraId="0E6AE6B4">
+        <ns0:trPr>
+          <ns0:cantSplit/>
+          <ns0:tblHeader/>
+        </ns0:trPr>
+        <ns0:tc>
+          <ns0:tcPr>
+            <ns0:tcW ns0:w="3269" ns0:type="dxa"/>
+            <ns0:noWrap ns0:val="0"/>
+            <ns0:vAlign ns0:val="center"/>
+          </ns0:tcPr>
+          <ns0:p ns2:paraId="2F2B7A8C">
+            <ns0:pPr>
+              <ns0:pStyle ns0:val="18"/>
+              <ns0:keepNext ns0:val="0"/>
+              <ns0:keepLines/>
+              <ns0:pageBreakBefore ns0:val="0"/>
+              <ns0:widowControl/>
+              <ns0:numPr>
+                <ns0:ilvl ns0:val="0"/>
+                <ns0:numId ns0:val="1"/>
+              </ns0:numPr>
+              <ns0:spacing ns0:line="276" ns0:lineRule="auto" ns0:before="0" ns0:after="60"/>
+              <ns0:jc ns0:val="left"/>
+              <ns0:rPr>
+                <ns0:rFonts ns0:hAnsi="宋体"/>
+              </ns0:rPr>
+              <ns0:wordWrap ns0:val="0"/>
+            </ns0:pPr>
+          </ns0:p>
+        </ns0:tc>
+        <ns0:tc>
+          <ns0:tcPr>
+            <ns0:tcW ns0:w="3269" ns0:type="dxa"/>
+            <ns0:noWrap ns0:val="0"/>
+            <ns0:vAlign ns0:val="center"/>
+          </ns0:tcPr>
+          <ns0:p ns2:paraId="178A8516">
+            <ns0:pPr>
+              <ns0:pStyle ns0:val="18"/>
+              <ns0:keepNext ns0:val="0"/>
+              <ns0:keepLines/>
+              <ns0:pageBreakBefore ns0:val="0"/>
+              <ns0:widowControl/>
+              <ns0:spacing ns0:line="276" ns0:lineRule="auto" ns0:before="0" ns0:after="60"/>
+              <ns0:jc ns0:val="left"/>
+              <ns0:rPr>
+                <ns0:rFonts ns0:hAnsi="宋体"/>
+              </ns0:rPr>
+              <ns0:wordWrap ns0:val="0"/>
+            </ns0:pPr>
+          </ns0:p>
+        </ns0:tc>
+        <ns0:tc>
+          <ns0:tcPr>
+            <ns0:tcW ns0:w="3269" ns0:type="dxa"/>
+            <ns0:noWrap ns0:val="0"/>
+            <ns0:vAlign ns0:val="center"/>
+          </ns0:tcPr>
+          <ns0:p ns2:paraId="5DD6E0B9">
+            <ns0:pPr>
+              <ns0:pStyle ns0:val="18"/>
+              <ns0:keepNext ns0:val="0"/>
+              <ns0:keepLines/>
+              <ns0:pageBreakBefore ns0:val="0"/>
+              <ns0:widowControl/>
+              <ns0:spacing ns0:line="276" ns0:lineRule="auto" ns0:before="0" ns0:after="60"/>
+              <ns0:jc ns0:val="left"/>
+              <ns0:rPr>
+                <ns0:rFonts ns0:hAnsi="宋体"/>
+              </ns0:rPr>
+              <ns0:wordWrap ns0:val="0"/>
+            </ns0:pPr>
+          </ns0:p>
+        </ns0:tc>
+      </ns0:tr>
+      <ns0:tr ns2:paraId="562FEB5E">
+        <ns0:trPr>
+          <ns0:cantSplit/>
+          <ns0:tblHeader/>
+        </ns0:trPr>
+        <ns0:tc>
+          <ns0:tcPr>
+            <ns0:tcW ns0:w="3269" ns0:type="dxa"/>
+            <ns0:noWrap ns0:val="0"/>
+            <ns0:vAlign ns0:val="center"/>
+          </ns0:tcPr>
+          <ns0:p ns2:paraId="2D033772">
+            <ns0:pPr>
+              <ns0:pStyle ns0:val="18"/>
+              <ns0:keepNext ns0:val="0"/>
+              <ns0:keepLines/>
+              <ns0:pageBreakBefore ns0:val="0"/>
+              <ns0:widowControl/>
+              <ns0:numPr>
+                <ns0:ilvl ns0:val="0"/>
+                <ns0:numId ns0:val="1"/>
+              </ns0:numPr>
+              <ns0:spacing ns0:line="276" ns0:lineRule="auto" ns0:before="0" ns0:after="60"/>
+              <ns0:jc ns0:val="left"/>
+              <ns0:rPr>
+                <ns0:rFonts ns0:hAnsi="宋体"/>
+              </ns0:rPr>
+              <ns0:wordWrap ns0:val="0"/>
+            </ns0:pPr>
+          </ns0:p>
+        </ns0:tc>
+        <ns0:tc>
+          <ns0:tcPr>
+            <ns0:tcW ns0:w="3269" ns0:type="dxa"/>
+            <ns0:noWrap ns0:val="0"/>
+            <ns0:vAlign ns0:val="center"/>
+          </ns0:tcPr>
+          <ns0:p ns2:paraId="551D9B8D">
+            <ns0:pPr>
+              <ns0:pStyle ns0:val="18"/>
+              <ns0:keepNext ns0:val="0"/>
+              <ns0:keepLines/>
+              <ns0:pageBreakBefore ns0:val="0"/>
+              <ns0:widowControl/>
+              <ns0:spacing ns0:line="276" ns0:lineRule="auto" ns0:before="0" ns0:after="60"/>
+              <ns0:jc ns0:val="left"/>
+              <ns0:rPr>
+                <ns0:rFonts ns0:hAnsi="宋体"/>
+              </ns0:rPr>
+              <ns0:wordWrap ns0:val="0"/>
+            </ns0:pPr>
+          </ns0:p>
+        </ns0:tc>
+        <ns0:tc>
+          <ns0:tcPr>
+            <ns0:tcW ns0:w="3269" ns0:type="dxa"/>
+            <ns0:noWrap ns0:val="0"/>
+            <ns0:vAlign ns0:val="center"/>
+          </ns0:tcPr>
+          <ns0:p ns2:paraId="43416F87">
+            <ns0:pPr>
+              <ns0:pStyle ns0:val="18"/>
+              <ns0:keepNext ns0:val="0"/>
+              <ns0:keepLines/>
+              <ns0:pageBreakBefore ns0:val="0"/>
+              <ns0:widowControl/>
+              <ns0:spacing ns0:line="276" ns0:lineRule="auto" ns0:before="0" ns0:after="60"/>
+              <ns0:jc ns0:val="left"/>
+              <ns0:rPr>
+                <ns0:rFonts ns0:hAnsi="宋体"/>
+              </ns0:rPr>
+              <ns0:wordWrap ns0:val="0"/>
+            </ns0:pPr>
+          </ns0:p>
+        </ns0:tc>
+      </ns0:tr>
+      <ns0:tr ns2:paraId="5321FE2F">
+        <ns0:trPr>
+          <ns0:cantSplit/>
+          <ns0:tblHeader/>
+        </ns0:trPr>
+        <ns0:tc>
+          <ns0:tcPr>
+            <ns0:tcW ns0:w="3269" ns0:type="dxa"/>
+            <ns0:noWrap ns0:val="0"/>
+            <ns0:vAlign ns0:val="center"/>
+          </ns0:tcPr>
+          <ns0:p ns2:paraId="219A0FD9">
+            <ns0:pPr>
+              <ns0:pStyle ns0:val="18"/>
+              <ns0:keepNext ns0:val="0"/>
+              <ns0:keepLines/>
+              <ns0:pageBreakBefore ns0:val="0"/>
+              <ns0:widowControl/>
+              <ns0:numPr>
+                <ns0:ilvl ns0:val="0"/>
+                <ns0:numId ns0:val="1"/>
+              </ns0:numPr>
+              <ns0:spacing ns0:line="276" ns0:lineRule="auto" ns0:before="0" ns0:after="60"/>
+              <ns0:jc ns0:val="left"/>
+              <ns0:rPr>
+                <ns0:rFonts ns0:hAnsi="宋体"/>
+              </ns0:rPr>
+              <ns0:wordWrap ns0:val="0"/>
+            </ns0:pPr>
+          </ns0:p>
+        </ns0:tc>
+        <ns0:tc>
+          <ns0:tcPr>
+            <ns0:tcW ns0:w="3269" ns0:type="dxa"/>
+            <ns0:noWrap ns0:val="0"/>
+            <ns0:vAlign ns0:val="center"/>
+          </ns0:tcPr>
+          <ns0:p ns2:paraId="405598D9">
+            <ns0:pPr>
+              <ns0:pStyle ns0:val="18"/>
+              <ns0:keepNext ns0:val="0"/>
+              <ns0:keepLines/>
+              <ns0:pageBreakBefore ns0:val="0"/>
+              <ns0:widowControl/>
+              <ns0:spacing ns0:line="276" ns0:lineRule="auto" ns0:before="0" ns0:after="60"/>
+              <ns0:jc ns0:val="left"/>
+              <ns0:rPr>
+                <ns0:rFonts ns0:hAnsi="宋体"/>
+              </ns0:rPr>
+              <ns0:wordWrap ns0:val="0"/>
+            </ns0:pPr>
+          </ns0:p>
+        </ns0:tc>
+        <ns0:tc>
+          <ns0:tcPr>
+            <ns0:tcW ns0:w="3269" ns0:type="dxa"/>
+            <ns0:noWrap ns0:val="0"/>
+            <ns0:vAlign ns0:val="center"/>
+          </ns0:tcPr>
+          <ns0:p ns2:paraId="1BA91B40">
+            <ns0:pPr>
+              <ns0:pStyle ns0:val="18"/>
+              <ns0:keepNext ns0:val="0"/>
+              <ns0:keepLines/>
+              <ns0:pageBreakBefore ns0:val="0"/>
+              <ns0:widowControl/>
+              <ns0:spacing ns0:line="276" ns0:lineRule="auto" ns0:before="0" ns0:after="60"/>
+              <ns0:jc ns0:val="left"/>
+              <ns0:rPr>
+                <ns0:rFonts ns0:hint="eastAsia" ns0:hAnsi="宋体"/>
+              </ns0:rPr>
+              <ns0:wordWrap ns0:val="0"/>
+            </ns0:pPr>
+          </ns0:p>
+        </ns0:tc>
+      </ns0:tr>
+      <ns0:tr ns2:paraId="0584DCCE">
+        <ns0:trPr>
+          <ns0:cantSplit/>
+          <ns0:tblHeader/>
+        </ns0:trPr>
+        <ns0:tc>
+          <ns0:tcPr>
+            <ns0:tcW ns0:w="3269" ns0:type="dxa"/>
+            <ns0:noWrap ns0:val="0"/>
+            <ns0:vAlign ns0:val="center"/>
+          </ns0:tcPr>
+          <ns0:p ns2:paraId="661A0373">
+            <ns0:pPr>
+              <ns0:pStyle ns0:val="18"/>
+              <ns0:keepNext ns0:val="0"/>
+              <ns0:keepLines/>
+              <ns0:pageBreakBefore ns0:val="0"/>
+              <ns0:widowControl/>
+              <ns0:numPr>
+                <ns0:ilvl ns0:val="0"/>
+                <ns0:numId ns0:val="1"/>
+              </ns0:numPr>
+              <ns0:spacing ns0:line="276" ns0:lineRule="auto" ns0:before="0" ns0:after="60"/>
+              <ns0:jc ns0:val="left"/>
+              <ns0:rPr>
+                <ns0:rFonts ns0:hAnsi="宋体"/>
+              </ns0:rPr>
+              <ns0:wordWrap ns0:val="0"/>
+            </ns0:pPr>
+          </ns0:p>
+        </ns0:tc>
+        <ns0:tc>
+          <ns0:tcPr>
+            <ns0:tcW ns0:w="3269" ns0:type="dxa"/>
+            <ns0:noWrap ns0:val="0"/>
+            <ns0:vAlign ns0:val="center"/>
+          </ns0:tcPr>
+          <ns0:p ns2:paraId="73C24080">
+            <ns0:pPr>
+              <ns0:pStyle ns0:val="18"/>
+              <ns0:keepNext ns0:val="0"/>
+              <ns0:keepLines/>
+              <ns0:pageBreakBefore ns0:val="0"/>
+              <ns0:widowControl/>
+              <ns0:spacing ns0:line="276" ns0:lineRule="auto" ns0:before="0" ns0:after="60"/>
+              <ns0:jc ns0:val="left"/>
+              <ns0:rPr>
+                <ns0:rFonts ns0:hAnsi="宋体"/>
+              </ns0:rPr>
+              <ns0:wordWrap ns0:val="0"/>
+            </ns0:pPr>
+          </ns0:p>
+        </ns0:tc>
+        <ns0:tc>
+          <ns0:tcPr>
+            <ns0:tcW ns0:w="3269" ns0:type="dxa"/>
+            <ns0:noWrap ns0:val="0"/>
+            <ns0:vAlign ns0:val="center"/>
+          </ns0:tcPr>
+          <ns0:p ns2:paraId="12FAF7B7">
+            <ns0:pPr>
+              <ns0:pStyle ns0:val="18"/>
+              <ns0:keepNext ns0:val="0"/>
+              <ns0:keepLines/>
+              <ns0:pageBreakBefore ns0:val="0"/>
+              <ns0:widowControl/>
+              <ns0:spacing ns0:line="276" ns0:lineRule="auto" ns0:before="0" ns0:after="60"/>
+              <ns0:jc ns0:val="left"/>
+              <ns0:rPr>
+                <ns0:rFonts ns0:hAnsi="宋体"/>
+              </ns0:rPr>
+              <ns0:wordWrap ns0:val="0"/>
+            </ns0:pPr>
+          </ns0:p>
+        </ns0:tc>
+      </ns0:tr>
+    </ns0:tbl>
+    <ns0:p ns2:paraId="12075237">
+      <ns0:pPr>
+        <ns0:keepNext/>
+        <ns0:keepLines/>
+        <ns0:pageBreakBefore ns0:val="0"/>
+        <ns0:widowControl/>
+        <ns0:spacing ns0:before="0" ns0:after="140" ns0:line="331" ns0:lineRule="auto"/>
+        <ns0:ind ns0:firstLine="420"/>
+        <ns0:jc ns0:val="left"/>
+        <ns0:rPr>
+          <ns0:rFonts ns0:ascii="宋体" ns0:hAnsi="宋体"/>
+        </ns0:rPr>
+        <ns0:wordWrap ns0:val="0"/>
+      </ns0:pPr>
+      <ns0:r>
+        <ns0:rPr>
+          <ns0:rFonts ns0:hint="eastAsia" ns0:ascii="Noto Sans SC" ns0:hAnsi="Noto Sans SC" ns0:eastAsia="Noto Sans SC"/>
+          <ns0:b ns0:val="0"/>
+          <ns0:color ns0:val="202D33"/>
+          <ns0:sz ns0:val="21"/>
+          <ns0:lang ns0:val="en-US" ns0:eastAsia="zh-CN"/>
+        </ns0:rPr>
+        <ns0:t>阅读指南</ns0:t>
+      </ns0:r>
+    </ns0:p>
+    <ns0:p ns2:paraId="7377E6A9">
+      <ns0:pPr>
+        <ns0:keepNext ns0:val="0"/>
+        <ns0:keepLines/>
+        <ns0:pageBreakBefore ns0:val="0"/>
+        <ns0:widowControl/>
+        <ns0:suppressLineNumbers ns0:val="0"/>
+        <ns0:spacing ns0:line="331" ns0:lineRule="auto" ns0:before="0" ns0:after="140"/>
+        <ns0:ind ns0:firstLine="420"/>
+        <ns0:jc ns0:val="left"/>
+        <ns0:rPr>
+          <ns0:rFonts ns0:hint="eastAsia" ns0:ascii="等线" ns0:hAnsi="等线" ns0:eastAsia="等线" ns0:cs="等线"/>
+          <ns0:kern ns0:val="0"/>
+          <ns0:sz ns0:val="21"/>
+          <ns0:szCs ns0:val="21"/>
+          <ns0:lang ns0:val="en-US" ns0:eastAsia="zh-CN" ns0:bidi="ar"/>
+        </ns0:rPr>
+        <ns0:wordWrap ns0:val="0"/>
+      </ns0:pPr>
+      <ns0:r>
+        <ns0:rPr>
+          <ns0:rFonts ns0:hint="eastAsia" ns0:ascii="Noto Sans SC" ns0:hAnsi="Noto Sans SC" ns0:eastAsia="Noto Sans SC" ns0:cs="等线"/>
+          <ns0:b ns0:val="0"/>
+          <ns0:color ns0:val="202D33"/>
+          <ns0:kern ns0:val="0"/>
+          <ns0:sz ns0:val="21"/>
+          <ns0:lang ns0:val="en-US" ns0:eastAsia="zh-CN" ns0:bidi="ar"/>
+        </ns0:rPr>
+        <ns0:t>为了让不同角色的读者快速抓住重点，建议按以下路径阅读：</ns0:t>
+      </ns0:r>
+    </ns0:p>
+    <ns0:tbl>
+      <ns0:tblPr>
+        <ns0:tblStyle ns0:val="11"/>
+        <ns0:tblW ns0:w="8436" ns0:type="dxa"/>
+        <ns0:tblInd ns0:w="88" ns0:type="dxa"/>
+        <ns0:tblBorders>
+          <ns0:top ns0:val="none" ns0:color="auto" ns0:sz="0" ns0:space="0"/>
+          <ns0:left ns0:val="none" ns0:color="auto" ns0:sz="0" ns0:space="0"/>
+          <ns0:bottom ns0:val="none" ns0:color="auto" ns0:sz="0" ns0:space="0"/>
+          <ns0:right ns0:val="none" ns0:color="auto" ns0:sz="0" ns0:space="0"/>
+          <ns0:insideH ns0:val="none" ns0:color="auto" ns0:sz="0" ns0:space="0"/>
+          <ns0:insideV ns0:val="none" ns0:color="auto" ns0:sz="0" ns0:space="0"/>
+        </ns0:tblBorders>
+        <ns0:shd ns0:val="clear" ns0:color="auto" ns0:fill="auto"/>
+        <ns0:tblLayout ns0:type="fixed"/>
+        <ns0:tblCellMar>
+          <ns0:top ns0:w="0" ns0:type="dxa"/>
+          <ns0:left ns0:w="108" ns0:type="dxa"/>
+          <ns0:bottom ns0:w="0" ns0:type="dxa"/>
+          <ns0:right ns0:w="108" ns0:type="dxa"/>
+        </ns0:tblCellMar>
+      </ns0:tblPr>
+      <ns0:tblGrid>
+        <ns0:gridCol ns0:w="3269"/>
+        <ns0:gridCol ns0:w="3269"/>
+        <ns0:gridCol ns0:w="3269"/>
+      </ns0:tblGrid>
+      <ns0:tr ns2:paraId="23EB7635">
+        <ns0:trPr>
+          <ns0:cantSplit/>
+          <ns0:tblHeader/>
+        </ns0:trPr>
+        <ns0:tc>
+          <ns0:tcPr>
+            <ns0:tcW ns0:w="3269" ns0:type="dxa"/>
+            <ns0:tcBorders>
+              <ns0:top ns0:val="single" ns0:color="DEE0E3" ns0:sz="8" ns0:space="0"/>
+              <ns0:left ns0:val="single" ns0:color="DEE0E3" ns0:sz="8" ns0:space="0"/>
+              <ns0:bottom ns0:val="single" ns0:color="DEE0E3" ns0:sz="8" ns0:space="0"/>
+              <ns0:right ns0:val="single" ns0:color="DEE0E3" ns0:sz="8" ns0:space="0"/>
+            </ns0:tcBorders>
+            <ns0:shd ns0:val="clear" ns0:color="auto" ns0:fill="F2F2F2"/>
+            <ns0:vAlign ns0:val="center"/>
+            <ns0:shd ns0:fill="EAF2F5"/>
+            <ns0:shd ns0:fill="EAF2F5"/>
+          </ns0:tcPr>
+          <ns0:p>
+            <ns0:pPr>
+              <ns0:keepNext ns0:val="0"/>
+              <ns0:keepLines/>
+              <ns0:pageBreakBefore ns0:val="0"/>
+              <ns0:widowControl/>
+              <ns0:spacing ns0:line="276" ns0:lineRule="auto" ns0:before="0" ns0:after="60"/>
+              <ns0:jc ns0:val="center"/>
+              <ns0:wordWrap ns0:val="0"/>
+            </ns0:pPr>
+            <ns0:r>
+              <ns0:rPr>
+                <ns0:rFonts ns0:ascii="Noto Sans SC" ns0:hAnsi="Noto Sans SC" ns0:eastAsia="Noto Sans SC"/>
+                <ns0:b/>
+                <ns0:color ns0:val="202D33"/>
+                <ns0:sz ns0:val="19"/>
+              </ns0:rPr>
+            </ns0:r>
+            <ns0:r>
+              <ns0:rPr>
+                <ns0:rFonts ns0:ascii="Noto Sans SC" ns0:hAnsi="Noto Sans SC" ns0:eastAsia="Noto Sans SC"/>
+                <ns0:b/>
+                <ns0:color ns0:val="202D33"/>
+                <ns0:sz ns0:val="19"/>
+              </ns0:rPr>
+              <ns0:t>读者角色</ns0:t>
+            </ns0:r>
+          </ns0:p>
+        </ns0:tc>
+        <ns0:tc>
+          <ns0:tcPr>
+            <ns0:tcW ns0:w="3269" ns0:type="dxa"/>
+            <ns0:tcBorders>
+              <ns0:top ns0:val="single" ns0:color="DEE0E3" ns0:sz="8" ns0:space="0"/>
+              <ns0:left ns0:val="nil"/>
+              <ns0:bottom ns0:val="single" ns0:color="DEE0E3" ns0:sz="8" ns0:space="0"/>
+              <ns0:right ns0:val="single" ns0:color="DEE0E3" ns0:sz="8" ns0:space="0"/>
+            </ns0:tcBorders>
+            <ns0:shd ns0:val="clear" ns0:color="auto" ns0:fill="F2F2F2"/>
+            <ns0:vAlign ns0:val="center"/>
+            <ns0:shd ns0:fill="EAF2F5"/>
+            <ns0:shd ns0:fill="EAF2F5"/>
+          </ns0:tcPr>
+          <ns0:p>
+            <ns0:pPr>
+              <ns0:keepNext ns0:val="0"/>
+              <ns0:keepLines/>
+              <ns0:pageBreakBefore ns0:val="0"/>
+              <ns0:widowControl/>
+              <ns0:spacing ns0:line="276" ns0:lineRule="auto" ns0:before="0" ns0:after="60"/>
+              <ns0:jc ns0:val="center"/>
+              <ns0:wordWrap ns0:val="0"/>
+            </ns0:pPr>
+            <ns0:r>
+              <ns0:rPr>
+                <ns0:rFonts ns0:ascii="Noto Sans SC" ns0:hAnsi="Noto Sans SC" ns0:eastAsia="Noto Sans SC"/>
+                <ns0:b/>
+                <ns0:color ns0:val="202D33"/>
+                <ns0:sz ns0:val="19"/>
+              </ns0:rPr>
+            </ns0:r>
+            <ns0:r>
+              <ns0:rPr>
+                <ns0:rFonts ns0:ascii="Noto Sans SC" ns0:hAnsi="Noto Sans SC" ns0:eastAsia="Noto Sans SC"/>
+                <ns0:b/>
+                <ns0:color ns0:val="202D33"/>
+                <ns0:sz ns0:val="19"/>
+              </ns0:rPr>
+              <ns0:t>阅读重点</ns0:t>
+            </ns0:r>
+          </ns0:p>
+        </ns0:tc>
+        <ns0:tc>
+          <ns0:tcPr>
+            <ns0:tcW ns0:w="3269" ns0:type="dxa"/>
+            <ns0:tcBorders>
+              <ns0:top ns0:val="single" ns0:color="DEE0E3" ns0:sz="8" ns0:space="0"/>
+              <ns0:left ns0:val="nil"/>
+              <ns0:bottom ns0:val="single" ns0:color="DEE0E3" ns0:sz="8" ns0:space="0"/>
+              <ns0:right ns0:val="single" ns0:color="DEE0E3" ns0:sz="8" ns0:space="0"/>
+            </ns0:tcBorders>
+            <ns0:shd ns0:val="clear" ns0:color="auto" ns0:fill="F2F2F2"/>
+            <ns0:vAlign ns0:val="center"/>
+            <ns0:shd ns0:fill="EAF2F5"/>
+            <ns0:shd ns0:fill="EAF2F5"/>
+          </ns0:tcPr>
+          <ns0:p>
+            <ns0:pPr>
+              <ns0:keepNext ns0:val="0"/>
+              <ns0:keepLines/>
+              <ns0:pageBreakBefore ns0:val="0"/>
+              <ns0:widowControl/>
+              <ns0:spacing ns0:line="276" ns0:lineRule="auto" ns0:before="0" ns0:after="60"/>
+              <ns0:jc ns0:val="center"/>
+              <ns0:wordWrap ns0:val="0"/>
+            </ns0:pPr>
+            <ns0:r>
+              <ns0:rPr>
+                <ns0:rFonts ns0:ascii="Noto Sans SC" ns0:hAnsi="Noto Sans SC" ns0:eastAsia="Noto Sans SC"/>
+                <ns0:b/>
+                <ns0:color ns0:val="202D33"/>
+                <ns0:sz ns0:val="19"/>
+              </ns0:rPr>
+            </ns0:r>
+            <ns0:r>
+              <ns0:rPr>
+                <ns0:rFonts ns0:ascii="Noto Sans SC" ns0:hAnsi="Noto Sans SC" ns0:eastAsia="Noto Sans SC"/>
+                <ns0:b/>
+                <ns0:color ns0:val="202D33"/>
+                <ns0:sz ns0:val="19"/>
+              </ns0:rPr>
+              <ns0:t>目的</ns0:t>
+            </ns0:r>
+          </ns0:p>
+        </ns0:tc>
+      </ns0:tr>
+      <ns0:tr ns2:paraId="649EAFD5">
+        <ns0:trPr>
+          <ns0:cantSplit/>
+        </ns0:trPr>
+        <ns0:tc>
+          <ns0:tcPr>
+            <ns0:tcW ns0:w="3269" ns0:type="dxa"/>
+            <ns0:tcBorders>
+              <ns0:top ns0:val="nil"/>
+              <ns0:left ns0:val="single" ns0:color="DEE0E3" ns0:sz="8" ns0:space="0"/>
+              <ns0:bottom ns0:val="single" ns0:color="DEE0E3" ns0:sz="8" ns0:space="0"/>
+              <ns0:right ns0:val="single" ns0:color="DEE0E3" ns0:sz="8" ns0:space="0"/>
+            </ns0:tcBorders>
+            <ns0:shd ns0:val="clear" ns0:color="auto" ns0:fill="auto"/>
+            <ns0:vAlign ns0:val="center"/>
+          </ns0:tcPr>
+          <ns0:p>
+            <ns0:pPr>
+              <ns0:keepNext ns0:val="0"/>
+              <ns0:keepLines/>
+              <ns0:pageBreakBefore ns0:val="0"/>
+              <ns0:widowControl/>
+              <ns0:spacing ns0:line="276" ns0:lineRule="auto" ns0:before="0" ns0:after="60"/>
+              <ns0:jc ns0:val="left"/>
+              <ns0:wordWrap ns0:val="0"/>
+            </ns0:pPr>
+            <ns0:r>
+              <ns0:rPr>
+                <ns0:rFonts ns0:ascii="Noto Sans SC" ns0:hAnsi="Noto Sans SC" ns0:eastAsia="Noto Sans SC"/>
+                <ns0:b ns0:val="0"/>
+                <ns0:color ns0:val="202D33"/>
+                <ns0:sz ns0:val="19"/>
+              </ns0:rPr>
+            </ns0:r>
+            <ns0:r>
+              <ns0:rPr>
+                <ns0:rFonts ns0:ascii="Noto Sans SC" ns0:hAnsi="Noto Sans SC" ns0:eastAsia="Noto Sans SC"/>
+                <ns0:b ns0:val="0"/>
+                <ns0:color ns0:val="202D33"/>
+                <ns0:sz ns0:val="19"/>
+              </ns0:rPr>
+              <ns0:t>管理层/总经理</ns0:t>
+            </ns0:r>
+          </ns0:p>
+        </ns0:tc>
+        <ns0:tc>
+          <ns0:tcPr>
+            <ns0:tcW ns0:w="3269" ns0:type="dxa"/>
+            <ns0:tcBorders>
+              <ns0:top ns0:val="nil"/>
+              <ns0:left ns0:val="nil"/>
+              <ns0:bottom ns0:val="single" ns0:color="DEE0E3" ns0:sz="8" ns0:space="0"/>
+              <ns0:right ns0:val="single" ns0:color="DEE0E3" ns0:sz="8" ns0:space="0"/>
+            </ns0:tcBorders>
+            <ns0:shd ns0:val="clear" ns0:color="auto" ns0:fill="auto"/>
+            <ns0:vAlign ns0:val="center"/>
+          </ns0:tcPr>
+          <ns0:p>
+            <ns0:pPr>
+              <ns0:keepNext ns0:val="0"/>
+              <ns0:keepLines/>
+              <ns0:pageBreakBefore ns0:val="0"/>
+              <ns0:widowControl/>
+              <ns0:spacing ns0:line="276" ns0:lineRule="auto" ns0:before="240" ns0:after="60"/>
+              <ns0:jc ns0:val="left"/>
+              <ns0:wordWrap ns0:val="0"/>
+            </ns0:pPr>
+            <ns0:r>
+              <ns0:rPr>
+                <ns0:rFonts ns0:ascii="Noto Sans SC" ns0:hAnsi="Noto Sans SC" ns0:eastAsia="Noto Sans SC"/>
+                <ns0:b ns0:val="0"/>
+                <ns0:color ns0:val="143D50"/>
+                <ns0:sz ns0:val="19"/>
+              </ns0:rPr>
+            </ns0:r>
+            <ns0:r>
+              <ns0:rPr>
+                <ns0:rFonts ns0:ascii="Noto Sans SC" ns0:hAnsi="Noto Sans SC" ns0:eastAsia="Noto Sans SC"/>
+                <ns0:b ns0:val="0"/>
+                <ns0:color ns0:val="143D50"/>
+                <ns0:sz ns0:val="19"/>
+              </ns0:rPr>
+              <ns0:t>三、成本要素明、四、重点产品专、五、对标分析、六、总结与建议</ns0:t>
+            </ns0:r>
+          </ns0:p>
+        </ns0:tc>
+        <ns0:tc>
+          <ns0:tcPr>
+            <ns0:tcW ns0:w="3269" ns0:type="dxa"/>
+            <ns0:tcBorders>
+              <ns0:top ns0:val="nil"/>
+              <ns0:left ns0:val="nil"/>
+              <ns0:bottom ns0:val="single" ns0:color="DEE0E3" ns0:sz="8" ns0:space="0"/>
+              <ns0:right ns0:val="single" ns0:color="DEE0E3" ns0:sz="8" ns0:space="0"/>
+            </ns0:tcBorders>
+            <ns0:shd ns0:val="clear" ns0:color="auto" ns0:fill="auto"/>
+            <ns0:vAlign ns0:val="center"/>
+          </ns0:tcPr>
+          <ns0:p>
+            <ns0:pPr>
+              <ns0:keepNext ns0:val="0"/>
+              <ns0:keepLines/>
+              <ns0:pageBreakBefore ns0:val="0"/>
+              <ns0:widowControl/>
+              <ns0:spacing ns0:line="276" ns0:lineRule="auto" ns0:before="0" ns0:after="60"/>
+              <ns0:jc ns0:val="left"/>
+              <ns0:wordWrap ns0:val="0"/>
+            </ns0:pPr>
+            <ns0:r>
+              <ns0:rPr>
+                <ns0:rFonts ns0:ascii="Noto Sans SC" ns0:hAnsi="Noto Sans SC" ns0:eastAsia="Noto Sans SC"/>
+                <ns0:b ns0:val="0"/>
+                <ns0:color ns0:val="202D33"/>
+                <ns0:sz ns0:val="19"/>
+              </ns0:rPr>
+            </ns0:r>
+            <ns0:r>
+              <ns0:rPr>
+                <ns0:rFonts ns0:ascii="Noto Sans SC" ns0:hAnsi="Noto Sans SC" ns0:eastAsia="Noto Sans SC"/>
+                <ns0:b ns0:val="0"/>
+                <ns0:color ns0:val="202D33"/>
+                <ns0:sz ns0:val="19"/>
+              </ns0:rPr>
+              <ns0:t>了解现状痛点、方案核心价值、路线建议</ns0:t>
+            </ns0:r>
+          </ns0:p>
+        </ns0:tc>
+      </ns0:tr>
+      <ns0:tr ns2:paraId="5B759299">
+        <ns0:trPr>
+          <ns0:cantSplit/>
+        </ns0:trPr>
+        <ns0:tc>
+          <ns0:tcPr>
+            <ns0:tcW ns0:w="3269" ns0:type="dxa"/>
+            <ns0:tcBorders>
+              <ns0:top ns0:val="nil"/>
+              <ns0:left ns0:val="single" ns0:color="DEE0E3" ns0:sz="8" ns0:space="0"/>
+              <ns0:bottom ns0:val="single" ns0:color="DEE0E3" ns0:sz="8" ns0:space="0"/>
+              <ns0:right ns0:val="single" ns0:color="DEE0E3" ns0:sz="8" ns0:space="0"/>
+            </ns0:tcBorders>
+            <ns0:shd ns0:val="clear" ns0:color="auto" ns0:fill="auto"/>
+            <ns0:vAlign ns0:val="center"/>
+          </ns0:tcPr>
+          <ns0:p>
+            <ns0:pPr>
+              <ns0:keepNext ns0:val="0"/>
+              <ns0:keepLines/>
+              <ns0:pageBreakBefore ns0:val="0"/>
+              <ns0:widowControl/>
+              <ns0:spacing ns0:line="276" ns0:lineRule="auto" ns0:before="0" ns0:after="60"/>
+              <ns0:jc ns0:val="left"/>
+              <ns0:wordWrap ns0:val="0"/>
+            </ns0:pPr>
+            <ns0:r>
+              <ns0:rPr>
+                <ns0:rFonts ns0:ascii="Noto Sans SC" ns0:hAnsi="Noto Sans SC" ns0:eastAsia="Noto Sans SC"/>
+                <ns0:b ns0:val="0"/>
+                <ns0:color ns0:val="202D33"/>
+                <ns0:sz ns0:val="19"/>
+              </ns0:rPr>
+            </ns0:r>
+            <ns0:r>
+              <ns0:rPr>
+                <ns0:rFonts ns0:ascii="Noto Sans SC" ns0:hAnsi="Noto Sans SC" ns0:eastAsia="Noto Sans SC"/>
+                <ns0:b ns0:val="0"/>
+                <ns0:color ns0:val="202D33"/>
+                <ns0:sz ns0:val="19"/>
+              </ns0:rPr>
+              <ns0:t>采购总监/业务负责人</ns0:t>
+            </ns0:r>
+          </ns0:p>
+        </ns0:tc>
+        <ns0:tc>
+          <ns0:tcPr>
+            <ns0:tcW ns0:w="3269" ns0:type="dxa"/>
+            <ns0:tcBorders>
+              <ns0:top ns0:val="nil"/>
+              <ns0:left ns0:val="nil"/>
+              <ns0:bottom ns0:val="single" ns0:color="DEE0E3" ns0:sz="8" ns0:space="0"/>
+              <ns0:right ns0:val="single" ns0:color="DEE0E3" ns0:sz="8" ns0:space="0"/>
+            </ns0:tcBorders>
+            <ns0:shd ns0:val="clear" ns0:color="auto" ns0:fill="auto"/>
+            <ns0:vAlign ns0:val="center"/>
+          </ns0:tcPr>
+          <ns0:p>
+            <ns0:pPr>
+              <ns0:keepNext ns0:val="0"/>
+              <ns0:keepLines/>
+              <ns0:pageBreakBefore ns0:val="0"/>
+              <ns0:widowControl/>
+              <ns0:spacing ns0:line="276" ns0:lineRule="auto" ns0:before="0" ns0:after="60"/>
+              <ns0:jc ns0:val="left"/>
+              <ns0:wordWrap ns0:val="0"/>
+            </ns0:pPr>
+            <ns0:r>
+              <ns0:rPr>
+                <ns0:rFonts ns0:ascii="Noto Sans SC" ns0:hAnsi="Noto Sans SC" ns0:eastAsia="Noto Sans SC"/>
+                <ns0:b ns0:val="0"/>
+                <ns0:color ns0:val="202D33"/>
+                <ns0:sz ns0:val="19"/>
+              </ns0:rPr>
+            </ns0:r>
+            <ns0:r>
+              <ns0:rPr>
+                <ns0:rFonts ns0:ascii="Noto Sans SC" ns0:hAnsi="Noto Sans SC" ns0:eastAsia="Noto Sans SC"/>
+                <ns0:b ns0:val="0"/>
+                <ns0:color ns0:val="202D33"/>
+                <ns0:sz ns0:val="19"/>
+              </ns0:rPr>
+              <ns0:t>全文通读</ns0:t>
+            </ns0:r>
+          </ns0:p>
+        </ns0:tc>
+        <ns0:tc>
+          <ns0:tcPr>
+            <ns0:tcW ns0:w="3269" ns0:type="dxa"/>
+            <ns0:tcBorders>
+              <ns0:top ns0:val="nil"/>
+              <ns0:left ns0:val="nil"/>
+              <ns0:bottom ns0:val="single" ns0:color="DEE0E3" ns0:sz="8" ns0:space="0"/>
+              <ns0:right ns0:val="single" ns0:color="DEE0E3" ns0:sz="8" ns0:space="0"/>
+            </ns0:tcBorders>
+            <ns0:shd ns0:val="clear" ns0:color="auto" ns0:fill="auto"/>
+            <ns0:vAlign ns0:val="center"/>
+          </ns0:tcPr>
+          <ns0:p>
+            <ns0:pPr>
+              <ns0:keepNext ns0:val="0"/>
+              <ns0:keepLines/>
+              <ns0:pageBreakBefore ns0:val="0"/>
+              <ns0:widowControl/>
+              <ns0:spacing ns0:line="276" ns0:lineRule="auto" ns0:before="0" ns0:after="60"/>
+              <ns0:jc ns0:val="left"/>
+              <ns0:wordWrap ns0:val="0"/>
+            </ns0:pPr>
+            <ns0:r>
+              <ns0:rPr>
+                <ns0:rFonts ns0:ascii="Noto Sans SC" ns0:hAnsi="Noto Sans SC" ns0:eastAsia="Noto Sans SC"/>
+                <ns0:b ns0:val="0"/>
+                <ns0:color ns0:val="202D33"/>
+                <ns0:sz ns0:val="19"/>
+              </ns0:rPr>
+            </ns0:r>
+            <ns0:r>
+              <ns0:rPr>
+                <ns0:rFonts ns0:ascii="Noto Sans SC" ns0:hAnsi="Noto Sans SC" ns0:eastAsia="Noto Sans SC"/>
+                <ns0:b ns0:val="0"/>
+                <ns0:color ns0:val="202D33"/>
+                <ns0:sz ns0:val="19"/>
+              </ns0:rPr>
+              <ns0:t>了解具体业务方案、自动化场景、实施效果</ns0:t>
+            </ns0:r>
+          </ns0:p>
+        </ns0:tc>
+      </ns0:tr>
+      <ns0:tr ns2:paraId="19E38308">
+        <ns0:trPr>
+          <ns0:cantSplit/>
+        </ns0:trPr>
+        <ns0:tc>
+          <ns0:tcPr>
+            <ns0:tcW ns0:w="3269" ns0:type="dxa"/>
+            <ns0:tcBorders>
+              <ns0:top ns0:val="nil"/>
+              <ns0:left ns0:val="single" ns0:color="DEE0E3" ns0:sz="8" ns0:space="0"/>
+              <ns0:bottom ns0:val="single" ns0:color="DEE0E3" ns0:sz="8" ns0:space="0"/>
+              <ns0:right ns0:val="single" ns0:color="DEE0E3" ns0:sz="8" ns0:space="0"/>
+            </ns0:tcBorders>
+            <ns0:shd ns0:val="clear" ns0:color="auto" ns0:fill="auto"/>
+            <ns0:vAlign ns0:val="center"/>
+          </ns0:tcPr>
+          <ns0:p>
+            <ns0:pPr>
+              <ns0:keepNext ns0:val="0"/>
+              <ns0:keepLines/>
+              <ns0:pageBreakBefore ns0:val="0"/>
+              <ns0:widowControl/>
+              <ns0:spacing ns0:line="276" ns0:lineRule="auto" ns0:before="0" ns0:after="60"/>
+              <ns0:jc ns0:val="left"/>
+              <ns0:wordWrap ns0:val="0"/>
+            </ns0:pPr>
+            <ns0:r>
+              <ns0:rPr>
+                <ns0:rFonts ns0:ascii="Noto Sans SC" ns0:hAnsi="Noto Sans SC" ns0:eastAsia="Noto Sans SC"/>
+                <ns0:b ns0:val="0"/>
+                <ns0:color ns0:val="202D33"/>
+                <ns0:sz ns0:val="19"/>
+              </ns0:rPr>
+            </ns0:r>
+            <ns0:r>
+              <ns0:rPr>
+                <ns0:rFonts ns0:ascii="Noto Sans SC" ns0:hAnsi="Noto Sans SC" ns0:eastAsia="Noto Sans SC"/>
+                <ns0:b ns0:val="0"/>
+                <ns0:color ns0:val="202D33"/>
+                <ns0:sz ns0:val="19"/>
+              </ns0:rPr>
+              <ns0:t>IT/实施团队</ns0:t>
+            </ns0:r>
+          </ns0:p>
+        </ns0:tc>
+        <ns0:tc>
+          <ns0:tcPr>
+            <ns0:tcW ns0:w="3269" ns0:type="dxa"/>
+            <ns0:tcBorders>
+              <ns0:top ns0:val="nil"/>
+              <ns0:left ns0:val="nil"/>
+              <ns0:bottom ns0:val="single" ns0:color="DEE0E3" ns0:sz="8" ns0:space="0"/>
+              <ns0:right ns0:val="single" ns0:color="DEE0E3" ns0:sz="8" ns0:space="0"/>
+            </ns0:tcBorders>
+            <ns0:shd ns0:val="clear" ns0:color="auto" ns0:fill="auto"/>
+            <ns0:vAlign ns0:val="center"/>
+          </ns0:tcPr>
+          <ns0:p>
+            <ns0:pPr>
+              <ns0:keepNext ns0:val="0"/>
+              <ns0:keepLines/>
+              <ns0:pageBreakBefore ns0:val="0"/>
+              <ns0:widowControl/>
+              <ns0:spacing ns0:line="276" ns0:lineRule="auto" ns0:before="0" ns0:after="60"/>
+              <ns0:jc ns0:val="left"/>
+              <ns0:wordWrap ns0:val="0"/>
+            </ns0:pPr>
+            <ns0:r>
+              <ns0:rPr>
+                <ns0:rFonts ns0:ascii="Noto Sans SC" ns0:hAnsi="Noto Sans SC" ns0:eastAsia="Noto Sans SC"/>
+                <ns0:b ns0:val="0"/>
+                <ns0:color ns0:val="202D33"/>
+                <ns0:sz ns0:val="19"/>
+              </ns0:rPr>
+            </ns0:r>
+            <ns0:r>
+              <ns0:rPr>
+                <ns0:rFonts ns0:ascii="Noto Sans SC" ns0:hAnsi="Noto Sans SC" ns0:eastAsia="Noto Sans SC"/>
+                <ns0:b ns0:val="0"/>
+                <ns0:color ns0:val="202D33"/>
+                <ns0:sz ns0:val="19"/>
+              </ns0:rPr>
+              <ns0:t>全文通读</ns0:t>
+            </ns0:r>
+          </ns0:p>
+        </ns0:tc>
+        <ns0:tc>
+          <ns0:tcPr>
+            <ns0:tcW ns0:w="3269" ns0:type="dxa"/>
+            <ns0:tcBorders>
+              <ns0:top ns0:val="nil"/>
+              <ns0:left ns0:val="nil"/>
+              <ns0:bottom ns0:val="single" ns0:color="DEE0E3" ns0:sz="8" ns0:space="0"/>
+              <ns0:right ns0:val="single" ns0:color="DEE0E3" ns0:sz="8" ns0:space="0"/>
+            </ns0:tcBorders>
+            <ns0:shd ns0:val="clear" ns0:color="auto" ns0:fill="auto"/>
+            <ns0:vAlign ns0:val="center"/>
+          </ns0:tcPr>
+          <ns0:p>
+            <ns0:pPr>
+              <ns0:keepNext ns0:val="0"/>
+              <ns0:keepLines/>
+              <ns0:pageBreakBefore ns0:val="0"/>
+              <ns0:widowControl/>
+              <ns0:spacing ns0:line="276" ns0:lineRule="auto" ns0:before="0" ns0:after="60"/>
+              <ns0:jc ns0:val="left"/>
+              <ns0:wordWrap ns0:val="0"/>
+            </ns0:pPr>
+            <ns0:r>
+              <ns0:rPr>
+                <ns0:rFonts ns0:ascii="Noto Sans SC" ns0:hAnsi="Noto Sans SC" ns0:eastAsia="Noto Sans SC"/>
+                <ns0:b ns0:val="0"/>
+                <ns0:color ns0:val="202D33"/>
+                <ns0:sz ns0:val="19"/>
+              </ns0:rPr>
+            </ns0:r>
+            <ns0:r>
+              <ns0:rPr>
+                <ns0:rFonts ns0:ascii="Noto Sans SC" ns0:hAnsi="Noto Sans SC" ns0:eastAsia="Noto Sans SC"/>
+                <ns0:b ns0:val="0"/>
+                <ns0:color ns0:val="202D33"/>
+                <ns0:sz ns0:val="19"/>
+              </ns0:rPr>
+              <ns0:t>明确技术架构、实施计划、系统配置</ns0:t>
+            </ns0:r>
+          </ns0:p>
+        </ns0:tc>
+      </ns0:tr>
+      <ns0:tr ns2:paraId="5D9B84E5">
+        <ns0:trPr>
+          <ns0:cantSplit/>
+        </ns0:trPr>
+        <ns0:tc>
+          <ns0:tcPr>
+            <ns0:tcW ns0:w="3269" ns0:type="dxa"/>
+            <ns0:tcBorders>
+              <ns0:top ns0:val="nil"/>
+              <ns0:left ns0:val="single" ns0:color="DEE0E3" ns0:sz="8" ns0:space="0"/>
+              <ns0:bottom ns0:val="single" ns0:color="DEE0E3" ns0:sz="8" ns0:space="0"/>
+              <ns0:right ns0:val="single" ns0:color="DEE0E3" ns0:sz="8" ns0:space="0"/>
+            </ns0:tcBorders>
+            <ns0:shd ns0:val="clear" ns0:color="auto" ns0:fill="auto"/>
+            <ns0:vAlign ns0:val="center"/>
+          </ns0:tcPr>
+          <ns0:p>
+            <ns0:pPr>
+              <ns0:keepNext ns0:val="0"/>
+              <ns0:keepLines/>
+              <ns0:pageBreakBefore ns0:val="0"/>
+              <ns0:widowControl/>
+              <ns0:spacing ns0:line="276" ns0:lineRule="auto" ns0:before="0" ns0:after="60"/>
+              <ns0:jc ns0:val="left"/>
+              <ns0:wordWrap ns0:val="0"/>
+            </ns0:pPr>
+            <ns0:r>
+              <ns0:rPr>
+                <ns0:rFonts ns0:ascii="Noto Sans SC" ns0:hAnsi="Noto Sans SC" ns0:eastAsia="Noto Sans SC"/>
+                <ns0:b ns0:val="0"/>
+                <ns0:color ns0:val="202D33"/>
+                <ns0:sz ns0:val="19"/>
+              </ns0:rPr>
+            </ns0:r>
+            <ns0:r>
+              <ns0:rPr>
+                <ns0:rFonts ns0:ascii="Noto Sans SC" ns0:hAnsi="Noto Sans SC" ns0:eastAsia="Noto Sans SC"/>
+                <ns0:b ns0:val="0"/>
+                <ns0:color ns0:val="202D33"/>
+                <ns0:sz ns0:val="19"/>
+              </ns0:rPr>
+              <ns0:t>财务/采购决策者</ns0:t>
+            </ns0:r>
+          </ns0:p>
+        </ns0:tc>
+        <ns0:tc>
+          <ns0:tcPr>
+            <ns0:tcW ns0:w="3269" ns0:type="dxa"/>
+            <ns0:tcBorders>
+              <ns0:top ns0:val="nil"/>
+              <ns0:left ns0:val="nil"/>
+              <ns0:bottom ns0:val="single" ns0:color="DEE0E3" ns0:sz="8" ns0:space="0"/>
+              <ns0:right ns0:val="single" ns0:color="DEE0E3" ns0:sz="8" ns0:space="0"/>
+            </ns0:tcBorders>
+            <ns0:shd ns0:val="clear" ns0:color="auto" ns0:fill="auto"/>
+            <ns0:vAlign ns0:val="center"/>
+          </ns0:tcPr>
+          <ns0:p>
+            <ns0:pPr>
+              <ns0:keepNext ns0:val="0"/>
+              <ns0:keepLines/>
+              <ns0:pageBreakBefore ns0:val="0"/>
+              <ns0:widowControl/>
+              <ns0:spacing ns0:line="276" ns0:lineRule="auto" ns0:before="240" ns0:after="60"/>
+              <ns0:jc ns0:val="left"/>
+              <ns0:wordWrap ns0:val="0"/>
+            </ns0:pPr>
+            <ns0:r>
+              <ns0:rPr>
+                <ns0:rFonts ns0:ascii="Noto Sans SC" ns0:hAnsi="Noto Sans SC" ns0:eastAsia="Noto Sans SC"/>
+                <ns0:b ns0:val="0"/>
+                <ns0:color ns0:val="143D50"/>
+                <ns0:sz ns0:val="19"/>
+              </ns0:rPr>
+            </ns0:r>
+            <ns0:r>
+              <ns0:rPr>
+                <ns0:rFonts ns0:ascii="Noto Sans SC" ns0:hAnsi="Noto Sans SC" ns0:eastAsia="Noto Sans SC"/>
+                <ns0:b ns0:val="0"/>
+                <ns0:color ns0:val="143D50"/>
+                <ns0:sz ns0:val="19"/>
+              </ns0:rPr>
+              <ns0:t>六、总结与建议</ns0:t>
+            </ns0:r>
+          </ns0:p>
+        </ns0:tc>
+        <ns0:tc>
+          <ns0:tcPr>
+            <ns0:tcW ns0:w="3269" ns0:type="dxa"/>
+            <ns0:tcBorders>
+              <ns0:top ns0:val="nil"/>
+              <ns0:left ns0:val="nil"/>
+              <ns0:bottom ns0:val="single" ns0:color="DEE0E3" ns0:sz="8" ns0:space="0"/>
+              <ns0:right ns0:val="single" ns0:color="DEE0E3" ns0:sz="8" ns0:space="0"/>
+            </ns0:tcBorders>
+            <ns0:shd ns0:val="clear" ns0:color="auto" ns0:fill="auto"/>
+            <ns0:vAlign ns0:val="center"/>
+          </ns0:tcPr>
+          <ns0:p>
+            <ns0:pPr>
+              <ns0:keepNext ns0:val="0"/>
+              <ns0:keepLines/>
+              <ns0:pageBreakBefore ns0:val="0"/>
+              <ns0:widowControl/>
+              <ns0:spacing ns0:line="276" ns0:lineRule="auto" ns0:before="0" ns0:after="60"/>
+              <ns0:jc ns0:val="left"/>
+              <ns0:wordWrap ns0:val="0"/>
+            </ns0:pPr>
+            <ns0:r>
+              <ns0:rPr>
+                <ns0:rFonts ns0:ascii="Noto Sans SC" ns0:hAnsi="Noto Sans SC" ns0:eastAsia="Noto Sans SC"/>
+                <ns0:b ns0:val="0"/>
+                <ns0:color ns0:val="202D33"/>
+                <ns0:sz ns0:val="19"/>
+              </ns0:rPr>
+            </ns0:r>
+            <ns0:r>
+              <ns0:rPr>
+                <ns0:rFonts ns0:ascii="Noto Sans SC" ns0:hAnsi="Noto Sans SC" ns0:eastAsia="Noto Sans SC"/>
+                <ns0:b ns0:val="0"/>
+                <ns0:color ns0:val="202D33"/>
+                <ns0:sz ns0:val="19"/>
+              </ns0:rPr>
+              <ns0:t>评估实施周期与预算，决策推进</ns0:t>
+            </ns0:r>
+          </ns0:p>
+        </ns0:tc>
+      </ns0:tr>
+    </ns0:tbl>
+    <ns0:p ns2:paraId="1EE548AA">
+      <ns0:pPr>
+        <ns0:keepNext ns0:val="0"/>
+        <ns0:keepLines/>
+        <ns0:pageBreakBefore ns0:val="0"/>
+        <ns0:widowControl/>
+        <ns0:suppressLineNumbers ns0:val="0"/>
+        <ns0:spacing ns0:line="331" ns0:lineRule="auto" ns0:before="0" ns0:after="140"/>
+        <ns0:ind ns0:firstLine="420"/>
+        <ns0:jc ns0:val="left"/>
+        <ns0:rPr>
+          <ns0:rFonts ns0:hint="eastAsia" ns0:ascii="等线" ns0:hAnsi="等线" ns0:eastAsia="等线" ns0:cs="等线"/>
+          <ns0:sz ns0:val="21"/>
+          <ns0:szCs ns0:val="21"/>
+        </ns0:rPr>
+        <ns0:wordWrap ns0:val="0"/>
+      </ns0:pPr>
+      <ns0:r>
+        <ns0:rPr>
+          <ns0:rFonts ns0:hint="eastAsia" ns0:ascii="Noto Sans SC" ns0:hAnsi="Noto Sans SC" ns0:eastAsia="Noto Sans SC" ns0:cs="等线"/>
+          <ns0:b ns0:val="0"/>
+          <ns0:bCs/>
+          <ns0:color ns0:val="202D33"/>
+          <ns0:kern ns0:val="0"/>
+          <ns0:sz ns0:val="21"/>
+          <ns0:lang ns0:val="en-US" ns0:eastAsia="zh-CN" ns0:bidi="ar"/>
+        </ns0:rPr>
+        <ns0:t>本报告使用比赛模拟数据。事实、原因假设与缺失证据分别标注；任务仅为模拟发送。</ns0:t>
+      </ns0:r>
+      <ns0:r>
+        <ns0:rPr>
+          <ns0:rFonts ns0:hint="eastAsia" ns0:ascii="Noto Sans SC" ns0:hAnsi="Noto Sans SC" ns0:eastAsia="Noto Sans SC" ns0:cs="等线"/>
+          <ns0:b ns0:val="0"/>
+          <ns0:color ns0:val="202D33"/>
+          <ns0:kern ns0:val="0"/>
+          <ns0:sz ns0:val="21"/>
+          <ns0:lang ns0:val="en-US" ns0:eastAsia="zh-CN" ns0:bidi="ar"/>
+        </ns0:rPr>
+        <ns0:t/>
+      </ns0:r>
+    </ns0:p>
+    <ns0:p ns2:paraId="15E5B084">
+      <ns0:pPr>
+        <ns0:pStyle ns0:val="19"/>
+        <ns0:keepNext ns0:val="0"/>
+        <ns0:keepLines/>
+        <ns0:pageBreakBefore ns0:val="0"/>
+        <ns0:widowControl/>
+        <ns0:spacing ns0:before="0" ns0:after="140" ns0:line="331" ns0:lineRule="auto"/>
+        <ns0:ind ns0:firstLine="420"/>
+        <ns0:jc ns0:val="left"/>
+        <ns0:wordWrap ns0:val="0"/>
+      </ns0:pPr>
+      <ns0:r>
+        <ns0:rPr>
+          <ns0:rFonts ns0:ascii="Noto Sans SC" ns0:hAnsi="Noto Sans SC" ns0:eastAsia="Noto Sans SC"/>
+          <ns0:b ns0:val="0"/>
+          <ns0:color ns0:val="202D33"/>
+          <ns0:sz ns0:val="21"/>
+          <ns0:lang ns0:val="zh-CN"/>
+        </ns0:rPr>
+        <ns0:t>目</ns0:t>
+      </ns0:r>
+      <ns0:r>
+        <ns0:rPr>
+          <ns0:rFonts ns0:hint="eastAsia" ns0:ascii="Noto Sans SC" ns0:hAnsi="Noto Sans SC" ns0:eastAsia="Noto Sans SC"/>
+          <ns0:b ns0:val="0"/>
+          <ns0:color ns0:val="202D33"/>
+          <ns0:sz ns0:val="21"/>
+        </ns0:rPr>
+        <ns0:t xml:space="preserve">     </ns0:t>
+      </ns0:r>
+      <ns0:r>
+        <ns0:rPr>
+          <ns0:rFonts ns0:ascii="Noto Sans SC" ns0:hAnsi="Noto Sans SC" ns0:eastAsia="Noto Sans SC"/>
+          <ns0:b ns0:val="0"/>
+          <ns0:color ns0:val="202D33"/>
+          <ns0:sz ns0:val="21"/>
+          <ns0:lang ns0:val="zh-CN"/>
+        </ns0:rPr>
+        <ns0:t>录</ns0:t>
+      </ns0:r>
+    </ns0:p>
+    <ns0:p>
+      <ns0:bookmarkStart ns0:id="30000" ns0:name="YH_TOC"/>
+      <ns0:pPr>
+        <ns0:keepNext ns0:val="0"/>
         <ns0:keepLines/>
         <ns0:pageBreakBefore ns0:val="0"/>
         <ns0:widowControl/>
@@ -18,9 +3257,593 @@
           <ns0:rFonts ns0:ascii="Noto Sans SC" ns0:hAnsi="Noto Sans SC" ns0:eastAsia="Noto Sans SC"/>
           <ns0:b ns0:val="0"/>
           <ns0:color ns0:val="202D33"/>
+          <ns0:sz ns0:val="21"/>
+        </ns0:rPr>
+        <ns0:fldChar ns0:fldCharType="begin"/>
+      </ns0:r>
+      <ns0:r>
+        <ns0:rPr>
+          <ns0:rFonts ns0:ascii="Noto Sans SC" ns0:hAnsi="Noto Sans SC" ns0:eastAsia="Noto Sans SC"/>
+          <ns0:b ns0:val="0"/>
+          <ns0:color ns0:val="202D33"/>
+          <ns0:sz ns0:val="21"/>
+        </ns0:rPr>
+        <ns0:instrText xml:space="preserve"> TOC \o "1-4" \h \z \u </ns0:instrText>
+      </ns0:r>
+      <ns0:r>
+        <ns0:rPr>
+          <ns0:rFonts ns0:ascii="Noto Sans SC" ns0:hAnsi="Noto Sans SC" ns0:eastAsia="Noto Sans SC"/>
+          <ns0:b ns0:val="0"/>
+          <ns0:color ns0:val="202D33"/>
+          <ns0:sz ns0:val="21"/>
+        </ns0:rPr>
+        <ns0:fldChar ns0:fldCharType="separate"/>
+      </ns0:r>
+      <ns0:r>
+        <ns0:rPr>
+          <ns0:rFonts ns0:ascii="Noto Sans SC" ns0:hAnsi="Noto Sans SC" ns0:eastAsia="Noto Sans SC"/>
+          <ns0:b ns0:val="0"/>
+          <ns0:color ns0:val="202D33"/>
+          <ns0:sz ns0:val="21"/>
+        </ns0:rPr>
+        <ns0:t xml:space="preserve">（右键点击此处 → 更新域 → 更新整个目录）</ns0:t>
+      </ns0:r>
+      <ns0:r>
+        <ns0:rPr>
+          <ns0:rFonts ns0:ascii="Noto Sans SC" ns0:hAnsi="Noto Sans SC" ns0:eastAsia="Noto Sans SC"/>
+          <ns0:b ns0:val="0"/>
+          <ns0:color ns0:val="202D33"/>
+          <ns0:sz ns0:val="21"/>
+        </ns0:rPr>
+        <ns0:fldChar ns0:fldCharType="end"/>
+      </ns0:r>
+    </ns0:p>
+    <ns0:p>
+      <ns0:pPr>
+        <ns0:keepNext ns0:val="0"/>
+        <ns0:keepLines/>
+        <ns0:pageBreakBefore ns0:val="0"/>
+        <ns0:widowControl/>
+        <ns0:spacing ns0:after="20" ns0:line="312" ns0:lineRule="auto" ns0:before="20"/>
+        <ns0:ind ns0:firstLine="420"/>
+        <ns0:jc ns0:val="left"/>
+        <ns0:wordWrap ns0:val="0"/>
+      </ns0:pPr>
+      <ns0:r>
+        <ns0:rPr>
+          <ns0:rFonts ns0:ascii="Noto Sans SC" ns0:hAnsi="Noto Sans SC" ns0:eastAsia="Noto Sans SC"/>
+          <ns0:b ns0:val="0"/>
+          <ns0:color ns0:val="202D33"/>
+          <ns0:sz ns0:val="21"/>
+        </ns0:rPr>
+        <ns0:t xml:space="preserve">　一、封面与基本信息</ns0:t>
+      </ns0:r>
+    </ns0:p>
+    <ns0:p>
+      <ns0:pPr>
+        <ns0:keepNext ns0:val="0"/>
+        <ns0:keepLines/>
+        <ns0:pageBreakBefore ns0:val="0"/>
+        <ns0:widowControl/>
+        <ns0:spacing ns0:after="20" ns0:line="312" ns0:lineRule="auto" ns0:before="20"/>
+        <ns0:ind ns0:firstLine="420"/>
+        <ns0:jc ns0:val="left"/>
+        <ns0:wordWrap ns0:val="0"/>
+      </ns0:pPr>
+      <ns0:r>
+        <ns0:rPr>
+          <ns0:rFonts ns0:ascii="Noto Sans SC" ns0:hAnsi="Noto Sans SC" ns0:eastAsia="Noto Sans SC"/>
+          <ns0:b ns0:val="0"/>
+          <ns0:color ns0:val="202D33"/>
+          <ns0:sz ns0:val="21"/>
+        </ns0:rPr>
+        <ns0:t xml:space="preserve">　二、总成本概览　·　第3页</ns0:t>
+      </ns0:r>
+    </ns0:p>
+    <ns0:p>
+      <ns0:pPr>
+        <ns0:keepNext ns0:val="0"/>
+        <ns0:keepLines/>
+        <ns0:pageBreakBefore ns0:val="0"/>
+        <ns0:widowControl/>
+        <ns0:spacing ns0:after="20" ns0:line="312" ns0:lineRule="auto" ns0:before="20"/>
+        <ns0:ind ns0:firstLine="420"/>
+        <ns0:jc ns0:val="left"/>
+        <ns0:wordWrap ns0:val="0"/>
+      </ns0:pPr>
+      <ns0:r>
+        <ns0:rPr>
+          <ns0:rFonts ns0:ascii="Noto Sans SC" ns0:hAnsi="Noto Sans SC" ns0:eastAsia="Noto Sans SC"/>
+          <ns0:b ns0:val="0"/>
+          <ns0:color ns0:val="202D33"/>
+          <ns0:sz ns0:val="21"/>
+        </ns0:rPr>
+        <ns0:t xml:space="preserve">　　2.1 核心指标一览</ns0:t>
+      </ns0:r>
+    </ns0:p>
+    <ns0:p>
+      <ns0:pPr>
+        <ns0:keepNext ns0:val="0"/>
+        <ns0:keepLines/>
+        <ns0:pageBreakBefore ns0:val="0"/>
+        <ns0:widowControl/>
+        <ns0:spacing ns0:after="20" ns0:line="312" ns0:lineRule="auto" ns0:before="20"/>
+        <ns0:ind ns0:firstLine="420"/>
+        <ns0:jc ns0:val="left"/>
+        <ns0:wordWrap ns0:val="0"/>
+      </ns0:pPr>
+      <ns0:r>
+        <ns0:rPr>
+          <ns0:rFonts ns0:ascii="Noto Sans SC" ns0:hAnsi="Noto Sans SC" ns0:eastAsia="Noto Sans SC"/>
+          <ns0:b ns0:val="0"/>
+          <ns0:color ns0:val="202D33"/>
+          <ns0:sz ns0:val="21"/>
+        </ns0:rPr>
+        <ns0:t xml:space="preserve">　　2.2 成本结构</ns0:t>
+      </ns0:r>
+    </ns0:p>
+    <ns0:p>
+      <ns0:pPr>
+        <ns0:keepNext ns0:val="0"/>
+        <ns0:keepLines/>
+        <ns0:pageBreakBefore ns0:val="0"/>
+        <ns0:widowControl/>
+        <ns0:spacing ns0:after="20" ns0:line="312" ns0:lineRule="auto" ns0:before="20"/>
+        <ns0:ind ns0:firstLine="420"/>
+        <ns0:jc ns0:val="left"/>
+        <ns0:wordWrap ns0:val="0"/>
+      </ns0:pPr>
+      <ns0:r>
+        <ns0:rPr>
+          <ns0:rFonts ns0:ascii="Noto Sans SC" ns0:hAnsi="Noto Sans SC" ns0:eastAsia="Noto Sans SC"/>
+          <ns0:b ns0:val="0"/>
+          <ns0:color ns0:val="202D33"/>
+          <ns0:sz ns0:val="21"/>
+        </ns0:rPr>
+        <ns0:t xml:space="preserve">　三、成本要素明细分析</ns0:t>
+      </ns0:r>
+    </ns0:p>
+    <ns0:p>
+      <ns0:pPr>
+        <ns0:keepNext ns0:val="0"/>
+        <ns0:keepLines/>
+        <ns0:pageBreakBefore ns0:val="0"/>
+        <ns0:widowControl/>
+        <ns0:spacing ns0:after="20" ns0:line="312" ns0:lineRule="auto" ns0:before="20"/>
+        <ns0:ind ns0:firstLine="420"/>
+        <ns0:jc ns0:val="left"/>
+        <ns0:wordWrap ns0:val="0"/>
+      </ns0:pPr>
+      <ns0:r>
+        <ns0:rPr>
+          <ns0:rFonts ns0:ascii="Noto Sans SC" ns0:hAnsi="Noto Sans SC" ns0:eastAsia="Noto Sans SC"/>
+          <ns0:b ns0:val="0"/>
+          <ns0:color ns0:val="202D33"/>
+          <ns0:sz ns0:val="21"/>
+        </ns0:rPr>
+        <ns0:t xml:space="preserve">　　3.1 直接材料分析</ns0:t>
+      </ns0:r>
+    </ns0:p>
+    <ns0:p>
+      <ns0:pPr>
+        <ns0:keepNext ns0:val="0"/>
+        <ns0:keepLines/>
+        <ns0:pageBreakBefore ns0:val="0"/>
+        <ns0:widowControl/>
+        <ns0:spacing ns0:after="20" ns0:line="312" ns0:lineRule="auto" ns0:before="20"/>
+        <ns0:ind ns0:firstLine="420"/>
+        <ns0:jc ns0:val="left"/>
+        <ns0:wordWrap ns0:val="0"/>
+      </ns0:pPr>
+      <ns0:r>
+        <ns0:rPr>
+          <ns0:rFonts ns0:ascii="Noto Sans SC" ns0:hAnsi="Noto Sans SC" ns0:eastAsia="Noto Sans SC"/>
+          <ns0:b ns0:val="0"/>
+          <ns0:color ns0:val="202D33"/>
+          <ns0:sz ns0:val="21"/>
+        </ns0:rPr>
+        <ns0:t xml:space="preserve">　　3.1.1 原材料成本明细</ns0:t>
+      </ns0:r>
+    </ns0:p>
+    <ns0:p>
+      <ns0:pPr>
+        <ns0:keepNext ns0:val="0"/>
+        <ns0:keepLines/>
+        <ns0:pageBreakBefore ns0:val="0"/>
+        <ns0:widowControl/>
+        <ns0:spacing ns0:after="20" ns0:line="312" ns0:lineRule="auto" ns0:before="20"/>
+        <ns0:ind ns0:firstLine="420"/>
+        <ns0:jc ns0:val="left"/>
+        <ns0:wordWrap ns0:val="0"/>
+      </ns0:pPr>
+      <ns0:r>
+        <ns0:rPr>
+          <ns0:rFonts ns0:ascii="Noto Sans SC" ns0:hAnsi="Noto Sans SC" ns0:eastAsia="Noto Sans SC"/>
+          <ns0:b ns0:val="0"/>
+          <ns0:color ns0:val="202D33"/>
+          <ns0:sz ns0:val="21"/>
+        </ns0:rPr>
+        <ns0:t xml:space="preserve">　　3.1.2 材料成本变动归因</ns0:t>
+      </ns0:r>
+    </ns0:p>
+    <ns0:p>
+      <ns0:pPr>
+        <ns0:keepNext ns0:val="0"/>
+        <ns0:keepLines/>
+        <ns0:pageBreakBefore ns0:val="0"/>
+        <ns0:widowControl/>
+        <ns0:spacing ns0:after="20" ns0:line="312" ns0:lineRule="auto" ns0:before="20"/>
+        <ns0:ind ns0:firstLine="420"/>
+        <ns0:jc ns0:val="left"/>
+        <ns0:wordWrap ns0:val="0"/>
+      </ns0:pPr>
+      <ns0:r>
+        <ns0:rPr>
+          <ns0:rFonts ns0:ascii="Noto Sans SC" ns0:hAnsi="Noto Sans SC" ns0:eastAsia="Noto Sans SC"/>
+          <ns0:b ns0:val="0"/>
+          <ns0:color ns0:val="202D33"/>
+          <ns0:sz ns0:val="21"/>
+        </ns0:rPr>
+        <ns0:t xml:space="preserve">　　3.2 直接人工分析</ns0:t>
+      </ns0:r>
+    </ns0:p>
+    <ns0:p>
+      <ns0:pPr>
+        <ns0:keepNext ns0:val="0"/>
+        <ns0:keepLines/>
+        <ns0:pageBreakBefore ns0:val="0"/>
+        <ns0:widowControl/>
+        <ns0:spacing ns0:after="20" ns0:line="312" ns0:lineRule="auto" ns0:before="20"/>
+        <ns0:ind ns0:firstLine="420"/>
+        <ns0:jc ns0:val="left"/>
+        <ns0:wordWrap ns0:val="0"/>
+      </ns0:pPr>
+      <ns0:r>
+        <ns0:rPr>
+          <ns0:rFonts ns0:ascii="Noto Sans SC" ns0:hAnsi="Noto Sans SC" ns0:eastAsia="Noto Sans SC"/>
+          <ns0:b ns0:val="0"/>
+          <ns0:color ns0:val="202D33"/>
+          <ns0:sz ns0:val="21"/>
+        </ns0:rPr>
+        <ns0:t xml:space="preserve">　　3.3 制造费用分析</ns0:t>
+      </ns0:r>
+    </ns0:p>
+    <ns0:p>
+      <ns0:pPr>
+        <ns0:keepNext ns0:val="0"/>
+        <ns0:keepLines/>
+        <ns0:pageBreakBefore ns0:val="0"/>
+        <ns0:widowControl/>
+        <ns0:spacing ns0:after="20" ns0:line="312" ns0:lineRule="auto" ns0:before="20"/>
+        <ns0:ind ns0:firstLine="420"/>
+        <ns0:jc ns0:val="left"/>
+        <ns0:wordWrap ns0:val="0"/>
+      </ns0:pPr>
+      <ns0:r>
+        <ns0:rPr>
+          <ns0:rFonts ns0:ascii="Noto Sans SC" ns0:hAnsi="Noto Sans SC" ns0:eastAsia="Noto Sans SC"/>
+          <ns0:b ns0:val="0"/>
+          <ns0:color ns0:val="202D33"/>
+          <ns0:sz ns0:val="21"/>
+        </ns0:rPr>
+        <ns0:t xml:space="preserve">　四、重点产品专项分析 — 六味地黄胶囊</ns0:t>
+      </ns0:r>
+    </ns0:p>
+    <ns0:p>
+      <ns0:pPr>
+        <ns0:keepNext ns0:val="0"/>
+        <ns0:keepLines/>
+        <ns0:pageBreakBefore ns0:val="0"/>
+        <ns0:widowControl/>
+        <ns0:spacing ns0:after="20" ns0:line="312" ns0:lineRule="auto" ns0:before="20"/>
+        <ns0:ind ns0:firstLine="420"/>
+        <ns0:jc ns0:val="left"/>
+        <ns0:wordWrap ns0:val="0"/>
+      </ns0:pPr>
+      <ns0:r>
+        <ns0:rPr>
+          <ns0:rFonts ns0:ascii="Noto Sans SC" ns0:hAnsi="Noto Sans SC" ns0:eastAsia="Noto Sans SC"/>
+          <ns0:b ns0:val="0"/>
+          <ns0:color ns0:val="202D33"/>
+          <ns0:sz ns0:val="21"/>
+        </ns0:rPr>
+        <ns0:t xml:space="preserve">　　4.1 可用期间单位成本趋势（截至 2026-06，共 6 个月）</ns0:t>
+      </ns0:r>
+    </ns0:p>
+    <ns0:p>
+      <ns0:pPr>
+        <ns0:keepNext ns0:val="0"/>
+        <ns0:keepLines/>
+        <ns0:pageBreakBefore ns0:val="0"/>
+        <ns0:widowControl/>
+        <ns0:spacing ns0:after="20" ns0:line="312" ns0:lineRule="auto" ns0:before="20"/>
+        <ns0:ind ns0:firstLine="420"/>
+        <ns0:jc ns0:val="left"/>
+        <ns0:wordWrap ns0:val="0"/>
+      </ns0:pPr>
+      <ns0:r>
+        <ns0:rPr>
+          <ns0:rFonts ns0:ascii="Noto Sans SC" ns0:hAnsi="Noto Sans SC" ns0:eastAsia="Noto Sans SC"/>
+          <ns0:b ns0:val="0"/>
+          <ns0:color ns0:val="202D33"/>
+          <ns0:sz ns0:val="21"/>
+        </ns0:rPr>
+        <ns0:t xml:space="preserve">　　4.2 成本异常点排查</ns0:t>
+      </ns0:r>
+    </ns0:p>
+    <ns0:p>
+      <ns0:pPr>
+        <ns0:keepNext ns0:val="0"/>
+        <ns0:keepLines/>
+        <ns0:pageBreakBefore ns0:val="0"/>
+        <ns0:widowControl/>
+        <ns0:spacing ns0:after="20" ns0:line="312" ns0:lineRule="auto" ns0:before="20"/>
+        <ns0:ind ns0:firstLine="420"/>
+        <ns0:jc ns0:val="left"/>
+        <ns0:wordWrap ns0:val="0"/>
+      </ns0:pPr>
+      <ns0:r>
+        <ns0:rPr>
+          <ns0:rFonts ns0:ascii="Noto Sans SC" ns0:hAnsi="Noto Sans SC" ns0:eastAsia="Noto Sans SC"/>
+          <ns0:b ns0:val="0"/>
+          <ns0:color ns0:val="202D33"/>
+          <ns0:sz ns0:val="21"/>
+        </ns0:rPr>
+        <ns0:t xml:space="preserve">　　4.3 关键原材料市场价格跟踪</ns0:t>
+      </ns0:r>
+    </ns0:p>
+    <ns0:p>
+      <ns0:pPr>
+        <ns0:keepNext ns0:val="0"/>
+        <ns0:keepLines/>
+        <ns0:pageBreakBefore ns0:val="0"/>
+        <ns0:widowControl/>
+        <ns0:spacing ns0:after="20" ns0:line="312" ns0:lineRule="auto" ns0:before="20"/>
+        <ns0:ind ns0:firstLine="420"/>
+        <ns0:jc ns0:val="left"/>
+        <ns0:wordWrap ns0:val="0"/>
+      </ns0:pPr>
+      <ns0:r>
+        <ns0:rPr>
+          <ns0:rFonts ns0:ascii="Noto Sans SC" ns0:hAnsi="Noto Sans SC" ns0:eastAsia="Noto Sans SC"/>
+          <ns0:b ns0:val="0"/>
+          <ns0:color ns0:val="202D33"/>
+          <ns0:sz ns0:val="21"/>
+        </ns0:rPr>
+        <ns0:t xml:space="preserve">　五、对标分析　·　第8页</ns0:t>
+      </ns0:r>
+    </ns0:p>
+    <ns0:p>
+      <ns0:pPr>
+        <ns0:keepNext ns0:val="0"/>
+        <ns0:keepLines/>
+        <ns0:pageBreakBefore ns0:val="0"/>
+        <ns0:widowControl/>
+        <ns0:spacing ns0:after="20" ns0:line="312" ns0:lineRule="auto" ns0:before="20"/>
+        <ns0:ind ns0:firstLine="420"/>
+        <ns0:jc ns0:val="left"/>
+        <ns0:wordWrap ns0:val="0"/>
+      </ns0:pPr>
+      <ns0:r>
+        <ns0:rPr>
+          <ns0:rFonts ns0:ascii="Noto Sans SC" ns0:hAnsi="Noto Sans SC" ns0:eastAsia="Noto Sans SC"/>
+          <ns0:b ns0:val="0"/>
+          <ns0:color ns0:val="202D33"/>
+          <ns0:sz ns0:val="21"/>
+        </ns0:rPr>
+        <ns0:t xml:space="preserve">　　5.1 差异总览</ns0:t>
+      </ns0:r>
+    </ns0:p>
+    <ns0:p>
+      <ns0:pPr>
+        <ns0:keepNext ns0:val="0"/>
+        <ns0:keepLines/>
+        <ns0:pageBreakBefore ns0:val="0"/>
+        <ns0:widowControl/>
+        <ns0:spacing ns0:after="20" ns0:line="312" ns0:lineRule="auto" ns0:before="20"/>
+        <ns0:ind ns0:firstLine="420"/>
+        <ns0:jc ns0:val="left"/>
+        <ns0:wordWrap ns0:val="0"/>
+      </ns0:pPr>
+      <ns0:r>
+        <ns0:rPr>
+          <ns0:rFonts ns0:ascii="Noto Sans SC" ns0:hAnsi="Noto Sans SC" ns0:eastAsia="Noto Sans SC"/>
+          <ns0:b ns0:val="0"/>
+          <ns0:color ns0:val="202D33"/>
+          <ns0:sz ns0:val="21"/>
+        </ns0:rPr>
+        <ns0:t xml:space="preserve">　　5.2 差异结构拆解</ns0:t>
+      </ns0:r>
+    </ns0:p>
+    <ns0:p>
+      <ns0:pPr>
+        <ns0:keepNext ns0:val="0"/>
+        <ns0:keepLines/>
+        <ns0:pageBreakBefore ns0:val="0"/>
+        <ns0:widowControl/>
+        <ns0:spacing ns0:after="20" ns0:line="312" ns0:lineRule="auto" ns0:before="20"/>
+        <ns0:ind ns0:firstLine="420"/>
+        <ns0:jc ns0:val="left"/>
+        <ns0:wordWrap ns0:val="0"/>
+      </ns0:pPr>
+      <ns0:r>
+        <ns0:rPr>
+          <ns0:rFonts ns0:ascii="Noto Sans SC" ns0:hAnsi="Noto Sans SC" ns0:eastAsia="Noto Sans SC"/>
+          <ns0:b ns0:val="0"/>
+          <ns0:color ns0:val="202D33"/>
+          <ns0:sz ns0:val="21"/>
+        </ns0:rPr>
+        <ns0:t xml:space="preserve">　　5.3 差异归因分析</ns0:t>
+      </ns0:r>
+    </ns0:p>
+    <ns0:p>
+      <ns0:pPr>
+        <ns0:keepNext ns0:val="0"/>
+        <ns0:keepLines/>
+        <ns0:pageBreakBefore ns0:val="0"/>
+        <ns0:widowControl/>
+        <ns0:spacing ns0:after="20" ns0:line="312" ns0:lineRule="auto" ns0:before="20"/>
+        <ns0:ind ns0:firstLine="420"/>
+        <ns0:jc ns0:val="left"/>
+        <ns0:wordWrap ns0:val="0"/>
+      </ns0:pPr>
+      <ns0:r>
+        <ns0:rPr>
+          <ns0:rFonts ns0:ascii="Noto Sans SC" ns0:hAnsi="Noto Sans SC" ns0:eastAsia="Noto Sans SC"/>
+          <ns0:b ns0:val="0"/>
+          <ns0:color ns0:val="202D33"/>
+          <ns0:sz ns0:val="21"/>
+        </ns0:rPr>
+        <ns0:t xml:space="preserve">　六、总结与建议　·　第2页</ns0:t>
+      </ns0:r>
+    </ns0:p>
+    <ns0:p>
+      <ns0:pPr>
+        <ns0:keepNext ns0:val="0"/>
+        <ns0:keepLines/>
+        <ns0:pageBreakBefore ns0:val="0"/>
+        <ns0:widowControl/>
+        <ns0:spacing ns0:after="20" ns0:line="312" ns0:lineRule="auto" ns0:before="20"/>
+        <ns0:ind ns0:firstLine="420"/>
+        <ns0:jc ns0:val="left"/>
+        <ns0:wordWrap ns0:val="0"/>
+      </ns0:pPr>
+      <ns0:r>
+        <ns0:rPr>
+          <ns0:rFonts ns0:ascii="Noto Sans SC" ns0:hAnsi="Noto Sans SC" ns0:eastAsia="Noto Sans SC"/>
+          <ns0:b ns0:val="0"/>
+          <ns0:color ns0:val="202D33"/>
+          <ns0:sz ns0:val="21"/>
+        </ns0:rPr>
+        <ns0:t xml:space="preserve">　　6.1 本月成本管理亮点</ns0:t>
+      </ns0:r>
+    </ns0:p>
+    <ns0:p>
+      <ns0:pPr>
+        <ns0:keepNext ns0:val="0"/>
+        <ns0:keepLines/>
+        <ns0:pageBreakBefore ns0:val="0"/>
+        <ns0:widowControl/>
+        <ns0:spacing ns0:after="20" ns0:line="312" ns0:lineRule="auto" ns0:before="20"/>
+        <ns0:ind ns0:firstLine="420"/>
+        <ns0:jc ns0:val="left"/>
+        <ns0:wordWrap ns0:val="0"/>
+      </ns0:pPr>
+      <ns0:r>
+        <ns0:rPr>
+          <ns0:rFonts ns0:ascii="Noto Sans SC" ns0:hAnsi="Noto Sans SC" ns0:eastAsia="Noto Sans SC"/>
+          <ns0:b ns0:val="0"/>
+          <ns0:color ns0:val="202D33"/>
+          <ns0:sz ns0:val="21"/>
+        </ns0:rPr>
+        <ns0:t xml:space="preserve">　　6.2 需关注的问题</ns0:t>
+      </ns0:r>
+    </ns0:p>
+    <ns0:p>
+      <ns0:pPr>
+        <ns0:keepNext ns0:val="0"/>
+        <ns0:keepLines/>
+        <ns0:pageBreakBefore ns0:val="0"/>
+        <ns0:widowControl/>
+        <ns0:spacing ns0:after="20" ns0:line="312" ns0:lineRule="auto" ns0:before="20"/>
+        <ns0:ind ns0:firstLine="420"/>
+        <ns0:jc ns0:val="left"/>
+        <ns0:wordWrap ns0:val="0"/>
+      </ns0:pPr>
+      <ns0:r>
+        <ns0:rPr>
+          <ns0:rFonts ns0:ascii="Noto Sans SC" ns0:hAnsi="Noto Sans SC" ns0:eastAsia="Noto Sans SC"/>
+          <ns0:b ns0:val="0"/>
+          <ns0:color ns0:val="202D33"/>
+          <ns0:sz ns0:val="21"/>
+        </ns0:rPr>
+        <ns0:t xml:space="preserve">　　6.3 改进建议</ns0:t>
+      </ns0:r>
+    </ns0:p>
+    <ns0:p>
+      <ns0:pPr>
+        <ns0:keepNext ns0:val="0"/>
+        <ns0:keepLines/>
+        <ns0:pageBreakBefore ns0:val="0"/>
+        <ns0:widowControl/>
+        <ns0:spacing ns0:after="20" ns0:line="312" ns0:lineRule="auto" ns0:before="20"/>
+        <ns0:ind ns0:firstLine="420"/>
+        <ns0:jc ns0:val="left"/>
+        <ns0:wordWrap ns0:val="0"/>
+      </ns0:pPr>
+      <ns0:r>
+        <ns0:rPr>
+          <ns0:rFonts ns0:ascii="Noto Sans SC" ns0:hAnsi="Noto Sans SC" ns0:eastAsia="Noto Sans SC"/>
+          <ns0:b ns0:val="0"/>
+          <ns0:color ns0:val="202D33"/>
+          <ns0:sz ns0:val="21"/>
+        </ns0:rPr>
+        <ns0:t xml:space="preserve">　　6.4 整改任务清单（自动生成）</ns0:t>
+      </ns0:r>
+    </ns0:p>
+    <ns0:p ns2:paraId="63D1E5E1">
+      <ns0:pPr>
+        <ns0:keepNext/>
+        <ns0:keepLines/>
+        <ns0:pageBreakBefore ns0:val="0"/>
+        <ns0:widowControl/>
+        <ns0:spacing ns0:before="0" ns0:after="0" ns0:line="20" ns0:lineRule="exact"/>
+        <ns0:ind ns0:left="0" ns0:firstLine="420"/>
+        <ns0:jc ns0:val="left"/>
+        <ns0:outlineLvl ns0:val="1"/>
+        <ns0:rPr>
+          <ns0:rFonts ns0:ascii="Arial" ns0:hAnsi="Arial" ns0:eastAsia="等线" ns0:cs="Arial"/>
+          <ns0:b/>
+          <ns0:sz ns0:val="32"/>
+        </ns0:rPr>
+        <ns0:wordWrap ns0:val="0"/>
+      </ns0:pPr>
+      <ns0:bookmarkStart ns0:id="9" ns0:name="heading_0"/>
+    </ns0:p>
+    <ns0:bookmarkEnd ns0:id="9"/>
+    <ns0:p>
+      <ns0:bookmarkStart ns0:id="10130" ns0:name="YH_c282ade0_130"/>
+      <ns0:pPr>
+        <ns0:keepNext/>
+        <ns0:keepLines/>
+        <ns0:pageBreakBefore ns0:val="0"/>
+        <ns0:widowControl/>
+        <ns0:spacing ns0:line="331" ns0:lineRule="auto" ns0:before="0" ns0:after="140"/>
+        <ns0:ind ns0:firstLine="420"/>
+        <ns0:jc ns0:val="left"/>
+        <ns0:outlineLvl ns0:val="0"/>
+        <ns0:wordWrap ns0:val="0"/>
+      </ns0:pPr>
+      <ns0:r>
+        <ns0:rPr>
+          <ns0:rFonts ns0:ascii="Noto Sans SC" ns0:hAnsi="Noto Sans SC" ns0:eastAsia="Noto Sans SC"/>
+          <ns0:b ns0:val="0"/>
+          <ns0:color ns0:val="202D33"/>
           <ns0:sz ns0:val="40"/>
         </ns0:rPr>
-        <ns0:t>六味地黄胶囊成本分析报告</ns0:t>
+        <ns0:t xml:space="preserve">六味地黄胶囊 月度成本分析报告</ns0:t>
+      </ns0:r>
+      <ns0:bookmarkEnd ns0:id="10130"/>
+    </ns0:p>
+    <ns0:p>
+      <ns0:pPr>
+        <ns0:keepNext ns0:val="0"/>
+        <ns0:keepLines/>
+        <ns0:pageBreakBefore ns0:val="0"/>
+        <ns0:widowControl/>
+        <ns0:spacing ns0:line="331" ns0:lineRule="auto" ns0:before="0" ns0:after="140"/>
+        <ns0:ind ns0:firstLine="420"/>
+        <ns0:jc ns0:val="left"/>
+        <ns0:wordWrap ns0:val="0"/>
+      </ns0:pPr>
+      <ns0:r>
+        <ns0:rPr>
+          <ns0:rFonts ns0:ascii="Noto Sans SC" ns0:hAnsi="Noto Sans SC" ns0:eastAsia="Noto Sans SC"/>
+          <ns0:b ns0:val="0"/>
+          <ns0:color ns0:val="202D33"/>
+          <ns0:sz ns0:val="21"/>
+        </ns0:rPr>
+        <ns0:t>报告编号：YH-57D0920F</ns0:t>
       </ns0:r>
     </ns0:p>
     <ns0:p>
@@ -41,7 +3864,7 @@
           <ns0:color ns0:val="202D33"/>
           <ns0:sz ns0:val="21"/>
         </ns0:rPr>
-        <ns0:t>中药一厂 · 2026-06 · 0.3g×6﻿0﻿粒﻿/﻿盒</ns0:t>
+        <ns0:t>分析周期：2026-06</ns0:t>
       </ns0:r>
     </ns0:p>
     <ns0:p>
@@ -62,7 +3885,7 @@
           <ns0:color ns0:val="202D33"/>
           <ns0:sz ns0:val="21"/>
         </ns0:rPr>
-        <ns0:t>人工审核：待审核。</ns0:t>
+        <ns0:t>编制单位：中药一厂 财务部</ns0:t>
       </ns0:r>
     </ns0:p>
     <ns0:p>
@@ -83,7 +3906,49 @@
           <ns0:color ns0:val="202D33"/>
           <ns0:sz ns0:val="21"/>
         </ns0:rPr>
-        <ns0:t>本次采用模型辅助解释；因果归因仍待人工复核。</ns0:t>
+        <ns0:t>编制日期：2026-09-21</ns0:t>
+      </ns0:r>
+    </ns0:p>
+    <ns0:p>
+      <ns0:pPr>
+        <ns0:keepNext ns0:val="0"/>
+        <ns0:keepLines/>
+        <ns0:pageBreakBefore ns0:val="0"/>
+        <ns0:widowControl/>
+        <ns0:spacing ns0:line="331" ns0:lineRule="auto" ns0:before="0" ns0:after="140"/>
+        <ns0:ind ns0:firstLine="420"/>
+        <ns0:jc ns0:val="left"/>
+        <ns0:wordWrap ns0:val="0"/>
+      </ns0:pPr>
+      <ns0:r>
+        <ns0:rPr>
+          <ns0:rFonts ns0:ascii="Noto Sans SC" ns0:hAnsi="Noto Sans SC" ns0:eastAsia="Noto Sans SC"/>
+          <ns0:b ns0:val="0"/>
+          <ns0:color ns0:val="202D33"/>
+          <ns0:sz ns0:val="21"/>
+        </ns0:rPr>
+        <ns0:t>文件密级：内部</ns0:t>
+      </ns0:r>
+    </ns0:p>
+    <ns0:p>
+      <ns0:pPr>
+        <ns0:keepNext ns0:val="0"/>
+        <ns0:keepLines/>
+        <ns0:pageBreakBefore ns0:val="0"/>
+        <ns0:widowControl/>
+        <ns0:spacing ns0:line="331" ns0:lineRule="auto" ns0:before="0" ns0:after="140"/>
+        <ns0:ind ns0:firstLine="420"/>
+        <ns0:jc ns0:val="left"/>
+        <ns0:wordWrap ns0:val="0"/>
+      </ns0:pPr>
+      <ns0:r>
+        <ns0:rPr>
+          <ns0:rFonts ns0:ascii="Noto Sans SC" ns0:hAnsi="Noto Sans SC" ns0:eastAsia="Noto Sans SC"/>
+          <ns0:b ns0:val="0"/>
+          <ns0:color ns0:val="202D33"/>
+          <ns0:sz ns0:val="21"/>
+        </ns0:rPr>
+        <ns0:t>人工审核：待审核。本次采用模型辅助解释；因果归因仍待人工复核。</ns0:t>
       </ns0:r>
     </ns0:p>
     <ns0:p>
@@ -105,511 +3970,6 @@
           <ns0:sz ns0:val="21"/>
         </ns0:rPr>
         <ns0:t>核心发现：本月单位成本 1﻿7﻿.﻿5﻿7﻿ ﻿元﻿/﻿盒，总成本 6﻿1﻿4﻿9﻿5﻿0﻿.﻿0﻿0﻿ ﻿元。对成本影响最大的是直接材料，每盒比上月减少 0﻿.﻿4﻿0﻿ ﻿元。正文第三节按要素拆解变动并给出方向评估，第五节是与中药二厂的对比，第六节给出可直接执行的核查建议。</ns0:t>
-      </ns0:r>
-    </ns0:p>
-    <ns0:p>
-      <ns0:pPr>
-        <ns0:keepNext ns0:val="0"/>
-        <ns0:keepLines/>
-        <ns0:pageBreakBefore ns0:val="0"/>
-        <ns0:widowControl/>
-        <ns0:spacing ns0:line="331" ns0:lineRule="auto" ns0:before="0" ns0:after="140"/>
-        <ns0:ind ns0:firstLine="420"/>
-        <ns0:jc ns0:val="left"/>
-        <ns0:wordWrap ns0:val="0"/>
-      </ns0:pPr>
-      <ns0:bookmarkStart ns0:id="30000" ns0:name="YH_TOC"/>
-      <ns0:r>
-        <ns0:rPr>
-          <ns0:rFonts ns0:ascii="Noto Sans SC" ns0:hAnsi="Noto Sans SC" ns0:eastAsia="Noto Sans SC"/>
-          <ns0:b ns0:val="0"/>
-          <ns0:color ns0:val="202D33"/>
-          <ns0:sz ns0:val="21"/>
-        </ns0:rPr>
-        <ns0:t>目录</ns0:t>
-      </ns0:r>
-    </ns0:p>
-    <ns0:p>
-      <ns0:pPr>
-        <ns0:keepNext/>
-        <ns0:keepLines/>
-        <ns0:pageBreakBefore ns0:val="0"/>
-        <ns0:widowControl/>
-        <ns0:spacing ns0:after="20" ns0:line="312" ns0:lineRule="auto" ns0:before="20"/>
-        <ns0:ind ns0:firstLine="420"/>
-        <ns0:jc ns0:val="left"/>
-        <ns0:wordWrap ns0:val="0"/>
-      </ns0:pPr>
-      <ns0:r>
-        <ns0:rPr>
-          <ns0:rFonts ns0:ascii="Noto Sans SC" ns0:hAnsi="Noto Sans SC" ns0:eastAsia="Noto Sans SC"/>
-          <ns0:b ns0:val="0"/>
-          <ns0:color ns0:val="202D33"/>
-          <ns0:sz ns0:val="21"/>
-        </ns0:rPr>
-        <ns0:t xml:space="preserve">　一、封面与基本信息</ns0:t>
-      </ns0:r>
-    </ns0:p>
-    <ns0:p>
-      <ns0:pPr>
-        <ns0:keepNext/>
-        <ns0:keepLines/>
-        <ns0:pageBreakBefore ns0:val="0"/>
-        <ns0:widowControl/>
-        <ns0:spacing ns0:after="20" ns0:line="312" ns0:lineRule="auto" ns0:before="20"/>
-        <ns0:ind ns0:firstLine="420"/>
-        <ns0:jc ns0:val="left"/>
-        <ns0:wordWrap ns0:val="0"/>
-      </ns0:pPr>
-      <ns0:r>
-        <ns0:rPr>
-          <ns0:rFonts ns0:ascii="Noto Sans SC" ns0:hAnsi="Noto Sans SC" ns0:eastAsia="Noto Sans SC"/>
-          <ns0:b ns0:val="0"/>
-          <ns0:color ns0:val="202D33"/>
-          <ns0:sz ns0:val="21"/>
-        </ns0:rPr>
-        <ns0:t xml:space="preserve">　二、总成本概览　·　第2页</ns0:t>
-      </ns0:r>
-    </ns0:p>
-    <ns0:p>
-      <ns0:pPr>
-        <ns0:keepNext/>
-        <ns0:keepLines/>
-        <ns0:pageBreakBefore ns0:val="0"/>
-        <ns0:widowControl/>
-        <ns0:spacing ns0:after="20" ns0:line="312" ns0:lineRule="auto" ns0:before="20"/>
-        <ns0:ind ns0:firstLine="420"/>
-        <ns0:jc ns0:val="left"/>
-        <ns0:wordWrap ns0:val="0"/>
-      </ns0:pPr>
-      <ns0:r>
-        <ns0:rPr>
-          <ns0:rFonts ns0:ascii="Noto Sans SC" ns0:hAnsi="Noto Sans SC" ns0:eastAsia="Noto Sans SC"/>
-          <ns0:b ns0:val="0"/>
-          <ns0:color ns0:val="202D33"/>
-          <ns0:sz ns0:val="21"/>
-        </ns0:rPr>
-        <ns0:t xml:space="preserve">　　2.1 核心指标一览</ns0:t>
-      </ns0:r>
-    </ns0:p>
-    <ns0:p>
-      <ns0:pPr>
-        <ns0:keepNext/>
-        <ns0:keepLines/>
-        <ns0:pageBreakBefore ns0:val="0"/>
-        <ns0:widowControl/>
-        <ns0:spacing ns0:after="20" ns0:line="312" ns0:lineRule="auto" ns0:before="20"/>
-        <ns0:ind ns0:firstLine="420"/>
-        <ns0:jc ns0:val="left"/>
-        <ns0:wordWrap ns0:val="0"/>
-      </ns0:pPr>
-      <ns0:r>
-        <ns0:rPr>
-          <ns0:rFonts ns0:ascii="Noto Sans SC" ns0:hAnsi="Noto Sans SC" ns0:eastAsia="Noto Sans SC"/>
-          <ns0:b ns0:val="0"/>
-          <ns0:color ns0:val="202D33"/>
-          <ns0:sz ns0:val="21"/>
-        </ns0:rPr>
-        <ns0:t xml:space="preserve">　　2.2 成本结构</ns0:t>
-      </ns0:r>
-    </ns0:p>
-    <ns0:p>
-      <ns0:pPr>
-        <ns0:keepNext/>
-        <ns0:keepLines/>
-        <ns0:pageBreakBefore ns0:val="0"/>
-        <ns0:widowControl/>
-        <ns0:spacing ns0:after="20" ns0:line="312" ns0:lineRule="auto" ns0:before="20"/>
-        <ns0:ind ns0:firstLine="420"/>
-        <ns0:jc ns0:val="left"/>
-        <ns0:wordWrap ns0:val="0"/>
-      </ns0:pPr>
-      <ns0:r>
-        <ns0:rPr>
-          <ns0:rFonts ns0:ascii="Noto Sans SC" ns0:hAnsi="Noto Sans SC" ns0:eastAsia="Noto Sans SC"/>
-          <ns0:b ns0:val="0"/>
-          <ns0:color ns0:val="202D33"/>
-          <ns0:sz ns0:val="21"/>
-        </ns0:rPr>
-        <ns0:t xml:space="preserve">　三、成本要素明细分析</ns0:t>
-      </ns0:r>
-    </ns0:p>
-    <ns0:p>
-      <ns0:pPr>
-        <ns0:keepNext/>
-        <ns0:keepLines/>
-        <ns0:pageBreakBefore ns0:val="0"/>
-        <ns0:widowControl/>
-        <ns0:spacing ns0:after="20" ns0:line="312" ns0:lineRule="auto" ns0:before="20"/>
-        <ns0:ind ns0:firstLine="420"/>
-        <ns0:jc ns0:val="left"/>
-        <ns0:wordWrap ns0:val="0"/>
-      </ns0:pPr>
-      <ns0:r>
-        <ns0:rPr>
-          <ns0:rFonts ns0:ascii="Noto Sans SC" ns0:hAnsi="Noto Sans SC" ns0:eastAsia="Noto Sans SC"/>
-          <ns0:b ns0:val="0"/>
-          <ns0:color ns0:val="202D33"/>
-          <ns0:sz ns0:val="21"/>
-        </ns0:rPr>
-        <ns0:t xml:space="preserve">　　3.1 直接材料分析</ns0:t>
-      </ns0:r>
-    </ns0:p>
-    <ns0:p>
-      <ns0:pPr>
-        <ns0:keepNext/>
-        <ns0:keepLines/>
-        <ns0:pageBreakBefore ns0:val="0"/>
-        <ns0:widowControl/>
-        <ns0:spacing ns0:after="20" ns0:line="312" ns0:lineRule="auto" ns0:before="20"/>
-        <ns0:ind ns0:firstLine="420"/>
-        <ns0:jc ns0:val="left"/>
-        <ns0:wordWrap ns0:val="0"/>
-      </ns0:pPr>
-      <ns0:r>
-        <ns0:rPr>
-          <ns0:rFonts ns0:ascii="Noto Sans SC" ns0:hAnsi="Noto Sans SC" ns0:eastAsia="Noto Sans SC"/>
-          <ns0:b ns0:val="0"/>
-          <ns0:color ns0:val="202D33"/>
-          <ns0:sz ns0:val="21"/>
-        </ns0:rPr>
-        <ns0:t xml:space="preserve">　　3.1.1 原材料成本明细</ns0:t>
-      </ns0:r>
-    </ns0:p>
-    <ns0:p>
-      <ns0:pPr>
-        <ns0:keepNext/>
-        <ns0:keepLines/>
-        <ns0:pageBreakBefore ns0:val="0"/>
-        <ns0:widowControl/>
-        <ns0:spacing ns0:after="20" ns0:line="312" ns0:lineRule="auto" ns0:before="20"/>
-        <ns0:ind ns0:firstLine="420"/>
-        <ns0:jc ns0:val="left"/>
-        <ns0:wordWrap ns0:val="0"/>
-      </ns0:pPr>
-      <ns0:r>
-        <ns0:rPr>
-          <ns0:rFonts ns0:ascii="Noto Sans SC" ns0:hAnsi="Noto Sans SC" ns0:eastAsia="Noto Sans SC"/>
-          <ns0:b ns0:val="0"/>
-          <ns0:color ns0:val="202D33"/>
-          <ns0:sz ns0:val="21"/>
-        </ns0:rPr>
-        <ns0:t xml:space="preserve">　　3.1.2 材料成本变动归因</ns0:t>
-      </ns0:r>
-    </ns0:p>
-    <ns0:p>
-      <ns0:pPr>
-        <ns0:keepNext/>
-        <ns0:keepLines/>
-        <ns0:pageBreakBefore ns0:val="0"/>
-        <ns0:widowControl/>
-        <ns0:spacing ns0:after="20" ns0:line="312" ns0:lineRule="auto" ns0:before="20"/>
-        <ns0:ind ns0:firstLine="420"/>
-        <ns0:jc ns0:val="left"/>
-        <ns0:wordWrap ns0:val="0"/>
-      </ns0:pPr>
-      <ns0:r>
-        <ns0:rPr>
-          <ns0:rFonts ns0:ascii="Noto Sans SC" ns0:hAnsi="Noto Sans SC" ns0:eastAsia="Noto Sans SC"/>
-          <ns0:b ns0:val="0"/>
-          <ns0:color ns0:val="202D33"/>
-          <ns0:sz ns0:val="21"/>
-        </ns0:rPr>
-        <ns0:t xml:space="preserve">　　3.2 直接人工分析</ns0:t>
-      </ns0:r>
-    </ns0:p>
-    <ns0:p>
-      <ns0:pPr>
-        <ns0:keepNext/>
-        <ns0:keepLines/>
-        <ns0:pageBreakBefore ns0:val="0"/>
-        <ns0:widowControl/>
-        <ns0:spacing ns0:after="20" ns0:line="312" ns0:lineRule="auto" ns0:before="20"/>
-        <ns0:ind ns0:firstLine="420"/>
-        <ns0:jc ns0:val="left"/>
-        <ns0:wordWrap ns0:val="0"/>
-      </ns0:pPr>
-      <ns0:r>
-        <ns0:rPr>
-          <ns0:rFonts ns0:ascii="Noto Sans SC" ns0:hAnsi="Noto Sans SC" ns0:eastAsia="Noto Sans SC"/>
-          <ns0:b ns0:val="0"/>
-          <ns0:color ns0:val="202D33"/>
-          <ns0:sz ns0:val="21"/>
-        </ns0:rPr>
-        <ns0:t xml:space="preserve">　　3.3 制造费用分析</ns0:t>
-      </ns0:r>
-    </ns0:p>
-    <ns0:p>
-      <ns0:pPr>
-        <ns0:keepNext/>
-        <ns0:keepLines/>
-        <ns0:pageBreakBefore ns0:val="0"/>
-        <ns0:widowControl/>
-        <ns0:spacing ns0:after="20" ns0:line="312" ns0:lineRule="auto" ns0:before="20"/>
-        <ns0:ind ns0:firstLine="420"/>
-        <ns0:jc ns0:val="left"/>
-        <ns0:wordWrap ns0:val="0"/>
-      </ns0:pPr>
-      <ns0:r>
-        <ns0:rPr>
-          <ns0:rFonts ns0:ascii="Noto Sans SC" ns0:hAnsi="Noto Sans SC" ns0:eastAsia="Noto Sans SC"/>
-          <ns0:b ns0:val="0"/>
-          <ns0:color ns0:val="202D33"/>
-          <ns0:sz ns0:val="21"/>
-        </ns0:rPr>
-        <ns0:t xml:space="preserve">　四、重点产品专项分析 — 六味地黄胶囊</ns0:t>
-      </ns0:r>
-    </ns0:p>
-    <ns0:p>
-      <ns0:pPr>
-        <ns0:keepNext/>
-        <ns0:keepLines/>
-        <ns0:pageBreakBefore ns0:val="0"/>
-        <ns0:widowControl/>
-        <ns0:spacing ns0:after="20" ns0:line="312" ns0:lineRule="auto" ns0:before="20"/>
-        <ns0:ind ns0:firstLine="420"/>
-        <ns0:jc ns0:val="left"/>
-        <ns0:wordWrap ns0:val="0"/>
-      </ns0:pPr>
-      <ns0:r>
-        <ns0:rPr>
-          <ns0:rFonts ns0:ascii="Noto Sans SC" ns0:hAnsi="Noto Sans SC" ns0:eastAsia="Noto Sans SC"/>
-          <ns0:b ns0:val="0"/>
-          <ns0:color ns0:val="202D33"/>
-          <ns0:sz ns0:val="21"/>
-        </ns0:rPr>
-        <ns0:t xml:space="preserve">　　4.1 可用期间单位成本趋势（截至 2026-06，共 6 个月）</ns0:t>
-      </ns0:r>
-    </ns0:p>
-    <ns0:p>
-      <ns0:pPr>
-        <ns0:keepNext/>
-        <ns0:keepLines/>
-        <ns0:pageBreakBefore ns0:val="0"/>
-        <ns0:widowControl/>
-        <ns0:spacing ns0:after="20" ns0:line="312" ns0:lineRule="auto" ns0:before="20"/>
-        <ns0:ind ns0:firstLine="420"/>
-        <ns0:jc ns0:val="left"/>
-        <ns0:wordWrap ns0:val="0"/>
-      </ns0:pPr>
-      <ns0:r>
-        <ns0:rPr>
-          <ns0:rFonts ns0:ascii="Noto Sans SC" ns0:hAnsi="Noto Sans SC" ns0:eastAsia="Noto Sans SC"/>
-          <ns0:b ns0:val="0"/>
-          <ns0:color ns0:val="202D33"/>
-          <ns0:sz ns0:val="21"/>
-        </ns0:rPr>
-        <ns0:t xml:space="preserve">　　4.2 成本异常点排查</ns0:t>
-      </ns0:r>
-    </ns0:p>
-    <ns0:p>
-      <ns0:pPr>
-        <ns0:keepNext/>
-        <ns0:keepLines/>
-        <ns0:pageBreakBefore ns0:val="0"/>
-        <ns0:widowControl/>
-        <ns0:spacing ns0:after="20" ns0:line="312" ns0:lineRule="auto" ns0:before="20"/>
-        <ns0:ind ns0:firstLine="420"/>
-        <ns0:jc ns0:val="left"/>
-        <ns0:wordWrap ns0:val="0"/>
-      </ns0:pPr>
-      <ns0:r>
-        <ns0:rPr>
-          <ns0:rFonts ns0:ascii="Noto Sans SC" ns0:hAnsi="Noto Sans SC" ns0:eastAsia="Noto Sans SC"/>
-          <ns0:b ns0:val="0"/>
-          <ns0:color ns0:val="202D33"/>
-          <ns0:sz ns0:val="21"/>
-        </ns0:rPr>
-        <ns0:t xml:space="preserve">　　4.3 关键原材料市场价格跟踪</ns0:t>
-      </ns0:r>
-    </ns0:p>
-    <ns0:p>
-      <ns0:pPr>
-        <ns0:keepNext/>
-        <ns0:keepLines/>
-        <ns0:pageBreakBefore ns0:val="0"/>
-        <ns0:widowControl/>
-        <ns0:spacing ns0:after="20" ns0:line="312" ns0:lineRule="auto" ns0:before="20"/>
-        <ns0:ind ns0:firstLine="420"/>
-        <ns0:jc ns0:val="left"/>
-        <ns0:wordWrap ns0:val="0"/>
-      </ns0:pPr>
-      <ns0:r>
-        <ns0:rPr>
-          <ns0:rFonts ns0:ascii="Noto Sans SC" ns0:hAnsi="Noto Sans SC" ns0:eastAsia="Noto Sans SC"/>
-          <ns0:b ns0:val="0"/>
-          <ns0:color ns0:val="202D33"/>
-          <ns0:sz ns0:val="21"/>
-        </ns0:rPr>
-        <ns0:t xml:space="preserve">　五、对标分析　·　第7页</ns0:t>
-      </ns0:r>
-    </ns0:p>
-    <ns0:p>
-      <ns0:pPr>
-        <ns0:keepNext/>
-        <ns0:keepLines/>
-        <ns0:pageBreakBefore ns0:val="0"/>
-        <ns0:widowControl/>
-        <ns0:spacing ns0:after="20" ns0:line="312" ns0:lineRule="auto" ns0:before="20"/>
-        <ns0:ind ns0:firstLine="420"/>
-        <ns0:jc ns0:val="left"/>
-        <ns0:wordWrap ns0:val="0"/>
-      </ns0:pPr>
-      <ns0:r>
-        <ns0:rPr>
-          <ns0:rFonts ns0:ascii="Noto Sans SC" ns0:hAnsi="Noto Sans SC" ns0:eastAsia="Noto Sans SC"/>
-          <ns0:b ns0:val="0"/>
-          <ns0:color ns0:val="202D33"/>
-          <ns0:sz ns0:val="21"/>
-        </ns0:rPr>
-        <ns0:t xml:space="preserve">　　5.1 差异总览</ns0:t>
-      </ns0:r>
-    </ns0:p>
-    <ns0:p>
-      <ns0:pPr>
-        <ns0:keepNext/>
-        <ns0:keepLines/>
-        <ns0:pageBreakBefore ns0:val="0"/>
-        <ns0:widowControl/>
-        <ns0:spacing ns0:after="20" ns0:line="312" ns0:lineRule="auto" ns0:before="20"/>
-        <ns0:ind ns0:firstLine="420"/>
-        <ns0:jc ns0:val="left"/>
-        <ns0:wordWrap ns0:val="0"/>
-      </ns0:pPr>
-      <ns0:r>
-        <ns0:rPr>
-          <ns0:rFonts ns0:ascii="Noto Sans SC" ns0:hAnsi="Noto Sans SC" ns0:eastAsia="Noto Sans SC"/>
-          <ns0:b ns0:val="0"/>
-          <ns0:color ns0:val="202D33"/>
-          <ns0:sz ns0:val="21"/>
-        </ns0:rPr>
-        <ns0:t xml:space="preserve">　　5.2 差异结构拆解</ns0:t>
-      </ns0:r>
-    </ns0:p>
-    <ns0:p>
-      <ns0:pPr>
-        <ns0:keepNext/>
-        <ns0:keepLines/>
-        <ns0:pageBreakBefore ns0:val="0"/>
-        <ns0:widowControl/>
-        <ns0:spacing ns0:after="20" ns0:line="312" ns0:lineRule="auto" ns0:before="20"/>
-        <ns0:ind ns0:firstLine="420"/>
-        <ns0:jc ns0:val="left"/>
-        <ns0:wordWrap ns0:val="0"/>
-      </ns0:pPr>
-      <ns0:r>
-        <ns0:rPr>
-          <ns0:rFonts ns0:ascii="Noto Sans SC" ns0:hAnsi="Noto Sans SC" ns0:eastAsia="Noto Sans SC"/>
-          <ns0:b ns0:val="0"/>
-          <ns0:color ns0:val="202D33"/>
-          <ns0:sz ns0:val="21"/>
-        </ns0:rPr>
-        <ns0:t xml:space="preserve">　　5.3 差异归因分析</ns0:t>
-      </ns0:r>
-    </ns0:p>
-    <ns0:p>
-      <ns0:pPr>
-        <ns0:keepNext/>
-        <ns0:keepLines/>
-        <ns0:pageBreakBefore ns0:val="0"/>
-        <ns0:widowControl/>
-        <ns0:spacing ns0:after="20" ns0:line="312" ns0:lineRule="auto" ns0:before="20"/>
-        <ns0:ind ns0:firstLine="420"/>
-        <ns0:jc ns0:val="left"/>
-        <ns0:wordWrap ns0:val="0"/>
-      </ns0:pPr>
-      <ns0:r>
-        <ns0:rPr>
-          <ns0:rFonts ns0:ascii="Noto Sans SC" ns0:hAnsi="Noto Sans SC" ns0:eastAsia="Noto Sans SC"/>
-          <ns0:b ns0:val="0"/>
-          <ns0:color ns0:val="202D33"/>
-          <ns0:sz ns0:val="21"/>
-        </ns0:rPr>
-        <ns0:t xml:space="preserve">　六、总结与建议　·　第7页</ns0:t>
-      </ns0:r>
-    </ns0:p>
-    <ns0:p>
-      <ns0:pPr>
-        <ns0:keepNext/>
-        <ns0:keepLines/>
-        <ns0:pageBreakBefore ns0:val="0"/>
-        <ns0:widowControl/>
-        <ns0:spacing ns0:after="20" ns0:line="312" ns0:lineRule="auto" ns0:before="20"/>
-        <ns0:ind ns0:firstLine="420"/>
-        <ns0:jc ns0:val="left"/>
-        <ns0:wordWrap ns0:val="0"/>
-      </ns0:pPr>
-      <ns0:r>
-        <ns0:rPr>
-          <ns0:rFonts ns0:ascii="Noto Sans SC" ns0:hAnsi="Noto Sans SC" ns0:eastAsia="Noto Sans SC"/>
-          <ns0:b ns0:val="0"/>
-          <ns0:color ns0:val="202D33"/>
-          <ns0:sz ns0:val="21"/>
-        </ns0:rPr>
-        <ns0:t xml:space="preserve">　　6.1 本月成本管理亮点</ns0:t>
-      </ns0:r>
-    </ns0:p>
-    <ns0:p>
-      <ns0:pPr>
-        <ns0:keepNext/>
-        <ns0:keepLines/>
-        <ns0:pageBreakBefore ns0:val="0"/>
-        <ns0:widowControl/>
-        <ns0:spacing ns0:after="20" ns0:line="312" ns0:lineRule="auto" ns0:before="20"/>
-        <ns0:ind ns0:firstLine="420"/>
-        <ns0:jc ns0:val="left"/>
-        <ns0:wordWrap ns0:val="0"/>
-      </ns0:pPr>
-      <ns0:r>
-        <ns0:rPr>
-          <ns0:rFonts ns0:ascii="Noto Sans SC" ns0:hAnsi="Noto Sans SC" ns0:eastAsia="Noto Sans SC"/>
-          <ns0:b ns0:val="0"/>
-          <ns0:color ns0:val="202D33"/>
-          <ns0:sz ns0:val="21"/>
-        </ns0:rPr>
-        <ns0:t xml:space="preserve">　　6.2 需关注的问题</ns0:t>
-      </ns0:r>
-    </ns0:p>
-    <ns0:p>
-      <ns0:pPr>
-        <ns0:keepNext/>
-        <ns0:keepLines/>
-        <ns0:pageBreakBefore ns0:val="0"/>
-        <ns0:widowControl/>
-        <ns0:spacing ns0:after="20" ns0:line="312" ns0:lineRule="auto" ns0:before="20"/>
-        <ns0:ind ns0:firstLine="420"/>
-        <ns0:jc ns0:val="left"/>
-        <ns0:wordWrap ns0:val="0"/>
-      </ns0:pPr>
-      <ns0:r>
-        <ns0:rPr>
-          <ns0:rFonts ns0:ascii="Noto Sans SC" ns0:hAnsi="Noto Sans SC" ns0:eastAsia="Noto Sans SC"/>
-          <ns0:b ns0:val="0"/>
-          <ns0:color ns0:val="202D33"/>
-          <ns0:sz ns0:val="21"/>
-        </ns0:rPr>
-        <ns0:t xml:space="preserve">　　6.3 改进建议</ns0:t>
-      </ns0:r>
-    </ns0:p>
-    <ns0:p>
-      <ns0:pPr>
-        <ns0:keepNext/>
-        <ns0:keepLines/>
-        <ns0:pageBreakBefore ns0:val="0"/>
-        <ns0:widowControl/>
-        <ns0:spacing ns0:after="20" ns0:line="312" ns0:lineRule="auto" ns0:before="20"/>
-        <ns0:ind ns0:firstLine="420"/>
-        <ns0:jc ns0:val="left"/>
-        <ns0:wordWrap ns0:val="0"/>
-      </ns0:pPr>
-      <ns0:r>
-        <ns0:rPr>
-          <ns0:rFonts ns0:ascii="Noto Sans SC" ns0:hAnsi="Noto Sans SC" ns0:eastAsia="Noto Sans SC"/>
-          <ns0:b ns0:val="0"/>
-          <ns0:color ns0:val="202D33"/>
-          <ns0:sz ns0:val="21"/>
-        </ns0:rPr>
-        <ns0:t xml:space="preserve">　　6.4 整改任务清单（自动生成）</ns0:t>
       </ns0:r>
     </ns0:p>
     <ns0:p>
@@ -661,8 +4021,8 @@
         <ns0:tc>
           <ns0:tcPr>
             <ns0:tcW ns0:type="dxa" ns0:w="4904"/>
+            <ns0:vAlign ns0:val="center"/>
             <ns0:shd ns0:fill="EAF2F5"/>
-            <ns0:vAlign ns0:val="center"/>
             <ns0:shd ns0:fill="EAF2F5"/>
           </ns0:tcPr>
           <ns0:p>
@@ -689,8 +4049,8 @@
         <ns0:tc>
           <ns0:tcPr>
             <ns0:tcW ns0:type="dxa" ns0:w="4904"/>
+            <ns0:vAlign ns0:val="center"/>
             <ns0:shd ns0:fill="EAF2F5"/>
-            <ns0:vAlign ns0:val="center"/>
             <ns0:shd ns0:fill="EAF2F5"/>
           </ns0:tcPr>
           <ns0:p>
@@ -1062,7 +4422,7 @@
                 <ns0:color ns0:val="202D33"/>
                 <ns0:sz ns0:val="19"/>
               </ns0:rPr>
-              <ns0:t>成本智能分析系统（生成稿·待责任人复核署名）</ns0:t>
+              <ns0:t>财务部成本会计</ns0:t>
             </ns0:r>
           </ns0:p>
         </ns0:tc>
@@ -1119,7 +4479,7 @@
                 <ns0:color ns0:val="202D33"/>
                 <ns0:sz ns0:val="19"/>
               </ns0:rPr>
-              <ns0:t>待人工审核</ns0:t>
+              <ns0:t>财务总监</ns0:t>
             </ns0:r>
           </ns0:p>
         </ns0:tc>
@@ -1176,7 +4536,7 @@
                 <ns0:color ns0:val="202D33"/>
                 <ns0:sz ns0:val="19"/>
               </ns0:rPr>
-              <ns0:t xml:space="preserve">创灵境题包模拟CSV（非实时ERP）</ns0:t>
+              <ns0:t>ERP系统成本模块</ns0:t>
             </ns0:r>
           </ns0:p>
         </ns0:tc>
@@ -1260,8 +4620,8 @@
         <ns0:tc>
           <ns0:tcPr>
             <ns0:tcW ns0:type="dxa" ns0:w="1361"/>
+            <ns0:vAlign ns0:val="center"/>
             <ns0:shd ns0:fill="EAF2F5"/>
-            <ns0:vAlign ns0:val="center"/>
             <ns0:shd ns0:fill="EAF2F5"/>
           </ns0:tcPr>
           <ns0:p>
@@ -1288,8 +4648,8 @@
         <ns0:tc>
           <ns0:tcPr>
             <ns0:tcW ns0:type="dxa" ns0:w="1332"/>
+            <ns0:vAlign ns0:val="center"/>
             <ns0:shd ns0:fill="EAF2F5"/>
-            <ns0:vAlign ns0:val="center"/>
             <ns0:shd ns0:fill="EAF2F5"/>
           </ns0:tcPr>
           <ns0:p>
@@ -1316,8 +4676,8 @@
         <ns0:tc>
           <ns0:tcPr>
             <ns0:tcW ns0:type="dxa" ns0:w="1332"/>
+            <ns0:vAlign ns0:val="center"/>
             <ns0:shd ns0:fill="EAF2F5"/>
-            <ns0:vAlign ns0:val="center"/>
             <ns0:shd ns0:fill="EAF2F5"/>
           </ns0:tcPr>
           <ns0:p>
@@ -1344,8 +4704,8 @@
         <ns0:tc>
           <ns0:tcPr>
             <ns0:tcW ns0:type="dxa" ns0:w="1020"/>
+            <ns0:vAlign ns0:val="center"/>
             <ns0:shd ns0:fill="EAF2F5"/>
-            <ns0:vAlign ns0:val="center"/>
             <ns0:shd ns0:fill="EAF2F5"/>
           </ns0:tcPr>
           <ns0:p>
@@ -1372,8 +4732,8 @@
         <ns0:tc>
           <ns0:tcPr>
             <ns0:tcW ns0:type="dxa" ns0:w="1332"/>
+            <ns0:vAlign ns0:val="center"/>
             <ns0:shd ns0:fill="EAF2F5"/>
-            <ns0:vAlign ns0:val="center"/>
             <ns0:shd ns0:fill="EAF2F5"/>
           </ns0:tcPr>
           <ns0:p>
@@ -1400,8 +4760,8 @@
         <ns0:tc>
           <ns0:tcPr>
             <ns0:tcW ns0:type="dxa" ns0:w="1020"/>
+            <ns0:vAlign ns0:val="center"/>
             <ns0:shd ns0:fill="EAF2F5"/>
-            <ns0:vAlign ns0:val="center"/>
             <ns0:shd ns0:fill="EAF2F5"/>
           </ns0:tcPr>
           <ns0:p>
@@ -1428,8 +4788,8 @@
         <ns0:tc>
           <ns0:tcPr>
             <ns0:tcW ns0:type="dxa" ns0:w="1332"/>
+            <ns0:vAlign ns0:val="center"/>
             <ns0:shd ns0:fill="EAF2F5"/>
-            <ns0:vAlign ns0:val="center"/>
             <ns0:shd ns0:fill="EAF2F5"/>
           </ns0:tcPr>
           <ns0:p>
@@ -1456,8 +4816,8 @@
         <ns0:tc>
           <ns0:tcPr>
             <ns0:tcW ns0:type="dxa" ns0:w="1020"/>
+            <ns0:vAlign ns0:val="center"/>
             <ns0:shd ns0:fill="EAF2F5"/>
-            <ns0:vAlign ns0:val="center"/>
             <ns0:shd ns0:fill="EAF2F5"/>
           </ns0:tcPr>
           <ns0:p>
@@ -2850,7 +6210,7 @@
       <ns0:pPr>
         <ns0:keepNext/>
         <ns0:keepLines/>
-        <ns0:pageBreakBefore/>
+        <ns0:pageBreakBefore ns0:val="0"/>
         <ns0:widowControl/>
         <ns0:spacing ns0:line="331" ns0:lineRule="auto" ns0:before="240" ns0:after="120"/>
         <ns0:jc ns0:val="left"/>
@@ -3041,8 +6401,8 @@
         <ns0:tc>
           <ns0:tcPr>
             <ns0:tcW ns0:type="dxa" ns0:w="1962"/>
+            <ns0:vAlign ns0:val="center"/>
             <ns0:shd ns0:fill="EAF2F5"/>
-            <ns0:vAlign ns0:val="center"/>
             <ns0:shd ns0:fill="EAF2F5"/>
           </ns0:tcPr>
           <ns0:p>
@@ -3069,8 +6429,8 @@
         <ns0:tc>
           <ns0:tcPr>
             <ns0:tcW ns0:type="dxa" ns0:w="1962"/>
+            <ns0:vAlign ns0:val="center"/>
             <ns0:shd ns0:fill="EAF2F5"/>
-            <ns0:vAlign ns0:val="center"/>
             <ns0:shd ns0:fill="EAF2F5"/>
           </ns0:tcPr>
           <ns0:p>
@@ -3097,8 +6457,8 @@
         <ns0:tc>
           <ns0:tcPr>
             <ns0:tcW ns0:type="dxa" ns0:w="1962"/>
+            <ns0:vAlign ns0:val="center"/>
             <ns0:shd ns0:fill="EAF2F5"/>
-            <ns0:vAlign ns0:val="center"/>
             <ns0:shd ns0:fill="EAF2F5"/>
           </ns0:tcPr>
           <ns0:p>
@@ -3125,8 +6485,8 @@
         <ns0:tc>
           <ns0:tcPr>
             <ns0:tcW ns0:type="dxa" ns0:w="1962"/>
+            <ns0:vAlign ns0:val="center"/>
             <ns0:shd ns0:fill="EAF2F5"/>
-            <ns0:vAlign ns0:val="center"/>
             <ns0:shd ns0:fill="EAF2F5"/>
           </ns0:tcPr>
           <ns0:p>
@@ -3153,8 +6513,8 @@
         <ns0:tc>
           <ns0:tcPr>
             <ns0:tcW ns0:type="dxa" ns0:w="1962"/>
+            <ns0:vAlign ns0:val="center"/>
             <ns0:shd ns0:fill="EAF2F5"/>
-            <ns0:vAlign ns0:val="center"/>
             <ns0:shd ns0:fill="EAF2F5"/>
           </ns0:tcPr>
           <ns0:p>
@@ -4868,7 +8228,7 @@
       <ns0:bookmarkStart ns0:id="10242" ns0:name="YH_c282ade0_242"/>
       <ns0:pPr>
         <ns0:keepNext ns0:val="0"/>
-        <ns0:keepLines/>
+        <ns0:keepLines ns0:val="0"/>
         <ns0:pageBreakBefore ns0:val="0"/>
         <ns0:widowControl/>
         <ns0:spacing ns0:line="331" ns0:lineRule="auto" ns0:before="0" ns0:after="140"/>
@@ -4891,7 +8251,7 @@
         <ns0:br/>
         <ns0:t xml:space="preserve">提取收率变化可能影响每盒材料耗用；现有工艺文档给出控制要求，尚不能证明本期实际收率下降。需将批次投料和合格产出与上期对照核查。</ns0:t>
         <ns0:br/>
-        <ns0:t xml:space="preserve">直接材料总成本口径：本期4﻿3﻿7﻿1﻿5﻿0﻿.﻿0﻿0﻿元，基期5﻿1﻿5﻿6﻿0﻿0﻿.﻿0﻿0﻿元，环比-﻿1﻿5﻿.﻿2﻿2﻿%。熟地黄、山茱萸等主要药材采购价回落，可能带动直接材料单位成本环比下降，此方向与配方文档所述山茱萸大小年波动明显、库存周期性强的特点同向，可能性中等。山茱萸与熟地黄本期单位成本环比均有下降，可能来自采购批次价格或投料收率改善，尚缺同期采购与批生产明细佐证。</ns0:t>
+        <ns0:t xml:space="preserve">直接材料总成本口径：本期4﻿3﻿7﻿1﻿5﻿0﻿.﻿0﻿0﻿元，基期5﻿1﻿5﻿6﻿0﻿0﻿.﻿0﻿0﻿元，环比-﻿1﻿5﻿.﻿2﻿2﻿%。可能性较高：直接材料总额下降可能与本月产量收缩带来的投料需求减少同向，配方文档载明熟地黄、山茱萸等药材价格受产地加工与大小年波动影响，若本期主要药材采购价处于下行段也会同步压低单位材料成本，需核对采购与投料记录予以确认。</ns0:t>
       </ns0:r>
       <ns0:bookmarkEnd ns0:id="10242"/>
     </ns0:p>
@@ -4947,8 +8307,8 @@
         <ns0:tc>
           <ns0:tcPr>
             <ns0:tcW ns0:type="dxa" ns0:w="1962"/>
+            <ns0:vAlign ns0:val="center"/>
             <ns0:shd ns0:fill="EAF2F5"/>
-            <ns0:vAlign ns0:val="center"/>
             <ns0:shd ns0:fill="EAF2F5"/>
           </ns0:tcPr>
           <ns0:p>
@@ -4975,8 +8335,8 @@
         <ns0:tc>
           <ns0:tcPr>
             <ns0:tcW ns0:type="dxa" ns0:w="1962"/>
+            <ns0:vAlign ns0:val="center"/>
             <ns0:shd ns0:fill="EAF2F5"/>
-            <ns0:vAlign ns0:val="center"/>
             <ns0:shd ns0:fill="EAF2F5"/>
           </ns0:tcPr>
           <ns0:p>
@@ -5003,8 +8363,8 @@
         <ns0:tc>
           <ns0:tcPr>
             <ns0:tcW ns0:type="dxa" ns0:w="1962"/>
+            <ns0:vAlign ns0:val="center"/>
             <ns0:shd ns0:fill="EAF2F5"/>
-            <ns0:vAlign ns0:val="center"/>
             <ns0:shd ns0:fill="EAF2F5"/>
           </ns0:tcPr>
           <ns0:p>
@@ -5031,8 +8391,8 @@
         <ns0:tc>
           <ns0:tcPr>
             <ns0:tcW ns0:type="dxa" ns0:w="1962"/>
+            <ns0:vAlign ns0:val="center"/>
             <ns0:shd ns0:fill="EAF2F5"/>
-            <ns0:vAlign ns0:val="center"/>
             <ns0:shd ns0:fill="EAF2F5"/>
           </ns0:tcPr>
           <ns0:p>
@@ -5059,8 +8419,8 @@
         <ns0:tc>
           <ns0:tcPr>
             <ns0:tcW ns0:type="dxa" ns0:w="1962"/>
+            <ns0:vAlign ns0:val="center"/>
             <ns0:shd ns0:fill="EAF2F5"/>
-            <ns0:vAlign ns0:val="center"/>
             <ns0:shd ns0:fill="EAF2F5"/>
           </ns0:tcPr>
           <ns0:p>
@@ -5674,7 +9034,7 @@
     <ns0:p>
       <ns0:pPr>
         <ns0:keepNext ns0:val="0"/>
-        <ns0:keepLines/>
+        <ns0:keepLines ns0:val="0"/>
         <ns0:pageBreakBefore ns0:val="0"/>
         <ns0:widowControl/>
         <ns0:spacing ns0:line="331" ns0:lineRule="auto" ns0:before="0" ns0:after="140"/>
@@ -5689,7 +9049,7 @@
           <ns0:color ns0:val="202D33"/>
           <ns0:sz ns0:val="21"/>
         </ns0:rPr>
-        <ns0:t>直接人工总成本口径：本期7﻿2﻿8﻿0﻿0﻿.﻿0﻿0﻿元，基期8﻿4﻿8﻿0﻿0﻿.﻿0﻿0﻿元，环比-﻿1﻿4﻿.﻿1﻿5﻿%。现有证据不足以确认原因；需补充并核查：对应月份车间排班与工时台账、期间各工序计件单价与人工费用分配明细表、对应月份产量与人工成本结转凭证。</ns0:t>
+        <ns0:t>直接人工总成本口径：本期7﻿2﻿8﻿0﻿0﻿.﻿0﻿0﻿元，基期8﻿4﻿8﻿0﻿0﻿.﻿0﻿0﻿元，环比-﻿1﻿4﻿.﻿1﻿5﻿%。可能性中等：直接人工总额下降可能与产量收缩后工序用工减少有关，工艺文档给出拣选、粉碎、填充等工序的定员结构，若本月排产批次减少，人工投入会随之下降，需以工时台账核实。</ns0:t>
       </ns0:r>
     </ns0:p>
     <ns0:p>
@@ -5744,8 +9104,8 @@
         <ns0:tc>
           <ns0:tcPr>
             <ns0:tcW ns0:type="dxa" ns0:w="1962"/>
+            <ns0:vAlign ns0:val="center"/>
             <ns0:shd ns0:fill="EAF2F5"/>
-            <ns0:vAlign ns0:val="center"/>
             <ns0:shd ns0:fill="EAF2F5"/>
           </ns0:tcPr>
           <ns0:p>
@@ -5772,8 +9132,8 @@
         <ns0:tc>
           <ns0:tcPr>
             <ns0:tcW ns0:type="dxa" ns0:w="1962"/>
+            <ns0:vAlign ns0:val="center"/>
             <ns0:shd ns0:fill="EAF2F5"/>
-            <ns0:vAlign ns0:val="center"/>
             <ns0:shd ns0:fill="EAF2F5"/>
           </ns0:tcPr>
           <ns0:p>
@@ -5800,8 +9160,8 @@
         <ns0:tc>
           <ns0:tcPr>
             <ns0:tcW ns0:type="dxa" ns0:w="1962"/>
+            <ns0:vAlign ns0:val="center"/>
             <ns0:shd ns0:fill="EAF2F5"/>
-            <ns0:vAlign ns0:val="center"/>
             <ns0:shd ns0:fill="EAF2F5"/>
           </ns0:tcPr>
           <ns0:p>
@@ -5828,8 +9188,8 @@
         <ns0:tc>
           <ns0:tcPr>
             <ns0:tcW ns0:type="dxa" ns0:w="1962"/>
+            <ns0:vAlign ns0:val="center"/>
             <ns0:shd ns0:fill="EAF2F5"/>
-            <ns0:vAlign ns0:val="center"/>
             <ns0:shd ns0:fill="EAF2F5"/>
           </ns0:tcPr>
           <ns0:p>
@@ -5856,8 +9216,8 @@
         <ns0:tc>
           <ns0:tcPr>
             <ns0:tcW ns0:type="dxa" ns0:w="1962"/>
+            <ns0:vAlign ns0:val="center"/>
             <ns0:shd ns0:fill="EAF2F5"/>
-            <ns0:vAlign ns0:val="center"/>
             <ns0:shd ns0:fill="EAF2F5"/>
           </ns0:tcPr>
           <ns0:p>
@@ -6763,7 +10123,7 @@
     <ns0:p>
       <ns0:pPr>
         <ns0:keepNext ns0:val="0"/>
-        <ns0:keepLines/>
+        <ns0:keepLines ns0:val="0"/>
         <ns0:pageBreakBefore ns0:val="0"/>
         <ns0:widowControl/>
         <ns0:spacing ns0:line="331" ns0:lineRule="auto" ns0:before="0" ns0:after="140"/>
@@ -6778,7 +10138,7 @@
           <ns0:color ns0:val="202D33"/>
           <ns0:sz ns0:val="21"/>
         </ns0:rPr>
-        <ns0:t>制造费用总成本口径：本期1﻿0﻿5﻿0﻿0﻿0﻿.﻿0﻿0﻿元，基期1﻿2﻿3﻿2﻿0﻿0﻿.﻿0﻿0﻿元，环比-﻿1﻿4﻿.﻿7﻿7﻿%。现有证据不足以确认原因；需补充并核查：期间制造费用明细账及分摊计算表、对应月份车间水电能耗计量记录、期间设备使用与维护日志。</ns0:t>
+        <ns0:t>制造费用总成本口径：本期1﻿0﻿5﻿0﻿0﻿0﻿.﻿0﻿0﻿元，基期1﻿2﻿3﻿2﻿0﻿0﻿.﻿0﻿0﻿元，环比-﻿1﻿4﻿.﻿7﻿7﻿%。可能性中等：制造费用总额下降可能与产量收缩后固定费用分摊基数变小及能源动力耗用减少有关，GMP要求关键设备保有使用日志，若本月设备运行时间缩短则相关能耗费用会同步下降，尚不能排除费用科目口径调整，需核查明细。</ns0:t>
       </ns0:r>
     </ns0:p>
     <ns0:p>
@@ -7732,7 +11092,7 @@
       <ns0:bookmarkStart ns0:id="10311" ns0:name="YH_c282ade0_311"/>
       <ns0:pPr>
         <ns0:keepNext ns0:val="0"/>
-        <ns0:keepLines/>
+        <ns0:keepLines ns0:val="0"/>
         <ns0:pageBreakBefore ns0:val="0"/>
         <ns0:widowControl/>
         <ns0:spacing ns0:line="331" ns0:lineRule="auto" ns0:before="0" ns0:after="140"/>
@@ -9564,7 +12924,7 @@
       <ns0:bookmarkStart ns0:id="10318" ns0:name="YH_c282ade0_318"/>
       <ns0:pPr>
         <ns0:keepNext ns0:val="0"/>
-        <ns0:keepLines/>
+        <ns0:keepLines ns0:val="0"/>
         <ns0:pageBreakBefore ns0:val="0"/>
         <ns0:widowControl/>
         <ns0:spacing ns0:line="331" ns0:lineRule="auto" ns0:before="0" ns0:after="140"/>
@@ -9610,7 +12970,7 @@
       <ns0:bookmarkStart ns0:id="10320" ns0:name="YH_c282ade0_320"/>
       <ns0:pPr>
         <ns0:keepNext ns0:val="0"/>
-        <ns0:keepLines/>
+        <ns0:keepLines ns0:val="0"/>
         <ns0:pageBreakBefore ns0:val="0"/>
         <ns0:widowControl/>
         <ns0:spacing ns0:line="331" ns0:lineRule="auto" ns0:before="0" ns0:after="140"/>
@@ -9625,7 +12985,7 @@
           <ns0:color ns0:val="202D33"/>
           <ns0:sz ns0:val="21"/>
         </ns0:rPr>
-        <ns0:t xml:space="preserve">跨厂比较方向：中药一厂−中药二厂，以中药二厂为分母。比较限制：总成本对比受产量影响，不能作为单位效率结论；文档原因证据由报告检索流程补充；仅表内数值不能证明因果。现有证据不足以确认原因；需补充并核查：中药二厂对应期间直接材料单位耗用与采购单价明细台账、两厂同口径各工序工时与人工分配记录、两厂同口径制造费用归集明细账、两厂对应车间期间批生产记录。数据边界：中药二厂明细：合成演示数据：数值按题包二厂成本汇总精确校准（结构比例取自一厂），非真实二厂经营明细。</ns0:t>
+        <ns0:t xml:space="preserve">跨厂比较方向：中药一厂−中药二厂，以中药二厂为分母。比较限制：总成本对比受产量影响，不能作为单位效率结论；文档原因证据由报告检索流程补充；仅表内数值不能证明因果。现有证据不足以确认原因；需补充并核查：中药二厂对应期间六味地黄胶囊成本明细账、中药二厂对应期间药材采购合同台账及投料明细、两厂对应期间单位成本构成同口径对账记录。数据边界：中药二厂明细：合成演示数据：数值按题包二厂成本汇总精确校准（结构比例取自一厂），非真实二厂经营明细。</ns0:t>
       </ns0:r>
       <ns0:bookmarkEnd ns0:id="10320"/>
     </ns0:p>
@@ -9679,7 +13039,7 @@
       <ns0:bookmarkStart ns0:id="10323" ns0:name="YH_c282ade0_323"/>
       <ns0:pPr>
         <ns0:keepNext ns0:val="0"/>
-        <ns0:keepLines/>
+        <ns0:keepLines ns0:val="0"/>
         <ns0:pageBreakBefore ns0:val="0"/>
         <ns0:widowControl/>
         <ns0:spacing ns0:line="331" ns0:lineRule="auto" ns0:before="0" ns0:after="140"/>
@@ -9797,8 +13157,12 @@
         <ns0:tblLook ns0:firstColumn="1" ns0:firstRow="1" ns0:lastColumn="0" ns0:lastRow="0" ns0:noHBand="0" ns0:noVBand="1" ns0:val="04A0"/>
       </ns0:tblPr>
       <ns0:tblGrid>
-        <ns0:gridCol ns0:w="6406"/>
-        <ns0:gridCol ns0:w="3402"/>
+        <ns0:gridCol ns0:w="1635"/>
+        <ns0:gridCol ns0:w="1635"/>
+        <ns0:gridCol ns0:w="1635"/>
+        <ns0:gridCol ns0:w="1635"/>
+        <ns0:gridCol ns0:w="1635"/>
+        <ns0:gridCol ns0:w="1635"/>
       </ns0:tblGrid>
       <ns0:tr>
         <ns0:trPr>
@@ -9807,7 +13171,7 @@
         </ns0:trPr>
         <ns0:tc>
           <ns0:tcPr>
-            <ns0:tcW ns0:type="dxa" ns0:w="6406"/>
+            <ns0:tcW ns0:type="dxa" ns0:w="1635"/>
             <ns0:vAlign ns0:val="center"/>
             <ns0:shd ns0:fill="EAF2F5"/>
           </ns0:tcPr>
@@ -9828,13 +13192,13 @@
                 <ns0:color ns0:val="202D33"/>
                 <ns0:sz ns0:val="19"/>
               </ns0:rPr>
-              <ns0:t>问题与核查行动</ns0:t>
-            </ns0:r>
-          </ns0:p>
-        </ns0:tc>
-        <ns0:tc>
-          <ns0:tcPr>
-            <ns0:tcW ns0:type="dxa" ns0:w="3402"/>
+              <ns0:t>序号</ns0:t>
+            </ns0:r>
+          </ns0:p>
+        </ns0:tc>
+        <ns0:tc>
+          <ns0:tcPr>
+            <ns0:tcW ns0:type="dxa" ns0:w="1635"/>
             <ns0:vAlign ns0:val="center"/>
             <ns0:shd ns0:fill="EAF2F5"/>
           </ns0:tcPr>
@@ -9855,7 +13219,115 @@
                 <ns0:color ns0:val="202D33"/>
                 <ns0:sz ns0:val="19"/>
               </ns0:rPr>
-              <ns0:t>预期证据</ns0:t>
+              <ns0:t>建议事项</ns0:t>
+            </ns0:r>
+          </ns0:p>
+        </ns0:tc>
+        <ns0:tc>
+          <ns0:tcPr>
+            <ns0:tcW ns0:type="dxa" ns0:w="1635"/>
+            <ns0:vAlign ns0:val="center"/>
+            <ns0:shd ns0:fill="EAF2F5"/>
+          </ns0:tcPr>
+          <ns0:p>
+            <ns0:pPr>
+              <ns0:keepNext ns0:val="0"/>
+              <ns0:keepLines/>
+              <ns0:pageBreakBefore ns0:val="0"/>
+              <ns0:widowControl/>
+              <ns0:spacing ns0:line="276" ns0:lineRule="auto" ns0:before="0" ns0:after="60"/>
+              <ns0:jc ns0:val="center"/>
+              <ns0:wordWrap ns0:val="0"/>
+            </ns0:pPr>
+            <ns0:r>
+              <ns0:rPr>
+                <ns0:rFonts ns0:ascii="Noto Sans SC" ns0:hAnsi="Noto Sans SC" ns0:eastAsia="Noto Sans SC"/>
+                <ns0:b/>
+                <ns0:color ns0:val="202D33"/>
+                <ns0:sz ns0:val="19"/>
+              </ns0:rPr>
+              <ns0:t>责任部门</ns0:t>
+            </ns0:r>
+          </ns0:p>
+        </ns0:tc>
+        <ns0:tc>
+          <ns0:tcPr>
+            <ns0:tcW ns0:type="dxa" ns0:w="1635"/>
+            <ns0:vAlign ns0:val="center"/>
+            <ns0:shd ns0:fill="EAF2F5"/>
+          </ns0:tcPr>
+          <ns0:p>
+            <ns0:pPr>
+              <ns0:keepNext ns0:val="0"/>
+              <ns0:keepLines/>
+              <ns0:pageBreakBefore ns0:val="0"/>
+              <ns0:widowControl/>
+              <ns0:spacing ns0:line="276" ns0:lineRule="auto" ns0:before="0" ns0:after="60"/>
+              <ns0:jc ns0:val="center"/>
+              <ns0:wordWrap ns0:val="0"/>
+            </ns0:pPr>
+            <ns0:r>
+              <ns0:rPr>
+                <ns0:rFonts ns0:ascii="Noto Sans SC" ns0:hAnsi="Noto Sans SC" ns0:eastAsia="Noto Sans SC"/>
+                <ns0:b/>
+                <ns0:color ns0:val="202D33"/>
+                <ns0:sz ns0:val="19"/>
+              </ns0:rPr>
+              <ns0:t>优先级</ns0:t>
+            </ns0:r>
+          </ns0:p>
+        </ns0:tc>
+        <ns0:tc>
+          <ns0:tcPr>
+            <ns0:tcW ns0:type="dxa" ns0:w="1635"/>
+            <ns0:vAlign ns0:val="center"/>
+            <ns0:shd ns0:fill="EAF2F5"/>
+          </ns0:tcPr>
+          <ns0:p>
+            <ns0:pPr>
+              <ns0:keepNext ns0:val="0"/>
+              <ns0:keepLines/>
+              <ns0:pageBreakBefore ns0:val="0"/>
+              <ns0:widowControl/>
+              <ns0:spacing ns0:line="276" ns0:lineRule="auto" ns0:before="0" ns0:after="60"/>
+              <ns0:jc ns0:val="center"/>
+              <ns0:wordWrap ns0:val="0"/>
+            </ns0:pPr>
+            <ns0:r>
+              <ns0:rPr>
+                <ns0:rFonts ns0:ascii="Noto Sans SC" ns0:hAnsi="Noto Sans SC" ns0:eastAsia="Noto Sans SC"/>
+                <ns0:b/>
+                <ns0:color ns0:val="202D33"/>
+                <ns0:sz ns0:val="19"/>
+              </ns0:rPr>
+              <ns0:t>预期效果</ns0:t>
+            </ns0:r>
+          </ns0:p>
+        </ns0:tc>
+        <ns0:tc>
+          <ns0:tcPr>
+            <ns0:tcW ns0:type="dxa" ns0:w="1635"/>
+            <ns0:vAlign ns0:val="center"/>
+            <ns0:shd ns0:fill="EAF2F5"/>
+          </ns0:tcPr>
+          <ns0:p>
+            <ns0:pPr>
+              <ns0:keepNext ns0:val="0"/>
+              <ns0:keepLines/>
+              <ns0:pageBreakBefore ns0:val="0"/>
+              <ns0:widowControl/>
+              <ns0:spacing ns0:line="276" ns0:lineRule="auto" ns0:before="0" ns0:after="60"/>
+              <ns0:jc ns0:val="center"/>
+              <ns0:wordWrap ns0:val="0"/>
+            </ns0:pPr>
+            <ns0:r>
+              <ns0:rPr>
+                <ns0:rFonts ns0:ascii="Noto Sans SC" ns0:hAnsi="Noto Sans SC" ns0:eastAsia="Noto Sans SC"/>
+                <ns0:b/>
+                <ns0:color ns0:val="202D33"/>
+                <ns0:sz ns0:val="19"/>
+              </ns0:rPr>
+              <ns0:t>建议完成时间</ns0:t>
             </ns0:r>
           </ns0:p>
         </ns0:tc>
@@ -9866,57 +13338,157 @@
         </ns0:trPr>
         <ns0:tc>
           <ns0:tcPr>
-            <ns0:tcW ns0:type="dxa" ns0:w="6406"/>
-            <ns0:vAlign ns0:val="center"/>
-          </ns0:tcPr>
-          <ns0:p>
-            <ns0:pPr>
-              <ns0:keepNext ns0:val="0"/>
-              <ns0:keepLines/>
-              <ns0:pageBreakBefore ns0:val="0"/>
-              <ns0:widowControl/>
-              <ns0:spacing ns0:line="276" ns0:lineRule="auto" ns0:before="0" ns0:after="60"/>
-              <ns0:jc ns0:val="left"/>
-              <ns0:wordWrap ns0:val="0"/>
-            </ns0:pPr>
-            <ns0:r>
-              <ns0:rPr>
-                <ns0:rFonts ns0:ascii="Noto Sans SC" ns0:hAnsi="Noto Sans SC" ns0:eastAsia="Noto Sans SC"/>
-                <ns0:b ns0:val="0"/>
-                <ns0:color ns0:val="202D33"/>
-                <ns0:sz ns0:val="19"/>
-              </ns0:rPr>
-              <ns0:t>1．调取同期药材采购合同台账与批生产投料明细，将主要药材实际入库单价和单盒耗用与上月对比，确认材料单位成本下降来源</ns0:t>
-              <ns0:br/>
-              <ns0:t>核查对象：直接材料单位成本环比下降中价格因素与耗用因素的占比</ns0:t>
-              <ns0:br/>
-              <ns0:t>行动：调取同期药材采购合同台账与批生产投料明细，将主要药材实际入库单价和单盒耗用与上月对比，确认材料单位成本下降来源</ns0:t>
-            </ns0:r>
-          </ns0:p>
-        </ns0:tc>
-        <ns0:tc>
-          <ns0:tcPr>
-            <ns0:tcW ns0:type="dxa" ns0:w="3402"/>
-            <ns0:vAlign ns0:val="center"/>
-          </ns0:tcPr>
-          <ns0:p>
-            <ns0:pPr>
-              <ns0:keepNext ns0:val="0"/>
-              <ns0:keepLines/>
-              <ns0:pageBreakBefore ns0:val="0"/>
-              <ns0:widowControl/>
-              <ns0:spacing ns0:line="276" ns0:lineRule="auto" ns0:before="0" ns0:after="60"/>
-              <ns0:jc ns0:val="left"/>
-              <ns0:wordWrap ns0:val="0"/>
-            </ns0:pPr>
-            <ns0:r>
-              <ns0:rPr>
-                <ns0:rFonts ns0:ascii="Noto Sans SC" ns0:hAnsi="Noto Sans SC" ns0:eastAsia="Noto Sans SC"/>
-                <ns0:b ns0:val="0"/>
-                <ns0:color ns0:val="202D33"/>
-                <ns0:sz ns0:val="19"/>
-              </ns0:rPr>
-              <ns0:t>对应月份药材采购合同台账、对应车间期间批生产投料耗用明细</ns0:t>
+            <ns0:tcW ns0:type="dxa" ns0:w="1635"/>
+            <ns0:vAlign ns0:val="center"/>
+          </ns0:tcPr>
+          <ns0:p>
+            <ns0:pPr>
+              <ns0:keepNext ns0:val="0"/>
+              <ns0:keepLines/>
+              <ns0:pageBreakBefore ns0:val="0"/>
+              <ns0:widowControl/>
+              <ns0:spacing ns0:line="276" ns0:lineRule="auto" ns0:before="0" ns0:after="60"/>
+              <ns0:jc ns0:val="left"/>
+              <ns0:wordWrap ns0:val="0"/>
+            </ns0:pPr>
+            <ns0:r>
+              <ns0:rPr>
+                <ns0:rFonts ns0:ascii="Noto Sans SC" ns0:hAnsi="Noto Sans SC" ns0:eastAsia="Noto Sans SC"/>
+                <ns0:b ns0:val="0"/>
+                <ns0:color ns0:val="202D33"/>
+                <ns0:sz ns0:val="19"/>
+              </ns0:rPr>
+              <ns0:t>1</ns0:t>
+            </ns0:r>
+          </ns0:p>
+        </ns0:tc>
+        <ns0:tc>
+          <ns0:tcPr>
+            <ns0:tcW ns0:type="dxa" ns0:w="1635"/>
+            <ns0:vAlign ns0:val="center"/>
+          </ns0:tcPr>
+          <ns0:p>
+            <ns0:pPr>
+              <ns0:keepNext ns0:val="0"/>
+              <ns0:keepLines/>
+              <ns0:pageBreakBefore ns0:val="0"/>
+              <ns0:widowControl/>
+              <ns0:spacing ns0:line="276" ns0:lineRule="auto" ns0:before="0" ns0:after="60"/>
+              <ns0:jc ns0:val="left"/>
+              <ns0:wordWrap ns0:val="0"/>
+            </ns0:pPr>
+            <ns0:r>
+              <ns0:rPr>
+                <ns0:rFonts ns0:ascii="Noto Sans SC" ns0:hAnsi="Noto Sans SC" ns0:eastAsia="Noto Sans SC"/>
+                <ns0:b ns0:val="0"/>
+                <ns0:color ns0:val="202D33"/>
+                <ns0:sz ns0:val="19"/>
+              </ns0:rPr>
+              <ns0:t>调取同期采购合同与投料明细，区分价格因素与产量因素的贡献。</ns0:t>
+            </ns0:r>
+          </ns0:p>
+        </ns0:tc>
+        <ns0:tc>
+          <ns0:tcPr>
+            <ns0:tcW ns0:type="dxa" ns0:w="1635"/>
+            <ns0:vAlign ns0:val="center"/>
+          </ns0:tcPr>
+          <ns0:p>
+            <ns0:pPr>
+              <ns0:keepNext ns0:val="0"/>
+              <ns0:keepLines/>
+              <ns0:pageBreakBefore ns0:val="0"/>
+              <ns0:widowControl/>
+              <ns0:spacing ns0:line="276" ns0:lineRule="auto" ns0:before="0" ns0:after="60"/>
+              <ns0:jc ns0:val="left"/>
+              <ns0:wordWrap ns0:val="0"/>
+            </ns0:pPr>
+            <ns0:r>
+              <ns0:rPr>
+                <ns0:rFonts ns0:ascii="Noto Sans SC" ns0:hAnsi="Noto Sans SC" ns0:eastAsia="Noto Sans SC"/>
+                <ns0:b ns0:val="0"/>
+                <ns0:color ns0:val="202D33"/>
+                <ns0:sz ns0:val="19"/>
+              </ns0:rPr>
+              <ns0:t>采购部与生产部</ns0:t>
+            </ns0:r>
+          </ns0:p>
+        </ns0:tc>
+        <ns0:tc>
+          <ns0:tcPr>
+            <ns0:tcW ns0:type="dxa" ns0:w="1635"/>
+            <ns0:vAlign ns0:val="center"/>
+          </ns0:tcPr>
+          <ns0:p>
+            <ns0:pPr>
+              <ns0:keepNext ns0:val="0"/>
+              <ns0:keepLines/>
+              <ns0:pageBreakBefore ns0:val="0"/>
+              <ns0:widowControl/>
+              <ns0:spacing ns0:line="276" ns0:lineRule="auto" ns0:before="0" ns0:after="60"/>
+              <ns0:jc ns0:val="left"/>
+              <ns0:wordWrap ns0:val="0"/>
+            </ns0:pPr>
+            <ns0:r>
+              <ns0:rPr>
+                <ns0:rFonts ns0:ascii="Noto Sans SC" ns0:hAnsi="Noto Sans SC" ns0:eastAsia="Noto Sans SC"/>
+                <ns0:b ns0:val="0"/>
+                <ns0:color ns0:val="202D33"/>
+                <ns0:sz ns0:val="19"/>
+              </ns0:rPr>
+              <ns0:t>高</ns0:t>
+            </ns0:r>
+          </ns0:p>
+        </ns0:tc>
+        <ns0:tc>
+          <ns0:tcPr>
+            <ns0:tcW ns0:type="dxa" ns0:w="1635"/>
+            <ns0:vAlign ns0:val="center"/>
+          </ns0:tcPr>
+          <ns0:p>
+            <ns0:pPr>
+              <ns0:keepNext ns0:val="0"/>
+              <ns0:keepLines/>
+              <ns0:pageBreakBefore ns0:val="0"/>
+              <ns0:widowControl/>
+              <ns0:spacing ns0:line="276" ns0:lineRule="auto" ns0:before="0" ns0:after="60"/>
+              <ns0:jc ns0:val="left"/>
+              <ns0:wordWrap ns0:val="0"/>
+            </ns0:pPr>
+            <ns0:r>
+              <ns0:rPr>
+                <ns0:rFonts ns0:ascii="Noto Sans SC" ns0:hAnsi="Noto Sans SC" ns0:eastAsia="Noto Sans SC"/>
+                <ns0:b ns0:val="0"/>
+                <ns0:color ns0:val="202D33"/>
+                <ns0:sz ns0:val="19"/>
+              </ns0:rPr>
+              <ns0:t>对应月份主要药材采购合同台账、对应车间期间批生产记录及投料明细</ns0:t>
+            </ns0:r>
+          </ns0:p>
+        </ns0:tc>
+        <ns0:tc>
+          <ns0:tcPr>
+            <ns0:tcW ns0:type="dxa" ns0:w="1635"/>
+            <ns0:vAlign ns0:val="center"/>
+          </ns0:tcPr>
+          <ns0:p>
+            <ns0:pPr>
+              <ns0:keepNext ns0:val="0"/>
+              <ns0:keepLines/>
+              <ns0:pageBreakBefore ns0:val="0"/>
+              <ns0:widowControl/>
+              <ns0:spacing ns0:line="276" ns0:lineRule="auto" ns0:before="0" ns0:after="60"/>
+              <ns0:jc ns0:val="left"/>
+              <ns0:wordWrap ns0:val="0"/>
+            </ns0:pPr>
+            <ns0:r>
+              <ns0:rPr>
+                <ns0:rFonts ns0:ascii="Noto Sans SC" ns0:hAnsi="Noto Sans SC" ns0:eastAsia="Noto Sans SC"/>
+                <ns0:b ns0:val="0"/>
+                <ns0:color ns0:val="202D33"/>
+                <ns0:sz ns0:val="19"/>
+              </ns0:rPr>
+              <ns0:t>月度成本结账后10个工作日内</ns0:t>
             </ns0:r>
           </ns0:p>
         </ns0:tc>
@@ -9927,57 +13499,157 @@
         </ns0:trPr>
         <ns0:tc>
           <ns0:tcPr>
-            <ns0:tcW ns0:type="dxa" ns0:w="6406"/>
-            <ns0:vAlign ns0:val="center"/>
-          </ns0:tcPr>
-          <ns0:p>
-            <ns0:pPr>
-              <ns0:keepNext ns0:val="0"/>
-              <ns0:keepLines/>
-              <ns0:pageBreakBefore ns0:val="0"/>
-              <ns0:widowControl/>
-              <ns0:spacing ns0:line="276" ns0:lineRule="auto" ns0:before="0" ns0:after="60"/>
-              <ns0:jc ns0:val="left"/>
-              <ns0:wordWrap ns0:val="0"/>
-            </ns0:pPr>
-            <ns0:r>
-              <ns0:rPr>
-                <ns0:rFonts ns0:ascii="Noto Sans SC" ns0:hAnsi="Noto Sans SC" ns0:eastAsia="Noto Sans SC"/>
-                <ns0:b ns0:val="0"/>
-                <ns0:color ns0:val="202D33"/>
-                <ns0:sz ns0:val="19"/>
-              </ns0:rPr>
-              <ns0:t>2．调取车间工时台账与人工费用分配表，按工序核对人工成本与实际产量的匹配关系</ns0:t>
-              <ns0:br/>
-              <ns0:t>核查对象：直接人工总额变动中产量因素与单位工时成本因素的拆分</ns0:t>
-              <ns0:br/>
-              <ns0:t>行动：调取车间工时台账与人工费用分配表，按工序核对人工成本与实际产量的匹配关系</ns0:t>
-            </ns0:r>
-          </ns0:p>
-        </ns0:tc>
-        <ns0:tc>
-          <ns0:tcPr>
-            <ns0:tcW ns0:type="dxa" ns0:w="3402"/>
-            <ns0:vAlign ns0:val="center"/>
-          </ns0:tcPr>
-          <ns0:p>
-            <ns0:pPr>
-              <ns0:keepNext ns0:val="0"/>
-              <ns0:keepLines/>
-              <ns0:pageBreakBefore ns0:val="0"/>
-              <ns0:widowControl/>
-              <ns0:spacing ns0:line="276" ns0:lineRule="auto" ns0:before="0" ns0:after="60"/>
-              <ns0:jc ns0:val="left"/>
-              <ns0:wordWrap ns0:val="0"/>
-            </ns0:pPr>
-            <ns0:r>
-              <ns0:rPr>
-                <ns0:rFonts ns0:ascii="Noto Sans SC" ns0:hAnsi="Noto Sans SC" ns0:eastAsia="Noto Sans SC"/>
-                <ns0:b ns0:val="0"/>
-                <ns0:color ns0:val="202D33"/>
-                <ns0:sz ns0:val="19"/>
-              </ns0:rPr>
-              <ns0:t>对应月份车间排班与工时台账、期间人工费用分配明细表</ns0:t>
+            <ns0:tcW ns0:type="dxa" ns0:w="1635"/>
+            <ns0:vAlign ns0:val="center"/>
+          </ns0:tcPr>
+          <ns0:p>
+            <ns0:pPr>
+              <ns0:keepNext ns0:val="0"/>
+              <ns0:keepLines/>
+              <ns0:pageBreakBefore ns0:val="0"/>
+              <ns0:widowControl/>
+              <ns0:spacing ns0:line="276" ns0:lineRule="auto" ns0:before="0" ns0:after="60"/>
+              <ns0:jc ns0:val="left"/>
+              <ns0:wordWrap ns0:val="0"/>
+            </ns0:pPr>
+            <ns0:r>
+              <ns0:rPr>
+                <ns0:rFonts ns0:ascii="Noto Sans SC" ns0:hAnsi="Noto Sans SC" ns0:eastAsia="Noto Sans SC"/>
+                <ns0:b ns0:val="0"/>
+                <ns0:color ns0:val="202D33"/>
+                <ns0:sz ns0:val="19"/>
+              </ns0:rPr>
+              <ns0:t>2</ns0:t>
+            </ns0:r>
+          </ns0:p>
+        </ns0:tc>
+        <ns0:tc>
+          <ns0:tcPr>
+            <ns0:tcW ns0:type="dxa" ns0:w="1635"/>
+            <ns0:vAlign ns0:val="center"/>
+          </ns0:tcPr>
+          <ns0:p>
+            <ns0:pPr>
+              <ns0:keepNext ns0:val="0"/>
+              <ns0:keepLines/>
+              <ns0:pageBreakBefore ns0:val="0"/>
+              <ns0:widowControl/>
+              <ns0:spacing ns0:line="276" ns0:lineRule="auto" ns0:before="0" ns0:after="60"/>
+              <ns0:jc ns0:val="left"/>
+              <ns0:wordWrap ns0:val="0"/>
+            </ns0:pPr>
+            <ns0:r>
+              <ns0:rPr>
+                <ns0:rFonts ns0:ascii="Noto Sans SC" ns0:hAnsi="Noto Sans SC" ns0:eastAsia="Noto Sans SC"/>
+                <ns0:b ns0:val="0"/>
+                <ns0:color ns0:val="202D33"/>
+                <ns0:sz ns0:val="19"/>
+              </ns0:rPr>
+              <ns0:t>比对工时台账与产量变动，确认人工下降中产量与效率的份额。</ns0:t>
+            </ns0:r>
+          </ns0:p>
+        </ns0:tc>
+        <ns0:tc>
+          <ns0:tcPr>
+            <ns0:tcW ns0:type="dxa" ns0:w="1635"/>
+            <ns0:vAlign ns0:val="center"/>
+          </ns0:tcPr>
+          <ns0:p>
+            <ns0:pPr>
+              <ns0:keepNext ns0:val="0"/>
+              <ns0:keepLines/>
+              <ns0:pageBreakBefore ns0:val="0"/>
+              <ns0:widowControl/>
+              <ns0:spacing ns0:line="276" ns0:lineRule="auto" ns0:before="0" ns0:after="60"/>
+              <ns0:jc ns0:val="left"/>
+              <ns0:wordWrap ns0:val="0"/>
+            </ns0:pPr>
+            <ns0:r>
+              <ns0:rPr>
+                <ns0:rFonts ns0:ascii="Noto Sans SC" ns0:hAnsi="Noto Sans SC" ns0:eastAsia="Noto Sans SC"/>
+                <ns0:b ns0:val="0"/>
+                <ns0:color ns0:val="202D33"/>
+                <ns0:sz ns0:val="19"/>
+              </ns0:rPr>
+              <ns0:t>生产部</ns0:t>
+            </ns0:r>
+          </ns0:p>
+        </ns0:tc>
+        <ns0:tc>
+          <ns0:tcPr>
+            <ns0:tcW ns0:type="dxa" ns0:w="1635"/>
+            <ns0:vAlign ns0:val="center"/>
+          </ns0:tcPr>
+          <ns0:p>
+            <ns0:pPr>
+              <ns0:keepNext ns0:val="0"/>
+              <ns0:keepLines/>
+              <ns0:pageBreakBefore ns0:val="0"/>
+              <ns0:widowControl/>
+              <ns0:spacing ns0:line="276" ns0:lineRule="auto" ns0:before="0" ns0:after="60"/>
+              <ns0:jc ns0:val="left"/>
+              <ns0:wordWrap ns0:val="0"/>
+            </ns0:pPr>
+            <ns0:r>
+              <ns0:rPr>
+                <ns0:rFonts ns0:ascii="Noto Sans SC" ns0:hAnsi="Noto Sans SC" ns0:eastAsia="Noto Sans SC"/>
+                <ns0:b ns0:val="0"/>
+                <ns0:color ns0:val="202D33"/>
+                <ns0:sz ns0:val="19"/>
+              </ns0:rPr>
+              <ns0:t>中</ns0:t>
+            </ns0:r>
+          </ns0:p>
+        </ns0:tc>
+        <ns0:tc>
+          <ns0:tcPr>
+            <ns0:tcW ns0:type="dxa" ns0:w="1635"/>
+            <ns0:vAlign ns0:val="center"/>
+          </ns0:tcPr>
+          <ns0:p>
+            <ns0:pPr>
+              <ns0:keepNext ns0:val="0"/>
+              <ns0:keepLines/>
+              <ns0:pageBreakBefore ns0:val="0"/>
+              <ns0:widowControl/>
+              <ns0:spacing ns0:line="276" ns0:lineRule="auto" ns0:before="0" ns0:after="60"/>
+              <ns0:jc ns0:val="left"/>
+              <ns0:wordWrap ns0:val="0"/>
+            </ns0:pPr>
+            <ns0:r>
+              <ns0:rPr>
+                <ns0:rFonts ns0:ascii="Noto Sans SC" ns0:hAnsi="Noto Sans SC" ns0:eastAsia="Noto Sans SC"/>
+                <ns0:b ns0:val="0"/>
+                <ns0:color ns0:val="202D33"/>
+                <ns0:sz ns0:val="19"/>
+              </ns0:rPr>
+              <ns0:t>对应月份车间工序工时台账、对应期间排产与批次生产记录</ns0:t>
+            </ns0:r>
+          </ns0:p>
+        </ns0:tc>
+        <ns0:tc>
+          <ns0:tcPr>
+            <ns0:tcW ns0:type="dxa" ns0:w="1635"/>
+            <ns0:vAlign ns0:val="center"/>
+          </ns0:tcPr>
+          <ns0:p>
+            <ns0:pPr>
+              <ns0:keepNext ns0:val="0"/>
+              <ns0:keepLines/>
+              <ns0:pageBreakBefore ns0:val="0"/>
+              <ns0:widowControl/>
+              <ns0:spacing ns0:line="276" ns0:lineRule="auto" ns0:before="0" ns0:after="60"/>
+              <ns0:jc ns0:val="left"/>
+              <ns0:wordWrap ns0:val="0"/>
+            </ns0:pPr>
+            <ns0:r>
+              <ns0:rPr>
+                <ns0:rFonts ns0:ascii="Noto Sans SC" ns0:hAnsi="Noto Sans SC" ns0:eastAsia="Noto Sans SC"/>
+                <ns0:b ns0:val="0"/>
+                <ns0:color ns0:val="202D33"/>
+                <ns0:sz ns0:val="19"/>
+              </ns0:rPr>
+              <ns0:t>月度成本分析完成后10个工作日内</ns0:t>
             </ns0:r>
           </ns0:p>
         </ns0:tc>
@@ -9988,57 +13660,157 @@
         </ns0:trPr>
         <ns0:tc>
           <ns0:tcPr>
-            <ns0:tcW ns0:type="dxa" ns0:w="6406"/>
-            <ns0:vAlign ns0:val="center"/>
-          </ns0:tcPr>
-          <ns0:p>
-            <ns0:pPr>
-              <ns0:keepNext ns0:val="0"/>
-              <ns0:keepLines/>
-              <ns0:pageBreakBefore ns0:val="0"/>
-              <ns0:widowControl/>
-              <ns0:spacing ns0:line="276" ns0:lineRule="auto" ns0:before="0" ns0:after="60"/>
-              <ns0:jc ns0:val="left"/>
-              <ns0:wordWrap ns0:val="0"/>
-            </ns0:pPr>
-            <ns0:r>
-              <ns0:rPr>
-                <ns0:rFonts ns0:ascii="Noto Sans SC" ns0:hAnsi="Noto Sans SC" ns0:eastAsia="Noto Sans SC"/>
-                <ns0:b ns0:val="0"/>
-                <ns0:color ns0:val="202D33"/>
-                <ns0:sz ns0:val="19"/>
-              </ns0:rPr>
-              <ns0:t>3．按固定与变动项目拆分制造费用明细账，核对能耗计量与设备日志，确认总额变动的构成</ns0:t>
-              <ns0:br/>
-              <ns0:t>核查对象：制造费用总额变动中固定费用摊薄与变动费用减少的拆分</ns0:t>
-              <ns0:br/>
-              <ns0:t>行动：按固定与变动项目拆分制造费用明细账，核对能耗计量与设备日志，确认总额变动的构成</ns0:t>
-            </ns0:r>
-          </ns0:p>
-        </ns0:tc>
-        <ns0:tc>
-          <ns0:tcPr>
-            <ns0:tcW ns0:type="dxa" ns0:w="3402"/>
-            <ns0:vAlign ns0:val="center"/>
-          </ns0:tcPr>
-          <ns0:p>
-            <ns0:pPr>
-              <ns0:keepNext ns0:val="0"/>
-              <ns0:keepLines/>
-              <ns0:pageBreakBefore ns0:val="0"/>
-              <ns0:widowControl/>
-              <ns0:spacing ns0:line="276" ns0:lineRule="auto" ns0:before="0" ns0:after="60"/>
-              <ns0:jc ns0:val="left"/>
-              <ns0:wordWrap ns0:val="0"/>
-            </ns0:pPr>
-            <ns0:r>
-              <ns0:rPr>
-                <ns0:rFonts ns0:ascii="Noto Sans SC" ns0:hAnsi="Noto Sans SC" ns0:eastAsia="Noto Sans SC"/>
-                <ns0:b ns0:val="0"/>
-                <ns0:color ns0:val="202D33"/>
-                <ns0:sz ns0:val="19"/>
-              </ns0:rPr>
-              <ns0:t>期间制造费用明细账及分摊计算表、对应月份车间水电能耗计量记录</ns0:t>
+            <ns0:tcW ns0:type="dxa" ns0:w="1635"/>
+            <ns0:vAlign ns0:val="center"/>
+          </ns0:tcPr>
+          <ns0:p>
+            <ns0:pPr>
+              <ns0:keepNext ns0:val="0"/>
+              <ns0:keepLines/>
+              <ns0:pageBreakBefore ns0:val="0"/>
+              <ns0:widowControl/>
+              <ns0:spacing ns0:line="276" ns0:lineRule="auto" ns0:before="0" ns0:after="60"/>
+              <ns0:jc ns0:val="left"/>
+              <ns0:wordWrap ns0:val="0"/>
+            </ns0:pPr>
+            <ns0:r>
+              <ns0:rPr>
+                <ns0:rFonts ns0:ascii="Noto Sans SC" ns0:hAnsi="Noto Sans SC" ns0:eastAsia="Noto Sans SC"/>
+                <ns0:b ns0:val="0"/>
+                <ns0:color ns0:val="202D33"/>
+                <ns0:sz ns0:val="19"/>
+              </ns0:rPr>
+              <ns0:t>3</ns0:t>
+            </ns0:r>
+          </ns0:p>
+        </ns0:tc>
+        <ns0:tc>
+          <ns0:tcPr>
+            <ns0:tcW ns0:type="dxa" ns0:w="1635"/>
+            <ns0:vAlign ns0:val="center"/>
+          </ns0:tcPr>
+          <ns0:p>
+            <ns0:pPr>
+              <ns0:keepNext ns0:val="0"/>
+              <ns0:keepLines/>
+              <ns0:pageBreakBefore ns0:val="0"/>
+              <ns0:widowControl/>
+              <ns0:spacing ns0:line="276" ns0:lineRule="auto" ns0:before="0" ns0:after="60"/>
+              <ns0:jc ns0:val="left"/>
+              <ns0:wordWrap ns0:val="0"/>
+            </ns0:pPr>
+            <ns0:r>
+              <ns0:rPr>
+                <ns0:rFonts ns0:ascii="Noto Sans SC" ns0:hAnsi="Noto Sans SC" ns0:eastAsia="Noto Sans SC"/>
+                <ns0:b ns0:val="0"/>
+                <ns0:color ns0:val="202D33"/>
+                <ns0:sz ns0:val="19"/>
+              </ns0:rPr>
+              <ns0:t>核对制造费用明细与设备运行记录，区分能耗下降与口径调整。</ns0:t>
+            </ns0:r>
+          </ns0:p>
+        </ns0:tc>
+        <ns0:tc>
+          <ns0:tcPr>
+            <ns0:tcW ns0:type="dxa" ns0:w="1635"/>
+            <ns0:vAlign ns0:val="center"/>
+          </ns0:tcPr>
+          <ns0:p>
+            <ns0:pPr>
+              <ns0:keepNext ns0:val="0"/>
+              <ns0:keepLines/>
+              <ns0:pageBreakBefore ns0:val="0"/>
+              <ns0:widowControl/>
+              <ns0:spacing ns0:line="276" ns0:lineRule="auto" ns0:before="0" ns0:after="60"/>
+              <ns0:jc ns0:val="left"/>
+              <ns0:wordWrap ns0:val="0"/>
+            </ns0:pPr>
+            <ns0:r>
+              <ns0:rPr>
+                <ns0:rFonts ns0:ascii="Noto Sans SC" ns0:hAnsi="Noto Sans SC" ns0:eastAsia="Noto Sans SC"/>
+                <ns0:b ns0:val="0"/>
+                <ns0:color ns0:val="202D33"/>
+                <ns0:sz ns0:val="19"/>
+              </ns0:rPr>
+              <ns0:t>财务部与设备部</ns0:t>
+            </ns0:r>
+          </ns0:p>
+        </ns0:tc>
+        <ns0:tc>
+          <ns0:tcPr>
+            <ns0:tcW ns0:type="dxa" ns0:w="1635"/>
+            <ns0:vAlign ns0:val="center"/>
+          </ns0:tcPr>
+          <ns0:p>
+            <ns0:pPr>
+              <ns0:keepNext ns0:val="0"/>
+              <ns0:keepLines/>
+              <ns0:pageBreakBefore ns0:val="0"/>
+              <ns0:widowControl/>
+              <ns0:spacing ns0:line="276" ns0:lineRule="auto" ns0:before="0" ns0:after="60"/>
+              <ns0:jc ns0:val="left"/>
+              <ns0:wordWrap ns0:val="0"/>
+            </ns0:pPr>
+            <ns0:r>
+              <ns0:rPr>
+                <ns0:rFonts ns0:ascii="Noto Sans SC" ns0:hAnsi="Noto Sans SC" ns0:eastAsia="Noto Sans SC"/>
+                <ns0:b ns0:val="0"/>
+                <ns0:color ns0:val="202D33"/>
+                <ns0:sz ns0:val="19"/>
+              </ns0:rPr>
+              <ns0:t>中</ns0:t>
+            </ns0:r>
+          </ns0:p>
+        </ns0:tc>
+        <ns0:tc>
+          <ns0:tcPr>
+            <ns0:tcW ns0:type="dxa" ns0:w="1635"/>
+            <ns0:vAlign ns0:val="center"/>
+          </ns0:tcPr>
+          <ns0:p>
+            <ns0:pPr>
+              <ns0:keepNext ns0:val="0"/>
+              <ns0:keepLines/>
+              <ns0:pageBreakBefore ns0:val="0"/>
+              <ns0:widowControl/>
+              <ns0:spacing ns0:line="276" ns0:lineRule="auto" ns0:before="0" ns0:after="60"/>
+              <ns0:jc ns0:val="left"/>
+              <ns0:wordWrap ns0:val="0"/>
+            </ns0:pPr>
+            <ns0:r>
+              <ns0:rPr>
+                <ns0:rFonts ns0:ascii="Noto Sans SC" ns0:hAnsi="Noto Sans SC" ns0:eastAsia="Noto Sans SC"/>
+                <ns0:b ns0:val="0"/>
+                <ns0:color ns0:val="202D33"/>
+                <ns0:sz ns0:val="19"/>
+              </ns0:rPr>
+              <ns0:t>对应月份制造费用明细账及能耗计量记录、对应期间设备使用日志</ns0:t>
+            </ns0:r>
+          </ns0:p>
+        </ns0:tc>
+        <ns0:tc>
+          <ns0:tcPr>
+            <ns0:tcW ns0:type="dxa" ns0:w="1635"/>
+            <ns0:vAlign ns0:val="center"/>
+          </ns0:tcPr>
+          <ns0:p>
+            <ns0:pPr>
+              <ns0:keepNext ns0:val="0"/>
+              <ns0:keepLines/>
+              <ns0:pageBreakBefore ns0:val="0"/>
+              <ns0:widowControl/>
+              <ns0:spacing ns0:line="276" ns0:lineRule="auto" ns0:before="0" ns0:after="60"/>
+              <ns0:jc ns0:val="left"/>
+              <ns0:wordWrap ns0:val="0"/>
+            </ns0:pPr>
+            <ns0:r>
+              <ns0:rPr>
+                <ns0:rFonts ns0:ascii="Noto Sans SC" ns0:hAnsi="Noto Sans SC" ns0:eastAsia="Noto Sans SC"/>
+                <ns0:b ns0:val="0"/>
+                <ns0:color ns0:val="202D33"/>
+                <ns0:sz ns0:val="19"/>
+              </ns0:rPr>
+              <ns0:t>月度成本结账后10个工作日内</ns0:t>
             </ns0:r>
           </ns0:p>
         </ns0:tc>
@@ -10049,57 +13821,157 @@
         </ns0:trPr>
         <ns0:tc>
           <ns0:tcPr>
-            <ns0:tcW ns0:type="dxa" ns0:w="6406"/>
-            <ns0:vAlign ns0:val="center"/>
-          </ns0:tcPr>
-          <ns0:p>
-            <ns0:pPr>
-              <ns0:keepNext ns0:val="0"/>
-              <ns0:keepLines/>
-              <ns0:pageBreakBefore ns0:val="0"/>
-              <ns0:widowControl/>
-              <ns0:spacing ns0:line="276" ns0:lineRule="auto" ns0:before="0" ns0:after="60"/>
-              <ns0:jc ns0:val="left"/>
-              <ns0:wordWrap ns0:val="0"/>
-            </ns0:pPr>
-            <ns0:r>
-              <ns0:rPr>
-                <ns0:rFonts ns0:ascii="Noto Sans SC" ns0:hAnsi="Noto Sans SC" ns0:eastAsia="Noto Sans SC"/>
-                <ns0:b ns0:val="0"/>
-                <ns0:color ns0:val="202D33"/>
-                <ns0:sz ns0:val="19"/>
-              </ns0:rPr>
-              <ns0:t>4．跨厂比较方向：中药一厂−中药二厂，以中药二厂为分母。比较限制：总成本对比受产量影响，不能作为单位效率结论；文档原因证据由报告检索流程补充；仅表内数值不能证明因果。组织两厂按同口径交换单位成本要素明细与药材采购台账，逐项比对直接材料、直接人工与制造费用的差异来源，生产工艺或质量控制变更须经人工批准后再行对标</ns0:t>
-              <ns0:br/>
-              <ns0:t>核查对象：两厂单位成本差异在材料价格、收率与人工制造效率上的归因拆分</ns0:t>
-              <ns0:br/>
-              <ns0:t>行动：组织两厂按同口径交换单位成本要素明细与药材采购台账，逐项比对直接材料、直接人工与制造费用的差异来源，生产工艺或质量控制变更须经人工批准后再行对标</ns0:t>
-            </ns0:r>
-          </ns0:p>
-        </ns0:tc>
-        <ns0:tc>
-          <ns0:tcPr>
-            <ns0:tcW ns0:type="dxa" ns0:w="3402"/>
-            <ns0:vAlign ns0:val="center"/>
-          </ns0:tcPr>
-          <ns0:p>
-            <ns0:pPr>
-              <ns0:keepNext ns0:val="0"/>
-              <ns0:keepLines/>
-              <ns0:pageBreakBefore ns0:val="0"/>
-              <ns0:widowControl/>
-              <ns0:spacing ns0:line="276" ns0:lineRule="auto" ns0:before="0" ns0:after="60"/>
-              <ns0:jc ns0:val="left"/>
-              <ns0:wordWrap ns0:val="0"/>
-            </ns0:pPr>
-            <ns0:r>
-              <ns0:rPr>
-                <ns0:rFonts ns0:ascii="Noto Sans SC" ns0:hAnsi="Noto Sans SC" ns0:eastAsia="Noto Sans SC"/>
-                <ns0:b ns0:val="0"/>
-                <ns0:color ns0:val="202D33"/>
-                <ns0:sz ns0:val="19"/>
-              </ns0:rPr>
-              <ns0:t>中药二厂同期单位成本要素明细表、两厂同期主要药材采购合同台账</ns0:t>
+            <ns0:tcW ns0:type="dxa" ns0:w="1635"/>
+            <ns0:vAlign ns0:val="center"/>
+          </ns0:tcPr>
+          <ns0:p>
+            <ns0:pPr>
+              <ns0:keepNext ns0:val="0"/>
+              <ns0:keepLines/>
+              <ns0:pageBreakBefore ns0:val="0"/>
+              <ns0:widowControl/>
+              <ns0:spacing ns0:line="276" ns0:lineRule="auto" ns0:before="0" ns0:after="60"/>
+              <ns0:jc ns0:val="left"/>
+              <ns0:wordWrap ns0:val="0"/>
+            </ns0:pPr>
+            <ns0:r>
+              <ns0:rPr>
+                <ns0:rFonts ns0:ascii="Noto Sans SC" ns0:hAnsi="Noto Sans SC" ns0:eastAsia="Noto Sans SC"/>
+                <ns0:b ns0:val="0"/>
+                <ns0:color ns0:val="202D33"/>
+                <ns0:sz ns0:val="19"/>
+              </ns0:rPr>
+              <ns0:t>4</ns0:t>
+            </ns0:r>
+          </ns0:p>
+        </ns0:tc>
+        <ns0:tc>
+          <ns0:tcPr>
+            <ns0:tcW ns0:type="dxa" ns0:w="1635"/>
+            <ns0:vAlign ns0:val="center"/>
+          </ns0:tcPr>
+          <ns0:p>
+            <ns0:pPr>
+              <ns0:keepNext ns0:val="0"/>
+              <ns0:keepLines/>
+              <ns0:pageBreakBefore ns0:val="0"/>
+              <ns0:widowControl/>
+              <ns0:spacing ns0:line="276" ns0:lineRule="auto" ns0:before="0" ns0:after="60"/>
+              <ns0:jc ns0:val="left"/>
+              <ns0:wordWrap ns0:val="0"/>
+            </ns0:pPr>
+            <ns0:r>
+              <ns0:rPr>
+                <ns0:rFonts ns0:ascii="Noto Sans SC" ns0:hAnsi="Noto Sans SC" ns0:eastAsia="Noto Sans SC"/>
+                <ns0:b ns0:val="0"/>
+                <ns0:color ns0:val="202D33"/>
+                <ns0:sz ns0:val="19"/>
+              </ns0:rPr>
+              <ns0:t>组织两厂按统一口径交换同产品成本构成明细，逐要素比对单价与耗用差异。</ns0:t>
+            </ns0:r>
+          </ns0:p>
+        </ns0:tc>
+        <ns0:tc>
+          <ns0:tcPr>
+            <ns0:tcW ns0:type="dxa" ns0:w="1635"/>
+            <ns0:vAlign ns0:val="center"/>
+          </ns0:tcPr>
+          <ns0:p>
+            <ns0:pPr>
+              <ns0:keepNext ns0:val="0"/>
+              <ns0:keepLines/>
+              <ns0:pageBreakBefore ns0:val="0"/>
+              <ns0:widowControl/>
+              <ns0:spacing ns0:line="276" ns0:lineRule="auto" ns0:before="0" ns0:after="60"/>
+              <ns0:jc ns0:val="left"/>
+              <ns0:wordWrap ns0:val="0"/>
+            </ns0:pPr>
+            <ns0:r>
+              <ns0:rPr>
+                <ns0:rFonts ns0:ascii="Noto Sans SC" ns0:hAnsi="Noto Sans SC" ns0:eastAsia="Noto Sans SC"/>
+                <ns0:b ns0:val="0"/>
+                <ns0:color ns0:val="202D33"/>
+                <ns0:sz ns0:val="19"/>
+              </ns0:rPr>
+              <ns0:t>财务部</ns0:t>
+            </ns0:r>
+          </ns0:p>
+        </ns0:tc>
+        <ns0:tc>
+          <ns0:tcPr>
+            <ns0:tcW ns0:type="dxa" ns0:w="1635"/>
+            <ns0:vAlign ns0:val="center"/>
+          </ns0:tcPr>
+          <ns0:p>
+            <ns0:pPr>
+              <ns0:keepNext ns0:val="0"/>
+              <ns0:keepLines/>
+              <ns0:pageBreakBefore ns0:val="0"/>
+              <ns0:widowControl/>
+              <ns0:spacing ns0:line="276" ns0:lineRule="auto" ns0:before="0" ns0:after="60"/>
+              <ns0:jc ns0:val="left"/>
+              <ns0:wordWrap ns0:val="0"/>
+            </ns0:pPr>
+            <ns0:r>
+              <ns0:rPr>
+                <ns0:rFonts ns0:ascii="Noto Sans SC" ns0:hAnsi="Noto Sans SC" ns0:eastAsia="Noto Sans SC"/>
+                <ns0:b ns0:val="0"/>
+                <ns0:color ns0:val="202D33"/>
+                <ns0:sz ns0:val="19"/>
+              </ns0:rPr>
+              <ns0:t>高</ns0:t>
+            </ns0:r>
+          </ns0:p>
+        </ns0:tc>
+        <ns0:tc>
+          <ns0:tcPr>
+            <ns0:tcW ns0:type="dxa" ns0:w="1635"/>
+            <ns0:vAlign ns0:val="center"/>
+          </ns0:tcPr>
+          <ns0:p>
+            <ns0:pPr>
+              <ns0:keepNext ns0:val="0"/>
+              <ns0:keepLines/>
+              <ns0:pageBreakBefore ns0:val="0"/>
+              <ns0:widowControl/>
+              <ns0:spacing ns0:line="276" ns0:lineRule="auto" ns0:before="0" ns0:after="60"/>
+              <ns0:jc ns0:val="left"/>
+              <ns0:wordWrap ns0:val="0"/>
+            </ns0:pPr>
+            <ns0:r>
+              <ns0:rPr>
+                <ns0:rFonts ns0:ascii="Noto Sans SC" ns0:hAnsi="Noto Sans SC" ns0:eastAsia="Noto Sans SC"/>
+                <ns0:b ns0:val="0"/>
+                <ns0:color ns0:val="202D33"/>
+                <ns0:sz ns0:val="19"/>
+              </ns0:rPr>
+              <ns0:t>中药二厂对应期间六味地黄胶囊成本明细账、两厂对应期间单位成本构成同口径对账记录</ns0:t>
+            </ns0:r>
+          </ns0:p>
+        </ns0:tc>
+        <ns0:tc>
+          <ns0:tcPr>
+            <ns0:tcW ns0:type="dxa" ns0:w="1635"/>
+            <ns0:vAlign ns0:val="center"/>
+          </ns0:tcPr>
+          <ns0:p>
+            <ns0:pPr>
+              <ns0:keepNext ns0:val="0"/>
+              <ns0:keepLines/>
+              <ns0:pageBreakBefore ns0:val="0"/>
+              <ns0:widowControl/>
+              <ns0:spacing ns0:line="276" ns0:lineRule="auto" ns0:before="0" ns0:after="60"/>
+              <ns0:jc ns0:val="left"/>
+              <ns0:wordWrap ns0:val="0"/>
+            </ns0:pPr>
+            <ns0:r>
+              <ns0:rPr>
+                <ns0:rFonts ns0:ascii="Noto Sans SC" ns0:hAnsi="Noto Sans SC" ns0:eastAsia="Noto Sans SC"/>
+                <ns0:b ns0:val="0"/>
+                <ns0:color ns0:val="202D33"/>
+                <ns0:sz ns0:val="19"/>
+              </ns0:rPr>
+              <ns0:t>月度成本分析完成后15个工作日内</ns0:t>
             </ns0:r>
           </ns0:p>
         </ns0:tc>
@@ -10110,37 +13982,111 @@
         </ns0:trPr>
         <ns0:tc>
           <ns0:tcPr>
-            <ns0:tcW ns0:type="dxa" ns0:w="6406"/>
-            <ns0:vAlign ns0:val="center"/>
-          </ns0:tcPr>
-          <ns0:p>
-            <ns0:pPr>
-              <ns0:keepNext ns0:val="0"/>
-              <ns0:keepLines/>
-              <ns0:pageBreakBefore ns0:val="0"/>
-              <ns0:widowControl/>
-              <ns0:spacing ns0:line="276" ns0:lineRule="auto" ns0:before="0" ns0:after="60"/>
-              <ns0:jc ns0:val="left"/>
-              <ns0:wordWrap ns0:val="0"/>
-            </ns0:pPr>
-            <ns0:r>
-              <ns0:rPr>
-                <ns0:rFonts ns0:ascii="Noto Sans SC" ns0:hAnsi="Noto Sans SC" ns0:eastAsia="Noto Sans SC"/>
-                <ns0:b ns0:val="0"/>
-                <ns0:color ns0:val="202D33"/>
-                <ns0:sz ns0:val="19"/>
-              </ns0:rPr>
-              <ns0:t>5．现有明细已定位主要原料驱动；价格与实物耗用的影响尚未分开。</ns0:t>
-              <ns0:br/>
-              <ns0:t>核查对象：山茱萸本期与上期采购和批次耗用</ns0:t>
-              <ns0:br/>
-              <ns0:t>行动：按同批次核对采购价、投料与合格产出，分别检查采购变化和生产损耗；工艺调整须经质量部门批准。</ns0:t>
-            </ns0:r>
-          </ns0:p>
-        </ns0:tc>
-        <ns0:tc>
-          <ns0:tcPr>
-            <ns0:tcW ns0:type="dxa" ns0:w="3402"/>
+            <ns0:tcW ns0:type="dxa" ns0:w="1635"/>
+            <ns0:vAlign ns0:val="center"/>
+          </ns0:tcPr>
+          <ns0:p>
+            <ns0:pPr>
+              <ns0:keepNext ns0:val="0"/>
+              <ns0:keepLines/>
+              <ns0:pageBreakBefore ns0:val="0"/>
+              <ns0:widowControl/>
+              <ns0:spacing ns0:line="276" ns0:lineRule="auto" ns0:before="0" ns0:after="60"/>
+              <ns0:jc ns0:val="left"/>
+              <ns0:wordWrap ns0:val="0"/>
+            </ns0:pPr>
+            <ns0:r>
+              <ns0:rPr>
+                <ns0:rFonts ns0:ascii="Noto Sans SC" ns0:hAnsi="Noto Sans SC" ns0:eastAsia="Noto Sans SC"/>
+                <ns0:b ns0:val="0"/>
+                <ns0:color ns0:val="202D33"/>
+                <ns0:sz ns0:val="19"/>
+              </ns0:rPr>
+              <ns0:t>5</ns0:t>
+            </ns0:r>
+          </ns0:p>
+        </ns0:tc>
+        <ns0:tc>
+          <ns0:tcPr>
+            <ns0:tcW ns0:type="dxa" ns0:w="1635"/>
+            <ns0:vAlign ns0:val="center"/>
+          </ns0:tcPr>
+          <ns0:p>
+            <ns0:pPr>
+              <ns0:keepNext ns0:val="0"/>
+              <ns0:keepLines/>
+              <ns0:pageBreakBefore ns0:val="0"/>
+              <ns0:widowControl/>
+              <ns0:spacing ns0:line="276" ns0:lineRule="auto" ns0:before="0" ns0:after="60"/>
+              <ns0:jc ns0:val="left"/>
+              <ns0:wordWrap ns0:val="0"/>
+            </ns0:pPr>
+            <ns0:r>
+              <ns0:rPr>
+                <ns0:rFonts ns0:ascii="Noto Sans SC" ns0:hAnsi="Noto Sans SC" ns0:eastAsia="Noto Sans SC"/>
+                <ns0:b ns0:val="0"/>
+                <ns0:color ns0:val="202D33"/>
+                <ns0:sz ns0:val="19"/>
+              </ns0:rPr>
+              <ns0:t>按同批次核对采购价、投料与合格产出，分别检查采购变化和生产损耗；工艺调整须经质量部门批准。</ns0:t>
+            </ns0:r>
+          </ns0:p>
+        </ns0:tc>
+        <ns0:tc>
+          <ns0:tcPr>
+            <ns0:tcW ns0:type="dxa" ns0:w="1635"/>
+            <ns0:vAlign ns0:val="center"/>
+          </ns0:tcPr>
+          <ns0:p>
+            <ns0:pPr>
+              <ns0:keepNext ns0:val="0"/>
+              <ns0:keepLines/>
+              <ns0:pageBreakBefore ns0:val="0"/>
+              <ns0:widowControl/>
+              <ns0:spacing ns0:line="276" ns0:lineRule="auto" ns0:before="0" ns0:after="60"/>
+              <ns0:jc ns0:val="left"/>
+              <ns0:wordWrap ns0:val="0"/>
+            </ns0:pPr>
+            <ns0:r>
+              <ns0:rPr>
+                <ns0:rFonts ns0:ascii="Noto Sans SC" ns0:hAnsi="Noto Sans SC" ns0:eastAsia="Noto Sans SC"/>
+                <ns0:b ns0:val="0"/>
+                <ns0:color ns0:val="202D33"/>
+                <ns0:sz ns0:val="19"/>
+              </ns0:rPr>
+              <ns0:t>采购部、生产部、财务部</ns0:t>
+            </ns0:r>
+          </ns0:p>
+        </ns0:tc>
+        <ns0:tc>
+          <ns0:tcPr>
+            <ns0:tcW ns0:type="dxa" ns0:w="1635"/>
+            <ns0:vAlign ns0:val="center"/>
+          </ns0:tcPr>
+          <ns0:p>
+            <ns0:pPr>
+              <ns0:keepNext ns0:val="0"/>
+              <ns0:keepLines/>
+              <ns0:pageBreakBefore ns0:val="0"/>
+              <ns0:widowControl/>
+              <ns0:spacing ns0:line="276" ns0:lineRule="auto" ns0:before="0" ns0:after="60"/>
+              <ns0:jc ns0:val="left"/>
+              <ns0:wordWrap ns0:val="0"/>
+            </ns0:pPr>
+            <ns0:r>
+              <ns0:rPr>
+                <ns0:rFonts ns0:ascii="Noto Sans SC" ns0:hAnsi="Noto Sans SC" ns0:eastAsia="Noto Sans SC"/>
+                <ns0:b ns0:val="0"/>
+                <ns0:color ns0:val="202D33"/>
+                <ns0:sz ns0:val="19"/>
+              </ns0:rPr>
+              <ns0:t>高</ns0:t>
+            </ns0:r>
+          </ns0:p>
+        </ns0:tc>
+        <ns0:tc>
+          <ns0:tcPr>
+            <ns0:tcW ns0:type="dxa" ns0:w="1635"/>
             <ns0:vAlign ns0:val="center"/>
           </ns0:tcPr>
           <ns0:p>
@@ -10161,6 +14107,32 @@
                 <ns0:sz ns0:val="19"/>
               </ns0:rPr>
               <ns0:t>实际采购合同及入库单价、批次投料、合格产出与收率记录</ns0:t>
+            </ns0:r>
+          </ns0:p>
+        </ns0:tc>
+        <ns0:tc>
+          <ns0:tcPr>
+            <ns0:tcW ns0:type="dxa" ns0:w="1635"/>
+            <ns0:vAlign ns0:val="center"/>
+          </ns0:tcPr>
+          <ns0:p>
+            <ns0:pPr>
+              <ns0:keepNext ns0:val="0"/>
+              <ns0:keepLines/>
+              <ns0:pageBreakBefore ns0:val="0"/>
+              <ns0:widowControl/>
+              <ns0:spacing ns0:line="276" ns0:lineRule="auto" ns0:before="0" ns0:after="60"/>
+              <ns0:jc ns0:val="left"/>
+              <ns0:wordWrap ns0:val="0"/>
+            </ns0:pPr>
+            <ns0:r>
+              <ns0:rPr>
+                <ns0:rFonts ns0:ascii="Noto Sans SC" ns0:hAnsi="Noto Sans SC" ns0:eastAsia="Noto Sans SC"/>
+                <ns0:b ns0:val="0"/>
+                <ns0:color ns0:val="202D33"/>
+                <ns0:sz ns0:val="19"/>
+              </ns0:rPr>
+              <ns0:t>提交本期成本复核结论前完成资料核对；由责任部门确认具体日期</ns0:t>
             </ns0:r>
           </ns0:p>
         </ns0:tc>
@@ -10171,57 +14143,157 @@
         </ns0:trPr>
         <ns0:tc>
           <ns0:tcPr>
-            <ns0:tcW ns0:type="dxa" ns0:w="6406"/>
-            <ns0:vAlign ns0:val="center"/>
-          </ns0:tcPr>
-          <ns0:p>
-            <ns0:pPr>
-              <ns0:keepNext ns0:val="0"/>
-              <ns0:keepLines/>
-              <ns0:pageBreakBefore ns0:val="0"/>
-              <ns0:widowControl/>
-              <ns0:spacing ns0:line="276" ns0:lineRule="auto" ns0:before="0" ns0:after="60"/>
-              <ns0:jc ns0:val="left"/>
-              <ns0:wordWrap ns0:val="0"/>
-            </ns0:pPr>
-            <ns0:r>
-              <ns0:rPr>
-                <ns0:rFonts ns0:ascii="Noto Sans SC" ns0:hAnsi="Noto Sans SC" ns0:eastAsia="Noto Sans SC"/>
-                <ns0:b ns0:val="0"/>
-                <ns0:color ns0:val="202D33"/>
-                <ns0:sz ns0:val="19"/>
-              </ns0:rPr>
-              <ns0:t>6．人工单位成本存在差异；题包平均小时工资是折算结果，不能据此断言基础薪率上涨。</ns0:t>
-              <ns0:br/>
-              <ns0:t>核查对象：本期与上期工时、工资组成和合格产量</ns0:t>
-              <ns0:br/>
-              <ns0:t>行动：核对人员结构、加班及返工工时，区分每盒工时变化与人工费用结构变化。</ns0:t>
-            </ns0:r>
-          </ns0:p>
-        </ns0:tc>
-        <ns0:tc>
-          <ns0:tcPr>
-            <ns0:tcW ns0:type="dxa" ns0:w="3402"/>
-            <ns0:vAlign ns0:val="center"/>
-          </ns0:tcPr>
-          <ns0:p>
-            <ns0:pPr>
-              <ns0:keepNext ns0:val="0"/>
-              <ns0:keepLines/>
-              <ns0:pageBreakBefore ns0:val="0"/>
-              <ns0:widowControl/>
-              <ns0:spacing ns0:line="276" ns0:lineRule="auto" ns0:before="0" ns0:after="60"/>
-              <ns0:jc ns0:val="left"/>
-              <ns0:wordWrap ns0:val="0"/>
-            </ns0:pPr>
-            <ns0:r>
-              <ns0:rPr>
-                <ns0:rFonts ns0:ascii="Noto Sans SC" ns0:hAnsi="Noto Sans SC" ns0:eastAsia="Noto Sans SC"/>
-                <ns0:b ns0:val="0"/>
-                <ns0:color ns0:val="202D33"/>
-                <ns0:sz ns0:val="19"/>
-              </ns0:rPr>
-              <ns0:t>班次及加班记录、工资组成与工时台账、返工工时与合格产量</ns0:t>
+            <ns0:tcW ns0:type="dxa" ns0:w="1635"/>
+            <ns0:vAlign ns0:val="center"/>
+          </ns0:tcPr>
+          <ns0:p>
+            <ns0:pPr>
+              <ns0:keepNext ns0:val="0"/>
+              <ns0:keepLines/>
+              <ns0:pageBreakBefore ns0:val="0"/>
+              <ns0:widowControl/>
+              <ns0:spacing ns0:line="276" ns0:lineRule="auto" ns0:before="0" ns0:after="60"/>
+              <ns0:jc ns0:val="left"/>
+              <ns0:wordWrap ns0:val="0"/>
+            </ns0:pPr>
+            <ns0:r>
+              <ns0:rPr>
+                <ns0:rFonts ns0:ascii="Noto Sans SC" ns0:hAnsi="Noto Sans SC" ns0:eastAsia="Noto Sans SC"/>
+                <ns0:b ns0:val="0"/>
+                <ns0:color ns0:val="202D33"/>
+                <ns0:sz ns0:val="19"/>
+              </ns0:rPr>
+              <ns0:t>6</ns0:t>
+            </ns0:r>
+          </ns0:p>
+        </ns0:tc>
+        <ns0:tc>
+          <ns0:tcPr>
+            <ns0:tcW ns0:type="dxa" ns0:w="1635"/>
+            <ns0:vAlign ns0:val="center"/>
+          </ns0:tcPr>
+          <ns0:p>
+            <ns0:pPr>
+              <ns0:keepNext ns0:val="0"/>
+              <ns0:keepLines/>
+              <ns0:pageBreakBefore ns0:val="0"/>
+              <ns0:widowControl/>
+              <ns0:spacing ns0:line="276" ns0:lineRule="auto" ns0:before="0" ns0:after="60"/>
+              <ns0:jc ns0:val="left"/>
+              <ns0:wordWrap ns0:val="0"/>
+            </ns0:pPr>
+            <ns0:r>
+              <ns0:rPr>
+                <ns0:rFonts ns0:ascii="Noto Sans SC" ns0:hAnsi="Noto Sans SC" ns0:eastAsia="Noto Sans SC"/>
+                <ns0:b ns0:val="0"/>
+                <ns0:color ns0:val="202D33"/>
+                <ns0:sz ns0:val="19"/>
+              </ns0:rPr>
+              <ns0:t>核对人员结构、加班及返工工时，区分每盒工时变化与人工费用结构变化。</ns0:t>
+            </ns0:r>
+          </ns0:p>
+        </ns0:tc>
+        <ns0:tc>
+          <ns0:tcPr>
+            <ns0:tcW ns0:type="dxa" ns0:w="1635"/>
+            <ns0:vAlign ns0:val="center"/>
+          </ns0:tcPr>
+          <ns0:p>
+            <ns0:pPr>
+              <ns0:keepNext ns0:val="0"/>
+              <ns0:keepLines/>
+              <ns0:pageBreakBefore ns0:val="0"/>
+              <ns0:widowControl/>
+              <ns0:spacing ns0:line="276" ns0:lineRule="auto" ns0:before="0" ns0:after="60"/>
+              <ns0:jc ns0:val="left"/>
+              <ns0:wordWrap ns0:val="0"/>
+            </ns0:pPr>
+            <ns0:r>
+              <ns0:rPr>
+                <ns0:rFonts ns0:ascii="Noto Sans SC" ns0:hAnsi="Noto Sans SC" ns0:eastAsia="Noto Sans SC"/>
+                <ns0:b ns0:val="0"/>
+                <ns0:color ns0:val="202D33"/>
+                <ns0:sz ns0:val="19"/>
+              </ns0:rPr>
+              <ns0:t>生产部、人力资源部、财务部</ns0:t>
+            </ns0:r>
+          </ns0:p>
+        </ns0:tc>
+        <ns0:tc>
+          <ns0:tcPr>
+            <ns0:tcW ns0:type="dxa" ns0:w="1635"/>
+            <ns0:vAlign ns0:val="center"/>
+          </ns0:tcPr>
+          <ns0:p>
+            <ns0:pPr>
+              <ns0:keepNext ns0:val="0"/>
+              <ns0:keepLines/>
+              <ns0:pageBreakBefore ns0:val="0"/>
+              <ns0:widowControl/>
+              <ns0:spacing ns0:line="276" ns0:lineRule="auto" ns0:before="0" ns0:after="60"/>
+              <ns0:jc ns0:val="left"/>
+              <ns0:wordWrap ns0:val="0"/>
+            </ns0:pPr>
+            <ns0:r>
+              <ns0:rPr>
+                <ns0:rFonts ns0:ascii="Noto Sans SC" ns0:hAnsi="Noto Sans SC" ns0:eastAsia="Noto Sans SC"/>
+                <ns0:b ns0:val="0"/>
+                <ns0:color ns0:val="202D33"/>
+                <ns0:sz ns0:val="19"/>
+              </ns0:rPr>
+              <ns0:t>中</ns0:t>
+            </ns0:r>
+          </ns0:p>
+        </ns0:tc>
+        <ns0:tc>
+          <ns0:tcPr>
+            <ns0:tcW ns0:type="dxa" ns0:w="1635"/>
+            <ns0:vAlign ns0:val="center"/>
+          </ns0:tcPr>
+          <ns0:p>
+            <ns0:pPr>
+              <ns0:keepNext ns0:val="0"/>
+              <ns0:keepLines/>
+              <ns0:pageBreakBefore ns0:val="0"/>
+              <ns0:widowControl/>
+              <ns0:spacing ns0:line="276" ns0:lineRule="auto" ns0:before="0" ns0:after="60"/>
+              <ns0:jc ns0:val="left"/>
+              <ns0:wordWrap ns0:val="0"/>
+            </ns0:pPr>
+            <ns0:r>
+              <ns0:rPr>
+                <ns0:rFonts ns0:ascii="Noto Sans SC" ns0:hAnsi="Noto Sans SC" ns0:eastAsia="Noto Sans SC"/>
+                <ns0:b ns0:val="0"/>
+                <ns0:color ns0:val="202D33"/>
+                <ns0:sz ns0:val="19"/>
+              </ns0:rPr>
+              <ns0:t>班次及加班记录、工资组成与工时台账</ns0:t>
+            </ns0:r>
+          </ns0:p>
+        </ns0:tc>
+        <ns0:tc>
+          <ns0:tcPr>
+            <ns0:tcW ns0:type="dxa" ns0:w="1635"/>
+            <ns0:vAlign ns0:val="center"/>
+          </ns0:tcPr>
+          <ns0:p>
+            <ns0:pPr>
+              <ns0:keepNext ns0:val="0"/>
+              <ns0:keepLines/>
+              <ns0:pageBreakBefore ns0:val="0"/>
+              <ns0:widowControl/>
+              <ns0:spacing ns0:line="276" ns0:lineRule="auto" ns0:before="0" ns0:after="60"/>
+              <ns0:jc ns0:val="left"/>
+              <ns0:wordWrap ns0:val="0"/>
+            </ns0:pPr>
+            <ns0:r>
+              <ns0:rPr>
+                <ns0:rFonts ns0:ascii="Noto Sans SC" ns0:hAnsi="Noto Sans SC" ns0:eastAsia="Noto Sans SC"/>
+                <ns0:b ns0:val="0"/>
+                <ns0:color ns0:val="202D33"/>
+                <ns0:sz ns0:val="19"/>
+              </ns0:rPr>
+              <ns0:t>提交本期成本复核结论前完成资料核对；由责任部门确认具体日期</ns0:t>
             </ns0:r>
           </ns0:p>
         </ns0:tc>
@@ -10232,57 +14304,157 @@
         </ns0:trPr>
         <ns0:tc>
           <ns0:tcPr>
-            <ns0:tcW ns0:type="dxa" ns0:w="6406"/>
-            <ns0:vAlign ns0:val="center"/>
-          </ns0:tcPr>
-          <ns0:p>
-            <ns0:pPr>
-              <ns0:keepNext ns0:val="0"/>
-              <ns0:keepLines/>
-              <ns0:pageBreakBefore ns0:val="0"/>
-              <ns0:widowControl/>
-              <ns0:spacing ns0:line="276" ns0:lineRule="auto" ns0:before="0" ns0:after="60"/>
-              <ns0:jc ns0:val="left"/>
-              <ns0:wordWrap ns0:val="0"/>
-            </ns0:pPr>
-            <ns0:r>
-              <ns0:rPr>
-                <ns0:rFonts ns0:ascii="Noto Sans SC" ns0:hAnsi="Noto Sans SC" ns0:eastAsia="Noto Sans SC"/>
-                <ns0:b ns0:val="0"/>
-                <ns0:color ns0:val="202D33"/>
-                <ns0:sz ns0:val="19"/>
-              </ns0:rPr>
-              <ns0:t>7．制造费用单位成本存在差异；事件记录不能直接作为本期新增费用。</ns0:t>
-              <ns0:br/>
-              <ns0:t>核查对象：本期费用分配、维修入账与设备运行</ns0:t>
-              <ns0:br/>
-              <ns0:t>行动：逐项核对费用总额、分配基数和产量影响，仅将本期适用工单用于原因核查，避免重复计入维修费。</ns0:t>
-            </ns0:r>
-          </ns0:p>
-        </ns0:tc>
-        <ns0:tc>
-          <ns0:tcPr>
-            <ns0:tcW ns0:type="dxa" ns0:w="3402"/>
-            <ns0:vAlign ns0:val="center"/>
-          </ns0:tcPr>
-          <ns0:p>
-            <ns0:pPr>
-              <ns0:keepNext ns0:val="0"/>
-              <ns0:keepLines/>
-              <ns0:pageBreakBefore ns0:val="0"/>
-              <ns0:widowControl/>
-              <ns0:spacing ns0:line="276" ns0:lineRule="auto" ns0:before="0" ns0:after="60"/>
-              <ns0:jc ns0:val="left"/>
-              <ns0:wordWrap ns0:val="0"/>
-            </ns0:pPr>
-            <ns0:r>
-              <ns0:rPr>
-                <ns0:rFonts ns0:ascii="Noto Sans SC" ns0:hAnsi="Noto Sans SC" ns0:eastAsia="Noto Sans SC"/>
-                <ns0:b ns0:val="0"/>
-                <ns0:color ns0:val="202D33"/>
-                <ns0:sz ns0:val="19"/>
-              </ns0:rPr>
-              <ns0:t>费用分配表及分配基数、本期维修工单与入账凭证、停机和能耗记录</ns0:t>
+            <ns0:tcW ns0:type="dxa" ns0:w="1635"/>
+            <ns0:vAlign ns0:val="center"/>
+          </ns0:tcPr>
+          <ns0:p>
+            <ns0:pPr>
+              <ns0:keepNext ns0:val="0"/>
+              <ns0:keepLines/>
+              <ns0:pageBreakBefore ns0:val="0"/>
+              <ns0:widowControl/>
+              <ns0:spacing ns0:line="276" ns0:lineRule="auto" ns0:before="0" ns0:after="60"/>
+              <ns0:jc ns0:val="left"/>
+              <ns0:wordWrap ns0:val="0"/>
+            </ns0:pPr>
+            <ns0:r>
+              <ns0:rPr>
+                <ns0:rFonts ns0:ascii="Noto Sans SC" ns0:hAnsi="Noto Sans SC" ns0:eastAsia="Noto Sans SC"/>
+                <ns0:b ns0:val="0"/>
+                <ns0:color ns0:val="202D33"/>
+                <ns0:sz ns0:val="19"/>
+              </ns0:rPr>
+              <ns0:t>7</ns0:t>
+            </ns0:r>
+          </ns0:p>
+        </ns0:tc>
+        <ns0:tc>
+          <ns0:tcPr>
+            <ns0:tcW ns0:type="dxa" ns0:w="1635"/>
+            <ns0:vAlign ns0:val="center"/>
+          </ns0:tcPr>
+          <ns0:p>
+            <ns0:pPr>
+              <ns0:keepNext ns0:val="0"/>
+              <ns0:keepLines/>
+              <ns0:pageBreakBefore ns0:val="0"/>
+              <ns0:widowControl/>
+              <ns0:spacing ns0:line="276" ns0:lineRule="auto" ns0:before="0" ns0:after="60"/>
+              <ns0:jc ns0:val="left"/>
+              <ns0:wordWrap ns0:val="0"/>
+            </ns0:pPr>
+            <ns0:r>
+              <ns0:rPr>
+                <ns0:rFonts ns0:ascii="Noto Sans SC" ns0:hAnsi="Noto Sans SC" ns0:eastAsia="Noto Sans SC"/>
+                <ns0:b ns0:val="0"/>
+                <ns0:color ns0:val="202D33"/>
+                <ns0:sz ns0:val="19"/>
+              </ns0:rPr>
+              <ns0:t>逐项核对费用总额、分配基数和产量影响，仅将本期适用工单用于原因核查，避免重复计入维修费。</ns0:t>
+            </ns0:r>
+          </ns0:p>
+        </ns0:tc>
+        <ns0:tc>
+          <ns0:tcPr>
+            <ns0:tcW ns0:type="dxa" ns0:w="1635"/>
+            <ns0:vAlign ns0:val="center"/>
+          </ns0:tcPr>
+          <ns0:p>
+            <ns0:pPr>
+              <ns0:keepNext ns0:val="0"/>
+              <ns0:keepLines/>
+              <ns0:pageBreakBefore ns0:val="0"/>
+              <ns0:widowControl/>
+              <ns0:spacing ns0:line="276" ns0:lineRule="auto" ns0:before="0" ns0:after="60"/>
+              <ns0:jc ns0:val="left"/>
+              <ns0:wordWrap ns0:val="0"/>
+            </ns0:pPr>
+            <ns0:r>
+              <ns0:rPr>
+                <ns0:rFonts ns0:ascii="Noto Sans SC" ns0:hAnsi="Noto Sans SC" ns0:eastAsia="Noto Sans SC"/>
+                <ns0:b ns0:val="0"/>
+                <ns0:color ns0:val="202D33"/>
+                <ns0:sz ns0:val="19"/>
+              </ns0:rPr>
+              <ns0:t>设备部、财务部、生产部</ns0:t>
+            </ns0:r>
+          </ns0:p>
+        </ns0:tc>
+        <ns0:tc>
+          <ns0:tcPr>
+            <ns0:tcW ns0:type="dxa" ns0:w="1635"/>
+            <ns0:vAlign ns0:val="center"/>
+          </ns0:tcPr>
+          <ns0:p>
+            <ns0:pPr>
+              <ns0:keepNext ns0:val="0"/>
+              <ns0:keepLines/>
+              <ns0:pageBreakBefore ns0:val="0"/>
+              <ns0:widowControl/>
+              <ns0:spacing ns0:line="276" ns0:lineRule="auto" ns0:before="0" ns0:after="60"/>
+              <ns0:jc ns0:val="left"/>
+              <ns0:wordWrap ns0:val="0"/>
+            </ns0:pPr>
+            <ns0:r>
+              <ns0:rPr>
+                <ns0:rFonts ns0:ascii="Noto Sans SC" ns0:hAnsi="Noto Sans SC" ns0:eastAsia="Noto Sans SC"/>
+                <ns0:b ns0:val="0"/>
+                <ns0:color ns0:val="202D33"/>
+                <ns0:sz ns0:val="19"/>
+              </ns0:rPr>
+              <ns0:t>中</ns0:t>
+            </ns0:r>
+          </ns0:p>
+        </ns0:tc>
+        <ns0:tc>
+          <ns0:tcPr>
+            <ns0:tcW ns0:type="dxa" ns0:w="1635"/>
+            <ns0:vAlign ns0:val="center"/>
+          </ns0:tcPr>
+          <ns0:p>
+            <ns0:pPr>
+              <ns0:keepNext ns0:val="0"/>
+              <ns0:keepLines/>
+              <ns0:pageBreakBefore ns0:val="0"/>
+              <ns0:widowControl/>
+              <ns0:spacing ns0:line="276" ns0:lineRule="auto" ns0:before="0" ns0:after="60"/>
+              <ns0:jc ns0:val="left"/>
+              <ns0:wordWrap ns0:val="0"/>
+            </ns0:pPr>
+            <ns0:r>
+              <ns0:rPr>
+                <ns0:rFonts ns0:ascii="Noto Sans SC" ns0:hAnsi="Noto Sans SC" ns0:eastAsia="Noto Sans SC"/>
+                <ns0:b ns0:val="0"/>
+                <ns0:color ns0:val="202D33"/>
+                <ns0:sz ns0:val="19"/>
+              </ns0:rPr>
+              <ns0:t>费用分配表及分配基数、本期维修工单与入账凭证</ns0:t>
+            </ns0:r>
+          </ns0:p>
+        </ns0:tc>
+        <ns0:tc>
+          <ns0:tcPr>
+            <ns0:tcW ns0:type="dxa" ns0:w="1635"/>
+            <ns0:vAlign ns0:val="center"/>
+          </ns0:tcPr>
+          <ns0:p>
+            <ns0:pPr>
+              <ns0:keepNext ns0:val="0"/>
+              <ns0:keepLines/>
+              <ns0:pageBreakBefore ns0:val="0"/>
+              <ns0:widowControl/>
+              <ns0:spacing ns0:line="276" ns0:lineRule="auto" ns0:before="0" ns0:after="60"/>
+              <ns0:jc ns0:val="left"/>
+              <ns0:wordWrap ns0:val="0"/>
+            </ns0:pPr>
+            <ns0:r>
+              <ns0:rPr>
+                <ns0:rFonts ns0:ascii="Noto Sans SC" ns0:hAnsi="Noto Sans SC" ns0:eastAsia="Noto Sans SC"/>
+                <ns0:b ns0:val="0"/>
+                <ns0:color ns0:val="202D33"/>
+                <ns0:sz ns0:val="19"/>
+              </ns0:rPr>
+              <ns0:t>提交本期成本复核结论前完成资料核对；由责任部门确认具体日期</ns0:t>
             </ns0:r>
           </ns0:p>
         </ns0:tc>
@@ -10293,57 +14465,157 @@
         </ns0:trPr>
         <ns0:tc>
           <ns0:tcPr>
-            <ns0:tcW ns0:type="dxa" ns0:w="6406"/>
-            <ns0:vAlign ns0:val="center"/>
-          </ns0:tcPr>
-          <ns0:p>
-            <ns0:pPr>
-              <ns0:keepNext ns0:val="0"/>
-              <ns0:keepLines/>
-              <ns0:pageBreakBefore ns0:val="0"/>
-              <ns0:widowControl/>
-              <ns0:spacing ns0:line="276" ns0:lineRule="auto" ns0:before="0" ns0:after="60"/>
-              <ns0:jc ns0:val="left"/>
-              <ns0:wordWrap ns0:val="0"/>
-            </ns0:pPr>
-            <ns0:r>
-              <ns0:rPr>
-                <ns0:rFonts ns0:ascii="Noto Sans SC" ns0:hAnsi="Noto Sans SC" ns0:eastAsia="Noto Sans SC"/>
-                <ns0:b ns0:val="0"/>
-                <ns0:color ns0:val="202D33"/>
-                <ns0:sz ns0:val="19"/>
-              </ns0:rPr>
-              <ns0:t>8．跨厂三要素结构可以由汇总数据拆分；差异机制仍需两厂同口径明细支持。</ns0:t>
-              <ns0:br/>
-              <ns0:t>核查对象：两厂同规格产品成本归集、工时及费用分配</ns0:t>
-              <ns0:br/>
-              <ns0:t>行动：先核对两厂成本归集口径，再按材料、人工和制造费用差额检查主要项目；缺少二厂原料明细时保留缺项。</ns0:t>
-            </ns0:r>
-          </ns0:p>
-        </ns0:tc>
-        <ns0:tc>
-          <ns0:tcPr>
-            <ns0:tcW ns0:type="dxa" ns0:w="3402"/>
-            <ns0:vAlign ns0:val="center"/>
-          </ns0:tcPr>
-          <ns0:p>
-            <ns0:pPr>
-              <ns0:keepNext ns0:val="0"/>
-              <ns0:keepLines/>
-              <ns0:pageBreakBefore ns0:val="0"/>
-              <ns0:widowControl/>
-              <ns0:spacing ns0:line="276" ns0:lineRule="auto" ns0:before="0" ns0:after="60"/>
-              <ns0:jc ns0:val="left"/>
-              <ns0:wordWrap ns0:val="0"/>
-            </ns0:pPr>
-            <ns0:r>
-              <ns0:rPr>
-                <ns0:rFonts ns0:ascii="Noto Sans SC" ns0:hAnsi="Noto Sans SC" ns0:eastAsia="Noto Sans SC"/>
-                <ns0:b ns0:val="0"/>
-                <ns0:color ns0:val="202D33"/>
-                <ns0:sz ns0:val="19"/>
-              </ns0:rPr>
-              <ns0:t>两厂原料明细、两厂工时和费用分配表、可比批次工艺记录</ns0:t>
+            <ns0:tcW ns0:type="dxa" ns0:w="1635"/>
+            <ns0:vAlign ns0:val="center"/>
+          </ns0:tcPr>
+          <ns0:p>
+            <ns0:pPr>
+              <ns0:keepNext ns0:val="0"/>
+              <ns0:keepLines/>
+              <ns0:pageBreakBefore ns0:val="0"/>
+              <ns0:widowControl/>
+              <ns0:spacing ns0:line="276" ns0:lineRule="auto" ns0:before="0" ns0:after="60"/>
+              <ns0:jc ns0:val="left"/>
+              <ns0:wordWrap ns0:val="0"/>
+            </ns0:pPr>
+            <ns0:r>
+              <ns0:rPr>
+                <ns0:rFonts ns0:ascii="Noto Sans SC" ns0:hAnsi="Noto Sans SC" ns0:eastAsia="Noto Sans SC"/>
+                <ns0:b ns0:val="0"/>
+                <ns0:color ns0:val="202D33"/>
+                <ns0:sz ns0:val="19"/>
+              </ns0:rPr>
+              <ns0:t>8</ns0:t>
+            </ns0:r>
+          </ns0:p>
+        </ns0:tc>
+        <ns0:tc>
+          <ns0:tcPr>
+            <ns0:tcW ns0:type="dxa" ns0:w="1635"/>
+            <ns0:vAlign ns0:val="center"/>
+          </ns0:tcPr>
+          <ns0:p>
+            <ns0:pPr>
+              <ns0:keepNext ns0:val="0"/>
+              <ns0:keepLines/>
+              <ns0:pageBreakBefore ns0:val="0"/>
+              <ns0:widowControl/>
+              <ns0:spacing ns0:line="276" ns0:lineRule="auto" ns0:before="0" ns0:after="60"/>
+              <ns0:jc ns0:val="left"/>
+              <ns0:wordWrap ns0:val="0"/>
+            </ns0:pPr>
+            <ns0:r>
+              <ns0:rPr>
+                <ns0:rFonts ns0:ascii="Noto Sans SC" ns0:hAnsi="Noto Sans SC" ns0:eastAsia="Noto Sans SC"/>
+                <ns0:b ns0:val="0"/>
+                <ns0:color ns0:val="202D33"/>
+                <ns0:sz ns0:val="19"/>
+              </ns0:rPr>
+              <ns0:t>先核对两厂成本归集口径，再按材料、人工和制造费用差额检查主要项目；缺少二厂原料明细时保留缺项。</ns0:t>
+            </ns0:r>
+          </ns0:p>
+        </ns0:tc>
+        <ns0:tc>
+          <ns0:tcPr>
+            <ns0:tcW ns0:type="dxa" ns0:w="1635"/>
+            <ns0:vAlign ns0:val="center"/>
+          </ns0:tcPr>
+          <ns0:p>
+            <ns0:pPr>
+              <ns0:keepNext ns0:val="0"/>
+              <ns0:keepLines/>
+              <ns0:pageBreakBefore ns0:val="0"/>
+              <ns0:widowControl/>
+              <ns0:spacing ns0:line="276" ns0:lineRule="auto" ns0:before="0" ns0:after="60"/>
+              <ns0:jc ns0:val="left"/>
+              <ns0:wordWrap ns0:val="0"/>
+            </ns0:pPr>
+            <ns0:r>
+              <ns0:rPr>
+                <ns0:rFonts ns0:ascii="Noto Sans SC" ns0:hAnsi="Noto Sans SC" ns0:eastAsia="Noto Sans SC"/>
+                <ns0:b ns0:val="0"/>
+                <ns0:color ns0:val="202D33"/>
+                <ns0:sz ns0:val="19"/>
+              </ns0:rPr>
+              <ns0:t>两厂财务部、生产部</ns0:t>
+            </ns0:r>
+          </ns0:p>
+        </ns0:tc>
+        <ns0:tc>
+          <ns0:tcPr>
+            <ns0:tcW ns0:type="dxa" ns0:w="1635"/>
+            <ns0:vAlign ns0:val="center"/>
+          </ns0:tcPr>
+          <ns0:p>
+            <ns0:pPr>
+              <ns0:keepNext ns0:val="0"/>
+              <ns0:keepLines/>
+              <ns0:pageBreakBefore ns0:val="0"/>
+              <ns0:widowControl/>
+              <ns0:spacing ns0:line="276" ns0:lineRule="auto" ns0:before="0" ns0:after="60"/>
+              <ns0:jc ns0:val="left"/>
+              <ns0:wordWrap ns0:val="0"/>
+            </ns0:pPr>
+            <ns0:r>
+              <ns0:rPr>
+                <ns0:rFonts ns0:ascii="Noto Sans SC" ns0:hAnsi="Noto Sans SC" ns0:eastAsia="Noto Sans SC"/>
+                <ns0:b ns0:val="0"/>
+                <ns0:color ns0:val="202D33"/>
+                <ns0:sz ns0:val="19"/>
+              </ns0:rPr>
+              <ns0:t>高</ns0:t>
+            </ns0:r>
+          </ns0:p>
+        </ns0:tc>
+        <ns0:tc>
+          <ns0:tcPr>
+            <ns0:tcW ns0:type="dxa" ns0:w="1635"/>
+            <ns0:vAlign ns0:val="center"/>
+          </ns0:tcPr>
+          <ns0:p>
+            <ns0:pPr>
+              <ns0:keepNext ns0:val="0"/>
+              <ns0:keepLines/>
+              <ns0:pageBreakBefore ns0:val="0"/>
+              <ns0:widowControl/>
+              <ns0:spacing ns0:line="276" ns0:lineRule="auto" ns0:before="0" ns0:after="60"/>
+              <ns0:jc ns0:val="left"/>
+              <ns0:wordWrap ns0:val="0"/>
+            </ns0:pPr>
+            <ns0:r>
+              <ns0:rPr>
+                <ns0:rFonts ns0:ascii="Noto Sans SC" ns0:hAnsi="Noto Sans SC" ns0:eastAsia="Noto Sans SC"/>
+                <ns0:b ns0:val="0"/>
+                <ns0:color ns0:val="202D33"/>
+                <ns0:sz ns0:val="19"/>
+              </ns0:rPr>
+              <ns0:t>两厂原料明细、两厂工时和费用分配表</ns0:t>
+            </ns0:r>
+          </ns0:p>
+        </ns0:tc>
+        <ns0:tc>
+          <ns0:tcPr>
+            <ns0:tcW ns0:type="dxa" ns0:w="1635"/>
+            <ns0:vAlign ns0:val="center"/>
+          </ns0:tcPr>
+          <ns0:p>
+            <ns0:pPr>
+              <ns0:keepNext ns0:val="0"/>
+              <ns0:keepLines/>
+              <ns0:pageBreakBefore ns0:val="0"/>
+              <ns0:widowControl/>
+              <ns0:spacing ns0:line="276" ns0:lineRule="auto" ns0:before="0" ns0:after="60"/>
+              <ns0:jc ns0:val="left"/>
+              <ns0:wordWrap ns0:val="0"/>
+            </ns0:pPr>
+            <ns0:r>
+              <ns0:rPr>
+                <ns0:rFonts ns0:ascii="Noto Sans SC" ns0:hAnsi="Noto Sans SC" ns0:eastAsia="Noto Sans SC"/>
+                <ns0:b ns0:val="0"/>
+                <ns0:color ns0:val="202D33"/>
+                <ns0:sz ns0:val="19"/>
+              </ns0:rPr>
+              <ns0:t>提交本期成本复核结论前完成资料核对；由责任部门确认具体日期</ns0:t>
             </ns0:r>
           </ns0:p>
         </ns0:tc>
@@ -10402,9 +14674,12 @@
         <ns0:tblLook ns0:firstColumn="1" ns0:firstRow="1" ns0:lastColumn="0" ns0:lastRow="0" ns0:noHBand="0" ns0:noVBand="1" ns0:val="04A0"/>
       </ns0:tblPr>
       <ns0:tblGrid>
-        <ns0:gridCol ns0:w="3269"/>
-        <ns0:gridCol ns0:w="3269"/>
-        <ns0:gridCol ns0:w="3269"/>
+        <ns0:gridCol ns0:w="1635"/>
+        <ns0:gridCol ns0:w="1635"/>
+        <ns0:gridCol ns0:w="1635"/>
+        <ns0:gridCol ns0:w="1635"/>
+        <ns0:gridCol ns0:w="1635"/>
+        <ns0:gridCol ns0:w="1635"/>
       </ns0:tblGrid>
       <ns0:tr>
         <ns0:trPr>
@@ -10413,7 +14688,7 @@
         </ns0:trPr>
         <ns0:tc>
           <ns0:tcPr>
-            <ns0:tcW ns0:type="dxa" ns0:w="3269"/>
+            <ns0:tcW ns0:type="dxa" ns0:w="1635"/>
             <ns0:vAlign ns0:val="center"/>
             <ns0:shd ns0:fill="EAF2F5"/>
           </ns0:tcPr>
@@ -10434,13 +14709,13 @@
                 <ns0:color ns0:val="202D33"/>
                 <ns0:sz ns0:val="19"/>
               </ns0:rPr>
-              <ns0:t>责任部门／角色</ns0:t>
-            </ns0:r>
-          </ns0:p>
-        </ns0:tc>
-        <ns0:tc>
-          <ns0:tcPr>
-            <ns0:tcW ns0:type="dxa" ns0:w="3269"/>
+              <ns0:t>任务编号</ns0:t>
+            </ns0:r>
+          </ns0:p>
+        </ns0:tc>
+        <ns0:tc>
+          <ns0:tcPr>
+            <ns0:tcW ns0:type="dxa" ns0:w="1635"/>
             <ns0:vAlign ns0:val="center"/>
             <ns0:shd ns0:fill="EAF2F5"/>
           </ns0:tcPr>
@@ -10461,13 +14736,67 @@
                 <ns0:color ns0:val="202D33"/>
                 <ns0:sz ns0:val="19"/>
               </ns0:rPr>
+              <ns0:t>任务标题</ns0:t>
+            </ns0:r>
+          </ns0:p>
+        </ns0:tc>
+        <ns0:tc>
+          <ns0:tcPr>
+            <ns0:tcW ns0:type="dxa" ns0:w="1635"/>
+            <ns0:vAlign ns0:val="center"/>
+            <ns0:shd ns0:fill="EAF2F5"/>
+          </ns0:tcPr>
+          <ns0:p>
+            <ns0:pPr>
+              <ns0:keepNext ns0:val="0"/>
+              <ns0:keepLines/>
+              <ns0:pageBreakBefore ns0:val="0"/>
+              <ns0:widowControl/>
+              <ns0:spacing ns0:line="276" ns0:lineRule="auto" ns0:before="0" ns0:after="60"/>
+              <ns0:jc ns0:val="center"/>
+              <ns0:wordWrap ns0:val="0"/>
+            </ns0:pPr>
+            <ns0:r>
+              <ns0:rPr>
+                <ns0:rFonts ns0:ascii="Noto Sans SC" ns0:hAnsi="Noto Sans SC" ns0:eastAsia="Noto Sans SC"/>
+                <ns0:b/>
+                <ns0:color ns0:val="202D33"/>
+                <ns0:sz ns0:val="19"/>
+              </ns0:rPr>
+              <ns0:t>责任人</ns0:t>
+            </ns0:r>
+          </ns0:p>
+        </ns0:tc>
+        <ns0:tc>
+          <ns0:tcPr>
+            <ns0:tcW ns0:type="dxa" ns0:w="1635"/>
+            <ns0:vAlign ns0:val="center"/>
+            <ns0:shd ns0:fill="EAF2F5"/>
+          </ns0:tcPr>
+          <ns0:p>
+            <ns0:pPr>
+              <ns0:keepNext ns0:val="0"/>
+              <ns0:keepLines/>
+              <ns0:pageBreakBefore ns0:val="0"/>
+              <ns0:widowControl/>
+              <ns0:spacing ns0:line="276" ns0:lineRule="auto" ns0:before="0" ns0:after="60"/>
+              <ns0:jc ns0:val="center"/>
+              <ns0:wordWrap ns0:val="0"/>
+            </ns0:pPr>
+            <ns0:r>
+              <ns0:rPr>
+                <ns0:rFonts ns0:ascii="Noto Sans SC" ns0:hAnsi="Noto Sans SC" ns0:eastAsia="Noto Sans SC"/>
+                <ns0:b/>
+                <ns0:color ns0:val="202D33"/>
+                <ns0:sz ns0:val="19"/>
+              </ns0:rPr>
               <ns0:t>优先级</ns0:t>
             </ns0:r>
           </ns0:p>
         </ns0:tc>
         <ns0:tc>
           <ns0:tcPr>
-            <ns0:tcW ns0:type="dxa" ns0:w="3269"/>
+            <ns0:tcW ns0:type="dxa" ns0:w="1635"/>
             <ns0:vAlign ns0:val="center"/>
             <ns0:shd ns0:fill="EAF2F5"/>
           </ns0:tcPr>
@@ -10488,7 +14817,34 @@
                 <ns0:color ns0:val="202D33"/>
                 <ns0:sz ns0:val="19"/>
               </ns0:rPr>
-              <ns0:t>期限依据与状态</ns0:t>
+              <ns0:t>来源</ns0:t>
+            </ns0:r>
+          </ns0:p>
+        </ns0:tc>
+        <ns0:tc>
+          <ns0:tcPr>
+            <ns0:tcW ns0:type="dxa" ns0:w="1635"/>
+            <ns0:vAlign ns0:val="center"/>
+            <ns0:shd ns0:fill="EAF2F5"/>
+          </ns0:tcPr>
+          <ns0:p>
+            <ns0:pPr>
+              <ns0:keepNext ns0:val="0"/>
+              <ns0:keepLines/>
+              <ns0:pageBreakBefore ns0:val="0"/>
+              <ns0:widowControl/>
+              <ns0:spacing ns0:line="276" ns0:lineRule="auto" ns0:before="0" ns0:after="60"/>
+              <ns0:jc ns0:val="center"/>
+              <ns0:wordWrap ns0:val="0"/>
+            </ns0:pPr>
+            <ns0:r>
+              <ns0:rPr>
+                <ns0:rFonts ns0:ascii="Noto Sans SC" ns0:hAnsi="Noto Sans SC" ns0:eastAsia="Noto Sans SC"/>
+                <ns0:b/>
+                <ns0:color ns0:val="202D33"/>
+                <ns0:sz ns0:val="19"/>
+              </ns0:rPr>
+              <ns0:t>截止时间</ns0:t>
             </ns0:r>
           </ns0:p>
         </ns0:tc>
@@ -10499,79 +14855,157 @@
         </ns0:trPr>
         <ns0:tc>
           <ns0:tcPr>
-            <ns0:tcW ns0:type="dxa" ns0:w="3269"/>
-            <ns0:vAlign ns0:val="center"/>
-          </ns0:tcPr>
-          <ns0:p>
-            <ns0:pPr>
-              <ns0:keepNext ns0:val="0"/>
-              <ns0:keepLines/>
-              <ns0:pageBreakBefore ns0:val="0"/>
-              <ns0:widowControl/>
-              <ns0:spacing ns0:line="276" ns0:lineRule="auto" ns0:before="0" ns0:after="60"/>
-              <ns0:jc ns0:val="left"/>
-              <ns0:wordWrap ns0:val="0"/>
-            </ns0:pPr>
-            <ns0:r>
-              <ns0:rPr>
-                <ns0:rFonts ns0:ascii="Noto Sans SC" ns0:hAnsi="Noto Sans SC" ns0:eastAsia="Noto Sans SC"/>
-                <ns0:b ns0:val="0"/>
-                <ns0:color ns0:val="202D33"/>
-                <ns0:sz ns0:val="19"/>
-              </ns0:rPr>
-              <ns0:t>1．采购与财务共享部门／待分配（姓名待分配）</ns0:t>
-            </ns0:r>
-          </ns0:p>
-        </ns0:tc>
-        <ns0:tc>
-          <ns0:tcPr>
-            <ns0:tcW ns0:type="dxa" ns0:w="3269"/>
-            <ns0:vAlign ns0:val="center"/>
-          </ns0:tcPr>
-          <ns0:p>
-            <ns0:pPr>
-              <ns0:keepNext ns0:val="0"/>
-              <ns0:keepLines/>
-              <ns0:pageBreakBefore ns0:val="0"/>
-              <ns0:widowControl/>
-              <ns0:spacing ns0:line="276" ns0:lineRule="auto" ns0:before="0" ns0:after="60"/>
-              <ns0:jc ns0:val="left"/>
-              <ns0:wordWrap ns0:val="0"/>
-            </ns0:pPr>
-            <ns0:r>
-              <ns0:rPr>
-                <ns0:rFonts ns0:ascii="Noto Sans SC" ns0:hAnsi="Noto Sans SC" ns0:eastAsia="Noto Sans SC"/>
-                <ns0:b ns0:val="0"/>
-                <ns0:color ns0:val="202D33"/>
-                <ns0:sz ns0:val="19"/>
-              </ns0:rPr>
-              <ns0:t>中</ns0:t>
-            </ns0:r>
-          </ns0:p>
-        </ns0:tc>
-        <ns0:tc>
-          <ns0:tcPr>
-            <ns0:tcW ns0:type="dxa" ns0:w="3269"/>
-            <ns0:vAlign ns0:val="center"/>
-          </ns0:tcPr>
-          <ns0:p>
-            <ns0:pPr>
-              <ns0:keepNext ns0:val="0"/>
-              <ns0:keepLines/>
-              <ns0:pageBreakBefore ns0:val="0"/>
-              <ns0:widowControl/>
-              <ns0:spacing ns0:line="276" ns0:lineRule="auto" ns0:before="0" ns0:after="60"/>
-              <ns0:jc ns0:val="left"/>
-              <ns0:wordWrap ns0:val="0"/>
-            </ns0:pPr>
-            <ns0:r>
-              <ns0:rPr>
-                <ns0:rFonts ns0:ascii="Noto Sans SC" ns0:hAnsi="Noto Sans SC" ns0:eastAsia="Noto Sans SC"/>
-                <ns0:b ns0:val="0"/>
-                <ns0:color ns0:val="202D33"/>
-                <ns0:sz ns0:val="19"/>
-              </ns0:rPr>
-              <ns0:t>月度成本结账后10个工作日内；待确认发送</ns0:t>
+            <ns0:tcW ns0:type="dxa" ns0:w="1635"/>
+            <ns0:vAlign ns0:val="center"/>
+          </ns0:tcPr>
+          <ns0:p>
+            <ns0:pPr>
+              <ns0:keepNext ns0:val="0"/>
+              <ns0:keepLines/>
+              <ns0:pageBreakBefore ns0:val="0"/>
+              <ns0:widowControl/>
+              <ns0:spacing ns0:line="276" ns0:lineRule="auto" ns0:before="0" ns0:after="60"/>
+              <ns0:jc ns0:val="left"/>
+              <ns0:wordWrap ns0:val="0"/>
+            </ns0:pPr>
+            <ns0:r>
+              <ns0:rPr>
+                <ns0:rFonts ns0:ascii="Noto Sans SC" ns0:hAnsi="Noto Sans SC" ns0:eastAsia="Noto Sans SC"/>
+                <ns0:b ns0:val="0"/>
+                <ns0:color ns0:val="202D33"/>
+                <ns0:sz ns0:val="19"/>
+              </ns0:rPr>
+              <ns0:t>YH-6aad5fa2</ns0:t>
+            </ns0:r>
+          </ns0:p>
+        </ns0:tc>
+        <ns0:tc>
+          <ns0:tcPr>
+            <ns0:tcW ns0:type="dxa" ns0:w="1635"/>
+            <ns0:vAlign ns0:val="center"/>
+          </ns0:tcPr>
+          <ns0:p>
+            <ns0:pPr>
+              <ns0:keepNext ns0:val="0"/>
+              <ns0:keepLines/>
+              <ns0:pageBreakBefore ns0:val="0"/>
+              <ns0:widowControl/>
+              <ns0:spacing ns0:line="276" ns0:lineRule="auto" ns0:before="0" ns0:after="60"/>
+              <ns0:jc ns0:val="left"/>
+              <ns0:wordWrap ns0:val="0"/>
+            </ns0:pPr>
+            <ns0:r>
+              <ns0:rPr>
+                <ns0:rFonts ns0:ascii="Noto Sans SC" ns0:hAnsi="Noto Sans SC" ns0:eastAsia="Noto Sans SC"/>
+                <ns0:b ns0:val="0"/>
+                <ns0:color ns0:val="202D33"/>
+                <ns0:sz ns0:val="19"/>
+              </ns0:rPr>
+              <ns0:t>熟地黄、山茱萸等主要药材的实际采购单价与投料量</ns0:t>
+            </ns0:r>
+          </ns0:p>
+        </ns0:tc>
+        <ns0:tc>
+          <ns0:tcPr>
+            <ns0:tcW ns0:type="dxa" ns0:w="1635"/>
+            <ns0:vAlign ns0:val="center"/>
+          </ns0:tcPr>
+          <ns0:p>
+            <ns0:pPr>
+              <ns0:keepNext ns0:val="0"/>
+              <ns0:keepLines/>
+              <ns0:pageBreakBefore ns0:val="0"/>
+              <ns0:widowControl/>
+              <ns0:spacing ns0:line="276" ns0:lineRule="auto" ns0:before="0" ns0:after="60"/>
+              <ns0:jc ns0:val="left"/>
+              <ns0:wordWrap ns0:val="0"/>
+            </ns0:pPr>
+            <ns0:r>
+              <ns0:rPr>
+                <ns0:rFonts ns0:ascii="Noto Sans SC" ns0:hAnsi="Noto Sans SC" ns0:eastAsia="Noto Sans SC"/>
+                <ns0:b ns0:val="0"/>
+                <ns0:color ns0:val="202D33"/>
+                <ns0:sz ns0:val="19"/>
+              </ns0:rPr>
+              <ns0:t>待分配</ns0:t>
+            </ns0:r>
+          </ns0:p>
+        </ns0:tc>
+        <ns0:tc>
+          <ns0:tcPr>
+            <ns0:tcW ns0:type="dxa" ns0:w="1635"/>
+            <ns0:vAlign ns0:val="center"/>
+          </ns0:tcPr>
+          <ns0:p>
+            <ns0:pPr>
+              <ns0:keepNext ns0:val="0"/>
+              <ns0:keepLines/>
+              <ns0:pageBreakBefore ns0:val="0"/>
+              <ns0:widowControl/>
+              <ns0:spacing ns0:line="276" ns0:lineRule="auto" ns0:before="0" ns0:after="60"/>
+              <ns0:jc ns0:val="left"/>
+              <ns0:wordWrap ns0:val="0"/>
+            </ns0:pPr>
+            <ns0:r>
+              <ns0:rPr>
+                <ns0:rFonts ns0:ascii="Noto Sans SC" ns0:hAnsi="Noto Sans SC" ns0:eastAsia="Noto Sans SC"/>
+                <ns0:b ns0:val="0"/>
+                <ns0:color ns0:val="202D33"/>
+                <ns0:sz ns0:val="19"/>
+              </ns0:rPr>
+              <ns0:t>高</ns0:t>
+            </ns0:r>
+          </ns0:p>
+        </ns0:tc>
+        <ns0:tc>
+          <ns0:tcPr>
+            <ns0:tcW ns0:type="dxa" ns0:w="1635"/>
+            <ns0:vAlign ns0:val="center"/>
+          </ns0:tcPr>
+          <ns0:p>
+            <ns0:pPr>
+              <ns0:keepNext ns0:val="0"/>
+              <ns0:keepLines/>
+              <ns0:pageBreakBefore ns0:val="0"/>
+              <ns0:widowControl/>
+              <ns0:spacing ns0:line="276" ns0:lineRule="auto" ns0:before="0" ns0:after="60"/>
+              <ns0:jc ns0:val="left"/>
+              <ns0:wordWrap ns0:val="0"/>
+            </ns0:pPr>
+            <ns0:r>
+              <ns0:rPr>
+                <ns0:rFonts ns0:ascii="Noto Sans SC" ns0:hAnsi="Noto Sans SC" ns0:eastAsia="Noto Sans SC"/>
+                <ns0:b ns0:val="0"/>
+                <ns0:color ns0:val="202D33"/>
+                <ns0:sz ns0:val="19"/>
+              </ns0:rPr>
+              <ns0:t>本报告1号建议</ns0:t>
+            </ns0:r>
+          </ns0:p>
+        </ns0:tc>
+        <ns0:tc>
+          <ns0:tcPr>
+            <ns0:tcW ns0:type="dxa" ns0:w="1635"/>
+            <ns0:vAlign ns0:val="center"/>
+          </ns0:tcPr>
+          <ns0:p>
+            <ns0:pPr>
+              <ns0:keepNext ns0:val="0"/>
+              <ns0:keepLines/>
+              <ns0:pageBreakBefore ns0:val="0"/>
+              <ns0:widowControl/>
+              <ns0:spacing ns0:line="276" ns0:lineRule="auto" ns0:before="0" ns0:after="60"/>
+              <ns0:jc ns0:val="left"/>
+              <ns0:wordWrap ns0:val="0"/>
+            </ns0:pPr>
+            <ns0:r>
+              <ns0:rPr>
+                <ns0:rFonts ns0:ascii="Noto Sans SC" ns0:hAnsi="Noto Sans SC" ns0:eastAsia="Noto Sans SC"/>
+                <ns0:b ns0:val="0"/>
+                <ns0:color ns0:val="202D33"/>
+                <ns0:sz ns0:val="19"/>
+              </ns0:rPr>
+              <ns0:t>月度成本结账后10个工作日内（确认后经模拟RPA发送）</ns0:t>
             </ns0:r>
           </ns0:p>
         </ns0:tc>
@@ -10582,33 +15016,85 @@
         </ns0:trPr>
         <ns0:tc>
           <ns0:tcPr>
-            <ns0:tcW ns0:type="dxa" ns0:w="3269"/>
-            <ns0:vAlign ns0:val="center"/>
-          </ns0:tcPr>
-          <ns0:p>
-            <ns0:pPr>
-              <ns0:keepNext ns0:val="0"/>
-              <ns0:keepLines/>
-              <ns0:pageBreakBefore ns0:val="0"/>
-              <ns0:widowControl/>
-              <ns0:spacing ns0:line="276" ns0:lineRule="auto" ns0:before="0" ns0:after="60"/>
-              <ns0:jc ns0:val="left"/>
-              <ns0:wordWrap ns0:val="0"/>
-            </ns0:pPr>
-            <ns0:r>
-              <ns0:rPr>
-                <ns0:rFonts ns0:ascii="Noto Sans SC" ns0:hAnsi="Noto Sans SC" ns0:eastAsia="Noto Sans SC"/>
-                <ns0:b ns0:val="0"/>
-                <ns0:color ns0:val="202D33"/>
-                <ns0:sz ns0:val="19"/>
-              </ns0:rPr>
-              <ns0:t>2．生产与财务部门／待分配（姓名待分配）</ns0:t>
-            </ns0:r>
-          </ns0:p>
-        </ns0:tc>
-        <ns0:tc>
-          <ns0:tcPr>
-            <ns0:tcW ns0:type="dxa" ns0:w="3269"/>
+            <ns0:tcW ns0:type="dxa" ns0:w="1635"/>
+            <ns0:vAlign ns0:val="center"/>
+          </ns0:tcPr>
+          <ns0:p>
+            <ns0:pPr>
+              <ns0:keepNext ns0:val="0"/>
+              <ns0:keepLines/>
+              <ns0:pageBreakBefore ns0:val="0"/>
+              <ns0:widowControl/>
+              <ns0:spacing ns0:line="276" ns0:lineRule="auto" ns0:before="0" ns0:after="60"/>
+              <ns0:jc ns0:val="left"/>
+              <ns0:wordWrap ns0:val="0"/>
+            </ns0:pPr>
+            <ns0:r>
+              <ns0:rPr>
+                <ns0:rFonts ns0:ascii="Noto Sans SC" ns0:hAnsi="Noto Sans SC" ns0:eastAsia="Noto Sans SC"/>
+                <ns0:b ns0:val="0"/>
+                <ns0:color ns0:val="202D33"/>
+                <ns0:sz ns0:val="19"/>
+              </ns0:rPr>
+              <ns0:t>YH-a6bf20c3</ns0:t>
+            </ns0:r>
+          </ns0:p>
+        </ns0:tc>
+        <ns0:tc>
+          <ns0:tcPr>
+            <ns0:tcW ns0:type="dxa" ns0:w="1635"/>
+            <ns0:vAlign ns0:val="center"/>
+          </ns0:tcPr>
+          <ns0:p>
+            <ns0:pPr>
+              <ns0:keepNext ns0:val="0"/>
+              <ns0:keepLines/>
+              <ns0:pageBreakBefore ns0:val="0"/>
+              <ns0:widowControl/>
+              <ns0:spacing ns0:line="276" ns0:lineRule="auto" ns0:before="0" ns0:after="60"/>
+              <ns0:jc ns0:val="left"/>
+              <ns0:wordWrap ns0:val="0"/>
+            </ns0:pPr>
+            <ns0:r>
+              <ns0:rPr>
+                <ns0:rFonts ns0:ascii="Noto Sans SC" ns0:hAnsi="Noto Sans SC" ns0:eastAsia="Noto Sans SC"/>
+                <ns0:b ns0:val="0"/>
+                <ns0:color ns0:val="202D33"/>
+                <ns0:sz ns0:val="19"/>
+              </ns0:rPr>
+              <ns0:t>各工序实际工时与单位人工</ns0:t>
+            </ns0:r>
+          </ns0:p>
+        </ns0:tc>
+        <ns0:tc>
+          <ns0:tcPr>
+            <ns0:tcW ns0:type="dxa" ns0:w="1635"/>
+            <ns0:vAlign ns0:val="center"/>
+          </ns0:tcPr>
+          <ns0:p>
+            <ns0:pPr>
+              <ns0:keepNext ns0:val="0"/>
+              <ns0:keepLines/>
+              <ns0:pageBreakBefore ns0:val="0"/>
+              <ns0:widowControl/>
+              <ns0:spacing ns0:line="276" ns0:lineRule="auto" ns0:before="0" ns0:after="60"/>
+              <ns0:jc ns0:val="left"/>
+              <ns0:wordWrap ns0:val="0"/>
+            </ns0:pPr>
+            <ns0:r>
+              <ns0:rPr>
+                <ns0:rFonts ns0:ascii="Noto Sans SC" ns0:hAnsi="Noto Sans SC" ns0:eastAsia="Noto Sans SC"/>
+                <ns0:b ns0:val="0"/>
+                <ns0:color ns0:val="202D33"/>
+                <ns0:sz ns0:val="19"/>
+              </ns0:rPr>
+              <ns0:t>待分配</ns0:t>
+            </ns0:r>
+          </ns0:p>
+        </ns0:tc>
+        <ns0:tc>
+          <ns0:tcPr>
+            <ns0:tcW ns0:type="dxa" ns0:w="1635"/>
             <ns0:vAlign ns0:val="center"/>
           </ns0:tcPr>
           <ns0:p>
@@ -10634,27 +15120,53 @@
         </ns0:tc>
         <ns0:tc>
           <ns0:tcPr>
-            <ns0:tcW ns0:type="dxa" ns0:w="3269"/>
-            <ns0:vAlign ns0:val="center"/>
-          </ns0:tcPr>
-          <ns0:p>
-            <ns0:pPr>
-              <ns0:keepNext ns0:val="0"/>
-              <ns0:keepLines/>
-              <ns0:pageBreakBefore ns0:val="0"/>
-              <ns0:widowControl/>
-              <ns0:spacing ns0:line="276" ns0:lineRule="auto" ns0:before="0" ns0:after="60"/>
-              <ns0:jc ns0:val="left"/>
-              <ns0:wordWrap ns0:val="0"/>
-            </ns0:pPr>
-            <ns0:r>
-              <ns0:rPr>
-                <ns0:rFonts ns0:ascii="Noto Sans SC" ns0:hAnsi="Noto Sans SC" ns0:eastAsia="Noto Sans SC"/>
-                <ns0:b ns0:val="0"/>
-                <ns0:color ns0:val="202D33"/>
-                <ns0:sz ns0:val="19"/>
-              </ns0:rPr>
-              <ns0:t>月度成本结账后10个工作日内；待确认发送</ns0:t>
+            <ns0:tcW ns0:type="dxa" ns0:w="1635"/>
+            <ns0:vAlign ns0:val="center"/>
+          </ns0:tcPr>
+          <ns0:p>
+            <ns0:pPr>
+              <ns0:keepNext ns0:val="0"/>
+              <ns0:keepLines/>
+              <ns0:pageBreakBefore ns0:val="0"/>
+              <ns0:widowControl/>
+              <ns0:spacing ns0:line="276" ns0:lineRule="auto" ns0:before="0" ns0:after="60"/>
+              <ns0:jc ns0:val="left"/>
+              <ns0:wordWrap ns0:val="0"/>
+            </ns0:pPr>
+            <ns0:r>
+              <ns0:rPr>
+                <ns0:rFonts ns0:ascii="Noto Sans SC" ns0:hAnsi="Noto Sans SC" ns0:eastAsia="Noto Sans SC"/>
+                <ns0:b ns0:val="0"/>
+                <ns0:color ns0:val="202D33"/>
+                <ns0:sz ns0:val="19"/>
+              </ns0:rPr>
+              <ns0:t>本报告2号建议</ns0:t>
+            </ns0:r>
+          </ns0:p>
+        </ns0:tc>
+        <ns0:tc>
+          <ns0:tcPr>
+            <ns0:tcW ns0:type="dxa" ns0:w="1635"/>
+            <ns0:vAlign ns0:val="center"/>
+          </ns0:tcPr>
+          <ns0:p>
+            <ns0:pPr>
+              <ns0:keepNext ns0:val="0"/>
+              <ns0:keepLines/>
+              <ns0:pageBreakBefore ns0:val="0"/>
+              <ns0:widowControl/>
+              <ns0:spacing ns0:line="276" ns0:lineRule="auto" ns0:before="0" ns0:after="60"/>
+              <ns0:jc ns0:val="left"/>
+              <ns0:wordWrap ns0:val="0"/>
+            </ns0:pPr>
+            <ns0:r>
+              <ns0:rPr>
+                <ns0:rFonts ns0:ascii="Noto Sans SC" ns0:hAnsi="Noto Sans SC" ns0:eastAsia="Noto Sans SC"/>
+                <ns0:b ns0:val="0"/>
+                <ns0:color ns0:val="202D33"/>
+                <ns0:sz ns0:val="19"/>
+              </ns0:rPr>
+              <ns0:t>月度成本分析完成后10个工作日内（确认后经模拟RPA发送）</ns0:t>
             </ns0:r>
           </ns0:p>
         </ns0:tc>
@@ -10665,79 +15177,157 @@
         </ns0:trPr>
         <ns0:tc>
           <ns0:tcPr>
-            <ns0:tcW ns0:type="dxa" ns0:w="3269"/>
-            <ns0:vAlign ns0:val="center"/>
-          </ns0:tcPr>
-          <ns0:p>
-            <ns0:pPr>
-              <ns0:keepNext ns0:val="0"/>
-              <ns0:keepLines/>
-              <ns0:pageBreakBefore ns0:val="0"/>
-              <ns0:widowControl/>
-              <ns0:spacing ns0:line="276" ns0:lineRule="auto" ns0:before="0" ns0:after="60"/>
-              <ns0:jc ns0:val="left"/>
-              <ns0:wordWrap ns0:val="0"/>
-            </ns0:pPr>
-            <ns0:r>
-              <ns0:rPr>
-                <ns0:rFonts ns0:ascii="Noto Sans SC" ns0:hAnsi="Noto Sans SC" ns0:eastAsia="Noto Sans SC"/>
-                <ns0:b ns0:val="0"/>
-                <ns0:color ns0:val="202D33"/>
-                <ns0:sz ns0:val="19"/>
-              </ns0:rPr>
-              <ns0:t>3．设备与财务部门／待分配（姓名待分配）</ns0:t>
-            </ns0:r>
-          </ns0:p>
-        </ns0:tc>
-        <ns0:tc>
-          <ns0:tcPr>
-            <ns0:tcW ns0:type="dxa" ns0:w="3269"/>
-            <ns0:vAlign ns0:val="center"/>
-          </ns0:tcPr>
-          <ns0:p>
-            <ns0:pPr>
-              <ns0:keepNext ns0:val="0"/>
-              <ns0:keepLines/>
-              <ns0:pageBreakBefore ns0:val="0"/>
-              <ns0:widowControl/>
-              <ns0:spacing ns0:line="276" ns0:lineRule="auto" ns0:before="0" ns0:after="60"/>
-              <ns0:jc ns0:val="left"/>
-              <ns0:wordWrap ns0:val="0"/>
-            </ns0:pPr>
-            <ns0:r>
-              <ns0:rPr>
-                <ns0:rFonts ns0:ascii="Noto Sans SC" ns0:hAnsi="Noto Sans SC" ns0:eastAsia="Noto Sans SC"/>
-                <ns0:b ns0:val="0"/>
-                <ns0:color ns0:val="202D33"/>
-                <ns0:sz ns0:val="19"/>
-              </ns0:rPr>
-              <ns0:t>低</ns0:t>
-            </ns0:r>
-          </ns0:p>
-        </ns0:tc>
-        <ns0:tc>
-          <ns0:tcPr>
-            <ns0:tcW ns0:type="dxa" ns0:w="3269"/>
-            <ns0:vAlign ns0:val="center"/>
-          </ns0:tcPr>
-          <ns0:p>
-            <ns0:pPr>
-              <ns0:keepNext ns0:val="0"/>
-              <ns0:keepLines/>
-              <ns0:pageBreakBefore ns0:val="0"/>
-              <ns0:widowControl/>
-              <ns0:spacing ns0:line="276" ns0:lineRule="auto" ns0:before="0" ns0:after="60"/>
-              <ns0:jc ns0:val="left"/>
-              <ns0:wordWrap ns0:val="0"/>
-            </ns0:pPr>
-            <ns0:r>
-              <ns0:rPr>
-                <ns0:rFonts ns0:ascii="Noto Sans SC" ns0:hAnsi="Noto Sans SC" ns0:eastAsia="Noto Sans SC"/>
-                <ns0:b ns0:val="0"/>
-                <ns0:color ns0:val="202D33"/>
-                <ns0:sz ns0:val="19"/>
-              </ns0:rPr>
-              <ns0:t>月度成本分析完成后10个工作日内；待确认发送</ns0:t>
+            <ns0:tcW ns0:type="dxa" ns0:w="1635"/>
+            <ns0:vAlign ns0:val="center"/>
+          </ns0:tcPr>
+          <ns0:p>
+            <ns0:pPr>
+              <ns0:keepNext ns0:val="0"/>
+              <ns0:keepLines/>
+              <ns0:pageBreakBefore ns0:val="0"/>
+              <ns0:widowControl/>
+              <ns0:spacing ns0:line="276" ns0:lineRule="auto" ns0:before="0" ns0:after="60"/>
+              <ns0:jc ns0:val="left"/>
+              <ns0:wordWrap ns0:val="0"/>
+            </ns0:pPr>
+            <ns0:r>
+              <ns0:rPr>
+                <ns0:rFonts ns0:ascii="Noto Sans SC" ns0:hAnsi="Noto Sans SC" ns0:eastAsia="Noto Sans SC"/>
+                <ns0:b ns0:val="0"/>
+                <ns0:color ns0:val="202D33"/>
+                <ns0:sz ns0:val="19"/>
+              </ns0:rPr>
+              <ns0:t>YH-6fc704cf</ns0:t>
+            </ns0:r>
+          </ns0:p>
+        </ns0:tc>
+        <ns0:tc>
+          <ns0:tcPr>
+            <ns0:tcW ns0:type="dxa" ns0:w="1635"/>
+            <ns0:vAlign ns0:val="center"/>
+          </ns0:tcPr>
+          <ns0:p>
+            <ns0:pPr>
+              <ns0:keepNext ns0:val="0"/>
+              <ns0:keepLines/>
+              <ns0:pageBreakBefore ns0:val="0"/>
+              <ns0:widowControl/>
+              <ns0:spacing ns0:line="276" ns0:lineRule="auto" ns0:before="0" ns0:after="60"/>
+              <ns0:jc ns0:val="left"/>
+              <ns0:wordWrap ns0:val="0"/>
+            </ns0:pPr>
+            <ns0:r>
+              <ns0:rPr>
+                <ns0:rFonts ns0:ascii="Noto Sans SC" ns0:hAnsi="Noto Sans SC" ns0:eastAsia="Noto Sans SC"/>
+                <ns0:b ns0:val="0"/>
+                <ns0:color ns0:val="202D33"/>
+                <ns0:sz ns0:val="19"/>
+              </ns0:rPr>
+              <ns0:t>制造费用各科目发生额与设备运行时间</ns0:t>
+            </ns0:r>
+          </ns0:p>
+        </ns0:tc>
+        <ns0:tc>
+          <ns0:tcPr>
+            <ns0:tcW ns0:type="dxa" ns0:w="1635"/>
+            <ns0:vAlign ns0:val="center"/>
+          </ns0:tcPr>
+          <ns0:p>
+            <ns0:pPr>
+              <ns0:keepNext ns0:val="0"/>
+              <ns0:keepLines/>
+              <ns0:pageBreakBefore ns0:val="0"/>
+              <ns0:widowControl/>
+              <ns0:spacing ns0:line="276" ns0:lineRule="auto" ns0:before="0" ns0:after="60"/>
+              <ns0:jc ns0:val="left"/>
+              <ns0:wordWrap ns0:val="0"/>
+            </ns0:pPr>
+            <ns0:r>
+              <ns0:rPr>
+                <ns0:rFonts ns0:ascii="Noto Sans SC" ns0:hAnsi="Noto Sans SC" ns0:eastAsia="Noto Sans SC"/>
+                <ns0:b ns0:val="0"/>
+                <ns0:color ns0:val="202D33"/>
+                <ns0:sz ns0:val="19"/>
+              </ns0:rPr>
+              <ns0:t>待分配</ns0:t>
+            </ns0:r>
+          </ns0:p>
+        </ns0:tc>
+        <ns0:tc>
+          <ns0:tcPr>
+            <ns0:tcW ns0:type="dxa" ns0:w="1635"/>
+            <ns0:vAlign ns0:val="center"/>
+          </ns0:tcPr>
+          <ns0:p>
+            <ns0:pPr>
+              <ns0:keepNext ns0:val="0"/>
+              <ns0:keepLines/>
+              <ns0:pageBreakBefore ns0:val="0"/>
+              <ns0:widowControl/>
+              <ns0:spacing ns0:line="276" ns0:lineRule="auto" ns0:before="0" ns0:after="60"/>
+              <ns0:jc ns0:val="left"/>
+              <ns0:wordWrap ns0:val="0"/>
+            </ns0:pPr>
+            <ns0:r>
+              <ns0:rPr>
+                <ns0:rFonts ns0:ascii="Noto Sans SC" ns0:hAnsi="Noto Sans SC" ns0:eastAsia="Noto Sans SC"/>
+                <ns0:b ns0:val="0"/>
+                <ns0:color ns0:val="202D33"/>
+                <ns0:sz ns0:val="19"/>
+              </ns0:rPr>
+              <ns0:t>中</ns0:t>
+            </ns0:r>
+          </ns0:p>
+        </ns0:tc>
+        <ns0:tc>
+          <ns0:tcPr>
+            <ns0:tcW ns0:type="dxa" ns0:w="1635"/>
+            <ns0:vAlign ns0:val="center"/>
+          </ns0:tcPr>
+          <ns0:p>
+            <ns0:pPr>
+              <ns0:keepNext ns0:val="0"/>
+              <ns0:keepLines/>
+              <ns0:pageBreakBefore ns0:val="0"/>
+              <ns0:widowControl/>
+              <ns0:spacing ns0:line="276" ns0:lineRule="auto" ns0:before="0" ns0:after="60"/>
+              <ns0:jc ns0:val="left"/>
+              <ns0:wordWrap ns0:val="0"/>
+            </ns0:pPr>
+            <ns0:r>
+              <ns0:rPr>
+                <ns0:rFonts ns0:ascii="Noto Sans SC" ns0:hAnsi="Noto Sans SC" ns0:eastAsia="Noto Sans SC"/>
+                <ns0:b ns0:val="0"/>
+                <ns0:color ns0:val="202D33"/>
+                <ns0:sz ns0:val="19"/>
+              </ns0:rPr>
+              <ns0:t>本报告3号建议</ns0:t>
+            </ns0:r>
+          </ns0:p>
+        </ns0:tc>
+        <ns0:tc>
+          <ns0:tcPr>
+            <ns0:tcW ns0:type="dxa" ns0:w="1635"/>
+            <ns0:vAlign ns0:val="center"/>
+          </ns0:tcPr>
+          <ns0:p>
+            <ns0:pPr>
+              <ns0:keepNext ns0:val="0"/>
+              <ns0:keepLines/>
+              <ns0:pageBreakBefore ns0:val="0"/>
+              <ns0:widowControl/>
+              <ns0:spacing ns0:line="276" ns0:lineRule="auto" ns0:before="0" ns0:after="60"/>
+              <ns0:jc ns0:val="left"/>
+              <ns0:wordWrap ns0:val="0"/>
+            </ns0:pPr>
+            <ns0:r>
+              <ns0:rPr>
+                <ns0:rFonts ns0:ascii="Noto Sans SC" ns0:hAnsi="Noto Sans SC" ns0:eastAsia="Noto Sans SC"/>
+                <ns0:b ns0:val="0"/>
+                <ns0:color ns0:val="202D33"/>
+                <ns0:sz ns0:val="19"/>
+              </ns0:rPr>
+              <ns0:t>月度成本结账后10个工作日内（确认后经模拟RPA发送）</ns0:t>
             </ns0:r>
           </ns0:p>
         </ns0:tc>
@@ -10748,33 +15338,85 @@
         </ns0:trPr>
         <ns0:tc>
           <ns0:tcPr>
-            <ns0:tcW ns0:type="dxa" ns0:w="3269"/>
-            <ns0:vAlign ns0:val="center"/>
-          </ns0:tcPr>
-          <ns0:p>
-            <ns0:pPr>
-              <ns0:keepNext ns0:val="0"/>
-              <ns0:keepLines/>
-              <ns0:pageBreakBefore ns0:val="0"/>
-              <ns0:widowControl/>
-              <ns0:spacing ns0:line="276" ns0:lineRule="auto" ns0:before="0" ns0:after="60"/>
-              <ns0:jc ns0:val="left"/>
-              <ns0:wordWrap ns0:val="0"/>
-            </ns0:pPr>
-            <ns0:r>
-              <ns0:rPr>
-                <ns0:rFonts ns0:ascii="Noto Sans SC" ns0:hAnsi="Noto Sans SC" ns0:eastAsia="Noto Sans SC"/>
-                <ns0:b ns0:val="0"/>
-                <ns0:color ns0:val="202D33"/>
-                <ns0:sz ns0:val="19"/>
-              </ns0:rPr>
-              <ns0:t>4．集团财务与生产管理部门／待分配（姓名待分配）</ns0:t>
-            </ns0:r>
-          </ns0:p>
-        </ns0:tc>
-        <ns0:tc>
-          <ns0:tcPr>
-            <ns0:tcW ns0:type="dxa" ns0:w="3269"/>
+            <ns0:tcW ns0:type="dxa" ns0:w="1635"/>
+            <ns0:vAlign ns0:val="center"/>
+          </ns0:tcPr>
+          <ns0:p>
+            <ns0:pPr>
+              <ns0:keepNext ns0:val="0"/>
+              <ns0:keepLines/>
+              <ns0:pageBreakBefore ns0:val="0"/>
+              <ns0:widowControl/>
+              <ns0:spacing ns0:line="276" ns0:lineRule="auto" ns0:before="0" ns0:after="60"/>
+              <ns0:jc ns0:val="left"/>
+              <ns0:wordWrap ns0:val="0"/>
+            </ns0:pPr>
+            <ns0:r>
+              <ns0:rPr>
+                <ns0:rFonts ns0:ascii="Noto Sans SC" ns0:hAnsi="Noto Sans SC" ns0:eastAsia="Noto Sans SC"/>
+                <ns0:b ns0:val="0"/>
+                <ns0:color ns0:val="202D33"/>
+                <ns0:sz ns0:val="19"/>
+              </ns0:rPr>
+              <ns0:t>YH-c9fa942f</ns0:t>
+            </ns0:r>
+          </ns0:p>
+        </ns0:tc>
+        <ns0:tc>
+          <ns0:tcPr>
+            <ns0:tcW ns0:type="dxa" ns0:w="1635"/>
+            <ns0:vAlign ns0:val="center"/>
+          </ns0:tcPr>
+          <ns0:p>
+            <ns0:pPr>
+              <ns0:keepNext ns0:val="0"/>
+              <ns0:keepLines/>
+              <ns0:pageBreakBefore ns0:val="0"/>
+              <ns0:widowControl/>
+              <ns0:spacing ns0:line="276" ns0:lineRule="auto" ns0:before="0" ns0:after="60"/>
+              <ns0:jc ns0:val="left"/>
+              <ns0:wordWrap ns0:val="0"/>
+            </ns0:pPr>
+            <ns0:r>
+              <ns0:rPr>
+                <ns0:rFonts ns0:ascii="Noto Sans SC" ns0:hAnsi="Noto Sans SC" ns0:eastAsia="Noto Sans SC"/>
+                <ns0:b ns0:val="0"/>
+                <ns0:color ns0:val="202D33"/>
+                <ns0:sz ns0:val="19"/>
+              </ns0:rPr>
+              <ns0:t>两厂直接材料单价与耗用、人工工时、制造费用分摊口径</ns0:t>
+            </ns0:r>
+          </ns0:p>
+        </ns0:tc>
+        <ns0:tc>
+          <ns0:tcPr>
+            <ns0:tcW ns0:type="dxa" ns0:w="1635"/>
+            <ns0:vAlign ns0:val="center"/>
+          </ns0:tcPr>
+          <ns0:p>
+            <ns0:pPr>
+              <ns0:keepNext ns0:val="0"/>
+              <ns0:keepLines/>
+              <ns0:pageBreakBefore ns0:val="0"/>
+              <ns0:widowControl/>
+              <ns0:spacing ns0:line="276" ns0:lineRule="auto" ns0:before="0" ns0:after="60"/>
+              <ns0:jc ns0:val="left"/>
+              <ns0:wordWrap ns0:val="0"/>
+            </ns0:pPr>
+            <ns0:r>
+              <ns0:rPr>
+                <ns0:rFonts ns0:ascii="Noto Sans SC" ns0:hAnsi="Noto Sans SC" ns0:eastAsia="Noto Sans SC"/>
+                <ns0:b ns0:val="0"/>
+                <ns0:color ns0:val="202D33"/>
+                <ns0:sz ns0:val="19"/>
+              </ns0:rPr>
+              <ns0:t>待分配</ns0:t>
+            </ns0:r>
+          </ns0:p>
+        </ns0:tc>
+        <ns0:tc>
+          <ns0:tcPr>
+            <ns0:tcW ns0:type="dxa" ns0:w="1635"/>
             <ns0:vAlign ns0:val="center"/>
           </ns0:tcPr>
           <ns0:p>
@@ -10800,27 +15442,53 @@
         </ns0:tc>
         <ns0:tc>
           <ns0:tcPr>
-            <ns0:tcW ns0:type="dxa" ns0:w="3269"/>
-            <ns0:vAlign ns0:val="center"/>
-          </ns0:tcPr>
-          <ns0:p>
-            <ns0:pPr>
-              <ns0:keepNext ns0:val="0"/>
-              <ns0:keepLines/>
-              <ns0:pageBreakBefore ns0:val="0"/>
-              <ns0:widowControl/>
-              <ns0:spacing ns0:line="276" ns0:lineRule="auto" ns0:before="0" ns0:after="60"/>
-              <ns0:jc ns0:val="left"/>
-              <ns0:wordWrap ns0:val="0"/>
-            </ns0:pPr>
-            <ns0:r>
-              <ns0:rPr>
-                <ns0:rFonts ns0:ascii="Noto Sans SC" ns0:hAnsi="Noto Sans SC" ns0:eastAsia="Noto Sans SC"/>
-                <ns0:b ns0:val="0"/>
-                <ns0:color ns0:val="202D33"/>
-                <ns0:sz ns0:val="19"/>
-              </ns0:rPr>
-              <ns0:t>报告完成后15个工作日内；待确认发送</ns0:t>
+            <ns0:tcW ns0:type="dxa" ns0:w="1635"/>
+            <ns0:vAlign ns0:val="center"/>
+          </ns0:tcPr>
+          <ns0:p>
+            <ns0:pPr>
+              <ns0:keepNext ns0:val="0"/>
+              <ns0:keepLines/>
+              <ns0:pageBreakBefore ns0:val="0"/>
+              <ns0:widowControl/>
+              <ns0:spacing ns0:line="276" ns0:lineRule="auto" ns0:before="0" ns0:after="60"/>
+              <ns0:jc ns0:val="left"/>
+              <ns0:wordWrap ns0:val="0"/>
+            </ns0:pPr>
+            <ns0:r>
+              <ns0:rPr>
+                <ns0:rFonts ns0:ascii="Noto Sans SC" ns0:hAnsi="Noto Sans SC" ns0:eastAsia="Noto Sans SC"/>
+                <ns0:b ns0:val="0"/>
+                <ns0:color ns0:val="202D33"/>
+                <ns0:sz ns0:val="19"/>
+              </ns0:rPr>
+              <ns0:t>本报告4号建议</ns0:t>
+            </ns0:r>
+          </ns0:p>
+        </ns0:tc>
+        <ns0:tc>
+          <ns0:tcPr>
+            <ns0:tcW ns0:type="dxa" ns0:w="1635"/>
+            <ns0:vAlign ns0:val="center"/>
+          </ns0:tcPr>
+          <ns0:p>
+            <ns0:pPr>
+              <ns0:keepNext ns0:val="0"/>
+              <ns0:keepLines/>
+              <ns0:pageBreakBefore ns0:val="0"/>
+              <ns0:widowControl/>
+              <ns0:spacing ns0:line="276" ns0:lineRule="auto" ns0:before="0" ns0:after="60"/>
+              <ns0:jc ns0:val="left"/>
+              <ns0:wordWrap ns0:val="0"/>
+            </ns0:pPr>
+            <ns0:r>
+              <ns0:rPr>
+                <ns0:rFonts ns0:ascii="Noto Sans SC" ns0:hAnsi="Noto Sans SC" ns0:eastAsia="Noto Sans SC"/>
+                <ns0:b ns0:val="0"/>
+                <ns0:color ns0:val="202D33"/>
+                <ns0:sz ns0:val="19"/>
+              </ns0:rPr>
+              <ns0:t>月度成本分析完成后15个工作日内（确认后经模拟RPA发送）</ns0:t>
             </ns0:r>
           </ns0:p>
         </ns0:tc>
@@ -10831,33 +15499,85 @@
         </ns0:trPr>
         <ns0:tc>
           <ns0:tcPr>
-            <ns0:tcW ns0:type="dxa" ns0:w="3269"/>
-            <ns0:vAlign ns0:val="center"/>
-          </ns0:tcPr>
-          <ns0:p>
-            <ns0:pPr>
-              <ns0:keepNext ns0:val="0"/>
-              <ns0:keepLines/>
-              <ns0:pageBreakBefore ns0:val="0"/>
-              <ns0:widowControl/>
-              <ns0:spacing ns0:line="276" ns0:lineRule="auto" ns0:before="0" ns0:after="60"/>
-              <ns0:jc ns0:val="left"/>
-              <ns0:wordWrap ns0:val="0"/>
-            </ns0:pPr>
-            <ns0:r>
-              <ns0:rPr>
-                <ns0:rFonts ns0:ascii="Noto Sans SC" ns0:hAnsi="Noto Sans SC" ns0:eastAsia="Noto Sans SC"/>
-                <ns0:b ns0:val="0"/>
-                <ns0:color ns0:val="202D33"/>
-                <ns0:sz ns0:val="19"/>
-              </ns0:rPr>
-              <ns0:t>5．采购部、生产部、财务部／待分配（姓名待分配）</ns0:t>
-            </ns0:r>
-          </ns0:p>
-        </ns0:tc>
-        <ns0:tc>
-          <ns0:tcPr>
-            <ns0:tcW ns0:type="dxa" ns0:w="3269"/>
+            <ns0:tcW ns0:type="dxa" ns0:w="1635"/>
+            <ns0:vAlign ns0:val="center"/>
+          </ns0:tcPr>
+          <ns0:p>
+            <ns0:pPr>
+              <ns0:keepNext ns0:val="0"/>
+              <ns0:keepLines/>
+              <ns0:pageBreakBefore ns0:val="0"/>
+              <ns0:widowControl/>
+              <ns0:spacing ns0:line="276" ns0:lineRule="auto" ns0:before="0" ns0:after="60"/>
+              <ns0:jc ns0:val="left"/>
+              <ns0:wordWrap ns0:val="0"/>
+            </ns0:pPr>
+            <ns0:r>
+              <ns0:rPr>
+                <ns0:rFonts ns0:ascii="Noto Sans SC" ns0:hAnsi="Noto Sans SC" ns0:eastAsia="Noto Sans SC"/>
+                <ns0:b ns0:val="0"/>
+                <ns0:color ns0:val="202D33"/>
+                <ns0:sz ns0:val="19"/>
+              </ns0:rPr>
+              <ns0:t>YH-6c6f7fde</ns0:t>
+            </ns0:r>
+          </ns0:p>
+        </ns0:tc>
+        <ns0:tc>
+          <ns0:tcPr>
+            <ns0:tcW ns0:type="dxa" ns0:w="1635"/>
+            <ns0:vAlign ns0:val="center"/>
+          </ns0:tcPr>
+          <ns0:p>
+            <ns0:pPr>
+              <ns0:keepNext ns0:val="0"/>
+              <ns0:keepLines/>
+              <ns0:pageBreakBefore ns0:val="0"/>
+              <ns0:widowControl/>
+              <ns0:spacing ns0:line="276" ns0:lineRule="auto" ns0:before="0" ns0:after="60"/>
+              <ns0:jc ns0:val="left"/>
+              <ns0:wordWrap ns0:val="0"/>
+            </ns0:pPr>
+            <ns0:r>
+              <ns0:rPr>
+                <ns0:rFonts ns0:ascii="Noto Sans SC" ns0:hAnsi="Noto Sans SC" ns0:eastAsia="Noto Sans SC"/>
+                <ns0:b ns0:val="0"/>
+                <ns0:color ns0:val="202D33"/>
+                <ns0:sz ns0:val="19"/>
+              </ns0:rPr>
+              <ns0:t>山茱萸本期与上期采购和批次耗用</ns0:t>
+            </ns0:r>
+          </ns0:p>
+        </ns0:tc>
+        <ns0:tc>
+          <ns0:tcPr>
+            <ns0:tcW ns0:type="dxa" ns0:w="1635"/>
+            <ns0:vAlign ns0:val="center"/>
+          </ns0:tcPr>
+          <ns0:p>
+            <ns0:pPr>
+              <ns0:keepNext ns0:val="0"/>
+              <ns0:keepLines/>
+              <ns0:pageBreakBefore ns0:val="0"/>
+              <ns0:widowControl/>
+              <ns0:spacing ns0:line="276" ns0:lineRule="auto" ns0:before="0" ns0:after="60"/>
+              <ns0:jc ns0:val="left"/>
+              <ns0:wordWrap ns0:val="0"/>
+            </ns0:pPr>
+            <ns0:r>
+              <ns0:rPr>
+                <ns0:rFonts ns0:ascii="Noto Sans SC" ns0:hAnsi="Noto Sans SC" ns0:eastAsia="Noto Sans SC"/>
+                <ns0:b ns0:val="0"/>
+                <ns0:color ns0:val="202D33"/>
+                <ns0:sz ns0:val="19"/>
+              </ns0:rPr>
+              <ns0:t>待分配</ns0:t>
+            </ns0:r>
+          </ns0:p>
+        </ns0:tc>
+        <ns0:tc>
+          <ns0:tcPr>
+            <ns0:tcW ns0:type="dxa" ns0:w="1635"/>
             <ns0:vAlign ns0:val="center"/>
           </ns0:tcPr>
           <ns0:p>
@@ -10883,27 +15603,53 @@
         </ns0:tc>
         <ns0:tc>
           <ns0:tcPr>
-            <ns0:tcW ns0:type="dxa" ns0:w="3269"/>
-            <ns0:vAlign ns0:val="center"/>
-          </ns0:tcPr>
-          <ns0:p>
-            <ns0:pPr>
-              <ns0:keepNext ns0:val="0"/>
-              <ns0:keepLines/>
-              <ns0:pageBreakBefore ns0:val="0"/>
-              <ns0:widowControl/>
-              <ns0:spacing ns0:line="276" ns0:lineRule="auto" ns0:before="0" ns0:after="60"/>
-              <ns0:jc ns0:val="left"/>
-              <ns0:wordWrap ns0:val="0"/>
-            </ns0:pPr>
-            <ns0:r>
-              <ns0:rPr>
-                <ns0:rFonts ns0:ascii="Noto Sans SC" ns0:hAnsi="Noto Sans SC" ns0:eastAsia="Noto Sans SC"/>
-                <ns0:b ns0:val="0"/>
-                <ns0:color ns0:val="202D33"/>
-                <ns0:sz ns0:val="19"/>
-              </ns0:rPr>
-              <ns0:t>提交本期成本复核结论前完成资料核对；由责任部门确认具体日期；待确认发送</ns0:t>
+            <ns0:tcW ns0:type="dxa" ns0:w="1635"/>
+            <ns0:vAlign ns0:val="center"/>
+          </ns0:tcPr>
+          <ns0:p>
+            <ns0:pPr>
+              <ns0:keepNext ns0:val="0"/>
+              <ns0:keepLines/>
+              <ns0:pageBreakBefore ns0:val="0"/>
+              <ns0:widowControl/>
+              <ns0:spacing ns0:line="276" ns0:lineRule="auto" ns0:before="0" ns0:after="60"/>
+              <ns0:jc ns0:val="left"/>
+              <ns0:wordWrap ns0:val="0"/>
+            </ns0:pPr>
+            <ns0:r>
+              <ns0:rPr>
+                <ns0:rFonts ns0:ascii="Noto Sans SC" ns0:hAnsi="Noto Sans SC" ns0:eastAsia="Noto Sans SC"/>
+                <ns0:b ns0:val="0"/>
+                <ns0:color ns0:val="202D33"/>
+                <ns0:sz ns0:val="19"/>
+              </ns0:rPr>
+              <ns0:t>本报告5号建议</ns0:t>
+            </ns0:r>
+          </ns0:p>
+        </ns0:tc>
+        <ns0:tc>
+          <ns0:tcPr>
+            <ns0:tcW ns0:type="dxa" ns0:w="1635"/>
+            <ns0:vAlign ns0:val="center"/>
+          </ns0:tcPr>
+          <ns0:p>
+            <ns0:pPr>
+              <ns0:keepNext ns0:val="0"/>
+              <ns0:keepLines/>
+              <ns0:pageBreakBefore ns0:val="0"/>
+              <ns0:widowControl/>
+              <ns0:spacing ns0:line="276" ns0:lineRule="auto" ns0:before="0" ns0:after="60"/>
+              <ns0:jc ns0:val="left"/>
+              <ns0:wordWrap ns0:val="0"/>
+            </ns0:pPr>
+            <ns0:r>
+              <ns0:rPr>
+                <ns0:rFonts ns0:ascii="Noto Sans SC" ns0:hAnsi="Noto Sans SC" ns0:eastAsia="Noto Sans SC"/>
+                <ns0:b ns0:val="0"/>
+                <ns0:color ns0:val="202D33"/>
+                <ns0:sz ns0:val="19"/>
+              </ns0:rPr>
+              <ns0:t>提交本期成本复核结论前完成资料核对；由责任部门确认具体日期（确认后经模拟RPA发送）</ns0:t>
             </ns0:r>
           </ns0:p>
         </ns0:tc>
@@ -10914,33 +15660,85 @@
         </ns0:trPr>
         <ns0:tc>
           <ns0:tcPr>
-            <ns0:tcW ns0:type="dxa" ns0:w="3269"/>
-            <ns0:vAlign ns0:val="center"/>
-          </ns0:tcPr>
-          <ns0:p>
-            <ns0:pPr>
-              <ns0:keepNext ns0:val="0"/>
-              <ns0:keepLines/>
-              <ns0:pageBreakBefore ns0:val="0"/>
-              <ns0:widowControl/>
-              <ns0:spacing ns0:line="276" ns0:lineRule="auto" ns0:before="0" ns0:after="60"/>
-              <ns0:jc ns0:val="left"/>
-              <ns0:wordWrap ns0:val="0"/>
-            </ns0:pPr>
-            <ns0:r>
-              <ns0:rPr>
-                <ns0:rFonts ns0:ascii="Noto Sans SC" ns0:hAnsi="Noto Sans SC" ns0:eastAsia="Noto Sans SC"/>
-                <ns0:b ns0:val="0"/>
-                <ns0:color ns0:val="202D33"/>
-                <ns0:sz ns0:val="19"/>
-              </ns0:rPr>
-              <ns0:t>6．生产部、人力资源部、财务部／待分配（姓名待分配）</ns0:t>
-            </ns0:r>
-          </ns0:p>
-        </ns0:tc>
-        <ns0:tc>
-          <ns0:tcPr>
-            <ns0:tcW ns0:type="dxa" ns0:w="3269"/>
+            <ns0:tcW ns0:type="dxa" ns0:w="1635"/>
+            <ns0:vAlign ns0:val="center"/>
+          </ns0:tcPr>
+          <ns0:p>
+            <ns0:pPr>
+              <ns0:keepNext ns0:val="0"/>
+              <ns0:keepLines/>
+              <ns0:pageBreakBefore ns0:val="0"/>
+              <ns0:widowControl/>
+              <ns0:spacing ns0:line="276" ns0:lineRule="auto" ns0:before="0" ns0:after="60"/>
+              <ns0:jc ns0:val="left"/>
+              <ns0:wordWrap ns0:val="0"/>
+            </ns0:pPr>
+            <ns0:r>
+              <ns0:rPr>
+                <ns0:rFonts ns0:ascii="Noto Sans SC" ns0:hAnsi="Noto Sans SC" ns0:eastAsia="Noto Sans SC"/>
+                <ns0:b ns0:val="0"/>
+                <ns0:color ns0:val="202D33"/>
+                <ns0:sz ns0:val="19"/>
+              </ns0:rPr>
+              <ns0:t>YH-649ef849</ns0:t>
+            </ns0:r>
+          </ns0:p>
+        </ns0:tc>
+        <ns0:tc>
+          <ns0:tcPr>
+            <ns0:tcW ns0:type="dxa" ns0:w="1635"/>
+            <ns0:vAlign ns0:val="center"/>
+          </ns0:tcPr>
+          <ns0:p>
+            <ns0:pPr>
+              <ns0:keepNext ns0:val="0"/>
+              <ns0:keepLines/>
+              <ns0:pageBreakBefore ns0:val="0"/>
+              <ns0:widowControl/>
+              <ns0:spacing ns0:line="276" ns0:lineRule="auto" ns0:before="0" ns0:after="60"/>
+              <ns0:jc ns0:val="left"/>
+              <ns0:wordWrap ns0:val="0"/>
+            </ns0:pPr>
+            <ns0:r>
+              <ns0:rPr>
+                <ns0:rFonts ns0:ascii="Noto Sans SC" ns0:hAnsi="Noto Sans SC" ns0:eastAsia="Noto Sans SC"/>
+                <ns0:b ns0:val="0"/>
+                <ns0:color ns0:val="202D33"/>
+                <ns0:sz ns0:val="19"/>
+              </ns0:rPr>
+              <ns0:t>本期与上期工时、工资组成和合格产量</ns0:t>
+            </ns0:r>
+          </ns0:p>
+        </ns0:tc>
+        <ns0:tc>
+          <ns0:tcPr>
+            <ns0:tcW ns0:type="dxa" ns0:w="1635"/>
+            <ns0:vAlign ns0:val="center"/>
+          </ns0:tcPr>
+          <ns0:p>
+            <ns0:pPr>
+              <ns0:keepNext ns0:val="0"/>
+              <ns0:keepLines/>
+              <ns0:pageBreakBefore ns0:val="0"/>
+              <ns0:widowControl/>
+              <ns0:spacing ns0:line="276" ns0:lineRule="auto" ns0:before="0" ns0:after="60"/>
+              <ns0:jc ns0:val="left"/>
+              <ns0:wordWrap ns0:val="0"/>
+            </ns0:pPr>
+            <ns0:r>
+              <ns0:rPr>
+                <ns0:rFonts ns0:ascii="Noto Sans SC" ns0:hAnsi="Noto Sans SC" ns0:eastAsia="Noto Sans SC"/>
+                <ns0:b ns0:val="0"/>
+                <ns0:color ns0:val="202D33"/>
+                <ns0:sz ns0:val="19"/>
+              </ns0:rPr>
+              <ns0:t>待分配</ns0:t>
+            </ns0:r>
+          </ns0:p>
+        </ns0:tc>
+        <ns0:tc>
+          <ns0:tcPr>
+            <ns0:tcW ns0:type="dxa" ns0:w="1635"/>
             <ns0:vAlign ns0:val="center"/>
           </ns0:tcPr>
           <ns0:p>
@@ -10966,27 +15764,53 @@
         </ns0:tc>
         <ns0:tc>
           <ns0:tcPr>
-            <ns0:tcW ns0:type="dxa" ns0:w="3269"/>
-            <ns0:vAlign ns0:val="center"/>
-          </ns0:tcPr>
-          <ns0:p>
-            <ns0:pPr>
-              <ns0:keepNext ns0:val="0"/>
-              <ns0:keepLines/>
-              <ns0:pageBreakBefore ns0:val="0"/>
-              <ns0:widowControl/>
-              <ns0:spacing ns0:line="276" ns0:lineRule="auto" ns0:before="0" ns0:after="60"/>
-              <ns0:jc ns0:val="left"/>
-              <ns0:wordWrap ns0:val="0"/>
-            </ns0:pPr>
-            <ns0:r>
-              <ns0:rPr>
-                <ns0:rFonts ns0:ascii="Noto Sans SC" ns0:hAnsi="Noto Sans SC" ns0:eastAsia="Noto Sans SC"/>
-                <ns0:b ns0:val="0"/>
-                <ns0:color ns0:val="202D33"/>
-                <ns0:sz ns0:val="19"/>
-              </ns0:rPr>
-              <ns0:t>提交本期成本复核结论前完成资料核对；由责任部门确认具体日期；待确认发送</ns0:t>
+            <ns0:tcW ns0:type="dxa" ns0:w="1635"/>
+            <ns0:vAlign ns0:val="center"/>
+          </ns0:tcPr>
+          <ns0:p>
+            <ns0:pPr>
+              <ns0:keepNext ns0:val="0"/>
+              <ns0:keepLines/>
+              <ns0:pageBreakBefore ns0:val="0"/>
+              <ns0:widowControl/>
+              <ns0:spacing ns0:line="276" ns0:lineRule="auto" ns0:before="0" ns0:after="60"/>
+              <ns0:jc ns0:val="left"/>
+              <ns0:wordWrap ns0:val="0"/>
+            </ns0:pPr>
+            <ns0:r>
+              <ns0:rPr>
+                <ns0:rFonts ns0:ascii="Noto Sans SC" ns0:hAnsi="Noto Sans SC" ns0:eastAsia="Noto Sans SC"/>
+                <ns0:b ns0:val="0"/>
+                <ns0:color ns0:val="202D33"/>
+                <ns0:sz ns0:val="19"/>
+              </ns0:rPr>
+              <ns0:t>本报告6号建议</ns0:t>
+            </ns0:r>
+          </ns0:p>
+        </ns0:tc>
+        <ns0:tc>
+          <ns0:tcPr>
+            <ns0:tcW ns0:type="dxa" ns0:w="1635"/>
+            <ns0:vAlign ns0:val="center"/>
+          </ns0:tcPr>
+          <ns0:p>
+            <ns0:pPr>
+              <ns0:keepNext ns0:val="0"/>
+              <ns0:keepLines/>
+              <ns0:pageBreakBefore ns0:val="0"/>
+              <ns0:widowControl/>
+              <ns0:spacing ns0:line="276" ns0:lineRule="auto" ns0:before="0" ns0:after="60"/>
+              <ns0:jc ns0:val="left"/>
+              <ns0:wordWrap ns0:val="0"/>
+            </ns0:pPr>
+            <ns0:r>
+              <ns0:rPr>
+                <ns0:rFonts ns0:ascii="Noto Sans SC" ns0:hAnsi="Noto Sans SC" ns0:eastAsia="Noto Sans SC"/>
+                <ns0:b ns0:val="0"/>
+                <ns0:color ns0:val="202D33"/>
+                <ns0:sz ns0:val="19"/>
+              </ns0:rPr>
+              <ns0:t>提交本期成本复核结论前完成资料核对；由责任部门确认具体日期（确认后经模拟RPA发送）</ns0:t>
             </ns0:r>
           </ns0:p>
         </ns0:tc>
@@ -10997,33 +15821,85 @@
         </ns0:trPr>
         <ns0:tc>
           <ns0:tcPr>
-            <ns0:tcW ns0:type="dxa" ns0:w="3269"/>
-            <ns0:vAlign ns0:val="center"/>
-          </ns0:tcPr>
-          <ns0:p>
-            <ns0:pPr>
-              <ns0:keepNext ns0:val="0"/>
-              <ns0:keepLines/>
-              <ns0:pageBreakBefore ns0:val="0"/>
-              <ns0:widowControl/>
-              <ns0:spacing ns0:line="276" ns0:lineRule="auto" ns0:before="0" ns0:after="60"/>
-              <ns0:jc ns0:val="left"/>
-              <ns0:wordWrap ns0:val="0"/>
-            </ns0:pPr>
-            <ns0:r>
-              <ns0:rPr>
-                <ns0:rFonts ns0:ascii="Noto Sans SC" ns0:hAnsi="Noto Sans SC" ns0:eastAsia="Noto Sans SC"/>
-                <ns0:b ns0:val="0"/>
-                <ns0:color ns0:val="202D33"/>
-                <ns0:sz ns0:val="19"/>
-              </ns0:rPr>
-              <ns0:t>7．设备部、财务部、生产部／待分配（姓名待分配）</ns0:t>
-            </ns0:r>
-          </ns0:p>
-        </ns0:tc>
-        <ns0:tc>
-          <ns0:tcPr>
-            <ns0:tcW ns0:type="dxa" ns0:w="3269"/>
+            <ns0:tcW ns0:type="dxa" ns0:w="1635"/>
+            <ns0:vAlign ns0:val="center"/>
+          </ns0:tcPr>
+          <ns0:p>
+            <ns0:pPr>
+              <ns0:keepNext ns0:val="0"/>
+              <ns0:keepLines/>
+              <ns0:pageBreakBefore ns0:val="0"/>
+              <ns0:widowControl/>
+              <ns0:spacing ns0:line="276" ns0:lineRule="auto" ns0:before="0" ns0:after="60"/>
+              <ns0:jc ns0:val="left"/>
+              <ns0:wordWrap ns0:val="0"/>
+            </ns0:pPr>
+            <ns0:r>
+              <ns0:rPr>
+                <ns0:rFonts ns0:ascii="Noto Sans SC" ns0:hAnsi="Noto Sans SC" ns0:eastAsia="Noto Sans SC"/>
+                <ns0:b ns0:val="0"/>
+                <ns0:color ns0:val="202D33"/>
+                <ns0:sz ns0:val="19"/>
+              </ns0:rPr>
+              <ns0:t>YH-93cc9c17</ns0:t>
+            </ns0:r>
+          </ns0:p>
+        </ns0:tc>
+        <ns0:tc>
+          <ns0:tcPr>
+            <ns0:tcW ns0:type="dxa" ns0:w="1635"/>
+            <ns0:vAlign ns0:val="center"/>
+          </ns0:tcPr>
+          <ns0:p>
+            <ns0:pPr>
+              <ns0:keepNext ns0:val="0"/>
+              <ns0:keepLines/>
+              <ns0:pageBreakBefore ns0:val="0"/>
+              <ns0:widowControl/>
+              <ns0:spacing ns0:line="276" ns0:lineRule="auto" ns0:before="0" ns0:after="60"/>
+              <ns0:jc ns0:val="left"/>
+              <ns0:wordWrap ns0:val="0"/>
+            </ns0:pPr>
+            <ns0:r>
+              <ns0:rPr>
+                <ns0:rFonts ns0:ascii="Noto Sans SC" ns0:hAnsi="Noto Sans SC" ns0:eastAsia="Noto Sans SC"/>
+                <ns0:b ns0:val="0"/>
+                <ns0:color ns0:val="202D33"/>
+                <ns0:sz ns0:val="19"/>
+              </ns0:rPr>
+              <ns0:t>本期费用分配、维修入账与设备运行</ns0:t>
+            </ns0:r>
+          </ns0:p>
+        </ns0:tc>
+        <ns0:tc>
+          <ns0:tcPr>
+            <ns0:tcW ns0:type="dxa" ns0:w="1635"/>
+            <ns0:vAlign ns0:val="center"/>
+          </ns0:tcPr>
+          <ns0:p>
+            <ns0:pPr>
+              <ns0:keepNext ns0:val="0"/>
+              <ns0:keepLines/>
+              <ns0:pageBreakBefore ns0:val="0"/>
+              <ns0:widowControl/>
+              <ns0:spacing ns0:line="276" ns0:lineRule="auto" ns0:before="0" ns0:after="60"/>
+              <ns0:jc ns0:val="left"/>
+              <ns0:wordWrap ns0:val="0"/>
+            </ns0:pPr>
+            <ns0:r>
+              <ns0:rPr>
+                <ns0:rFonts ns0:ascii="Noto Sans SC" ns0:hAnsi="Noto Sans SC" ns0:eastAsia="Noto Sans SC"/>
+                <ns0:b ns0:val="0"/>
+                <ns0:color ns0:val="202D33"/>
+                <ns0:sz ns0:val="19"/>
+              </ns0:rPr>
+              <ns0:t>待分配</ns0:t>
+            </ns0:r>
+          </ns0:p>
+        </ns0:tc>
+        <ns0:tc>
+          <ns0:tcPr>
+            <ns0:tcW ns0:type="dxa" ns0:w="1635"/>
             <ns0:vAlign ns0:val="center"/>
           </ns0:tcPr>
           <ns0:p>
@@ -11049,27 +15925,53 @@
         </ns0:tc>
         <ns0:tc>
           <ns0:tcPr>
-            <ns0:tcW ns0:type="dxa" ns0:w="3269"/>
-            <ns0:vAlign ns0:val="center"/>
-          </ns0:tcPr>
-          <ns0:p>
-            <ns0:pPr>
-              <ns0:keepNext ns0:val="0"/>
-              <ns0:keepLines/>
-              <ns0:pageBreakBefore ns0:val="0"/>
-              <ns0:widowControl/>
-              <ns0:spacing ns0:line="276" ns0:lineRule="auto" ns0:before="0" ns0:after="60"/>
-              <ns0:jc ns0:val="left"/>
-              <ns0:wordWrap ns0:val="0"/>
-            </ns0:pPr>
-            <ns0:r>
-              <ns0:rPr>
-                <ns0:rFonts ns0:ascii="Noto Sans SC" ns0:hAnsi="Noto Sans SC" ns0:eastAsia="Noto Sans SC"/>
-                <ns0:b ns0:val="0"/>
-                <ns0:color ns0:val="202D33"/>
-                <ns0:sz ns0:val="19"/>
-              </ns0:rPr>
-              <ns0:t>提交本期成本复核结论前完成资料核对；由责任部门确认具体日期；待确认发送</ns0:t>
+            <ns0:tcW ns0:type="dxa" ns0:w="1635"/>
+            <ns0:vAlign ns0:val="center"/>
+          </ns0:tcPr>
+          <ns0:p>
+            <ns0:pPr>
+              <ns0:keepNext ns0:val="0"/>
+              <ns0:keepLines/>
+              <ns0:pageBreakBefore ns0:val="0"/>
+              <ns0:widowControl/>
+              <ns0:spacing ns0:line="276" ns0:lineRule="auto" ns0:before="0" ns0:after="60"/>
+              <ns0:jc ns0:val="left"/>
+              <ns0:wordWrap ns0:val="0"/>
+            </ns0:pPr>
+            <ns0:r>
+              <ns0:rPr>
+                <ns0:rFonts ns0:ascii="Noto Sans SC" ns0:hAnsi="Noto Sans SC" ns0:eastAsia="Noto Sans SC"/>
+                <ns0:b ns0:val="0"/>
+                <ns0:color ns0:val="202D33"/>
+                <ns0:sz ns0:val="19"/>
+              </ns0:rPr>
+              <ns0:t>本报告7号建议</ns0:t>
+            </ns0:r>
+          </ns0:p>
+        </ns0:tc>
+        <ns0:tc>
+          <ns0:tcPr>
+            <ns0:tcW ns0:type="dxa" ns0:w="1635"/>
+            <ns0:vAlign ns0:val="center"/>
+          </ns0:tcPr>
+          <ns0:p>
+            <ns0:pPr>
+              <ns0:keepNext ns0:val="0"/>
+              <ns0:keepLines/>
+              <ns0:pageBreakBefore ns0:val="0"/>
+              <ns0:widowControl/>
+              <ns0:spacing ns0:line="276" ns0:lineRule="auto" ns0:before="0" ns0:after="60"/>
+              <ns0:jc ns0:val="left"/>
+              <ns0:wordWrap ns0:val="0"/>
+            </ns0:pPr>
+            <ns0:r>
+              <ns0:rPr>
+                <ns0:rFonts ns0:ascii="Noto Sans SC" ns0:hAnsi="Noto Sans SC" ns0:eastAsia="Noto Sans SC"/>
+                <ns0:b ns0:val="0"/>
+                <ns0:color ns0:val="202D33"/>
+                <ns0:sz ns0:val="19"/>
+              </ns0:rPr>
+              <ns0:t>提交本期成本复核结论前完成资料核对；由责任部门确认具体日期（确认后经模拟RPA发送）</ns0:t>
             </ns0:r>
           </ns0:p>
         </ns0:tc>
@@ -11080,33 +15982,85 @@
         </ns0:trPr>
         <ns0:tc>
           <ns0:tcPr>
-            <ns0:tcW ns0:type="dxa" ns0:w="3269"/>
-            <ns0:vAlign ns0:val="center"/>
-          </ns0:tcPr>
-          <ns0:p>
-            <ns0:pPr>
-              <ns0:keepNext ns0:val="0"/>
-              <ns0:keepLines/>
-              <ns0:pageBreakBefore ns0:val="0"/>
-              <ns0:widowControl/>
-              <ns0:spacing ns0:line="276" ns0:lineRule="auto" ns0:before="0" ns0:after="60"/>
-              <ns0:jc ns0:val="left"/>
-              <ns0:wordWrap ns0:val="0"/>
-            </ns0:pPr>
-            <ns0:r>
-              <ns0:rPr>
-                <ns0:rFonts ns0:ascii="Noto Sans SC" ns0:hAnsi="Noto Sans SC" ns0:eastAsia="Noto Sans SC"/>
-                <ns0:b ns0:val="0"/>
-                <ns0:color ns0:val="202D33"/>
-                <ns0:sz ns0:val="19"/>
-              </ns0:rPr>
-              <ns0:t>8．两厂财务部、生产部／待分配（姓名待分配）</ns0:t>
-            </ns0:r>
-          </ns0:p>
-        </ns0:tc>
-        <ns0:tc>
-          <ns0:tcPr>
-            <ns0:tcW ns0:type="dxa" ns0:w="3269"/>
+            <ns0:tcW ns0:type="dxa" ns0:w="1635"/>
+            <ns0:vAlign ns0:val="center"/>
+          </ns0:tcPr>
+          <ns0:p>
+            <ns0:pPr>
+              <ns0:keepNext ns0:val="0"/>
+              <ns0:keepLines/>
+              <ns0:pageBreakBefore ns0:val="0"/>
+              <ns0:widowControl/>
+              <ns0:spacing ns0:line="276" ns0:lineRule="auto" ns0:before="0" ns0:after="60"/>
+              <ns0:jc ns0:val="left"/>
+              <ns0:wordWrap ns0:val="0"/>
+            </ns0:pPr>
+            <ns0:r>
+              <ns0:rPr>
+                <ns0:rFonts ns0:ascii="Noto Sans SC" ns0:hAnsi="Noto Sans SC" ns0:eastAsia="Noto Sans SC"/>
+                <ns0:b ns0:val="0"/>
+                <ns0:color ns0:val="202D33"/>
+                <ns0:sz ns0:val="19"/>
+              </ns0:rPr>
+              <ns0:t>YH-e2abedb1</ns0:t>
+            </ns0:r>
+          </ns0:p>
+        </ns0:tc>
+        <ns0:tc>
+          <ns0:tcPr>
+            <ns0:tcW ns0:type="dxa" ns0:w="1635"/>
+            <ns0:vAlign ns0:val="center"/>
+          </ns0:tcPr>
+          <ns0:p>
+            <ns0:pPr>
+              <ns0:keepNext ns0:val="0"/>
+              <ns0:keepLines/>
+              <ns0:pageBreakBefore ns0:val="0"/>
+              <ns0:widowControl/>
+              <ns0:spacing ns0:line="276" ns0:lineRule="auto" ns0:before="0" ns0:after="60"/>
+              <ns0:jc ns0:val="left"/>
+              <ns0:wordWrap ns0:val="0"/>
+            </ns0:pPr>
+            <ns0:r>
+              <ns0:rPr>
+                <ns0:rFonts ns0:ascii="Noto Sans SC" ns0:hAnsi="Noto Sans SC" ns0:eastAsia="Noto Sans SC"/>
+                <ns0:b ns0:val="0"/>
+                <ns0:color ns0:val="202D33"/>
+                <ns0:sz ns0:val="19"/>
+              </ns0:rPr>
+              <ns0:t>两厂同规格产品成本归集、工时及费用分配</ns0:t>
+            </ns0:r>
+          </ns0:p>
+        </ns0:tc>
+        <ns0:tc>
+          <ns0:tcPr>
+            <ns0:tcW ns0:type="dxa" ns0:w="1635"/>
+            <ns0:vAlign ns0:val="center"/>
+          </ns0:tcPr>
+          <ns0:p>
+            <ns0:pPr>
+              <ns0:keepNext ns0:val="0"/>
+              <ns0:keepLines/>
+              <ns0:pageBreakBefore ns0:val="0"/>
+              <ns0:widowControl/>
+              <ns0:spacing ns0:line="276" ns0:lineRule="auto" ns0:before="0" ns0:after="60"/>
+              <ns0:jc ns0:val="left"/>
+              <ns0:wordWrap ns0:val="0"/>
+            </ns0:pPr>
+            <ns0:r>
+              <ns0:rPr>
+                <ns0:rFonts ns0:ascii="Noto Sans SC" ns0:hAnsi="Noto Sans SC" ns0:eastAsia="Noto Sans SC"/>
+                <ns0:b ns0:val="0"/>
+                <ns0:color ns0:val="202D33"/>
+                <ns0:sz ns0:val="19"/>
+              </ns0:rPr>
+              <ns0:t>待分配</ns0:t>
+            </ns0:r>
+          </ns0:p>
+        </ns0:tc>
+        <ns0:tc>
+          <ns0:tcPr>
+            <ns0:tcW ns0:type="dxa" ns0:w="1635"/>
             <ns0:vAlign ns0:val="center"/>
           </ns0:tcPr>
           <ns0:p>
@@ -11132,32 +16086,205 @@
         </ns0:tc>
         <ns0:tc>
           <ns0:tcPr>
-            <ns0:tcW ns0:type="dxa" ns0:w="3269"/>
-            <ns0:vAlign ns0:val="center"/>
-          </ns0:tcPr>
-          <ns0:p>
-            <ns0:pPr>
-              <ns0:keepNext ns0:val="0"/>
-              <ns0:keepLines/>
-              <ns0:pageBreakBefore ns0:val="0"/>
-              <ns0:widowControl/>
-              <ns0:spacing ns0:line="276" ns0:lineRule="auto" ns0:before="0" ns0:after="60"/>
-              <ns0:jc ns0:val="left"/>
-              <ns0:wordWrap ns0:val="0"/>
-            </ns0:pPr>
-            <ns0:r>
-              <ns0:rPr>
-                <ns0:rFonts ns0:ascii="Noto Sans SC" ns0:hAnsi="Noto Sans SC" ns0:eastAsia="Noto Sans SC"/>
-                <ns0:b ns0:val="0"/>
-                <ns0:color ns0:val="202D33"/>
-                <ns0:sz ns0:val="19"/>
-              </ns0:rPr>
-              <ns0:t>提交本期成本复核结论前完成资料核对；由责任部门确认具体日期；待确认发送</ns0:t>
+            <ns0:tcW ns0:type="dxa" ns0:w="1635"/>
+            <ns0:vAlign ns0:val="center"/>
+          </ns0:tcPr>
+          <ns0:p>
+            <ns0:pPr>
+              <ns0:keepNext ns0:val="0"/>
+              <ns0:keepLines/>
+              <ns0:pageBreakBefore ns0:val="0"/>
+              <ns0:widowControl/>
+              <ns0:spacing ns0:line="276" ns0:lineRule="auto" ns0:before="0" ns0:after="60"/>
+              <ns0:jc ns0:val="left"/>
+              <ns0:wordWrap ns0:val="0"/>
+            </ns0:pPr>
+            <ns0:r>
+              <ns0:rPr>
+                <ns0:rFonts ns0:ascii="Noto Sans SC" ns0:hAnsi="Noto Sans SC" ns0:eastAsia="Noto Sans SC"/>
+                <ns0:b ns0:val="0"/>
+                <ns0:color ns0:val="202D33"/>
+                <ns0:sz ns0:val="19"/>
+              </ns0:rPr>
+              <ns0:t>本报告8号建议</ns0:t>
+            </ns0:r>
+          </ns0:p>
+        </ns0:tc>
+        <ns0:tc>
+          <ns0:tcPr>
+            <ns0:tcW ns0:type="dxa" ns0:w="1635"/>
+            <ns0:vAlign ns0:val="center"/>
+          </ns0:tcPr>
+          <ns0:p>
+            <ns0:pPr>
+              <ns0:keepNext ns0:val="0"/>
+              <ns0:keepLines/>
+              <ns0:pageBreakBefore ns0:val="0"/>
+              <ns0:widowControl/>
+              <ns0:spacing ns0:line="276" ns0:lineRule="auto" ns0:before="0" ns0:after="60"/>
+              <ns0:jc ns0:val="left"/>
+              <ns0:wordWrap ns0:val="0"/>
+            </ns0:pPr>
+            <ns0:r>
+              <ns0:rPr>
+                <ns0:rFonts ns0:ascii="Noto Sans SC" ns0:hAnsi="Noto Sans SC" ns0:eastAsia="Noto Sans SC"/>
+                <ns0:b ns0:val="0"/>
+                <ns0:color ns0:val="202D33"/>
+                <ns0:sz ns0:val="19"/>
+              </ns0:rPr>
+              <ns0:t>提交本期成本复核结论前完成资料核对；由责任部门确认具体日期（确认后经模拟RPA发送）</ns0:t>
             </ns0:r>
           </ns0:p>
         </ns0:tc>
       </ns0:tr>
     </ns0:tbl>
+    <ns0:p>
+      <ns0:pPr>
+        <ns0:keepNext ns0:val="0"/>
+        <ns0:keepLines/>
+        <ns0:pageBreakBefore ns0:val="0"/>
+        <ns0:widowControl/>
+        <ns0:spacing ns0:line="331" ns0:lineRule="auto" ns0:before="0" ns0:after="140"/>
+        <ns0:ind ns0:firstLine="420"/>
+        <ns0:jc ns0:val="left"/>
+        <ns0:wordWrap ns0:val="0"/>
+      </ns0:pPr>
+      <ns0:r>
+        <ns0:rPr>
+          <ns0:rFonts ns0:ascii="Noto Sans SC" ns0:hAnsi="Noto Sans SC" ns0:eastAsia="Noto Sans SC"/>
+          <ns0:b ns0:val="0"/>
+          <ns0:color ns0:val="202D33"/>
+          <ns0:sz ns0:val="21"/>
+        </ns0:rPr>
+        <ns0:t>编制说明</ns0:t>
+      </ns0:r>
+    </ns0:p>
+    <ns0:p>
+      <ns0:pPr>
+        <ns0:keepNext ns0:val="0"/>
+        <ns0:keepLines/>
+        <ns0:pageBreakBefore ns0:val="0"/>
+        <ns0:widowControl/>
+        <ns0:spacing ns0:line="331" ns0:lineRule="auto" ns0:before="0" ns0:after="140"/>
+        <ns0:ind ns0:firstLine="420"/>
+        <ns0:jc ns0:val="left"/>
+        <ns0:wordWrap ns0:val="0"/>
+      </ns0:pPr>
+      <ns0:r>
+        <ns0:rPr>
+          <ns0:rFonts ns0:ascii="Noto Sans SC" ns0:hAnsi="Noto Sans SC" ns0:eastAsia="Noto Sans SC"/>
+          <ns0:b ns0:val="0"/>
+          <ns0:color ns0:val="202D33"/>
+          <ns0:sz ns0:val="21"/>
+        </ns0:rPr>
+        <ns0:t>本报告由成本智能分析系统自动生成，数据来源于ERP系统，分析文本由AI大模型结合行业知识库自动撰写。如有疑问请联系财务部。</ns0:t>
+      </ns0:r>
+    </ns0:p>
+    <ns0:p>
+      <ns0:pPr>
+        <ns0:keepNext ns0:val="0"/>
+        <ns0:keepLines/>
+        <ns0:pageBreakBefore ns0:val="0"/>
+        <ns0:widowControl/>
+        <ns0:spacing ns0:line="331" ns0:lineRule="auto" ns0:before="0" ns0:after="140"/>
+        <ns0:ind ns0:firstLine="420"/>
+        <ns0:jc ns0:val="left"/>
+        <ns0:wordWrap ns0:val="0"/>
+      </ns0:pPr>
+      <ns0:r>
+        <ns0:rPr>
+          <ns0:rFonts ns0:ascii="Noto Sans SC" ns0:hAnsi="Noto Sans SC" ns0:eastAsia="Noto Sans SC"/>
+          <ns0:b ns0:val="0"/>
+          <ns0:color ns0:val="202D33"/>
+          <ns0:sz ns0:val="21"/>
+        </ns0:rPr>
+        <ns0:t>知识库引用</ns0:t>
+      </ns0:r>
+    </ns0:p>
+    <ns0:p>
+      <ns0:pPr>
+        <ns0:keepNext ns0:val="0"/>
+        <ns0:keepLines/>
+        <ns0:pageBreakBefore ns0:val="0"/>
+        <ns0:widowControl/>
+        <ns0:spacing ns0:line="331" ns0:lineRule="auto" ns0:before="0" ns0:after="140"/>
+        <ns0:ind ns0:firstLine="420"/>
+        <ns0:jc ns0:val="left"/>
+        <ns0:wordWrap ns0:val="0"/>
+      </ns0:pPr>
+      <ns0:r>
+        <ns0:rPr>
+          <ns0:rFonts ns0:ascii="Noto Sans SC" ns0:hAnsi="Noto Sans SC" ns0:eastAsia="Noto Sans SC"/>
+          <ns0:b ns0:val="0"/>
+          <ns0:color ns0:val="202D33"/>
+          <ns0:sz ns0:val="21"/>
+        </ns0:rPr>
+        <ns0:t>产品配方：产品配方文档_六味地黄胶囊.pdf（第1页）</ns0:t>
+      </ns0:r>
+    </ns0:p>
+    <ns0:p>
+      <ns0:pPr>
+        <ns0:keepNext ns0:val="0"/>
+        <ns0:keepLines/>
+        <ns0:pageBreakBefore ns0:val="0"/>
+        <ns0:widowControl/>
+        <ns0:spacing ns0:line="331" ns0:lineRule="auto" ns0:before="0" ns0:after="140"/>
+        <ns0:ind ns0:firstLine="420"/>
+        <ns0:jc ns0:val="left"/>
+        <ns0:wordWrap ns0:val="0"/>
+      </ns0:pPr>
+      <ns0:r>
+        <ns0:rPr>
+          <ns0:rFonts ns0:ascii="Noto Sans SC" ns0:hAnsi="Noto Sans SC" ns0:eastAsia="Noto Sans SC"/>
+          <ns0:b ns0:val="0"/>
+          <ns0:color ns0:val="202D33"/>
+          <ns0:sz ns0:val="21"/>
+        </ns0:rPr>
+        <ns0:t>工艺路线：生产工艺文档_中药一厂.pdf（第4页）</ns0:t>
+      </ns0:r>
+    </ns0:p>
+    <ns0:p>
+      <ns0:pPr>
+        <ns0:keepNext ns0:val="0"/>
+        <ns0:keepLines/>
+        <ns0:pageBreakBefore ns0:val="0"/>
+        <ns0:widowControl/>
+        <ns0:spacing ns0:line="331" ns0:lineRule="auto" ns0:before="0" ns0:after="140"/>
+        <ns0:ind ns0:firstLine="420"/>
+        <ns0:jc ns0:val="left"/>
+        <ns0:wordWrap ns0:val="0"/>
+      </ns0:pPr>
+      <ns0:r>
+        <ns0:rPr>
+          <ns0:rFonts ns0:ascii="Noto Sans SC" ns0:hAnsi="Noto Sans SC" ns0:eastAsia="Noto Sans SC"/>
+          <ns0:b ns0:val="0"/>
+          <ns0:color ns0:val="202D33"/>
+          <ns0:sz ns0:val="21"/>
+        </ns0:rPr>
+        <ns0:t>GMP要求：GMP法规核心摘要_2010修订版.pdf（第3页）</ns0:t>
+      </ns0:r>
+    </ns0:p>
+    <ns0:p>
+      <ns0:pPr>
+        <ns0:keepNext ns0:val="0"/>
+        <ns0:keepLines/>
+        <ns0:pageBreakBefore ns0:val="0"/>
+        <ns0:widowControl/>
+        <ns0:spacing ns0:line="331" ns0:lineRule="auto" ns0:before="0" ns0:after="140"/>
+        <ns0:ind ns0:firstLine="420"/>
+        <ns0:jc ns0:val="left"/>
+        <ns0:wordWrap ns0:val="0"/>
+      </ns0:pPr>
+      <ns0:r>
+        <ns0:rPr>
+          <ns0:rFonts ns0:ascii="Noto Sans SC" ns0:hAnsi="Noto Sans SC" ns0:eastAsia="Noto Sans SC"/>
+          <ns0:b ns0:val="0"/>
+          <ns0:color ns0:val="202D33"/>
+          <ns0:sz ns0:val="21"/>
+        </ns0:rPr>
+        <ns0:t>行业基准：行业成本基准数据_2026（题包02_行业参考数据）（本期未检索到适用段落，待核）</ns0:t>
+      </ns0:r>
+    </ns0:p>
     <ns0:p>
       <ns0:pPr>
         <ns0:keepNext/>

--- a/药衡智析_增量源码交接/public_source_candidate/07_交付/delivery_20260921/六味地黄胶囊_2026-06.docx
+++ b/药衡智析_增量源码交接/public_source_candidate/07_交付/delivery_20260921/六味地黄胶囊_2026-06.docx
@@ -2646,25 +2646,13 @@
           <ns0:sz ns0:val="21"/>
           <ns0:szCs ns0:val="21"/>
         </ns0:rPr>
-        <ns0:sectPr>
-          <ns0:headerReference ns3:id="rId5" ns0:type="first"/>
-          <ns0:footerReference ns3:id="rId7" ns0:type="first"/>
-          <ns0:headerReference ns3:id="rId3" ns0:type="default"/>
-          <ns0:headerReference ns3:id="rId4" ns0:type="even"/>
-          <ns0:footerReference ns3:id="rId6" ns0:type="even"/>
-          <ns0:footerReference ns0:type="default" ns3:id="rId15"/>
-          <ns0:pgSz ns0:w="11906" ns0:h="16838"/>
-          <ns0:pgMar ns0:top="1440" ns0:right="1797" ns0:bottom="1440" ns0:left="1797" ns0:header="851" ns0:footer="992" ns0:gutter="0"/>
-          <ns0:pgNumType ns0:fmt="decimal"/>
-          <ns0:cols ns0:space="720" ns0:num="1"/>
-          <ns0:docGrid ns0:type="lines" ns0:linePitch="312" ns0:charSpace="0"/>
-        </ns0:sectPr>
       </ns0:pPr>
     </ns0:p>
     <ns0:p ns2:paraId="15E5B084">
       <ns0:bookmarkStart ns0:id="30000" ns0:name="YH_TOC"/>
       <ns0:pPr>
         <ns0:pStyle ns0:val="19"/>
+        <ns0:keepNext/>
         <ns0:spacing ns0:before="360" ns0:after="120" ns0:line="360" ns0:lineRule="auto"/>
         <ns0:jc ns0:val="center"/>
       </ns0:pPr>
@@ -2689,14 +2677,13 @@
     </ns0:p>
     <ns0:p>
       <ns0:pPr>
-        <ns0:pageBreakBefore/>
         <ns0:spacing ns0:after="20" ns0:before="20" ns0:line="312" ns0:lineRule="auto"/>
       </ns0:pPr>
       <ns0:r>
         <ns0:rPr>
           <ns0:sz ns0:val="21"/>
         </ns0:rPr>
-        <ns0:t xml:space="preserve">　一、封面与基本信息　·　第7页</ns0:t>
+        <ns0:t xml:space="preserve">　一、封面与基本信息　·　第5页</ns0:t>
       </ns0:r>
     </ns0:p>
     <ns0:p>
@@ -2707,7 +2694,7 @@
         <ns0:rPr>
           <ns0:sz ns0:val="21"/>
         </ns0:rPr>
-        <ns0:t xml:space="preserve">　二、总成本概览　·　第7页</ns0:t>
+        <ns0:t xml:space="preserve">　二、总成本概览　·　第5页</ns0:t>
       </ns0:r>
     </ns0:p>
     <ns0:p>
@@ -2740,7 +2727,7 @@
         <ns0:rPr>
           <ns0:sz ns0:val="21"/>
         </ns0:rPr>
-        <ns0:t xml:space="preserve">　三、成本要素明细分析　·　第9页</ns0:t>
+        <ns0:t xml:space="preserve">　三、成本要素明细分析　·　第7页</ns0:t>
       </ns0:r>
     </ns0:p>
     <ns0:p>
@@ -2806,7 +2793,7 @@
         <ns0:rPr>
           <ns0:sz ns0:val="21"/>
         </ns0:rPr>
-        <ns0:t xml:space="preserve">　四、重点产品专项分析　·　第12页</ns0:t>
+        <ns0:t xml:space="preserve">　四、重点产品专项分析　·　第10页</ns0:t>
       </ns0:r>
     </ns0:p>
     <ns0:p>
@@ -2850,7 +2837,7 @@
         <ns0:rPr>
           <ns0:sz ns0:val="21"/>
         </ns0:rPr>
-        <ns0:t xml:space="preserve">　五、对标分析　·　第13页</ns0:t>
+        <ns0:t xml:space="preserve">　五、对标分析　·　第11页</ns0:t>
       </ns0:r>
     </ns0:p>
     <ns0:p>
@@ -2894,7 +2881,7 @@
         <ns0:rPr>
           <ns0:sz ns0:val="21"/>
         </ns0:rPr>
-        <ns0:t xml:space="preserve">　六、总结与建议　·　第14页</ns0:t>
+        <ns0:t xml:space="preserve">　六、总结与建议　·　第12页</ns0:t>
       </ns0:r>
     </ns0:p>
     <ns0:p>
@@ -2940,56 +2927,6 @@
         </ns0:rPr>
         <ns0:t xml:space="preserve">　　6.4 整改任务清单（自动生成）</ns0:t>
       </ns0:r>
-    </ns0:p>
-    <ns0:p>
-      <ns0:r>
-        <ns0:fldChar ns0:fldCharType="begin"/>
-      </ns0:r>
-      <ns0:r>
-        <ns0:instrText xml:space="preserve"> TOC \o "1-4" \h \z \u </ns0:instrText>
-      </ns0:r>
-      <ns0:r>
-        <ns0:fldChar ns0:fldCharType="separate"/>
-      </ns0:r>
-      <ns0:r>
-        <ns0:t xml:space="preserve">（右键点击此处 → 更新域 → 更新整个目录）</ns0:t>
-      </ns0:r>
-      <ns0:r>
-        <ns0:fldChar ns0:fldCharType="end"/>
-      </ns0:r>
-    </ns0:p>
-    <ns0:p ns2:paraId="63D1E5E1">
-      <ns0:pPr>
-        <ns0:spacing ns0:before="320" ns0:after="120" ns0:line="288" ns0:lineRule="auto"/>
-        <ns0:ind ns0:left="0"/>
-        <ns0:jc ns0:val="left"/>
-        <ns0:outlineLvl ns0:val="1"/>
-        <ns0:rPr>
-          <ns0:rFonts ns0:ascii="Arial" ns0:hAnsi="Arial" ns0:eastAsia="等线" ns0:cs="Arial"/>
-          <ns0:b/>
-          <ns0:sz ns0:val="32"/>
-        </ns0:rPr>
-        <ns0:sectPr>
-          <ns0:headerReference ns3:id="rId8" ns0:type="default"/>
-          <ns0:footerReference ns3:id="rId9" ns0:type="default"/>
-          <ns0:pgSz ns0:w="11905" ns0:h="16840"/>
-          <ns0:pgNumType ns0:fmt="decimal"/>
-          <ns0:cols ns0:space="720" ns0:num="1"/>
-        </ns0:sectPr>
-      </ns0:pPr>
-      <ns0:bookmarkStart ns0:id="9" ns0:name="heading_0"/>
-    </ns0:p>
-    <ns0:bookmarkEnd ns0:id="9"/>
-    <ns0:p ns2:paraId="0C43A0D7">
-      <ns0:pPr>
-        <ns0:spacing ns0:before="120" ns0:after="120" ns0:line="288" ns0:lineRule="auto"/>
-        <ns0:ind ns0:left="0"/>
-        <ns0:jc ns0:val="left"/>
-        <ns0:rPr>
-          <ns0:rFonts ns0:hint="default" ns0:eastAsia="宋体"/>
-          <ns0:lang ns0:val="en-US" ns0:eastAsia="zh-CN"/>
-        </ns0:rPr>
-      </ns0:pPr>
     </ns0:p>
     <ns0:p>
       <ns0:bookmarkStart ns0:id="10130" ns0:name="YH_c282ade0_130"/>
@@ -3025,6 +2962,7 @@
     <ns0:p>
       <ns0:bookmarkStart ns0:id="31000" ns0:name="YH_SEC_0"/>
       <ns0:pPr>
+        <ns0:pageBreakBefore/>
         <ns0:spacing ns0:line="360" ns0:lineRule="auto"/>
         <ns0:outlineLvl ns0:val="1"/>
       </ns0:pPr>
@@ -5945,7 +5883,7 @@
         <ns0:br/>
         <ns0:t xml:space="preserve">提取收率变化可能影响每盒材料耗用；现有工艺文档给出控制要求，尚不能证明本期实际收率下降。需将批次投料和合格产出与上期对照核查。</ns0:t>
         <ns0:br/>
-        <ns0:t xml:space="preserve">直接材料总成本口径：本期4﻿3﻿7﻿1﻿5﻿0﻿.﻿0﻿0﻿元，基期5﻿1﻿5﻿6﻿0﻿0﻿.﻿0﻿0﻿元，环比-﻿1﻿5﻿.﻿2﻿2﻿%。直接材料单位成本较上月下降，可能与药材采购价回落或投料批次收率改善有关。山茱萸库存周期性强，大小年波动明显，其价格回落可能带动单位材料成本下降，可能性中等。熟地黄受产地加工成本影响逐年上涨，与材料成本同比上升及超预算方向一致，可能推高本期对基期与预算的偏差，可能性中等。尚不能确认具体是采购单价变动还是单耗变动主导，需核查对应月份采购合同台账与批生产记录。</ns0:t>
+        <ns0:t xml:space="preserve">直接材料总成本口径：本期4﻿3﻿7﻿1﻿5﻿0﻿.﻿0﻿0﻿元，基期5﻿1﻿5﻿6﻿0﻿0﻿.﻿0﻿0﻿元，环比-﻿1﻿5﻿.﻿2﻿2﻿%。直接材料单位成本可能因山茱萸、熟地黄等药材采购价格回落而下降，配方文档记载山茱萸库存周期性强、波动明显，方向与此一致，可能性中等。也可能因投料收率改善或包装材料采购单价下降，可能性较低。尚需以采购与批次记录验证。</ns0:t>
       </ns0:r>
       <ns0:bookmarkEnd ns0:id="10242"/>
     </ns0:p>
@@ -6383,7 +6321,7 @@
     </ns0:p>
     <ns0:p>
       <ns0:r>
-        <ns0:t>直接人工总成本口径：本期7﻿2﻿8﻿0﻿0﻿.﻿0﻿0﻿元，基期8﻿4﻿8﻿0﻿0﻿.﻿0﻿0﻿元，环比-﻿1﻿4﻿.﻿1﻿5﻿%。直接人工总额较上月下降，可能与产量下降带来的用工减少有关。工艺文档给出各工序定员与单粒人工标准，若期间实际排产按定员执行，产量收缩可能使用工总量随之减少，可能性中等偏低。单位人工成本略有下降，可能与批量生产摊薄人工有关，可能性较低。尚不能确认实际工时与标准工时的偏差，需核查期间车间工时台账。</ns0:t>
+        <ns0:t>直接人工总成本口径：本期7﻿2﻿8﻿0﻿0﻿.﻿0﻿0﻿元，基期8﻿4﻿8﻿0﻿0﻿.﻿0﻿0﻿元，环比-﻿1﻿4﻿.﻿1﻿5﻿%。直接人工总额可能随产量下降而减少，产量收缩会直接压减计件与工时投入，工艺文档按工序核定操作定员与单粒人工，方向与此一致，可能性较高。也可能因期间排班调整或工序定员优化，可能性较低。尚需以工时记录验证。</ns0:t>
       </ns0:r>
     </ns0:p>
     <ns0:p>
@@ -6986,7 +6924,7 @@
     </ns0:p>
     <ns0:p>
       <ns0:r>
-        <ns0:t>制造费用总成本口径：本期1﻿0﻿5﻿0﻿0﻿0﻿.﻿0﻿0﻿元，基期1﻿2﻿3﻿2﻿0﻿0﻿.﻿0﻿0﻿元，环比-﻿1﻿4﻿.﻿7﻿7﻿%。现有证据不足以确认原因；需补充并核查：期间制造费用明细台账、期间制造费用分配凭证、期间设备折旧与能耗计量记录。</ns0:t>
+        <ns0:t>制造费用总成本口径：本期1﻿0﻿5﻿0﻿0﻿0﻿.﻿0﻿0﻿元，基期1﻿2﻿3﻿2﻿0﻿0﻿.﻿0﻿0﻿元，环比-﻿1﻿4﻿.﻿7﻿7﻿%。制造费用总额可能随产量下降而减少，但单位制造费用同步下降，说明费用总额降幅可能大于产量降幅，可能存在设备维护、能耗等可控费用减少，可能性中等。也可能因费用分摊口径调整，可能性较低。尚需以费用明细台账验证。</ns0:t>
       </ns0:r>
     </ns0:p>
     <ns0:p>
@@ -8084,7 +8022,6 @@
     <ns0:p>
       <ns0:bookmarkStart ns0:id="31013" ns0:name="YH_SEC_13"/>
       <ns0:pPr>
-        <ns0:pageBreakBefore/>
         <ns0:spacing ns0:line="360" ns0:lineRule="auto"/>
         <ns0:outlineLvl ns0:val="2"/>
       </ns0:pPr>
@@ -9794,7 +9731,7 @@
           <ns0:b ns0:val="0"/>
           <ns0:sz ns0:val="22"/>
         </ns0:rPr>
-        <ns0:t xml:space="preserve">跨厂比较方向：中药一厂−中药二厂，以中药二厂为分母。比较限制：总成本对比受产量影响，不能作为单位效率结论；文档原因证据由报告检索流程补充；仅表内数值不能证明因果。现有证据不足以确认原因；需补充并核查：中药二厂六味地黄胶囊同期直接材料单位成本明细、中药二厂六味地黄胶囊同期直接人工单位成本明细、中药二厂六味地黄胶囊同期制造费用分摊明细、两厂对应月份主要药材采购合同台账、两厂同期批生产记录与收率检验报告。数据边界：中药二厂明细：合成演示数据：数值按题包二厂成本汇总精确校准（结构比例取自一厂），非真实二厂经营明细。</ns0:t>
+        <ns0:t xml:space="preserve">跨厂比较方向：中药一厂−中药二厂，以中药二厂为分母。比较限制：总成本对比受产量影响，不能作为单位效率结论；文档原因证据由报告检索流程补充；仅表内数值不能证明因果。现有证据不足以确认原因；需补充并核查：中药二厂同期六味地黄胶囊成本要素明细、中药二厂对应车间期间批生产记录、两厂同期药材采购合同台账。数据边界：中药二厂明细：合成演示数据：数值按题包二厂成本汇总精确校准（结构比例取自一厂），非真实二厂经营明细。</ns0:t>
       </ns0:r>
       <ns0:bookmarkEnd ns0:id="10320"/>
     </ns0:p>
@@ -10084,61 +10021,61 @@
                 <ns0:b ns0:val="0"/>
                 <ns0:sz ns0:val="18"/>
               </ns0:rPr>
-              <ns0:t>调取期间各药材采购合同台账与批生产记录，把直接材料单位成本变动拆分为采购单价影响与单耗影响</ns0:t>
-            </ns0:r>
-          </ns0:p>
-        </ns0:tc>
-        <ns0:tc>
-          <ns0:tcPr>
-            <ns0:tcW ns0:type="dxa" ns0:w="1504"/>
-            <ns0:vAlign ns0:val="center"/>
-          </ns0:tcPr>
-          <ns0:p>
-            <ns0:pPr>
-              <ns0:jc ns0:val="left"/>
-            </ns0:pPr>
-            <ns0:r>
-              <ns0:rPr>
-                <ns0:b ns0:val="0"/>
-                <ns0:sz ns0:val="18"/>
-              </ns0:rPr>
-              <ns0:t>采购部与生产部</ns0:t>
-            </ns0:r>
-          </ns0:p>
-        </ns0:tc>
-        <ns0:tc>
-          <ns0:tcPr>
-            <ns0:tcW ns0:type="dxa" ns0:w="1504"/>
-            <ns0:vAlign ns0:val="center"/>
-          </ns0:tcPr>
-          <ns0:p>
-            <ns0:pPr>
-              <ns0:jc ns0:val="left"/>
-            </ns0:pPr>
-            <ns0:r>
-              <ns0:rPr>
-                <ns0:b ns0:val="0"/>
-                <ns0:sz ns0:val="18"/>
-              </ns0:rPr>
-              <ns0:t>高</ns0:t>
-            </ns0:r>
-          </ns0:p>
-        </ns0:tc>
-        <ns0:tc>
-          <ns0:tcPr>
-            <ns0:tcW ns0:type="dxa" ns0:w="1504"/>
-            <ns0:vAlign ns0:val="center"/>
-          </ns0:tcPr>
-          <ns0:p>
-            <ns0:pPr>
-              <ns0:jc ns0:val="left"/>
-            </ns0:pPr>
-            <ns0:r>
-              <ns0:rPr>
-                <ns0:b ns0:val="0"/>
-                <ns0:sz ns0:val="18"/>
-              </ns0:rPr>
-              <ns0:t>期间药材采购合同台账、期间批生产投料记录</ns0:t>
+              <ns0:t>调取山茱萸、熟地黄等主要药材近期采购合同台账，比对采购单价与投料单耗，确认材料单位成本下降来源</ns0:t>
+            </ns0:r>
+          </ns0:p>
+        </ns0:tc>
+        <ns0:tc>
+          <ns0:tcPr>
+            <ns0:tcW ns0:type="dxa" ns0:w="1504"/>
+            <ns0:vAlign ns0:val="center"/>
+          </ns0:tcPr>
+          <ns0:p>
+            <ns0:pPr>
+              <ns0:jc ns0:val="left"/>
+            </ns0:pPr>
+            <ns0:r>
+              <ns0:rPr>
+                <ns0:b ns0:val="0"/>
+                <ns0:sz ns0:val="18"/>
+              </ns0:rPr>
+              <ns0:t>采购部与财务部</ns0:t>
+            </ns0:r>
+          </ns0:p>
+        </ns0:tc>
+        <ns0:tc>
+          <ns0:tcPr>
+            <ns0:tcW ns0:type="dxa" ns0:w="1504"/>
+            <ns0:vAlign ns0:val="center"/>
+          </ns0:tcPr>
+          <ns0:p>
+            <ns0:pPr>
+              <ns0:jc ns0:val="left"/>
+            </ns0:pPr>
+            <ns0:r>
+              <ns0:rPr>
+                <ns0:b ns0:val="0"/>
+                <ns0:sz ns0:val="18"/>
+              </ns0:rPr>
+              <ns0:t>中</ns0:t>
+            </ns0:r>
+          </ns0:p>
+        </ns0:tc>
+        <ns0:tc>
+          <ns0:tcPr>
+            <ns0:tcW ns0:type="dxa" ns0:w="1504"/>
+            <ns0:vAlign ns0:val="center"/>
+          </ns0:tcPr>
+          <ns0:p>
+            <ns0:pPr>
+              <ns0:jc ns0:val="left"/>
+            </ns0:pPr>
+            <ns0:r>
+              <ns0:rPr>
+                <ns0:b ns0:val="0"/>
+                <ns0:sz ns0:val="18"/>
+              </ns0:rPr>
+              <ns0:t>对应月份药材采购合同台账、对应车间期间领料投料明细</ns0:t>
             </ns0:r>
           </ns0:p>
         </ns0:tc>
@@ -10197,25 +10134,25 @@
                 <ns0:b ns0:val="0"/>
                 <ns0:sz ns0:val="18"/>
               </ns0:rPr>
-              <ns0:t>比对期间实际工时台账与工序定员标准，确认人工总额下降主要来自产量收缩还是工时效率变化</ns0:t>
-            </ns0:r>
-          </ns0:p>
-        </ns0:tc>
-        <ns0:tc>
-          <ns0:tcPr>
-            <ns0:tcW ns0:type="dxa" ns0:w="1504"/>
-            <ns0:vAlign ns0:val="center"/>
-          </ns0:tcPr>
-          <ns0:p>
-            <ns0:pPr>
-              <ns0:jc ns0:val="left"/>
-            </ns0:pPr>
-            <ns0:r>
-              <ns0:rPr>
-                <ns0:b ns0:val="0"/>
-                <ns0:sz ns0:val="18"/>
-              </ns0:rPr>
-              <ns0:t>生产部</ns0:t>
+              <ns0:t>核对期间各工序工时记录与排班台账，区分产量效应与单位工时成本变动</ns0:t>
+            </ns0:r>
+          </ns0:p>
+        </ns0:tc>
+        <ns0:tc>
+          <ns0:tcPr>
+            <ns0:tcW ns0:type="dxa" ns0:w="1504"/>
+            <ns0:vAlign ns0:val="center"/>
+          </ns0:tcPr>
+          <ns0:p>
+            <ns0:pPr>
+              <ns0:jc ns0:val="left"/>
+            </ns0:pPr>
+            <ns0:r>
+              <ns0:rPr>
+                <ns0:b ns0:val="0"/>
+                <ns0:sz ns0:val="18"/>
+              </ns0:rPr>
+              <ns0:t>生产部与人力资源部</ns0:t>
             </ns0:r>
           </ns0:p>
         </ns0:tc>
@@ -10251,7 +10188,7 @@
                 <ns0:b ns0:val="0"/>
                 <ns0:sz ns0:val="18"/>
               </ns0:rPr>
-              <ns0:t>期间车间工时台账、期间排班记录明细</ns0:t>
+              <ns0:t>对应车间期间工序工时记录、对应月份排班与定员台账</ns0:t>
             </ns0:r>
           </ns0:p>
         </ns0:tc>
@@ -10310,25 +10247,25 @@
                 <ns0:b ns0:val="0"/>
                 <ns0:sz ns0:val="18"/>
               </ns0:rPr>
-              <ns0:t>调取期间制造费用明细台账与分配凭证，区分固定费用与变动费用并核对分摊口径</ns0:t>
-            </ns0:r>
-          </ns0:p>
-        </ns0:tc>
-        <ns0:tc>
-          <ns0:tcPr>
-            <ns0:tcW ns0:type="dxa" ns0:w="1504"/>
-            <ns0:vAlign ns0:val="center"/>
-          </ns0:tcPr>
-          <ns0:p>
-            <ns0:pPr>
-              <ns0:jc ns0:val="left"/>
-            </ns0:pPr>
-            <ns0:r>
-              <ns0:rPr>
-                <ns0:b ns0:val="0"/>
-                <ns0:sz ns0:val="18"/>
-              </ns0:rPr>
-              <ns0:t>财务部</ns0:t>
+              <ns0:t>拆分期间制造费用明细，识别维护、能耗、折旧等项目的变动来源并复核分摊口径</ns0:t>
+            </ns0:r>
+          </ns0:p>
+        </ns0:tc>
+        <ns0:tc>
+          <ns0:tcPr>
+            <ns0:tcW ns0:type="dxa" ns0:w="1504"/>
+            <ns0:vAlign ns0:val="center"/>
+          </ns0:tcPr>
+          <ns0:p>
+            <ns0:pPr>
+              <ns0:jc ns0:val="left"/>
+            </ns0:pPr>
+            <ns0:r>
+              <ns0:rPr>
+                <ns0:b ns0:val="0"/>
+                <ns0:sz ns0:val="18"/>
+              </ns0:rPr>
+              <ns0:t>财务部与设备部</ns0:t>
             </ns0:r>
           </ns0:p>
         </ns0:tc>
@@ -10364,7 +10301,7 @@
                 <ns0:b ns0:val="0"/>
                 <ns0:sz ns0:val="18"/>
               </ns0:rPr>
-              <ns0:t>期间制造费用明细台账、期间制造费用分配凭证</ns0:t>
+              <ns0:t>对应月份制造费用明细台账、对应车间设备维护与能耗计量记录</ns0:t>
             </ns0:r>
           </ns0:p>
         </ns0:tc>
@@ -10423,25 +10360,25 @@
                 <ns0:b ns0:val="0"/>
                 <ns0:sz ns0:val="18"/>
               </ns0:rPr>
-              <ns0:t>建立两厂同口径成本要素对账，逐项比对药材采购单价工时单耗与费用分摊口径，经批准后再评估工艺或质量控制调整</ns0:t>
-            </ns0:r>
-          </ns0:p>
-        </ns0:tc>
-        <ns0:tc>
-          <ns0:tcPr>
-            <ns0:tcW ns0:type="dxa" ns0:w="1504"/>
-            <ns0:vAlign ns0:val="center"/>
-          </ns0:tcPr>
-          <ns0:p>
-            <ns0:pPr>
-              <ns0:jc ns0:val="left"/>
-            </ns0:pPr>
-            <ns0:r>
-              <ns0:rPr>
-                <ns0:b ns0:val="0"/>
-                <ns0:sz ns0:val="18"/>
-              </ns0:rPr>
-              <ns0:t>财务部</ns0:t>
+              <ns0:t>由集团统一调取两厂同期同口径成本明细与采购台账，比较单位材料、人工与费用差异来源</ns0:t>
+            </ns0:r>
+          </ns0:p>
+        </ns0:tc>
+        <ns0:tc>
+          <ns0:tcPr>
+            <ns0:tcW ns0:type="dxa" ns0:w="1504"/>
+            <ns0:vAlign ns0:val="center"/>
+          </ns0:tcPr>
+          <ns0:p>
+            <ns0:pPr>
+              <ns0:jc ns0:val="left"/>
+            </ns0:pPr>
+            <ns0:r>
+              <ns0:rPr>
+                <ns0:b ns0:val="0"/>
+                <ns0:sz ns0:val="18"/>
+              </ns0:rPr>
+              <ns0:t>集团财务部</ns0:t>
             </ns0:r>
           </ns0:p>
         </ns0:tc>
@@ -10477,7 +10414,7 @@
                 <ns0:b ns0:val="0"/>
                 <ns0:sz ns0:val="18"/>
               </ns0:rPr>
-              <ns0:t>中药二厂期间成本明细台账、两厂期间采购合同台账</ns0:t>
+              <ns0:t>中药二厂同期六味地黄胶囊成本要素明细、两厂同期药材采购合同台账</ns0:t>
             </ns0:r>
           </ns0:p>
         </ns0:tc>
@@ -11143,25 +11080,25 @@
                 <ns0:b ns0:val="0"/>
                 <ns0:sz ns0:val="18"/>
               </ns0:rPr>
-              <ns0:t>YH-96bbeb07</ns0:t>
-            </ns0:r>
-          </ns0:p>
-        </ns0:tc>
-        <ns0:tc>
-          <ns0:tcPr>
-            <ns0:tcW ns0:type="dxa" ns0:w="1504"/>
-            <ns0:vAlign ns0:val="center"/>
-          </ns0:tcPr>
-          <ns0:p>
-            <ns0:pPr>
-              <ns0:jc ns0:val="left"/>
-            </ns0:pPr>
-            <ns0:r>
-              <ns0:rPr>
-                <ns0:b ns0:val="0"/>
-                <ns0:sz ns0:val="18"/>
-              </ns0:rPr>
-              <ns0:t>期间熟地黄山茱萸等主要药材采购单价与单位产品投料耗用</ns0:t>
+              <ns0:t>YH-7fc4dff2</ns0:t>
+            </ns0:r>
+          </ns0:p>
+        </ns0:tc>
+        <ns0:tc>
+          <ns0:tcPr>
+            <ns0:tcW ns0:type="dxa" ns0:w="1504"/>
+            <ns0:vAlign ns0:val="center"/>
+          </ns0:tcPr>
+          <ns0:p>
+            <ns0:pPr>
+              <ns0:jc ns0:val="left"/>
+            </ns0:pPr>
+            <ns0:r>
+              <ns0:rPr>
+                <ns0:b ns0:val="0"/>
+                <ns0:sz ns0:val="18"/>
+              </ns0:rPr>
+              <ns0:t>六味地黄胶囊主要药材的采购单价与单位耗用</ns0:t>
             </ns0:r>
           </ns0:p>
         </ns0:tc>
@@ -11197,7 +11134,7 @@
                 <ns0:b ns0:val="0"/>
                 <ns0:sz ns0:val="18"/>
               </ns0:rPr>
-              <ns0:t>高</ns0:t>
+              <ns0:t>中</ns0:t>
             </ns0:r>
           </ns0:p>
         </ns0:tc>
@@ -11256,25 +11193,25 @@
                 <ns0:b ns0:val="0"/>
                 <ns0:sz ns0:val="18"/>
               </ns0:rPr>
-              <ns0:t>YH-aae3f398</ns0:t>
-            </ns0:r>
-          </ns0:p>
-        </ns0:tc>
-        <ns0:tc>
-          <ns0:tcPr>
-            <ns0:tcW ns0:type="dxa" ns0:w="1504"/>
-            <ns0:vAlign ns0:val="center"/>
-          </ns0:tcPr>
-          <ns0:p>
-            <ns0:pPr>
-              <ns0:jc ns0:val="left"/>
-            </ns0:pPr>
-            <ns0:r>
-              <ns0:rPr>
-                <ns0:b ns0:val="0"/>
-                <ns0:sz ns0:val="18"/>
-              </ns0:rPr>
-              <ns0:t>期间各工序实际工时与标准工时对比</ns0:t>
+              <ns0:t>YH-73e0a1a9</ns0:t>
+            </ns0:r>
+          </ns0:p>
+        </ns0:tc>
+        <ns0:tc>
+          <ns0:tcPr>
+            <ns0:tcW ns0:type="dxa" ns0:w="1504"/>
+            <ns0:vAlign ns0:val="center"/>
+          </ns0:tcPr>
+          <ns0:p>
+            <ns0:pPr>
+              <ns0:jc ns0:val="left"/>
+            </ns0:pPr>
+            <ns0:r>
+              <ns0:rPr>
+                <ns0:b ns0:val="0"/>
+                <ns0:sz ns0:val="18"/>
+              </ns0:rPr>
+              <ns0:t>直接人工总额下降中产量效应与工时效率的占比</ns0:t>
             </ns0:r>
           </ns0:p>
         </ns0:tc>
@@ -11369,25 +11306,25 @@
                 <ns0:b ns0:val="0"/>
                 <ns0:sz ns0:val="18"/>
               </ns0:rPr>
-              <ns0:t>YH-5edff021</ns0:t>
-            </ns0:r>
-          </ns0:p>
-        </ns0:tc>
-        <ns0:tc>
-          <ns0:tcPr>
-            <ns0:tcW ns0:type="dxa" ns0:w="1504"/>
-            <ns0:vAlign ns0:val="center"/>
-          </ns0:tcPr>
-          <ns0:p>
-            <ns0:pPr>
-              <ns0:jc ns0:val="left"/>
-            </ns0:pPr>
-            <ns0:r>
-              <ns0:rPr>
-                <ns0:b ns0:val="0"/>
-                <ns0:sz ns0:val="18"/>
-              </ns0:rPr>
-              <ns0:t>期间制造费用各明细科目金额与分摊依据</ns0:t>
+              <ns0:t>YH-87a9e9db</ns0:t>
+            </ns0:r>
+          </ns0:p>
+        </ns0:tc>
+        <ns0:tc>
+          <ns0:tcPr>
+            <ns0:tcW ns0:type="dxa" ns0:w="1504"/>
+            <ns0:vAlign ns0:val="center"/>
+          </ns0:tcPr>
+          <ns0:p>
+            <ns0:pPr>
+              <ns0:jc ns0:val="left"/>
+            </ns0:pPr>
+            <ns0:r>
+              <ns0:rPr>
+                <ns0:b ns0:val="0"/>
+                <ns0:sz ns0:val="18"/>
+              </ns0:rPr>
+              <ns0:t>制造费用总额与单位成本同步下降的费用构成原因</ns0:t>
             </ns0:r>
           </ns0:p>
         </ns0:tc>
@@ -11482,25 +11419,25 @@
                 <ns0:b ns0:val="0"/>
                 <ns0:sz ns0:val="18"/>
               </ns0:rPr>
-              <ns0:t>YH-1f964625</ns0:t>
-            </ns0:r>
-          </ns0:p>
-        </ns0:tc>
-        <ns0:tc>
-          <ns0:tcPr>
-            <ns0:tcW ns0:type="dxa" ns0:w="1504"/>
-            <ns0:vAlign ns0:val="center"/>
-          </ns0:tcPr>
-          <ns0:p>
-            <ns0:pPr>
-              <ns0:jc ns0:val="left"/>
-            </ns0:pPr>
-            <ns0:r>
-              <ns0:rPr>
-                <ns0:b ns0:val="0"/>
-                <ns0:sz ns0:val="18"/>
-              </ns0:rPr>
-              <ns0:t>两厂期间单位成本各要素的同口径明细对比</ns0:t>
+              <ns0:t>YH-a444b5be</ns0:t>
+            </ns0:r>
+          </ns0:p>
+        </ns0:tc>
+        <ns0:tc>
+          <ns0:tcPr>
+            <ns0:tcW ns0:type="dxa" ns0:w="1504"/>
+            <ns0:vAlign ns0:val="center"/>
+          </ns0:tcPr>
+          <ns0:p>
+            <ns0:pPr>
+              <ns0:jc ns0:val="left"/>
+            </ns0:pPr>
+            <ns0:r>
+              <ns0:rPr>
+                <ns0:b ns0:val="0"/>
+                <ns0:sz ns0:val="18"/>
+              </ns0:rPr>
+              <ns0:t>跨厂单位成本差异中采购价、工艺收率与费用分摊的各自贡献</ns0:t>
             </ns0:r>
           </ns0:p>
         </ns0:tc>
@@ -12102,7 +12039,12 @@
     </ns0:p>
     <ns0:p>
       <ns0:r>
-        <ns0:t>本期检索到但未被正文直接引用的证据（候选依据 5 条）：</ns0:t>
+        <ns0:t>· GMP法规核心摘要_2010修订版.pdf · 相关章节 · 第3页</ns0:t>
+      </ns0:r>
+    </ns0:p>
+    <ns0:p>
+      <ns0:r>
+        <ns0:t>本期检索到但未被正文直接引用的证据（候选依据 4 条）：</ns0:t>
       </ns0:r>
     </ns0:p>
     <ns0:p>
@@ -12122,11 +12064,6 @@
     </ns0:p>
     <ns0:p>
       <ns0:r>
-        <ns0:t>· GMP法规核心摘要_2010修订版.pdf · 相关章节 · 第3页</ns0:t>
-      </ns0:r>
-    </ns0:p>
-    <ns0:p>
-      <ns0:r>
         <ns0:t>· 产品配方文档_六味地黄胶囊.pdf · 一、产品基本信息 · 第1页</ns0:t>
       </ns0:r>
     </ns0:p>
@@ -12137,6 +12074,7 @@
     </ns0:p>
     <ns0:sectPr>
       <ns0:footerReference ns3:id="rId10" ns0:type="default"/>
+      <ns0:headerReference ns0:type="default" ns3:id="rId15"/>
       <ns0:pgSz ns0:w="11905" ns0:h="16840"/>
       <ns0:pgNumType ns0:fmt="decimal"/>
       <ns0:cols ns0:space="720" ns0:num="1"/>
@@ -12167,42 +12105,7 @@
 
 <file path=word/footer3.xml><?xml version="1.0" encoding="utf-8"?>
 <ns0:ftr xmlns:ns0="http://schemas.openxmlformats.org/wordprocessingml/2006/main" xmlns:ns1="http://schemas.openxmlformats.org/markup-compatibility/2006" xmlns:ns2="http://schemas.microsoft.com/office/word/2010/wordml" ns1:Ignorable="w14 w15 wp14">
-  <ns0:p>
-    <ns0:pPr>
-      <ns0:jc ns0:val="center"/>
-    </ns0:pPr>
-    <ns0:r>
-      <ns0:rPr>
-        <ns0:rFonts ns0:ascii="Noto Sans SC" ns0:hAnsi="Noto Sans SC"/>
-        <ns0:sz ns0:val="18"/>
-      </ns0:rPr>
-      <ns0:t>第</ns0:t>
-    </ns0:r>
-    <ns0:fldSimple ns0:instr="PAGE">
-      <ns0:r>
-        <ns0:t>1</ns0:t>
-      </ns0:r>
-    </ns0:fldSimple>
-    <ns0:r>
-      <ns0:rPr>
-        <ns0:rFonts ns0:ascii="Noto Sans SC" ns0:hAnsi="Noto Sans SC"/>
-        <ns0:sz ns0:val="18"/>
-      </ns0:rPr>
-      <ns0:t>页共</ns0:t>
-    </ns0:r>
-    <ns0:fldSimple ns0:instr="NUMPAGES">
-      <ns0:r>
-        <ns0:t>1</ns0:t>
-      </ns0:r>
-    </ns0:fldSimple>
-    <ns0:r>
-      <ns0:rPr>
-        <ns0:rFonts ns0:ascii="Noto Sans SC" ns0:hAnsi="Noto Sans SC"/>
-        <ns0:sz ns0:val="18"/>
-      </ns0:rPr>
-      <ns0:t>页</ns0:t>
-    </ns0:r>
-  </ns0:p>
+  <ns0:p ns2:paraId="5D2F0F5B"/>
 </ns0:ftr>
 </file>
 
@@ -12245,47 +12148,6 @@
     </ns0:r>
   </ns0:p>
 </ns0:ftr>
-</file>
-
-<file path=word/footer5.xml><?xml version="1.0" encoding="utf-8"?>
-<w:ftr xmlns:m="http://schemas.openxmlformats.org/officeDocument/2006/math" xmlns:mc="http://schemas.openxmlformats.org/markup-compatibility/2006" xmlns:mo="http://schemas.microsoft.com/office/mac/office/2008/main" xmlns:mv="urn:schemas-microsoft-com:mac:vml" xmlns:o="urn:schemas-microsoft-com:office:office" xmlns:r="http://schemas.openxmlformats.org/officeDocument/2006/relationships" xmlns:v="urn:schemas-microsoft-com:vml" xmlns:w10="urn:schemas-microsoft-com:office:word" xmlns:w14="http://schemas.microsoft.com/office/word/2010/wordml" xmlns:w="http://schemas.openxmlformats.org/wordprocessingml/2006/main" xmlns:wne="http://schemas.microsoft.com/office/word/2006/wordml" xmlns:wp14="http://schemas.microsoft.com/office/word/2010/wordprocessingDrawing" xmlns:wp="http://schemas.openxmlformats.org/drawingml/2006/wordprocessingDrawing" xmlns:wpc="http://schemas.microsoft.com/office/word/2010/wordprocessingCanvas" xmlns:wpg="http://schemas.microsoft.com/office/word/2010/wordprocessingGroup" xmlns:wpi="http://schemas.microsoft.com/office/word/2010/wordprocessingInk" xmlns:wps="http://schemas.microsoft.com/office/word/2010/wordprocessingShape" mc:Ignorable="w14 wp14">
-  <w:p>
-    <w:pPr>
-      <w:jc w:val="center"/>
-    </w:pPr>
-    <w:r>
-      <w:rPr>
-        <w:rFonts w:ascii="Noto Sans SC" w:hAnsi="Noto Sans SC"/>
-        <w:sz w:val="18"/>
-      </w:rPr>
-      <w:t>第</w:t>
-    </w:r>
-    <w:fldSimple w:instr="PAGE">
-      <w:r>
-        <w:t>1</w:t>
-      </w:r>
-    </w:fldSimple>
-    <w:r>
-      <w:rPr>
-        <w:rFonts w:ascii="Noto Sans SC" w:hAnsi="Noto Sans SC"/>
-        <w:sz w:val="18"/>
-      </w:rPr>
-      <w:t>页共</w:t>
-    </w:r>
-    <w:fldSimple w:instr="NUMPAGES">
-      <w:r>
-        <w:t>1</w:t>
-      </w:r>
-    </w:fldSimple>
-    <w:r>
-      <w:rPr>
-        <w:rFonts w:ascii="Noto Sans SC" w:hAnsi="Noto Sans SC"/>
-        <w:sz w:val="18"/>
-      </w:rPr>
-      <w:t>页</w:t>
-    </w:r>
-  </w:p>
-</w:ftr>
 </file>
 
 <file path=word/header1.xml><?xml version="1.0" encoding="utf-8"?>
@@ -12541,6 +12403,16 @@
     </ns0:r>
   </ns0:p>
 </ns0:hdr>
+</file>
+
+<file path=word/header5.xml><?xml version="1.0" encoding="utf-8"?>
+<w:hdr xmlns:m="http://schemas.openxmlformats.org/officeDocument/2006/math" xmlns:mc="http://schemas.openxmlformats.org/markup-compatibility/2006" xmlns:mo="http://schemas.microsoft.com/office/mac/office/2008/main" xmlns:mv="urn:schemas-microsoft-com:mac:vml" xmlns:o="urn:schemas-microsoft-com:office:office" xmlns:r="http://schemas.openxmlformats.org/officeDocument/2006/relationships" xmlns:v="urn:schemas-microsoft-com:vml" xmlns:w10="urn:schemas-microsoft-com:office:word" xmlns:w14="http://schemas.microsoft.com/office/word/2010/wordml" xmlns:w="http://schemas.openxmlformats.org/wordprocessingml/2006/main" xmlns:wne="http://schemas.microsoft.com/office/word/2006/wordml" xmlns:wp14="http://schemas.microsoft.com/office/word/2010/wordprocessingDrawing" xmlns:wp="http://schemas.openxmlformats.org/drawingml/2006/wordprocessingDrawing" xmlns:wpc="http://schemas.microsoft.com/office/word/2010/wordprocessingCanvas" xmlns:wpg="http://schemas.microsoft.com/office/word/2010/wordprocessingGroup" xmlns:wpi="http://schemas.microsoft.com/office/word/2010/wordprocessingInk" xmlns:wps="http://schemas.microsoft.com/office/word/2010/wordprocessingShape" mc:Ignorable="w14 wp14">
+  <w:p>
+    <w:pPr>
+      <w:pStyle w:val="Header"/>
+    </w:pPr>
+  </w:p>
+</w:hdr>
 </file>
 
 <file path=word/numbering.xml><?xml version="1.0" encoding="utf-8"?>
